--- a/src/Layers/W1/BaseApp/Sales/Reports/SalespersonSalesStatisticsBody.docx
+++ b/src/Layers/W1/BaseApp/Sales/Reports/SalespersonSalesStatisticsBody.docx
@@ -25,6 +25,9 @@
           </w:tcPr>
           <w:sdt>
             <w:sdtPr>
+              <w:rPr>
+                <w:rFonts w:asciiTheme="minorHAnsi" w:hAnsiTheme="minorHAnsi"/>
+              </w:rPr>
               <w:alias w:val="#Nav: /Salesperson_Purchaser/STRSUBSTNO_Text000_PeriodText_"/>
               <w:tag w:val="#Nav: Salesperson_Sales_Statistics/114"/>
               <w:id w:val="-1740623112"/>
@@ -37,9 +40,14 @@
             <w:sdtContent>
               <w:p>
                 <w:pPr>
-                  <w:pStyle w:val="BCLabel"/>
+                  <w:rPr>
+                    <w:rFonts w:asciiTheme="minorHAnsi" w:hAnsiTheme="minorHAnsi"/>
+                  </w:rPr>
                 </w:pPr>
                 <w:r>
+                  <w:rPr>
+                    <w:rFonts w:asciiTheme="minorHAnsi" w:hAnsiTheme="minorHAnsi"/>
+                  </w:rPr>
                   <w:t>STRSUBSTNO_Text000_PeriodText_</w:t>
                 </w:r>
               </w:p>
@@ -69,9 +77,6 @@
             </w:sdtPr>
             <w:sdtContent>
               <w:p>
-                <w:pPr>
-                  <w:pStyle w:val="NoSpacing"/>
-                </w:pPr>
                 <w:proofErr w:type="spellStart"/>
                 <w:r>
                   <w:t>AmountsInLCYLabel</w:t>
@@ -104,9 +109,6 @@
                 <w:tcW w:w="5000" w:type="pct"/>
               </w:tcPr>
               <w:p>
-                <w:pPr>
-                  <w:pStyle w:val="NoSpacing"/>
-                </w:pPr>
                 <w:r>
                   <w:t>Salesperson_Purchaser__TABLECAPTION__________</w:t>
                 </w:r>
@@ -142,9 +144,6 @@
                 <w:tcW w:w="5000" w:type="pct"/>
               </w:tcPr>
               <w:p>
-                <w:pPr>
-                  <w:pStyle w:val="NoSpacing"/>
-                </w:pPr>
                 <w:r>
                   <w:t>Cust__Ledger_Entry__TABLECAPTION__________</w:t>
                 </w:r>
@@ -173,12 +172,12 @@
         <w:gridCol w:w="1714"/>
         <w:gridCol w:w="1714"/>
         <w:gridCol w:w="1714"/>
+        <w:gridCol w:w="1968"/>
+        <w:gridCol w:w="1460"/>
         <w:gridCol w:w="1714"/>
         <w:gridCol w:w="1714"/>
-        <w:gridCol w:w="1714"/>
-        <w:gridCol w:w="1714"/>
-        <w:gridCol w:w="1714"/>
-        <w:gridCol w:w="1714"/>
+        <w:gridCol w:w="1412"/>
+        <w:gridCol w:w="2016"/>
       </w:tblGrid>
       <w:tr>
         <w:trPr>
@@ -187,11 +186,11 @@
         </w:trPr>
         <w:tc>
           <w:tcPr>
-            <w:tcW w:w="1710" w:type="dxa"/>
+            <w:tcW w:w="1714" w:type="dxa"/>
             <w:tcBorders>
-              <w:bottom w:val="single" w:color="auto" w:sz="4" w:space="0"/>
+              <w:bottom w:val="single" w:sz="4" w:space="0" w:color="auto"/>
             </w:tcBorders>
-            <w:vAlign w:val="bottom"/>
+            <w:vAlign w:val="top"/>
           </w:tcPr>
           <w:sdt>
             <w:sdtPr>
@@ -206,9 +205,6 @@
             </w:sdtPr>
             <w:sdtContent>
               <w:p>
-                <w:pPr>
-                  <w:pStyle w:val="BCLabel"/>
-                </w:pPr>
                 <w:proofErr w:type="spellStart"/>
                 <w:r>
                   <w:t>CodeLabel</w:t>
@@ -232,15 +228,15 @@
           <w:sdtContent>
             <w:tc>
               <w:tcPr>
-                <w:tcW w:w="1711" w:type="dxa"/>
+                <w:tcW w:w="1714" w:type="dxa"/>
                 <w:tcBorders>
-                  <w:bottom w:val="single" w:color="auto" w:sz="4" w:space="0"/>
+                  <w:bottom w:val="single" w:sz="4" w:space="0" w:color="auto"/>
                 </w:tcBorders>
-                <w:vAlign w:val="bottom"/>
+                <w:vAlign w:val="top"/>
               </w:tcPr>
               <w:p>
                 <w:pPr>
-                  <w:pStyle w:val="BCLabelNumber"/>
+                  <w:jc w:val="right"/>
                 </w:pPr>
                 <w:proofErr w:type="spellStart"/>
                 <w:r>
@@ -265,15 +261,15 @@
           <w:sdtContent>
             <w:tc>
               <w:tcPr>
-                <w:tcW w:w="1711" w:type="dxa"/>
+                <w:tcW w:w="1714" w:type="dxa"/>
                 <w:tcBorders>
-                  <w:bottom w:val="single" w:color="auto" w:sz="4" w:space="0"/>
+                  <w:bottom w:val="single" w:sz="4" w:space="0" w:color="auto"/>
                 </w:tcBorders>
-                <w:vAlign w:val="bottom"/>
+                <w:vAlign w:val="top"/>
               </w:tcPr>
               <w:p>
                 <w:pPr>
-                  <w:pStyle w:val="BCLabelNumber"/>
+                  <w:jc w:val="right"/>
                 </w:pPr>
                 <w:proofErr w:type="spellStart"/>
                 <w:r>
@@ -298,15 +294,14 @@
           <w:sdtContent>
             <w:tc>
               <w:tcPr>
-                <w:tcW w:w="1711" w:type="dxa"/>
+                <w:tcW w:w="1968" w:type="dxa"/>
                 <w:tcBorders>
-                  <w:bottom w:val="single" w:color="auto" w:sz="4" w:space="0"/>
+                  <w:bottom w:val="single" w:sz="4" w:space="0" w:color="auto"/>
                 </w:tcBorders>
-                <w:vAlign w:val="bottom"/>
+                <w:vAlign w:val="top"/>
               </w:tcPr>
               <w:p>
                 <w:pPr>
-                  <w:pStyle w:val="BCLabelNumber"/>
                   <w:jc w:val="right"/>
                 </w:pPr>
                 <w:proofErr w:type="spellStart"/>
@@ -332,15 +327,14 @@
           <w:sdtContent>
             <w:tc>
               <w:tcPr>
-                <w:tcW w:w="1711" w:type="dxa"/>
+                <w:tcW w:w="1460" w:type="dxa"/>
                 <w:tcBorders>
-                  <w:bottom w:val="single" w:color="auto" w:sz="4" w:space="0"/>
+                  <w:bottom w:val="single" w:sz="4" w:space="0" w:color="auto"/>
                 </w:tcBorders>
-                <w:vAlign w:val="bottom"/>
+                <w:vAlign w:val="top"/>
               </w:tcPr>
               <w:p>
                 <w:pPr>
-                  <w:pStyle w:val="BCLabelNumber"/>
                   <w:jc w:val="right"/>
                 </w:pPr>
                 <w:proofErr w:type="spellStart"/>
@@ -366,15 +360,14 @@
           <w:sdtContent>
             <w:tc>
               <w:tcPr>
-                <w:tcW w:w="1711" w:type="dxa"/>
+                <w:tcW w:w="1714" w:type="dxa"/>
                 <w:tcBorders>
-                  <w:bottom w:val="single" w:color="auto" w:sz="4" w:space="0"/>
+                  <w:bottom w:val="single" w:sz="4" w:space="0" w:color="auto"/>
                 </w:tcBorders>
-                <w:vAlign w:val="bottom"/>
+                <w:vAlign w:val="top"/>
               </w:tcPr>
               <w:p>
                 <w:pPr>
-                  <w:pStyle w:val="BCLabelNumber"/>
                   <w:jc w:val="right"/>
                 </w:pPr>
                 <w:proofErr w:type="spellStart"/>
@@ -400,15 +393,14 @@
           <w:sdtContent>
             <w:tc>
               <w:tcPr>
-                <w:tcW w:w="1711" w:type="dxa"/>
+                <w:tcW w:w="1714" w:type="dxa"/>
                 <w:tcBorders>
-                  <w:bottom w:val="single" w:color="auto" w:sz="4" w:space="0"/>
+                  <w:bottom w:val="single" w:sz="4" w:space="0" w:color="auto"/>
                 </w:tcBorders>
-                <w:vAlign w:val="bottom"/>
+                <w:vAlign w:val="top"/>
               </w:tcPr>
               <w:p>
                 <w:pPr>
-                  <w:pStyle w:val="BCLabelNumber"/>
                   <w:jc w:val="right"/>
                 </w:pPr>
                 <w:proofErr w:type="spellStart"/>
@@ -434,15 +426,14 @@
           <w:sdtContent>
             <w:tc>
               <w:tcPr>
-                <w:tcW w:w="1711" w:type="dxa"/>
+                <w:tcW w:w="1412" w:type="dxa"/>
                 <w:tcBorders>
-                  <w:bottom w:val="single" w:color="auto" w:sz="4" w:space="0"/>
+                  <w:bottom w:val="single" w:sz="4" w:space="0" w:color="auto"/>
                 </w:tcBorders>
-                <w:vAlign w:val="bottom"/>
+                <w:vAlign w:val="top"/>
               </w:tcPr>
               <w:p>
                 <w:pPr>
-                  <w:pStyle w:val="BCLabelNumber"/>
                   <w:jc w:val="right"/>
                 </w:pPr>
                 <w:proofErr w:type="spellStart"/>
@@ -468,15 +459,14 @@
           <w:sdtContent>
             <w:tc>
               <w:tcPr>
-                <w:tcW w:w="1711" w:type="dxa"/>
+                <w:tcW w:w="2016" w:type="dxa"/>
                 <w:tcBorders>
-                  <w:bottom w:val="single" w:color="auto" w:sz="4" w:space="0"/>
+                  <w:bottom w:val="single" w:sz="4" w:space="0" w:color="auto"/>
                 </w:tcBorders>
-                <w:vAlign w:val="bottom"/>
+                <w:vAlign w:val="top"/>
               </w:tcPr>
               <w:p>
                 <w:pPr>
-                  <w:pStyle w:val="BCLabelNumber"/>
                   <w:jc w:val="right"/>
                 </w:pPr>
                 <w:proofErr w:type="spellStart"/>
@@ -496,128 +486,88 @@
         </w:trPr>
         <w:tc>
           <w:tcPr>
-            <w:tcW w:w="1710" w:type="dxa"/>
+            <w:tcW w:w="1714" w:type="dxa"/>
             <w:tcBorders>
-              <w:top w:val="single" w:color="auto" w:sz="4" w:space="0"/>
+              <w:top w:val="single" w:sz="4" w:space="0" w:color="auto"/>
             </w:tcBorders>
           </w:tcPr>
-          <w:p>
-            <w:pPr>
-              <w:pStyle w:val="NoSpacing"/>
-            </w:pPr>
-          </w:p>
+          <w:p/>
         </w:tc>
         <w:tc>
           <w:tcPr>
-            <w:tcW w:w="1711" w:type="dxa"/>
+            <w:tcW w:w="1714" w:type="dxa"/>
             <w:tcBorders>
-              <w:top w:val="single" w:color="auto" w:sz="4" w:space="0"/>
+              <w:top w:val="single" w:sz="4" w:space="0" w:color="auto"/>
             </w:tcBorders>
           </w:tcPr>
-          <w:p>
-            <w:pPr>
-              <w:pStyle w:val="NoSpacing"/>
-            </w:pPr>
-          </w:p>
+          <w:p/>
         </w:tc>
         <w:tc>
           <w:tcPr>
-            <w:tcW w:w="1711" w:type="dxa"/>
+            <w:tcW w:w="1714" w:type="dxa"/>
             <w:tcBorders>
-              <w:top w:val="single" w:color="auto" w:sz="4" w:space="0"/>
+              <w:top w:val="single" w:sz="4" w:space="0" w:color="auto"/>
             </w:tcBorders>
           </w:tcPr>
-          <w:p>
-            <w:pPr>
-              <w:pStyle w:val="NoSpacing"/>
-            </w:pPr>
-          </w:p>
+          <w:p/>
         </w:tc>
         <w:tc>
           <w:tcPr>
-            <w:tcW w:w="1711" w:type="dxa"/>
+            <w:tcW w:w="1968" w:type="dxa"/>
             <w:tcBorders>
-              <w:top w:val="single" w:color="auto" w:sz="4" w:space="0"/>
+              <w:top w:val="single" w:sz="4" w:space="0" w:color="auto"/>
             </w:tcBorders>
           </w:tcPr>
-          <w:p>
-            <w:pPr>
-              <w:pStyle w:val="BCNumber"/>
-              <w:jc w:val="right"/>
-            </w:pPr>
-          </w:p>
+          <w:p/>
         </w:tc>
         <w:tc>
           <w:tcPr>
-            <w:tcW w:w="1711" w:type="dxa"/>
+            <w:tcW w:w="1460" w:type="dxa"/>
             <w:tcBorders>
-              <w:top w:val="single" w:color="auto" w:sz="4" w:space="0"/>
+              <w:top w:val="single" w:sz="4" w:space="0" w:color="auto"/>
             </w:tcBorders>
           </w:tcPr>
-          <w:p>
-            <w:pPr>
-              <w:pStyle w:val="NoSpacing"/>
-            </w:pPr>
-          </w:p>
+          <w:p/>
         </w:tc>
         <w:tc>
           <w:tcPr>
-            <w:tcW w:w="1711" w:type="dxa"/>
+            <w:tcW w:w="1714" w:type="dxa"/>
             <w:tcBorders>
-              <w:top w:val="single" w:color="auto" w:sz="4" w:space="0"/>
+              <w:top w:val="single" w:sz="4" w:space="0" w:color="auto"/>
             </w:tcBorders>
           </w:tcPr>
-          <w:p>
-            <w:pPr>
-              <w:pStyle w:val="NoSpacing"/>
-            </w:pPr>
-          </w:p>
+          <w:p/>
         </w:tc>
         <w:tc>
           <w:tcPr>
-            <w:tcW w:w="1711" w:type="dxa"/>
+            <w:tcW w:w="1714" w:type="dxa"/>
             <w:tcBorders>
-              <w:top w:val="single" w:color="auto" w:sz="4" w:space="0"/>
+              <w:top w:val="single" w:sz="4" w:space="0" w:color="auto"/>
             </w:tcBorders>
           </w:tcPr>
-          <w:p>
-            <w:pPr>
-              <w:pStyle w:val="NoSpacing"/>
-            </w:pPr>
-          </w:p>
+          <w:p/>
         </w:tc>
         <w:tc>
           <w:tcPr>
-            <w:tcW w:w="1711" w:type="dxa"/>
+            <w:tcW w:w="1412" w:type="dxa"/>
             <w:tcBorders>
-              <w:top w:val="single" w:color="auto" w:sz="4" w:space="0"/>
+              <w:top w:val="single" w:sz="4" w:space="0" w:color="auto"/>
             </w:tcBorders>
           </w:tcPr>
-          <w:p>
-            <w:pPr>
-              <w:pStyle w:val="NoSpacing"/>
-            </w:pPr>
-          </w:p>
+          <w:p/>
         </w:tc>
         <w:tc>
           <w:tcPr>
-            <w:tcW w:w="1711" w:type="dxa"/>
+            <w:tcW w:w="2016" w:type="dxa"/>
             <w:tcBorders>
-              <w:top w:val="single" w:color="auto" w:sz="4" w:space="0"/>
+              <w:top w:val="single" w:sz="4" w:space="0" w:color="auto"/>
             </w:tcBorders>
           </w:tcPr>
-          <w:p>
-            <w:pPr>
-              <w:pStyle w:val="NoSpacing"/>
-            </w:pPr>
-          </w:p>
+          <w:p/>
         </w:tc>
       </w:tr>
       <w:sdt>
         <w:sdtPr>
-          <w:rPr>
-            <w14:numSpacing w14:val="tabular"/>
-          </w:rPr>
           <w:alias w:val="#Nav: /Salesperson_Purchaser"/>
           <w:tag w:val="#Nav: Salesperson_Sales_Statistics/114"/>
           <w:id w:val="333958298"/>
@@ -627,9 +577,6 @@
         <w:sdtContent>
           <w:sdt>
             <w:sdtPr>
-              <w:rPr>
-                <w14:numSpacing w14:val="tabular"/>
-              </w:rPr>
               <w:id w:val="-1167087255"/>
               <w:placeholder>
                 <w:docPart w:val="DefaultPlaceholder_-1854013435"/>
@@ -640,11 +587,11 @@
               <w:tr>
                 <w:trPr>
                   <w:cnfStyle w:val="000000010000" w:firstRow="0" w:lastRow="0" w:firstColumn="0" w:lastColumn="0" w:oddVBand="0" w:evenVBand="0" w:oddHBand="0" w:evenHBand="1" w:firstRowFirstColumn="0" w:firstRowLastColumn="0" w:lastRowFirstColumn="0" w:lastRowLastColumn="0"/>
-                  <w:trHeight w:val="490"/>
+                  <w:trHeight w:val="360"/>
                 </w:trPr>
                 <w:tc>
                   <w:tcPr>
-                    <w:tcW w:w="1710" w:type="dxa"/>
+                    <w:tcW w:w="1714" w:type="dxa"/>
                   </w:tcPr>
                   <w:sdt>
                     <w:sdtPr>
@@ -659,9 +606,6 @@
                     </w:sdtPr>
                     <w:sdtContent>
                       <w:p>
-                        <w:pPr>
-                          <w:pStyle w:val="NoSpacing"/>
-                        </w:pPr>
                         <w:proofErr w:type="spellStart"/>
                         <w:r>
                           <w:t>Salesperson_Purchaser_Code</w:t>
@@ -673,7 +617,7 @@
                 </w:tc>
                 <w:tc>
                   <w:tcPr>
-                    <w:tcW w:w="1711" w:type="dxa"/>
+                    <w:tcW w:w="1714" w:type="dxa"/>
                   </w:tcPr>
                   <w:sdt>
                     <w:sdtPr>
@@ -689,7 +633,7 @@
                     <w:sdtContent>
                       <w:p>
                         <w:pPr>
-                          <w:pStyle w:val="NoSpacing"/>
+                          <w:jc w:val="right"/>
                         </w:pPr>
                         <w:proofErr w:type="spellStart"/>
                         <w:r>
@@ -717,11 +661,10 @@
                   <w:sdtContent>
                     <w:tc>
                       <w:tcPr>
-                        <w:tcW w:w="1711" w:type="dxa"/>
+                        <w:tcW w:w="1714" w:type="dxa"/>
                       </w:tcPr>
                       <w:p>
                         <w:pPr>
-                          <w:pStyle w:val="BCNumber"/>
                           <w:jc w:val="right"/>
                         </w:pPr>
                         <w:proofErr w:type="spellStart"/>
@@ -750,11 +693,10 @@
                   <w:sdtContent>
                     <w:tc>
                       <w:tcPr>
-                        <w:tcW w:w="1711" w:type="dxa"/>
+                        <w:tcW w:w="1968" w:type="dxa"/>
                       </w:tcPr>
                       <w:p>
                         <w:pPr>
-                          <w:pStyle w:val="BCNumber"/>
                           <w:jc w:val="right"/>
                         </w:pPr>
                         <w:proofErr w:type="spellStart"/>
@@ -780,11 +722,10 @@
                   <w:sdtContent>
                     <w:tc>
                       <w:tcPr>
-                        <w:tcW w:w="1711" w:type="dxa"/>
+                        <w:tcW w:w="1460" w:type="dxa"/>
                       </w:tcPr>
                       <w:p>
                         <w:pPr>
-                          <w:pStyle w:val="BCNumber"/>
                           <w:jc w:val="right"/>
                         </w:pPr>
                         <w:proofErr w:type="spellStart"/>
@@ -810,11 +751,10 @@
                   <w:sdtContent>
                     <w:tc>
                       <w:tcPr>
-                        <w:tcW w:w="1711" w:type="dxa"/>
+                        <w:tcW w:w="1714" w:type="dxa"/>
                       </w:tcPr>
                       <w:p>
                         <w:pPr>
-                          <w:pStyle w:val="BCNumber"/>
                           <w:jc w:val="right"/>
                         </w:pPr>
                         <w:proofErr w:type="spellStart"/>
@@ -840,11 +780,10 @@
                   <w:sdtContent>
                     <w:tc>
                       <w:tcPr>
-                        <w:tcW w:w="1711" w:type="dxa"/>
+                        <w:tcW w:w="1714" w:type="dxa"/>
                       </w:tcPr>
                       <w:p>
                         <w:pPr>
-                          <w:pStyle w:val="BCNumber"/>
                           <w:jc w:val="right"/>
                         </w:pPr>
                         <w:proofErr w:type="spellStart"/>
@@ -873,11 +812,10 @@
                   <w:sdtContent>
                     <w:tc>
                       <w:tcPr>
-                        <w:tcW w:w="1711" w:type="dxa"/>
+                        <w:tcW w:w="1412" w:type="dxa"/>
                       </w:tcPr>
                       <w:p>
                         <w:pPr>
-                          <w:pStyle w:val="BCNumber"/>
                           <w:jc w:val="right"/>
                         </w:pPr>
                         <w:r>
@@ -917,11 +855,10 @@
                   <w:sdtContent>
                     <w:tc>
                       <w:tcPr>
-                        <w:tcW w:w="1711" w:type="dxa"/>
+                        <w:tcW w:w="2016" w:type="dxa"/>
                       </w:tcPr>
                       <w:p>
                         <w:pPr>
-                          <w:pStyle w:val="BCNumber"/>
                           <w:jc w:val="right"/>
                         </w:pPr>
                         <w:r>
@@ -953,14 +890,7 @@
         </w:sdtContent>
       </w:sdt>
     </w:tbl>
-    <w:p>
-      <w:pPr>
-        <w:tabs>
-          <w:tab w:val="left" w:pos="7320"/>
-        </w:tabs>
-        <w:spacing w:after="0"/>
-      </w:pPr>
-    </w:p>
+    <w:p/>
     <w:tbl>
       <w:tblPr>
         <w:tblStyle w:val="BCTotalsTable"/>
@@ -974,12 +904,12 @@
         <w:gridCol w:w="1716"/>
         <w:gridCol w:w="1716"/>
         <w:gridCol w:w="1716"/>
+        <w:gridCol w:w="1963"/>
+        <w:gridCol w:w="1469"/>
         <w:gridCol w:w="1715"/>
         <w:gridCol w:w="1715"/>
-        <w:gridCol w:w="1715"/>
-        <w:gridCol w:w="1715"/>
-        <w:gridCol w:w="1715"/>
-        <w:gridCol w:w="1703"/>
+        <w:gridCol w:w="1401"/>
+        <w:gridCol w:w="2015"/>
       </w:tblGrid>
       <w:tr>
         <w:trPr>
@@ -990,14 +920,27 @@
           <w:tcPr>
             <w:tcW w:w="556" w:type="pct"/>
           </w:tcPr>
-          <w:p>
-            <w:pPr>
-              <w:pStyle w:val="BCLabel"/>
-            </w:pPr>
-            <w:r>
-              <w:t>Total</w:t>
-            </w:r>
-          </w:p>
+          <w:sdt>
+            <w:sdtPr>
+              <w:alias w:val="TotalLabel"/>
+              <w:tag w:val="#BC:InsertDataItem,Labels/TotalLabel"/>
+              <w:id w:val="2086643962"/>
+              <w:placeholder>
+                <w:docPart w:val="DefaultPlaceholder_-1854013440"/>
+              </w:placeholder>
+              <w15:color w:val="808080"/>
+              <w:text/>
+            </w:sdtPr>
+            <w:sdtContent>
+              <w:p>
+                <w:proofErr w:type="spellStart"/>
+                <w:r>
+                  <w:t>TotalLabel</w:t>
+                </w:r>
+                <w:proofErr w:type="spellEnd"/>
+              </w:p>
+            </w:sdtContent>
+          </w:sdt>
         </w:tc>
         <w:sdt>
           <w:sdtPr>
@@ -1017,7 +960,6 @@
               </w:tcPr>
               <w:p>
                 <w:pPr>
-                  <w:pStyle w:val="BCLabelNumber"/>
                   <w:jc w:val="right"/>
                 </w:pPr>
                 <w:proofErr w:type="spellStart"/>
@@ -1047,7 +989,6 @@
               </w:tcPr>
               <w:p>
                 <w:pPr>
-                  <w:pStyle w:val="BCLabelNumber"/>
                   <w:jc w:val="right"/>
                 </w:pPr>
                 <w:proofErr w:type="spellStart"/>
@@ -1073,11 +1014,10 @@
           <w:sdtContent>
             <w:tc>
               <w:tcPr>
-                <w:tcW w:w="556" w:type="pct"/>
+                <w:tcW w:w="636" w:type="pct"/>
               </w:tcPr>
               <w:p>
                 <w:pPr>
-                  <w:pStyle w:val="BCLabelNumber"/>
                   <w:jc w:val="right"/>
                 </w:pPr>
                 <w:proofErr w:type="spellStart"/>
@@ -1103,11 +1043,10 @@
           <w:sdtContent>
             <w:tc>
               <w:tcPr>
-                <w:tcW w:w="556" w:type="pct"/>
+                <w:tcW w:w="476" w:type="pct"/>
               </w:tcPr>
               <w:p>
                 <w:pPr>
-                  <w:pStyle w:val="BCLabelNumber"/>
                   <w:jc w:val="right"/>
                 </w:pPr>
                 <w:proofErr w:type="spellStart"/>
@@ -1137,7 +1076,6 @@
               </w:tcPr>
               <w:p>
                 <w:pPr>
-                  <w:pStyle w:val="BCLabelNumber"/>
                   <w:jc w:val="right"/>
                 </w:pPr>
                 <w:proofErr w:type="spellStart"/>
@@ -1167,7 +1105,6 @@
               </w:tcPr>
               <w:p>
                 <w:pPr>
-                  <w:pStyle w:val="BCLabelNumber"/>
                   <w:jc w:val="right"/>
                 </w:pPr>
                 <w:proofErr w:type="spellStart"/>
@@ -1193,11 +1130,10 @@
           <w:sdtContent>
             <w:tc>
               <w:tcPr>
-                <w:tcW w:w="556" w:type="pct"/>
+                <w:tcW w:w="454" w:type="pct"/>
               </w:tcPr>
               <w:p>
                 <w:pPr>
-                  <w:pStyle w:val="BCLabelNumber"/>
                   <w:jc w:val="right"/>
                 </w:pPr>
                 <w:proofErr w:type="spellStart"/>
@@ -1223,11 +1159,10 @@
           <w:sdtContent>
             <w:tc>
               <w:tcPr>
-                <w:tcW w:w="556" w:type="pct"/>
+                <w:tcW w:w="653" w:type="pct"/>
               </w:tcPr>
               <w:p>
                 <w:pPr>
-                  <w:pStyle w:val="BCLabelNumber"/>
                   <w:jc w:val="right"/>
                 </w:pPr>
                 <w:proofErr w:type="spellStart"/>
@@ -1241,13 +1176,7 @@
         </w:sdt>
       </w:tr>
     </w:tbl>
-    <w:p>
-      <w:pPr>
-        <w:tabs>
-          <w:tab w:val="left" w:pos="7320"/>
-        </w:tabs>
-      </w:pPr>
-    </w:p>
+    <w:p/>
     <w:sectPr>
       <w:headerReference w:type="even" r:id="rId9"/>
       <w:headerReference w:type="default" r:id="rId10"/>
@@ -1795,6 +1724,27 @@
     <w:qFormat/>
     <w:rsid w:val="004B78F0"/>
   </w:style>
+  <w:style w:type="paragraph" w:styleId="Heading1">
+    <w:name w:val="heading 1"/>
+    <w:basedOn w:val="Normal"/>
+    <w:next w:val="Normal"/>
+    <w:link w:val="Heading1Char"/>
+    <w:uiPriority w:val="9"/>
+    <w:qFormat/>
+    <w:rsid w:val="00167D8B"/>
+    <w:pPr>
+      <w:keepNext/>
+      <w:keepLines/>
+      <w:spacing w:before="240" w:after="0"/>
+      <w:outlineLvl w:val="0"/>
+    </w:pPr>
+    <w:rPr>
+      <w:rFonts w:asciiTheme="majorHAnsi" w:eastAsiaTheme="majorEastAsia" w:hAnsiTheme="majorHAnsi" w:cstheme="majorBidi"/>
+      <w:color w:val="0F4761" w:themeColor="accent1" w:themeShade="BF"/>
+      <w:sz w:val="32"/>
+      <w:szCs w:val="32"/>
+    </w:rPr>
+  </w:style>
   <w:style w:type="paragraph" w:styleId="Heading2">
     <w:name w:val="heading 2"/>
     <w:basedOn w:val="Normal"/>
@@ -1815,6 +1765,27 @@
       <w:color w:val="0F4761" w:themeColor="accent1" w:themeShade="BF"/>
       <w:sz w:val="26"/>
       <w:szCs w:val="26"/>
+    </w:rPr>
+  </w:style>
+  <w:style w:type="paragraph" w:styleId="Heading3">
+    <w:name w:val="heading 3"/>
+    <w:basedOn w:val="Normal"/>
+    <w:next w:val="Normal"/>
+    <w:link w:val="Heading3Char"/>
+    <w:uiPriority w:val="9"/>
+    <w:semiHidden/>
+    <w:unhideWhenUsed/>
+    <w:qFormat/>
+    <w:rsid w:val="00167D8B"/>
+    <w:pPr>
+      <w:keepNext/>
+      <w:keepLines/>
+      <w:spacing w:before="40" w:after="0"/>
+      <w:outlineLvl w:val="2"/>
+    </w:pPr>
+    <w:rPr>
+      <w:rFonts w:asciiTheme="majorHAnsi" w:eastAsiaTheme="majorEastAsia" w:hAnsiTheme="majorHAnsi" w:cstheme="majorBidi"/>
+      <w:color w:val="0A2F40" w:themeColor="accent1" w:themeShade="7F"/>
     </w:rPr>
   </w:style>
   <w:style w:type="character" w:default="1" w:styleId="DefaultParagraphFont">
@@ -2218,6 +2189,118 @@
         </w:tcBorders>
       </w:tcPr>
     </w:tblStylePr>
+  </w:style>
+  <w:style w:type="character" w:customStyle="1" w:styleId="Heading1Char">
+    <w:name w:val="Heading 1 Char"/>
+    <w:basedOn w:val="DefaultParagraphFont"/>
+    <w:link w:val="Heading1"/>
+    <w:uiPriority w:val="9"/>
+    <w:rsid w:val="00167D8B"/>
+    <w:rPr>
+      <w:rFonts w:asciiTheme="majorHAnsi" w:eastAsiaTheme="majorEastAsia" w:hAnsiTheme="majorHAnsi" w:cstheme="majorBidi"/>
+      <w:color w:val="0F4761" w:themeColor="accent1" w:themeShade="BF"/>
+      <w:sz w:val="32"/>
+      <w:szCs w:val="32"/>
+    </w:rPr>
+  </w:style>
+  <w:style w:type="paragraph" w:styleId="Title">
+    <w:name w:val="Title"/>
+    <w:basedOn w:val="Normal"/>
+    <w:next w:val="Normal"/>
+    <w:link w:val="TitleChar"/>
+    <w:uiPriority w:val="10"/>
+    <w:qFormat/>
+    <w:rsid w:val="00167D8B"/>
+    <w:pPr>
+      <w:spacing w:after="0" w:line="240" w:lineRule="auto"/>
+      <w:contextualSpacing/>
+    </w:pPr>
+    <w:rPr>
+      <w:rFonts w:asciiTheme="majorHAnsi" w:eastAsiaTheme="majorEastAsia" w:hAnsiTheme="majorHAnsi" w:cstheme="majorBidi"/>
+      <w:spacing w:val="-10"/>
+      <w:kern w:val="28"/>
+      <w:sz w:val="56"/>
+      <w:szCs w:val="56"/>
+    </w:rPr>
+  </w:style>
+  <w:style w:type="character" w:customStyle="1" w:styleId="TitleChar">
+    <w:name w:val="Title Char"/>
+    <w:basedOn w:val="DefaultParagraphFont"/>
+    <w:link w:val="Title"/>
+    <w:uiPriority w:val="10"/>
+    <w:rsid w:val="00167D8B"/>
+    <w:rPr>
+      <w:rFonts w:asciiTheme="majorHAnsi" w:eastAsiaTheme="majorEastAsia" w:hAnsiTheme="majorHAnsi" w:cstheme="majorBidi"/>
+      <w:spacing w:val="-10"/>
+      <w:kern w:val="28"/>
+      <w:sz w:val="56"/>
+      <w:szCs w:val="56"/>
+    </w:rPr>
+  </w:style>
+  <w:style w:type="character" w:customStyle="1" w:styleId="Heading3Char">
+    <w:name w:val="Heading 3 Char"/>
+    <w:basedOn w:val="DefaultParagraphFont"/>
+    <w:link w:val="Heading3"/>
+    <w:uiPriority w:val="9"/>
+    <w:semiHidden/>
+    <w:rsid w:val="00167D8B"/>
+    <w:rPr>
+      <w:rFonts w:asciiTheme="majorHAnsi" w:eastAsiaTheme="majorEastAsia" w:hAnsiTheme="majorHAnsi" w:cstheme="majorBidi"/>
+      <w:color w:val="0A2F40" w:themeColor="accent1" w:themeShade="7F"/>
+    </w:rPr>
+  </w:style>
+  <w:style w:type="paragraph" w:styleId="Subtitle">
+    <w:name w:val="Subtitle"/>
+    <w:basedOn w:val="Normal"/>
+    <w:next w:val="Normal"/>
+    <w:link w:val="SubtitleChar"/>
+    <w:uiPriority w:val="11"/>
+    <w:qFormat/>
+    <w:rsid w:val="00167D8B"/>
+    <w:pPr>
+      <w:numPr>
+        <w:ilvl w:val="1"/>
+      </w:numPr>
+    </w:pPr>
+    <w:rPr>
+      <w:color w:val="5A5A5A" w:themeColor="text1" w:themeTint="A5"/>
+      <w:spacing w:val="15"/>
+      <w:sz w:val="22"/>
+      <w:szCs w:val="22"/>
+    </w:rPr>
+  </w:style>
+  <w:style w:type="character" w:customStyle="1" w:styleId="SubtitleChar">
+    <w:name w:val="Subtitle Char"/>
+    <w:basedOn w:val="DefaultParagraphFont"/>
+    <w:link w:val="Subtitle"/>
+    <w:uiPriority w:val="11"/>
+    <w:rsid w:val="00167D8B"/>
+    <w:rPr>
+      <w:color w:val="5A5A5A" w:themeColor="text1" w:themeTint="A5"/>
+      <w:spacing w:val="15"/>
+      <w:sz w:val="22"/>
+      <w:szCs w:val="22"/>
+    </w:rPr>
+  </w:style>
+  <w:style w:type="paragraph" w:styleId="Caption">
+    <w:name w:val="caption"/>
+    <w:basedOn w:val="Normal"/>
+    <w:next w:val="Normal"/>
+    <w:uiPriority w:val="35"/>
+    <w:semiHidden/>
+    <w:unhideWhenUsed/>
+    <w:qFormat/>
+    <w:rsid w:val="00167D8B"/>
+    <w:pPr>
+      <w:spacing w:after="200" w:line="240" w:lineRule="auto"/>
+    </w:pPr>
+    <w:rPr>
+      <w:i/>
+      <w:iCs/>
+      <w:color w:val="0E2841" w:themeColor="text2"/>
+      <w:sz w:val="18"/>
+      <w:szCs w:val="18"/>
+    </w:rPr>
   </w:style>
 </w:styles>
 </file>
@@ -2529,6 +2612,7 @@
     <w:rsid w:val="00347B4D"/>
     <w:rsid w:val="00373C54"/>
     <w:rsid w:val="00375AE3"/>
+    <w:rsid w:val="00394E13"/>
     <w:rsid w:val="00404DEC"/>
     <w:rsid w:val="004D153C"/>
     <w:rsid w:val="00501ABB"/>
@@ -2540,6 +2624,7 @@
     <w:rsid w:val="00634FD2"/>
     <w:rsid w:val="0063509C"/>
     <w:rsid w:val="0064069D"/>
+    <w:rsid w:val="00643763"/>
     <w:rsid w:val="006833AC"/>
     <w:rsid w:val="00693032"/>
     <w:rsid w:val="006A3DF9"/>
@@ -2577,6 +2662,7 @@
     <w:rsid w:val="00E41322"/>
     <w:rsid w:val="00E56968"/>
     <w:rsid w:val="00E5711F"/>
+    <w:rsid w:val="00E57916"/>
     <w:rsid w:val="00E66F15"/>
     <w:rsid w:val="00E754B7"/>
     <w:rsid w:val="00EC62E7"/>
@@ -2602,7 +2688,7 @@
   </m:mathPr>
   <w:themeFontLang w:val="en-AU" w:eastAsia="ja-JP"/>
   <w:clrSchemeMapping w:bg1="light1" w:t1="dark1" w:bg2="light2" w:t2="dark2" w:accent1="accent1" w:accent2="accent2" w:accent3="accent3" w:accent4="accent4" w:accent5="accent5" w:accent6="accent6" w:hyperlink="hyperlink" w:followedHyperlink="followedHyperlink"/>
-  <w:decimalSymbol w:val="."/>
+  <w:decimalSymbol w:val=","/>
   <w:listSeparator w:val=","/>
   <w15:chartTrackingRefBased/>
 </w:settings>
@@ -3041,7 +3127,7 @@
     <w:basedOn w:val="DefaultParagraphFont"/>
     <w:uiPriority w:val="99"/>
     <w:semiHidden/>
-    <w:rsid w:val="00404DEC"/>
+    <w:rsid w:val="00643763"/>
     <w:rPr>
       <w:color w:val="666666"/>
     </w:rPr>
@@ -3069,6 +3155,27 @@
   <w:style w:type="paragraph" w:customStyle="1" w:styleId="50A5D05D15FF4AB4833AB11957E85ECA">
     <w:name w:val="50A5D05D15FF4AB4833AB11957E85ECA"/>
     <w:rsid w:val="00404DEC"/>
+  </w:style>
+  <w:style w:type="paragraph" w:customStyle="1" w:styleId="4FD9E8D8249F4DA7B28DEA49077DC5E0">
+    <w:name w:val="4FD9E8D8249F4DA7B28DEA49077DC5E0"/>
+    <w:rsid w:val="00643763"/>
+    <w:rPr>
+      <w:lang w:val="da-DK" w:eastAsia="da-DK"/>
+    </w:rPr>
+  </w:style>
+  <w:style w:type="paragraph" w:customStyle="1" w:styleId="93C48101EAD14F5695991C8A696A989D">
+    <w:name w:val="93C48101EAD14F5695991C8A696A989D"/>
+    <w:rsid w:val="00643763"/>
+    <w:rPr>
+      <w:lang w:val="da-DK" w:eastAsia="da-DK"/>
+    </w:rPr>
+  </w:style>
+  <w:style w:type="paragraph" w:customStyle="1" w:styleId="1D007AC1F2BE45D79394CEDF382B1810">
+    <w:name w:val="1D007AC1F2BE45D79394CEDF382B1810"/>
+    <w:rsid w:val="00643763"/>
+    <w:rPr>
+      <w:lang w:val="da-DK" w:eastAsia="da-DK"/>
+    </w:rPr>
   </w:style>
 </w:styles>
 </file>
@@ -3400,6 +3507,15 @@
   <wetp:taskpane dockstate="right" visibility="0" width="350" row="2">
     <wetp:webextensionref xmlns:r="http://schemas.openxmlformats.org/officeDocument/2006/relationships" r:id="rId1"/>
   </wetp:taskpane>
+  <wetp:taskpane dockstate="right" visibility="0" width="350" row="3">
+    <wetp:webextensionref xmlns:r="http://schemas.openxmlformats.org/officeDocument/2006/relationships" r:id="rId2"/>
+  </wetp:taskpane>
+  <wetp:taskpane dockstate="right" visibility="0" width="350" row="3">
+    <wetp:webextensionref xmlns:r="http://schemas.openxmlformats.org/officeDocument/2006/relationships" r:id="rId3"/>
+  </wetp:taskpane>
+  <wetp:taskpane dockstate="right" visibility="0" width="350" row="4">
+    <wetp:webextensionref xmlns:r="http://schemas.openxmlformats.org/officeDocument/2006/relationships" r:id="rId4"/>
+  </wetp:taskpane>
 </wetp:taskpanes>
 </file>
 
@@ -3417,7 +3533,49 @@
 </we:webextension>
 </file>
 
-<file path=customXml/item1.xml>��< ? x m l   v e r s i o n = " 1 . 0 "   e n c o d i n g = " u t f - 1 6 " ? > < N a v W o r d R e p o r t X m l P a r t   x m l n s = " u r n : m i c r o s o f t - d y n a m i c s - b u s i n e s s c e n t r a l / i n t e r n a l / e x t e n d e d / r e p o r t s / S a l e s p e r s o n _ S a l e s _ S t a t i s t i c s / 1 1 4 / " > +<file path=word/webextensions/webextension2.xml><?xml version="1.0" encoding="utf-8"?>
+<we:webextension xmlns:we="http://schemas.microsoft.com/office/webextensions/webextension/2010/11" id="{A740B67E-916A-4197-AAE3-A0011E11C1A2}">
+  <we:reference id="wa200007356" version="2.0.0.1" store="en-US" storeType="OMEX"/>
+  <we:alternateReferences>
+    <we:reference id="WA200007356" version="2.0.0.1" store="WA200007356" storeType="OMEX"/>
+  </we:alternateReferences>
+  <we:properties/>
+  <we:bindings/>
+  <we:snapshot xmlns:r="http://schemas.openxmlformats.org/officeDocument/2006/relationships"/>
+</we:webextension>
+</file>
+
+<file path=word/webextensions/webextension3.xml><?xml version="1.0" encoding="utf-8"?>
+<we:webextension xmlns:we="http://schemas.microsoft.com/office/webextensions/webextension/2010/11" id="{A9EF3894-53D7-4FFF-9F1D-51AA41AE4297}">
+  <we:reference id="wa200009156" version="2.0.3.0" store="en-US" storeType="OMEX"/>
+  <we:alternateReferences>
+    <we:reference id="WA200009156" version="2.0.3.0" store="WA200009156" storeType="OMEX"/>
+  </we:alternateReferences>
+  <we:properties/>
+  <we:bindings/>
+  <we:snapshot xmlns:r="http://schemas.openxmlformats.org/officeDocument/2006/relationships"/>
+</we:webextension>
+</file>
+
+<file path=word/webextensions/webextension4.xml><?xml version="1.0" encoding="utf-8"?>
+<we:webextension xmlns:we="http://schemas.microsoft.com/office/webextensions/webextension/2010/11" id="{07EFC493-59EF-42D5-8F7E-665F4CA7EF14}">
+  <we:reference id="WA200010453" version="1.0.0.1" store="Omex" storeType="OMEX"/>
+  <we:alternateReferences>
+    <we:reference id="WA200010453" version="1.0.0.1" store="WA200010453" storeType="OMEX"/>
+  </we:alternateReferences>
+  <we:properties>
+    <we:property name="claude.fileId" value="&quot;389d2132-bc46-4c90-bb15-a04d88977c3a&quot;"/>
+  </we:properties>
+  <we:bindings/>
+  <we:snapshot xmlns:r="http://schemas.openxmlformats.org/officeDocument/2006/relationships"/>
+</we:webextension>
+</file>
+
+<file path=customXml/item1.xml><?xml version="1.0" encoding="utf-8"?>
+<b:Sources xmlns:b="http://schemas.openxmlformats.org/officeDocument/2006/bibliography" xmlns="http://schemas.openxmlformats.org/officeDocument/2006/bibliography" SelectedStyle="\APASixthEditionOfficeOnline.xsl" StyleName="APA" Version="6"/>
+</file>
+
+<file path=customXml/item2.xml>��< ? x m l   v e r s i o n = " 1 . 0 "   e n c o d i n g = " u t f - 1 6 " ? > < N a v W o r d R e p o r t X m l P a r t   x m l n s = " u r n : m i c r o s o f t - d y n a m i c s - b u s i n e s s c e n t r a l / i n t e r n a l / e x t e n d e d / r e p o r t s / S a l e s p e r s o n _ S a l e s _ S t a t i s t i c s / 1 1 4 / " >   
      < B C R e p o r t I n f o r m a t i o n >   
@@ -3686,13 +3844,7 @@
  < / N a v W o r d R e p o r t X m l P a r t > 
 </file>
 
-<file path=customXml/item2.xml><?xml version="1.0" encoding="utf-8"?>
-<b:Sources xmlns:b="http://schemas.openxmlformats.org/officeDocument/2006/bibliography" xmlns="http://schemas.openxmlformats.org/officeDocument/2006/bibliography" SelectedStyle="\APASixthEditionOfficeOnline.xsl" StyleName="APA" Version="6"/>
-</file>
-
-<file path=customXml/item3.xml>��< ? x m l   v e r s i o n = " 1 . 0 "   e n c o d i n g = " u t f - 1 6 " ? > - 
- < N a v W o r d R e p o r t X m l P a r t   x m l n s = " u r n : m i c r o s o f t - d y n a m i c s - n a v / r e p o r t s / S a l e s p e r s o n _ S a l e s _ S t a t i s t i c s / 1 1 4 / " > +<file path=customXml/item3.xml>��< ? x m l   v e r s i o n = " 1 . 0 "   e n c o d i n g = " u t f - 1 6 " ? > < N a v W o r d R e p o r t X m l P a r t   x m l n s = " u r n : m i c r o s o f t - d y n a m i c s - n a v / r e p o r t s / S a l e s p e r s o n _ S a l e s _ S t a t i s t i c s / 1 1 4 / " >   
      < B C R e p o r t I n f o r m a t i o n >   
@@ -3926,7 +4078,7 @@
  
      < / S a l e s p e r s o n _ P u r c h a s e r >   
-     < C u s t _ L e d g e r _ E n t r y   / > +     < C u s t _ L e d g e r _ E n t r y / >   
      < T o t a l s >   
@@ -3952,17 +4104,17 @@
 </file>
 
 <file path=customXml/itemProps1.xml><?xml version="1.0" encoding="utf-8"?>
-<ds:datastoreItem xmlns:ds="http://schemas.openxmlformats.org/officeDocument/2006/customXml" ds:itemID="{1D0ED706-0C7D-4B52-8CF2-D181919F6537}">
+<ds:datastoreItem xmlns:ds="http://schemas.openxmlformats.org/officeDocument/2006/customXml" ds:itemID="{B4349F5E-5AC2-4545-BEA2-675A49179DC6}">
   <ds:schemaRefs>
-    <ds:schemaRef ds:uri="urn:microsoft-dynamics-businesscentral/internal/extended/reports/Salesperson_Sales_Statistics/114/"/>
+    <ds:schemaRef ds:uri="http://schemas.openxmlformats.org/officeDocument/2006/bibliography"/>
   </ds:schemaRefs>
 </ds:datastoreItem>
 </file>
 
 <file path=customXml/itemProps2.xml><?xml version="1.0" encoding="utf-8"?>
-<ds:datastoreItem xmlns:ds="http://schemas.openxmlformats.org/officeDocument/2006/customXml" ds:itemID="{B4349F5E-5AC2-4545-BEA2-675A49179DC6}">
+<ds:datastoreItem xmlns:ds="http://schemas.openxmlformats.org/officeDocument/2006/customXml" ds:itemID="{1D0ED706-0C7D-4B52-8CF2-D181919F6537}">
   <ds:schemaRefs>
-    <ds:schemaRef ds:uri="http://schemas.openxmlformats.org/officeDocument/2006/bibliography"/>
+    <ds:schemaRef ds:uri="urn:microsoft-dynamics-businesscentral/internal/extended/reports/Salesperson_Sales_Statistics/114/"/>
   </ds:schemaRefs>
 </ds:datastoreItem>
 </file>

--- a/src/Layers/W1/BaseApp/Sales/Reports/SalespersonSalesStatisticsBody.docx
+++ b/src/Layers/W1/BaseApp/Sales/Reports/SalespersonSalesStatisticsBody.docx
@@ -188,7 +188,7 @@
           <w:tcPr>
             <w:tcW w:w="1714" w:type="dxa"/>
             <w:tcBorders>
-              <w:bottom w:val="single" w:sz="4" w:space="0" w:color="auto"/>
+              <w:bottom w:val="single" w:color="auto" w:sz="4" w:space="0"/>
             </w:tcBorders>
             <w:vAlign w:val="top"/>
           </w:tcPr>
@@ -230,7 +230,7 @@
               <w:tcPr>
                 <w:tcW w:w="1714" w:type="dxa"/>
                 <w:tcBorders>
-                  <w:bottom w:val="single" w:sz="4" w:space="0" w:color="auto"/>
+                  <w:bottom w:val="single" w:color="auto" w:sz="4" w:space="0"/>
                 </w:tcBorders>
                 <w:vAlign w:val="top"/>
               </w:tcPr>
@@ -263,7 +263,7 @@
               <w:tcPr>
                 <w:tcW w:w="1714" w:type="dxa"/>
                 <w:tcBorders>
-                  <w:bottom w:val="single" w:sz="4" w:space="0" w:color="auto"/>
+                  <w:bottom w:val="single" w:color="auto" w:sz="4" w:space="0"/>
                 </w:tcBorders>
                 <w:vAlign w:val="top"/>
               </w:tcPr>
@@ -296,7 +296,7 @@
               <w:tcPr>
                 <w:tcW w:w="1968" w:type="dxa"/>
                 <w:tcBorders>
-                  <w:bottom w:val="single" w:sz="4" w:space="0" w:color="auto"/>
+                  <w:bottom w:val="single" w:color="auto" w:sz="4" w:space="0"/>
                 </w:tcBorders>
                 <w:vAlign w:val="top"/>
               </w:tcPr>
@@ -329,7 +329,7 @@
               <w:tcPr>
                 <w:tcW w:w="1460" w:type="dxa"/>
                 <w:tcBorders>
-                  <w:bottom w:val="single" w:sz="4" w:space="0" w:color="auto"/>
+                  <w:bottom w:val="single" w:color="auto" w:sz="4" w:space="0"/>
                 </w:tcBorders>
                 <w:vAlign w:val="top"/>
               </w:tcPr>
@@ -362,7 +362,7 @@
               <w:tcPr>
                 <w:tcW w:w="1714" w:type="dxa"/>
                 <w:tcBorders>
-                  <w:bottom w:val="single" w:sz="4" w:space="0" w:color="auto"/>
+                  <w:bottom w:val="single" w:color="auto" w:sz="4" w:space="0"/>
                 </w:tcBorders>
                 <w:vAlign w:val="top"/>
               </w:tcPr>
@@ -395,7 +395,7 @@
               <w:tcPr>
                 <w:tcW w:w="1714" w:type="dxa"/>
                 <w:tcBorders>
-                  <w:bottom w:val="single" w:sz="4" w:space="0" w:color="auto"/>
+                  <w:bottom w:val="single" w:color="auto" w:sz="4" w:space="0"/>
                 </w:tcBorders>
                 <w:vAlign w:val="top"/>
               </w:tcPr>
@@ -428,7 +428,7 @@
               <w:tcPr>
                 <w:tcW w:w="1412" w:type="dxa"/>
                 <w:tcBorders>
-                  <w:bottom w:val="single" w:sz="4" w:space="0" w:color="auto"/>
+                  <w:bottom w:val="single" w:color="auto" w:sz="4" w:space="0"/>
                 </w:tcBorders>
                 <w:vAlign w:val="top"/>
               </w:tcPr>
@@ -461,7 +461,7 @@
               <w:tcPr>
                 <w:tcW w:w="2016" w:type="dxa"/>
                 <w:tcBorders>
-                  <w:bottom w:val="single" w:sz="4" w:space="0" w:color="auto"/>
+                  <w:bottom w:val="single" w:color="auto" w:sz="4" w:space="0"/>
                 </w:tcBorders>
                 <w:vAlign w:val="top"/>
               </w:tcPr>
@@ -488,7 +488,7 @@
           <w:tcPr>
             <w:tcW w:w="1714" w:type="dxa"/>
             <w:tcBorders>
-              <w:top w:val="single" w:sz="4" w:space="0" w:color="auto"/>
+              <w:top w:val="single" w:color="auto" w:sz="4" w:space="0"/>
             </w:tcBorders>
           </w:tcPr>
           <w:p/>
@@ -497,7 +497,7 @@
           <w:tcPr>
             <w:tcW w:w="1714" w:type="dxa"/>
             <w:tcBorders>
-              <w:top w:val="single" w:sz="4" w:space="0" w:color="auto"/>
+              <w:top w:val="single" w:color="auto" w:sz="4" w:space="0"/>
             </w:tcBorders>
           </w:tcPr>
           <w:p/>
@@ -506,7 +506,7 @@
           <w:tcPr>
             <w:tcW w:w="1714" w:type="dxa"/>
             <w:tcBorders>
-              <w:top w:val="single" w:sz="4" w:space="0" w:color="auto"/>
+              <w:top w:val="single" w:color="auto" w:sz="4" w:space="0"/>
             </w:tcBorders>
           </w:tcPr>
           <w:p/>
@@ -515,7 +515,7 @@
           <w:tcPr>
             <w:tcW w:w="1968" w:type="dxa"/>
             <w:tcBorders>
-              <w:top w:val="single" w:sz="4" w:space="0" w:color="auto"/>
+              <w:top w:val="single" w:color="auto" w:sz="4" w:space="0"/>
             </w:tcBorders>
           </w:tcPr>
           <w:p/>
@@ -524,7 +524,7 @@
           <w:tcPr>
             <w:tcW w:w="1460" w:type="dxa"/>
             <w:tcBorders>
-              <w:top w:val="single" w:sz="4" w:space="0" w:color="auto"/>
+              <w:top w:val="single" w:color="auto" w:sz="4" w:space="0"/>
             </w:tcBorders>
           </w:tcPr>
           <w:p/>
@@ -533,7 +533,7 @@
           <w:tcPr>
             <w:tcW w:w="1714" w:type="dxa"/>
             <w:tcBorders>
-              <w:top w:val="single" w:sz="4" w:space="0" w:color="auto"/>
+              <w:top w:val="single" w:color="auto" w:sz="4" w:space="0"/>
             </w:tcBorders>
           </w:tcPr>
           <w:p/>
@@ -542,7 +542,7 @@
           <w:tcPr>
             <w:tcW w:w="1714" w:type="dxa"/>
             <w:tcBorders>
-              <w:top w:val="single" w:sz="4" w:space="0" w:color="auto"/>
+              <w:top w:val="single" w:color="auto" w:sz="4" w:space="0"/>
             </w:tcBorders>
           </w:tcPr>
           <w:p/>
@@ -551,7 +551,7 @@
           <w:tcPr>
             <w:tcW w:w="1412" w:type="dxa"/>
             <w:tcBorders>
-              <w:top w:val="single" w:sz="4" w:space="0" w:color="auto"/>
+              <w:top w:val="single" w:color="auto" w:sz="4" w:space="0"/>
             </w:tcBorders>
           </w:tcPr>
           <w:p/>
@@ -560,7 +560,7 @@
           <w:tcPr>
             <w:tcW w:w="2016" w:type="dxa"/>
             <w:tcBorders>
-              <w:top w:val="single" w:sz="4" w:space="0" w:color="auto"/>
+              <w:top w:val="single" w:color="auto" w:sz="4" w:space="0"/>
             </w:tcBorders>
           </w:tcPr>
           <w:p/>
@@ -3844,7 +3844,9 @@
  < / N a v W o r d R e p o r t X m l P a r t > 
 </file>
 
-<file path=customXml/item3.xml>��< ? x m l   v e r s i o n = " 1 . 0 "   e n c o d i n g = " u t f - 1 6 " ? > < N a v W o r d R e p o r t X m l P a r t   x m l n s = " u r n : m i c r o s o f t - d y n a m i c s - n a v / r e p o r t s / S a l e s p e r s o n _ S a l e s _ S t a t i s t i c s / 1 1 4 / " > +<file path=customXml/item3.xml>��< ? x m l   v e r s i o n = " 1 . 0 "   e n c o d i n g = " u t f - 1 6 " ? > + 
+ < N a v W o r d R e p o r t X m l P a r t   x m l n s = " u r n : m i c r o s o f t - d y n a m i c s - n a v / r e p o r t s / S a l e s p e r s o n _ S a l e s _ S t a t i s t i c s / 1 1 4 / " >   
      < B C R e p o r t I n f o r m a t i o n >   
@@ -4078,7 +4080,7 @@
  
      < / S a l e s p e r s o n _ P u r c h a s e r >   
-     < C u s t _ L e d g e r _ E n t r y / > +     < C u s t _ L e d g e r _ E n t r y   / >   
      < T o t a l s >   

--- a/src/Layers/W1/BaseApp/Sales/Reports/SalespersonSalesStatisticsBody.docx
+++ b/src/Layers/W1/BaseApp/Sales/Reports/SalespersonSalesStatisticsBody.docx
@@ -1178,12 +1178,6 @@
     </w:tbl>
     <w:p/>
     <w:sectPr>
-      <w:headerReference w:type="even" r:id="rId9"/>
-      <w:headerReference w:type="default" r:id="rId10"/>
-      <w:footerReference w:type="even" r:id="rId11"/>
-      <w:footerReference w:type="default" r:id="rId12"/>
-      <w:headerReference w:type="first" r:id="rId13"/>
-      <w:footerReference w:type="first" r:id="rId14"/>
       <w:pgSz w:w="16838" w:h="11906" w:orient="landscape"/>
       <w:pgMar w:top="576" w:right="706" w:bottom="576" w:left="706" w:header="708" w:footer="708" w:gutter="0"/>
       <w:cols w:space="708"/>
@@ -1218,36 +1212,6 @@
 </w:endnotes>
 </file>
 
-<file path=word/footer1.xml><?xml version="1.0" encoding="utf-8"?>
-<w:ftr xmlns:wpc="http://schemas.microsoft.com/office/word/2010/wordprocessingCanvas" xmlns:cx="http://schemas.microsoft.com/office/drawing/2014/chartex" xmlns:cx1="http://schemas.microsoft.com/office/drawing/2015/9/8/chartex" xmlns:cx2="http://schemas.microsoft.com/office/drawing/2015/10/21/chartex" xmlns:cx3="http://schemas.microsoft.com/office/drawing/2016/5/9/chartex" xmlns:cx4="http://schemas.microsoft.com/office/drawing/2016/5/10/chartex" xmlns:cx5="http://schemas.microsoft.com/office/drawing/2016/5/11/chartex" xmlns:cx6="http://schemas.microsoft.com/office/drawing/2016/5/12/chartex" xmlns:cx7="http://schemas.microsoft.com/office/drawing/2016/5/13/chartex" xmlns:cx8="http://schemas.microsoft.com/office/drawing/2016/5/14/chartex" xmlns:mc="http://schemas.openxmlformats.org/markup-compatibility/2006" xmlns:aink="http://schemas.microsoft.com/office/drawing/2016/ink" xmlns:am3d="http://schemas.microsoft.com/office/drawing/2017/model3d" xmlns:o="urn:schemas-microsoft-com:office:office" xmlns:oel="http://schemas.microsoft.com/office/2019/extlst" xmlns:r="http://schemas.openxmlformats.org/officeDocument/2006/relationships" xmlns:m="http://schemas.openxmlformats.org/officeDocument/2006/math" xmlns:v="urn:schemas-microsoft-com:vml" xmlns:wp14="http://schemas.microsoft.com/office/word/2010/wordprocessingDrawing" xmlns:wp="http://schemas.openxmlformats.org/drawingml/2006/wordprocessingDrawing" xmlns:w10="urn:schemas-microsoft-com:office:word" xmlns:w="http://schemas.openxmlformats.org/wordprocessingml/2006/main" xmlns:w14="http://schemas.microsoft.com/office/word/2010/wordml" xmlns:w15="http://schemas.microsoft.com/office/word/2012/wordml" xmlns:w16cex="http://schemas.microsoft.com/office/word/2018/wordml/cex" xmlns:w16cid="http://schemas.microsoft.com/office/word/2016/wordml/cid" xmlns:w16="http://schemas.microsoft.com/office/word/2018/wordml" xmlns:w16du="http://schemas.microsoft.com/office/word/2023/wordml/word16du" xmlns:w16sdtdh="http://schemas.microsoft.com/office/word/2020/wordml/sdtdatahash" xmlns:w16sdtfl="http://schemas.microsoft.com/office/word/2024/wordml/sdtformatlock" xmlns:w16se="http://schemas.microsoft.com/office/word/2015/wordml/symex" xmlns:wpg="http://schemas.microsoft.com/office/word/2010/wordprocessingGroup" xmlns:wpi="http://schemas.microsoft.com/office/word/2010/wordprocessingInk" xmlns:wne="http://schemas.microsoft.com/office/word/2006/wordml" xmlns:wps="http://schemas.microsoft.com/office/word/2010/wordprocessingShape" mc:Ignorable="w14 w15 w16se w16cid w16 w16cex w16sdtdh w16sdtfl w16du wp14">
-  <w:p>
-    <w:pPr>
-      <w:pStyle w:val="Footer"/>
-    </w:pPr>
-  </w:p>
-</w:ftr>
-</file>
-
-<file path=word/footer2.xml><?xml version="1.0" encoding="utf-8"?>
-<w:ftr xmlns:wpc="http://schemas.microsoft.com/office/word/2010/wordprocessingCanvas" xmlns:cx="http://schemas.microsoft.com/office/drawing/2014/chartex" xmlns:cx1="http://schemas.microsoft.com/office/drawing/2015/9/8/chartex" xmlns:cx2="http://schemas.microsoft.com/office/drawing/2015/10/21/chartex" xmlns:cx3="http://schemas.microsoft.com/office/drawing/2016/5/9/chartex" xmlns:cx4="http://schemas.microsoft.com/office/drawing/2016/5/10/chartex" xmlns:cx5="http://schemas.microsoft.com/office/drawing/2016/5/11/chartex" xmlns:cx6="http://schemas.microsoft.com/office/drawing/2016/5/12/chartex" xmlns:cx7="http://schemas.microsoft.com/office/drawing/2016/5/13/chartex" xmlns:cx8="http://schemas.microsoft.com/office/drawing/2016/5/14/chartex" xmlns:mc="http://schemas.openxmlformats.org/markup-compatibility/2006" xmlns:aink="http://schemas.microsoft.com/office/drawing/2016/ink" xmlns:am3d="http://schemas.microsoft.com/office/drawing/2017/model3d" xmlns:o="urn:schemas-microsoft-com:office:office" xmlns:oel="http://schemas.microsoft.com/office/2019/extlst" xmlns:r="http://schemas.openxmlformats.org/officeDocument/2006/relationships" xmlns:m="http://schemas.openxmlformats.org/officeDocument/2006/math" xmlns:v="urn:schemas-microsoft-com:vml" xmlns:wp14="http://schemas.microsoft.com/office/word/2010/wordprocessingDrawing" xmlns:wp="http://schemas.openxmlformats.org/drawingml/2006/wordprocessingDrawing" xmlns:w10="urn:schemas-microsoft-com:office:word" xmlns:w="http://schemas.openxmlformats.org/wordprocessingml/2006/main" xmlns:w14="http://schemas.microsoft.com/office/word/2010/wordml" xmlns:w15="http://schemas.microsoft.com/office/word/2012/wordml" xmlns:w16cex="http://schemas.microsoft.com/office/word/2018/wordml/cex" xmlns:w16cid="http://schemas.microsoft.com/office/word/2016/wordml/cid" xmlns:w16="http://schemas.microsoft.com/office/word/2018/wordml" xmlns:w16du="http://schemas.microsoft.com/office/word/2023/wordml/word16du" xmlns:w16sdtdh="http://schemas.microsoft.com/office/word/2020/wordml/sdtdatahash" xmlns:w16sdtfl="http://schemas.microsoft.com/office/word/2024/wordml/sdtformatlock" xmlns:w16se="http://schemas.microsoft.com/office/word/2015/wordml/symex" xmlns:wpg="http://schemas.microsoft.com/office/word/2010/wordprocessingGroup" xmlns:wpi="http://schemas.microsoft.com/office/word/2010/wordprocessingInk" xmlns:wne="http://schemas.microsoft.com/office/word/2006/wordml" xmlns:wps="http://schemas.microsoft.com/office/word/2010/wordprocessingShape" mc:Ignorable="w14 w15 w16se w16cid w16 w16cex w16sdtdh w16sdtfl w16du wp14">
-  <w:p>
-    <w:pPr>
-      <w:pStyle w:val="Footer"/>
-    </w:pPr>
-  </w:p>
-</w:ftr>
-</file>
-
-<file path=word/footer3.xml><?xml version="1.0" encoding="utf-8"?>
-<w:ftr xmlns:wpc="http://schemas.microsoft.com/office/word/2010/wordprocessingCanvas" xmlns:cx="http://schemas.microsoft.com/office/drawing/2014/chartex" xmlns:cx1="http://schemas.microsoft.com/office/drawing/2015/9/8/chartex" xmlns:cx2="http://schemas.microsoft.com/office/drawing/2015/10/21/chartex" xmlns:cx3="http://schemas.microsoft.com/office/drawing/2016/5/9/chartex" xmlns:cx4="http://schemas.microsoft.com/office/drawing/2016/5/10/chartex" xmlns:cx5="http://schemas.microsoft.com/office/drawing/2016/5/11/chartex" xmlns:cx6="http://schemas.microsoft.com/office/drawing/2016/5/12/chartex" xmlns:cx7="http://schemas.microsoft.com/office/drawing/2016/5/13/chartex" xmlns:cx8="http://schemas.microsoft.com/office/drawing/2016/5/14/chartex" xmlns:mc="http://schemas.openxmlformats.org/markup-compatibility/2006" xmlns:aink="http://schemas.microsoft.com/office/drawing/2016/ink" xmlns:am3d="http://schemas.microsoft.com/office/drawing/2017/model3d" xmlns:o="urn:schemas-microsoft-com:office:office" xmlns:oel="http://schemas.microsoft.com/office/2019/extlst" xmlns:r="http://schemas.openxmlformats.org/officeDocument/2006/relationships" xmlns:m="http://schemas.openxmlformats.org/officeDocument/2006/math" xmlns:v="urn:schemas-microsoft-com:vml" xmlns:wp14="http://schemas.microsoft.com/office/word/2010/wordprocessingDrawing" xmlns:wp="http://schemas.openxmlformats.org/drawingml/2006/wordprocessingDrawing" xmlns:w10="urn:schemas-microsoft-com:office:word" xmlns:w="http://schemas.openxmlformats.org/wordprocessingml/2006/main" xmlns:w14="http://schemas.microsoft.com/office/word/2010/wordml" xmlns:w15="http://schemas.microsoft.com/office/word/2012/wordml" xmlns:w16cex="http://schemas.microsoft.com/office/word/2018/wordml/cex" xmlns:w16cid="http://schemas.microsoft.com/office/word/2016/wordml/cid" xmlns:w16="http://schemas.microsoft.com/office/word/2018/wordml" xmlns:w16du="http://schemas.microsoft.com/office/word/2023/wordml/word16du" xmlns:w16sdtdh="http://schemas.microsoft.com/office/word/2020/wordml/sdtdatahash" xmlns:w16sdtfl="http://schemas.microsoft.com/office/word/2024/wordml/sdtformatlock" xmlns:w16se="http://schemas.microsoft.com/office/word/2015/wordml/symex" xmlns:wpg="http://schemas.microsoft.com/office/word/2010/wordprocessingGroup" xmlns:wpi="http://schemas.microsoft.com/office/word/2010/wordprocessingInk" xmlns:wne="http://schemas.microsoft.com/office/word/2006/wordml" xmlns:wps="http://schemas.microsoft.com/office/word/2010/wordprocessingShape" mc:Ignorable="w14 w15 w16se w16cid w16 w16cex w16sdtdh w16sdtfl w16du wp14">
-  <w:p>
-    <w:pPr>
-      <w:pStyle w:val="Footer"/>
-    </w:pPr>
-  </w:p>
-</w:ftr>
-</file>
-
 <file path=word/footnotes.xml><?xml version="1.0" encoding="utf-8"?>
 <w:footnotes xmlns:wpc="http://schemas.microsoft.com/office/word/2010/wordprocessingCanvas" xmlns:cx="http://schemas.microsoft.com/office/drawing/2014/chartex" xmlns:cx1="http://schemas.microsoft.com/office/drawing/2015/9/8/chartex" xmlns:cx2="http://schemas.microsoft.com/office/drawing/2015/10/21/chartex" xmlns:cx3="http://schemas.microsoft.com/office/drawing/2016/5/9/chartex" xmlns:cx4="http://schemas.microsoft.com/office/drawing/2016/5/10/chartex" xmlns:cx5="http://schemas.microsoft.com/office/drawing/2016/5/11/chartex" xmlns:cx6="http://schemas.microsoft.com/office/drawing/2016/5/12/chartex" xmlns:cx7="http://schemas.microsoft.com/office/drawing/2016/5/13/chartex" xmlns:cx8="http://schemas.microsoft.com/office/drawing/2016/5/14/chartex" xmlns:mc="http://schemas.openxmlformats.org/markup-compatibility/2006" xmlns:aink="http://schemas.microsoft.com/office/drawing/2016/ink" xmlns:am3d="http://schemas.microsoft.com/office/drawing/2017/model3d" xmlns:o="urn:schemas-microsoft-com:office:office" xmlns:oel="http://schemas.microsoft.com/office/2019/extlst" xmlns:r="http://schemas.openxmlformats.org/officeDocument/2006/relationships" xmlns:m="http://schemas.openxmlformats.org/officeDocument/2006/math" xmlns:v="urn:schemas-microsoft-com:vml" xmlns:wp14="http://schemas.microsoft.com/office/word/2010/wordprocessingDrawing" xmlns:wp="http://schemas.openxmlformats.org/drawingml/2006/wordprocessingDrawing" xmlns:w10="urn:schemas-microsoft-com:office:word" xmlns:w="http://schemas.openxmlformats.org/wordprocessingml/2006/main" xmlns:w14="http://schemas.microsoft.com/office/word/2010/wordml" xmlns:w15="http://schemas.microsoft.com/office/word/2012/wordml" xmlns:w16cex="http://schemas.microsoft.com/office/word/2018/wordml/cex" xmlns:w16cid="http://schemas.microsoft.com/office/word/2016/wordml/cid" xmlns:w16="http://schemas.microsoft.com/office/word/2018/wordml" xmlns:w16du="http://schemas.microsoft.com/office/word/2023/wordml/word16du" xmlns:w16sdtdh="http://schemas.microsoft.com/office/word/2020/wordml/sdtdatahash" xmlns:w16sdtfl="http://schemas.microsoft.com/office/word/2024/wordml/sdtformatlock" xmlns:w16se="http://schemas.microsoft.com/office/word/2015/wordml/symex" xmlns:wpg="http://schemas.microsoft.com/office/word/2010/wordprocessingGroup" xmlns:wpi="http://schemas.microsoft.com/office/word/2010/wordprocessingInk" xmlns:wne="http://schemas.microsoft.com/office/word/2006/wordml" xmlns:wps="http://schemas.microsoft.com/office/word/2010/wordprocessingShape" mc:Ignorable="w14 w15 w16se w16cid w16 w16cex w16sdtdh w16sdtfl w16du wp14">
   <w:footnote w:type="separator" w:id="-1">
@@ -1271,55 +1235,6 @@
     </w:p>
   </w:footnote>
 </w:footnotes>
-</file>
-
-<file path=word/header1.xml><?xml version="1.0" encoding="utf-8"?>
-<w:hdr xmlns:wpc="http://schemas.microsoft.com/office/word/2010/wordprocessingCanvas" xmlns:cx="http://schemas.microsoft.com/office/drawing/2014/chartex" xmlns:cx1="http://schemas.microsoft.com/office/drawing/2015/9/8/chartex" xmlns:cx2="http://schemas.microsoft.com/office/drawing/2015/10/21/chartex" xmlns:cx3="http://schemas.microsoft.com/office/drawing/2016/5/9/chartex" xmlns:cx4="http://schemas.microsoft.com/office/drawing/2016/5/10/chartex" xmlns:cx5="http://schemas.microsoft.com/office/drawing/2016/5/11/chartex" xmlns:cx6="http://schemas.microsoft.com/office/drawing/2016/5/12/chartex" xmlns:cx7="http://schemas.microsoft.com/office/drawing/2016/5/13/chartex" xmlns:cx8="http://schemas.microsoft.com/office/drawing/2016/5/14/chartex" xmlns:mc="http://schemas.openxmlformats.org/markup-compatibility/2006" xmlns:aink="http://schemas.microsoft.com/office/drawing/2016/ink" xmlns:am3d="http://schemas.microsoft.com/office/drawing/2017/model3d" xmlns:o="urn:schemas-microsoft-com:office:office" xmlns:oel="http://schemas.microsoft.com/office/2019/extlst" xmlns:r="http://schemas.openxmlformats.org/officeDocument/2006/relationships" xmlns:m="http://schemas.openxmlformats.org/officeDocument/2006/math" xmlns:v="urn:schemas-microsoft-com:vml" xmlns:wp14="http://schemas.microsoft.com/office/word/2010/wordprocessingDrawing" xmlns:wp="http://schemas.openxmlformats.org/drawingml/2006/wordprocessingDrawing" xmlns:w10="urn:schemas-microsoft-com:office:word" xmlns:w="http://schemas.openxmlformats.org/wordprocessingml/2006/main" xmlns:w14="http://schemas.microsoft.com/office/word/2010/wordml" xmlns:w15="http://schemas.microsoft.com/office/word/2012/wordml" xmlns:w16cex="http://schemas.microsoft.com/office/word/2018/wordml/cex" xmlns:w16cid="http://schemas.microsoft.com/office/word/2016/wordml/cid" xmlns:w16="http://schemas.microsoft.com/office/word/2018/wordml" xmlns:w16du="http://schemas.microsoft.com/office/word/2023/wordml/word16du" xmlns:w16sdtdh="http://schemas.microsoft.com/office/word/2020/wordml/sdtdatahash" xmlns:w16sdtfl="http://schemas.microsoft.com/office/word/2024/wordml/sdtformatlock" xmlns:w16se="http://schemas.microsoft.com/office/word/2015/wordml/symex" xmlns:wpg="http://schemas.microsoft.com/office/word/2010/wordprocessingGroup" xmlns:wpi="http://schemas.microsoft.com/office/word/2010/wordprocessingInk" xmlns:wne="http://schemas.microsoft.com/office/word/2006/wordml" xmlns:wps="http://schemas.microsoft.com/office/word/2010/wordprocessingShape" mc:Ignorable="w14 w15 w16se w16cid w16 w16cex w16sdtdh w16sdtfl w16du wp14">
-  <w:p>
-    <w:pPr>
-      <w:pStyle w:val="Header"/>
-    </w:pPr>
-  </w:p>
-</w:hdr>
-</file>
-
-<file path=word/header2.xml><?xml version="1.0" encoding="utf-8"?>
-<w:hdr xmlns:wpc="http://schemas.microsoft.com/office/word/2010/wordprocessingCanvas" xmlns:cx="http://schemas.microsoft.com/office/drawing/2014/chartex" xmlns:cx1="http://schemas.microsoft.com/office/drawing/2015/9/8/chartex" xmlns:cx2="http://schemas.microsoft.com/office/drawing/2015/10/21/chartex" xmlns:cx3="http://schemas.microsoft.com/office/drawing/2016/5/9/chartex" xmlns:cx4="http://schemas.microsoft.com/office/drawing/2016/5/10/chartex" xmlns:cx5="http://schemas.microsoft.com/office/drawing/2016/5/11/chartex" xmlns:cx6="http://schemas.microsoft.com/office/drawing/2016/5/12/chartex" xmlns:cx7="http://schemas.microsoft.com/office/drawing/2016/5/13/chartex" xmlns:cx8="http://schemas.microsoft.com/office/drawing/2016/5/14/chartex" xmlns:mc="http://schemas.openxmlformats.org/markup-compatibility/2006" xmlns:aink="http://schemas.microsoft.com/office/drawing/2016/ink" xmlns:am3d="http://schemas.microsoft.com/office/drawing/2017/model3d" xmlns:o="urn:schemas-microsoft-com:office:office" xmlns:oel="http://schemas.microsoft.com/office/2019/extlst" xmlns:r="http://schemas.openxmlformats.org/officeDocument/2006/relationships" xmlns:m="http://schemas.openxmlformats.org/officeDocument/2006/math" xmlns:v="urn:schemas-microsoft-com:vml" xmlns:wp14="http://schemas.microsoft.com/office/word/2010/wordprocessingDrawing" xmlns:wp="http://schemas.openxmlformats.org/drawingml/2006/wordprocessingDrawing" xmlns:w10="urn:schemas-microsoft-com:office:word" xmlns:w="http://schemas.openxmlformats.org/wordprocessingml/2006/main" xmlns:w14="http://schemas.microsoft.com/office/word/2010/wordml" xmlns:w15="http://schemas.microsoft.com/office/word/2012/wordml" xmlns:w16cex="http://schemas.microsoft.com/office/word/2018/wordml/cex" xmlns:w16cid="http://schemas.microsoft.com/office/word/2016/wordml/cid" xmlns:w16="http://schemas.microsoft.com/office/word/2018/wordml" xmlns:w16du="http://schemas.microsoft.com/office/word/2023/wordml/word16du" xmlns:w16sdtdh="http://schemas.microsoft.com/office/word/2020/wordml/sdtdatahash" xmlns:w16sdtfl="http://schemas.microsoft.com/office/word/2024/wordml/sdtformatlock" xmlns:w16se="http://schemas.microsoft.com/office/word/2015/wordml/symex" xmlns:wpg="http://schemas.microsoft.com/office/word/2010/wordprocessingGroup" xmlns:wpi="http://schemas.microsoft.com/office/word/2010/wordprocessingInk" xmlns:wne="http://schemas.microsoft.com/office/word/2006/wordml" xmlns:wps="http://schemas.microsoft.com/office/word/2010/wordprocessingShape" mc:Ignorable="w14 w15 w16se w16cid w16 w16cex w16sdtdh w16sdtfl w16du wp14">
-  <w:p>
-    <w:pPr>
-      <w:pStyle w:val="Header"/>
-      <w:rPr>
-        <w:lang w:val="da-DK"/>
-      </w:rPr>
-    </w:pPr>
-  </w:p>
-  <w:p>
-    <w:pPr>
-      <w:pStyle w:val="Header"/>
-      <w:rPr>
-        <w:lang w:val="da-DK"/>
-      </w:rPr>
-    </w:pPr>
-  </w:p>
-  <w:p>
-    <w:pPr>
-      <w:pStyle w:val="Header"/>
-      <w:rPr>
-        <w:lang w:val="da-DK"/>
-      </w:rPr>
-    </w:pPr>
-  </w:p>
-</w:hdr>
-</file>
-
-<file path=word/header3.xml><?xml version="1.0" encoding="utf-8"?>
-<w:hdr xmlns:wpc="http://schemas.microsoft.com/office/word/2010/wordprocessingCanvas" xmlns:cx="http://schemas.microsoft.com/office/drawing/2014/chartex" xmlns:cx1="http://schemas.microsoft.com/office/drawing/2015/9/8/chartex" xmlns:cx2="http://schemas.microsoft.com/office/drawing/2015/10/21/chartex" xmlns:cx3="http://schemas.microsoft.com/office/drawing/2016/5/9/chartex" xmlns:cx4="http://schemas.microsoft.com/office/drawing/2016/5/10/chartex" xmlns:cx5="http://schemas.microsoft.com/office/drawing/2016/5/11/chartex" xmlns:cx6="http://schemas.microsoft.com/office/drawing/2016/5/12/chartex" xmlns:cx7="http://schemas.microsoft.com/office/drawing/2016/5/13/chartex" xmlns:cx8="http://schemas.microsoft.com/office/drawing/2016/5/14/chartex" xmlns:mc="http://schemas.openxmlformats.org/markup-compatibility/2006" xmlns:aink="http://schemas.microsoft.com/office/drawing/2016/ink" xmlns:am3d="http://schemas.microsoft.com/office/drawing/2017/model3d" xmlns:o="urn:schemas-microsoft-com:office:office" xmlns:oel="http://schemas.microsoft.com/office/2019/extlst" xmlns:r="http://schemas.openxmlformats.org/officeDocument/2006/relationships" xmlns:m="http://schemas.openxmlformats.org/officeDocument/2006/math" xmlns:v="urn:schemas-microsoft-com:vml" xmlns:wp14="http://schemas.microsoft.com/office/word/2010/wordprocessingDrawing" xmlns:wp="http://schemas.openxmlformats.org/drawingml/2006/wordprocessingDrawing" xmlns:w10="urn:schemas-microsoft-com:office:word" xmlns:w="http://schemas.openxmlformats.org/wordprocessingml/2006/main" xmlns:w14="http://schemas.microsoft.com/office/word/2010/wordml" xmlns:w15="http://schemas.microsoft.com/office/word/2012/wordml" xmlns:w16cex="http://schemas.microsoft.com/office/word/2018/wordml/cex" xmlns:w16cid="http://schemas.microsoft.com/office/word/2016/wordml/cid" xmlns:w16="http://schemas.microsoft.com/office/word/2018/wordml" xmlns:w16du="http://schemas.microsoft.com/office/word/2023/wordml/word16du" xmlns:w16sdtdh="http://schemas.microsoft.com/office/word/2020/wordml/sdtdatahash" xmlns:w16sdtfl="http://schemas.microsoft.com/office/word/2024/wordml/sdtformatlock" xmlns:w16se="http://schemas.microsoft.com/office/word/2015/wordml/symex" xmlns:wpg="http://schemas.microsoft.com/office/word/2010/wordprocessingGroup" xmlns:wpi="http://schemas.microsoft.com/office/word/2010/wordprocessingInk" xmlns:wne="http://schemas.microsoft.com/office/word/2006/wordml" xmlns:wps="http://schemas.microsoft.com/office/word/2010/wordprocessingShape" mc:Ignorable="w14 w15 w16se w16cid w16 w16cex w16sdtdh w16sdtfl w16du wp14">
-  <w:p>
-    <w:pPr>
-      <w:pStyle w:val="Header"/>
-    </w:pPr>
-  </w:p>
-</w:hdr>
 </file>
 
 <file path=word/styles.xml><?xml version="1.0" encoding="utf-8"?>

--- a/src/Layers/W1/BaseApp/Sales/Reports/SalespersonSalesStatisticsBody.docx
+++ b/src/Layers/W1/BaseApp/Sales/Reports/SalespersonSalesStatisticsBody.docx
@@ -922,14 +922,7 @@
           </w:tcPr>
           <w:sdt>
             <w:sdtPr>
-              <w:alias w:val="TotalLabel"/>
-              <w:tag w:val="#BC:InsertDataItem,Labels/TotalLabel"/>
-              <w:id w:val="2086643962"/>
-              <w:placeholder>
-                <w:docPart w:val="DefaultPlaceholder_-1854013440"/>
-              </w:placeholder>
-              <w15:color w:val="808080"/>
-              <w:text/>
+              <w:dataBinding w:prefixMappings="xmlns:ns0='urn:microsoft-dynamics-nav/reports/Salesperson_Sales_Statistics/114/'" w:xpath="/ns0:NavWordReportXmlPart[1]/ns0:Labels[1]/ns0:TotalLabel[1]" w:storeItemID="{5D4524CD-A282-4F19-BAEA-0AD6212CDB38}"/>
             </w:sdtPr>
             <w:sdtContent>
               <w:p>

--- a/src/Layers/W1/BaseApp/Sales/Reports/SalespersonSalesStatisticsBody.docx
+++ b/src/Layers/W1/BaseApp/Sales/Reports/SalespersonSalesStatisticsBody.docx
@@ -6,8 +6,9 @@
       <w:tblPr>
         <w:tblStyle w:val="BCBlockTable"/>
         <w:tblW w:w="5000" w:type="pct"/>
-        <w:tblLook w:val="0620" w:firstRow="1" w:lastRow="0" w:firstColumn="0" w:lastColumn="0" w:noHBand="1" w:noVBand="1"/>
-        <w:tblCaption w:val="Table 1"/>
+        <w:tblLayout w:type="fixed"/>
+        <w:tblLook w:val="0600" w:firstRow="0" w:lastRow="0" w:firstColumn="0" w:lastColumn="0" w:noHBand="1" w:noVBand="1"/>
+        <w:tblCaption w:val="bc-block:notes-1"/>
         <w:tblDescription w:val="Layout table. Used for positioning, not for tabular data."/>
       </w:tblPr>
       <w:tblGrid>
@@ -15,7 +16,6 @@
       </w:tblGrid>
       <w:tr>
         <w:trPr>
-          <w:cnfStyle w:val="100000000000" w:firstRow="1" w:lastRow="0" w:firstColumn="0" w:lastColumn="0" w:oddVBand="0" w:evenVBand="0" w:oddHBand="0" w:evenHBand="0" w:firstRowFirstColumn="0" w:firstRowLastColumn="0" w:lastRowFirstColumn="0" w:lastRowLastColumn="0"/>
           <w:cantSplit/>
           <w:trHeight w:val="259"/>
         </w:trPr>
@@ -25,9 +25,6 @@
           </w:tcPr>
           <w:sdt>
             <w:sdtPr>
-              <w:rPr>
-                <w:rFonts w:asciiTheme="minorHAnsi" w:hAnsiTheme="minorHAnsi"/>
-              </w:rPr>
               <w:alias w:val="#Nav: /Salesperson_Purchaser/STRSUBSTNO_Text000_PeriodText_"/>
               <w:tag w:val="#Nav: Salesperson_Sales_Statistics/114"/>
               <w:id w:val="-1740623112"/>
@@ -39,15 +36,7 @@
             </w:sdtPr>
             <w:sdtContent>
               <w:p>
-                <w:pPr>
-                  <w:rPr>
-                    <w:rFonts w:asciiTheme="minorHAnsi" w:hAnsiTheme="minorHAnsi"/>
-                  </w:rPr>
-                </w:pPr>
                 <w:r>
-                  <w:rPr>
-                    <w:rFonts w:asciiTheme="minorHAnsi" w:hAnsiTheme="minorHAnsi"/>
-                  </w:rPr>
                   <w:t>STRSUBSTNO_Text000_PeriodText_</w:t>
                 </w:r>
               </w:p>
@@ -165,7 +154,7 @@
         <w:tblW w:w="5000" w:type="pct"/>
         <w:tblLayout w:type="fixed"/>
         <w:tblLook w:val="0420" w:firstRow="1" w:lastRow="0" w:firstColumn="0" w:lastColumn="0" w:noHBand="0" w:noVBand="1"/>
-        <w:tblCaption w:val="Table 2"/>
+        <w:tblCaption w:val="bc-block:data"/>
         <w:tblDescription w:val="Document lines. Column headers in the first row."/>
       </w:tblPr>
       <w:tblGrid>
@@ -188,7 +177,7 @@
           <w:tcPr>
             <w:tcW w:w="1714" w:type="dxa"/>
             <w:tcBorders>
-              <w:bottom w:val="single" w:color="auto" w:sz="4" w:space="0"/>
+              <w:bottom w:val="single" w:sz="4" w:space="0" w:color="auto"/>
             </w:tcBorders>
             <w:vAlign w:val="top"/>
           </w:tcPr>
@@ -230,7 +219,7 @@
               <w:tcPr>
                 <w:tcW w:w="1714" w:type="dxa"/>
                 <w:tcBorders>
-                  <w:bottom w:val="single" w:color="auto" w:sz="4" w:space="0"/>
+                  <w:bottom w:val="single" w:sz="4" w:space="0" w:color="auto"/>
                 </w:tcBorders>
                 <w:vAlign w:val="top"/>
               </w:tcPr>
@@ -263,7 +252,7 @@
               <w:tcPr>
                 <w:tcW w:w="1714" w:type="dxa"/>
                 <w:tcBorders>
-                  <w:bottom w:val="single" w:color="auto" w:sz="4" w:space="0"/>
+                  <w:bottom w:val="single" w:sz="4" w:space="0" w:color="auto"/>
                 </w:tcBorders>
                 <w:vAlign w:val="top"/>
               </w:tcPr>
@@ -296,7 +285,7 @@
               <w:tcPr>
                 <w:tcW w:w="1968" w:type="dxa"/>
                 <w:tcBorders>
-                  <w:bottom w:val="single" w:color="auto" w:sz="4" w:space="0"/>
+                  <w:bottom w:val="single" w:sz="4" w:space="0" w:color="auto"/>
                 </w:tcBorders>
                 <w:vAlign w:val="top"/>
               </w:tcPr>
@@ -329,7 +318,7 @@
               <w:tcPr>
                 <w:tcW w:w="1460" w:type="dxa"/>
                 <w:tcBorders>
-                  <w:bottom w:val="single" w:color="auto" w:sz="4" w:space="0"/>
+                  <w:bottom w:val="single" w:sz="4" w:space="0" w:color="auto"/>
                 </w:tcBorders>
                 <w:vAlign w:val="top"/>
               </w:tcPr>
@@ -362,7 +351,7 @@
               <w:tcPr>
                 <w:tcW w:w="1714" w:type="dxa"/>
                 <w:tcBorders>
-                  <w:bottom w:val="single" w:color="auto" w:sz="4" w:space="0"/>
+                  <w:bottom w:val="single" w:sz="4" w:space="0" w:color="auto"/>
                 </w:tcBorders>
                 <w:vAlign w:val="top"/>
               </w:tcPr>
@@ -395,7 +384,7 @@
               <w:tcPr>
                 <w:tcW w:w="1714" w:type="dxa"/>
                 <w:tcBorders>
-                  <w:bottom w:val="single" w:color="auto" w:sz="4" w:space="0"/>
+                  <w:bottom w:val="single" w:sz="4" w:space="0" w:color="auto"/>
                 </w:tcBorders>
                 <w:vAlign w:val="top"/>
               </w:tcPr>
@@ -428,7 +417,7 @@
               <w:tcPr>
                 <w:tcW w:w="1412" w:type="dxa"/>
                 <w:tcBorders>
-                  <w:bottom w:val="single" w:color="auto" w:sz="4" w:space="0"/>
+                  <w:bottom w:val="single" w:sz="4" w:space="0" w:color="auto"/>
                 </w:tcBorders>
                 <w:vAlign w:val="top"/>
               </w:tcPr>
@@ -461,7 +450,7 @@
               <w:tcPr>
                 <w:tcW w:w="2016" w:type="dxa"/>
                 <w:tcBorders>
-                  <w:bottom w:val="single" w:color="auto" w:sz="4" w:space="0"/>
+                  <w:bottom w:val="single" w:sz="4" w:space="0" w:color="auto"/>
                 </w:tcBorders>
                 <w:vAlign w:val="top"/>
               </w:tcPr>
@@ -478,93 +467,6 @@
             </w:tc>
           </w:sdtContent>
         </w:sdt>
-      </w:tr>
-      <w:tr>
-        <w:trPr>
-          <w:cnfStyle w:val="000000100000" w:firstRow="0" w:lastRow="0" w:firstColumn="0" w:lastColumn="0" w:oddVBand="0" w:evenVBand="0" w:oddHBand="1" w:evenHBand="0" w:firstRowFirstColumn="0" w:firstRowLastColumn="0" w:lastRowFirstColumn="0" w:lastRowLastColumn="0"/>
-          <w:trHeight w:val="245"/>
-        </w:trPr>
-        <w:tc>
-          <w:tcPr>
-            <w:tcW w:w="1714" w:type="dxa"/>
-            <w:tcBorders>
-              <w:top w:val="single" w:color="auto" w:sz="4" w:space="0"/>
-            </w:tcBorders>
-          </w:tcPr>
-          <w:p/>
-        </w:tc>
-        <w:tc>
-          <w:tcPr>
-            <w:tcW w:w="1714" w:type="dxa"/>
-            <w:tcBorders>
-              <w:top w:val="single" w:color="auto" w:sz="4" w:space="0"/>
-            </w:tcBorders>
-          </w:tcPr>
-          <w:p/>
-        </w:tc>
-        <w:tc>
-          <w:tcPr>
-            <w:tcW w:w="1714" w:type="dxa"/>
-            <w:tcBorders>
-              <w:top w:val="single" w:color="auto" w:sz="4" w:space="0"/>
-            </w:tcBorders>
-          </w:tcPr>
-          <w:p/>
-        </w:tc>
-        <w:tc>
-          <w:tcPr>
-            <w:tcW w:w="1968" w:type="dxa"/>
-            <w:tcBorders>
-              <w:top w:val="single" w:color="auto" w:sz="4" w:space="0"/>
-            </w:tcBorders>
-          </w:tcPr>
-          <w:p/>
-        </w:tc>
-        <w:tc>
-          <w:tcPr>
-            <w:tcW w:w="1460" w:type="dxa"/>
-            <w:tcBorders>
-              <w:top w:val="single" w:color="auto" w:sz="4" w:space="0"/>
-            </w:tcBorders>
-          </w:tcPr>
-          <w:p/>
-        </w:tc>
-        <w:tc>
-          <w:tcPr>
-            <w:tcW w:w="1714" w:type="dxa"/>
-            <w:tcBorders>
-              <w:top w:val="single" w:color="auto" w:sz="4" w:space="0"/>
-            </w:tcBorders>
-          </w:tcPr>
-          <w:p/>
-        </w:tc>
-        <w:tc>
-          <w:tcPr>
-            <w:tcW w:w="1714" w:type="dxa"/>
-            <w:tcBorders>
-              <w:top w:val="single" w:color="auto" w:sz="4" w:space="0"/>
-            </w:tcBorders>
-          </w:tcPr>
-          <w:p/>
-        </w:tc>
-        <w:tc>
-          <w:tcPr>
-            <w:tcW w:w="1412" w:type="dxa"/>
-            <w:tcBorders>
-              <w:top w:val="single" w:color="auto" w:sz="4" w:space="0"/>
-            </w:tcBorders>
-          </w:tcPr>
-          <w:p/>
-        </w:tc>
-        <w:tc>
-          <w:tcPr>
-            <w:tcW w:w="2016" w:type="dxa"/>
-            <w:tcBorders>
-              <w:top w:val="single" w:color="auto" w:sz="4" w:space="0"/>
-            </w:tcBorders>
-          </w:tcPr>
-          <w:p/>
-        </w:tc>
       </w:tr>
       <w:sdt>
         <w:sdtPr>
@@ -586,7 +488,7 @@
             <w:sdtContent>
               <w:tr>
                 <w:trPr>
-                  <w:cnfStyle w:val="000000010000" w:firstRow="0" w:lastRow="0" w:firstColumn="0" w:lastColumn="0" w:oddVBand="0" w:evenVBand="0" w:oddHBand="0" w:evenHBand="1" w:firstRowFirstColumn="0" w:firstRowLastColumn="0" w:lastRowFirstColumn="0" w:lastRowLastColumn="0"/>
+                  <w:cnfStyle w:val="000000100000" w:firstRow="0" w:lastRow="0" w:firstColumn="0" w:lastColumn="0" w:oddVBand="0" w:evenVBand="0" w:oddHBand="1" w:evenHBand="0" w:firstRowFirstColumn="0" w:firstRowLastColumn="0" w:lastRowFirstColumn="0" w:lastRowLastColumn="0"/>
                   <w:trHeight w:val="360"/>
                 </w:trPr>
                 <w:tc>
@@ -897,7 +799,7 @@
         <w:tblW w:w="5000" w:type="pct"/>
         <w:tblLayout w:type="fixed"/>
         <w:tblLook w:val="0640" w:firstRow="0" w:lastRow="1" w:firstColumn="0" w:lastColumn="0" w:noHBand="1" w:noVBand="1"/>
-        <w:tblCaption w:val="Table 3"/>
+        <w:tblCaption w:val="bc-block:totals-1"/>
         <w:tblDescription w:val="Document totals."/>
       </w:tblPr>
       <w:tblGrid>
@@ -2481,7 +2383,6 @@
     <w:sig w:usb0="20000287" w:usb1="00000003" w:usb2="00000000" w:usb3="00000000" w:csb0="0000019F" w:csb1="00000000"/>
   </w:font>
   <w:font w:name="Yu Gothic Light">
-    <w:altName w:val="游ゴシック Light"/>
     <w:panose1 w:val="020B0300000000000000"/>
     <w:charset w:val="80"/>
     <w:family w:val="swiss"/>
@@ -2540,6 +2441,7 @@
     <w:rsid w:val="0063509C"/>
     <w:rsid w:val="0064069D"/>
     <w:rsid w:val="00643763"/>
+    <w:rsid w:val="006675FA"/>
     <w:rsid w:val="006833AC"/>
     <w:rsid w:val="00693032"/>
     <w:rsid w:val="006A3DF9"/>
@@ -2549,6 +2451,7 @@
     <w:rsid w:val="007A75D3"/>
     <w:rsid w:val="007C19ED"/>
     <w:rsid w:val="00807E4C"/>
+    <w:rsid w:val="00827C01"/>
     <w:rsid w:val="00840A52"/>
     <w:rsid w:val="00883B60"/>
     <w:rsid w:val="008858E8"/>
@@ -2603,7 +2506,7 @@
   </m:mathPr>
   <w:themeFontLang w:val="en-AU" w:eastAsia="ja-JP"/>
   <w:clrSchemeMapping w:bg1="light1" w:t1="dark1" w:bg2="light2" w:t2="dark2" w:accent1="accent1" w:accent2="accent2" w:accent3="accent3" w:accent4="accent4" w:accent5="accent5" w:accent6="accent6" w:hyperlink="hyperlink" w:followedHyperlink="followedHyperlink"/>
-  <w:decimalSymbol w:val=","/>
+  <w:decimalSymbol w:val="."/>
   <w:listSeparator w:val=","/>
   <w15:chartTrackingRefBased/>
 </w:settings>
@@ -3071,27 +2974,6 @@
     <w:name w:val="50A5D05D15FF4AB4833AB11957E85ECA"/>
     <w:rsid w:val="00404DEC"/>
   </w:style>
-  <w:style w:type="paragraph" w:customStyle="1" w:styleId="4FD9E8D8249F4DA7B28DEA49077DC5E0">
-    <w:name w:val="4FD9E8D8249F4DA7B28DEA49077DC5E0"/>
-    <w:rsid w:val="00643763"/>
-    <w:rPr>
-      <w:lang w:val="da-DK" w:eastAsia="da-DK"/>
-    </w:rPr>
-  </w:style>
-  <w:style w:type="paragraph" w:customStyle="1" w:styleId="93C48101EAD14F5695991C8A696A989D">
-    <w:name w:val="93C48101EAD14F5695991C8A696A989D"/>
-    <w:rsid w:val="00643763"/>
-    <w:rPr>
-      <w:lang w:val="da-DK" w:eastAsia="da-DK"/>
-    </w:rPr>
-  </w:style>
-  <w:style w:type="paragraph" w:customStyle="1" w:styleId="1D007AC1F2BE45D79394CEDF382B1810">
-    <w:name w:val="1D007AC1F2BE45D79394CEDF382B1810"/>
-    <w:rsid w:val="00643763"/>
-    <w:rPr>
-      <w:lang w:val="da-DK" w:eastAsia="da-DK"/>
-    </w:rPr>
-  </w:style>
 </w:styles>
 </file>
 
@@ -3486,544 +3368,542 @@
 </we:webextension>
 </file>
 
-<file path=customXml/item1.xml><?xml version="1.0" encoding="utf-8"?>
+<file path=customXml/item1.xml>��< ? x m l   v e r s i o n = " 1 . 0 "   e n c o d i n g = " u t f - 1 6 " ? > < N a v W o r d R e p o r t X m l P a r t   x m l n s = " u r n : m i c r o s o f t - d y n a m i c s - n a v / r e p o r t s / S a l e s p e r s o n _ S a l e s _ S t a t i s t i c s / 1 1 4 / " > + 
+     < B C R e p o r t I n f o r m a t i o n > + 
+         < R e p o r t M e t a d a t a > + 
+             < E x t e n s i o n I d > E x t e n s i o n   I D < / E x t e n s i o n I d > + 
+             < E x t e n s i o n N a m e > E x t e n s i o n   N a m e < / E x t e n s i o n N a m e > + 
+             < E x t e n s i o n P u b l i s h e r > E x t e n s i o n   P u b l i s h e r < / E x t e n s i o n P u b l i s h e r > + 
+             < E x t e n s i o n V e r s i o n > E x t e n s i o n   V e r s i o n < / E x t e n s i o n V e r s i o n > + 
+             < R e p o r t I d > R e p o r t   I D < / R e p o r t I d > + 
+             < R e p o r t N a m e > R e p o r t   N a m e < / R e p o r t N a m e > + 
+             < R e p o r t C a p t i o n > R e p o r t   C a p t i o n < / R e p o r t C a p t i o n > + 
+             < A b o u t T h i s R e p o r t T i t l e > A b o u t   T h i s   R e p o r t   T i t l e < / A b o u t T h i s R e p o r t T i t l e > + 
+             < A b o u t T h i s R e p o r t T e x t > A b o u t   T h i s   R e p o r t   T e x t < / A b o u t T h i s R e p o r t T e x t > + 
+             < R e p o r t H e l p L i n k > R e p o r t   H e l p   L i n k < / R e p o r t H e l p L i n k > + 
+         < / R e p o r t M e t a d a t a > + 
+         < R e p o r t R e q u e s t > + 
+             < T e n a n t E n t r a I d > T e n a n t   E n t r a   I d < / T e n a n t E n t r a I d > + 
+             < E n v i r o n m e n t N a m e > E n v i r o n m e n t   N a m e < / E n v i r o n m e n t N a m e > + 
+             < E n v i r o n m e n t T y p e > E n v i r o n m e n t   T y p e < / E n v i r o n m e n t T y p e > + 
+             < C o m p a n y N a m e > C o m p a n y   N a m e < / C o m p a n y N a m e > + 
+             < C o m p a n y D i s p l a y N a m e > C o m p a n y   D i s p l a y   N a m e < / C o m p a n y D i s p l a y N a m e > + 
+             < C o m p a n y I d > C o m p a n y   I D < / C o m p a n y I d > + 
+             < U s e r N a m e > U s e r   N a m e < / U s e r N a m e > + 
+             < D a t e A n d T i m e > D a t e   a n d   T i m e < / D a t e A n d T i m e > + 
+             < L a n g u a g e > L a n g u a g e < / L a n g u a g e > + 
+             < F o r m a t R e g i o n > F o r m a t   R e g i o n < / F o r m a t R e g i o n > + 
+             < D a t e T i m e V a l u e s > + 
+                 < Y e a r > Y e a r < / Y e a r > + 
+                 < M o n t h N u m b e r > M o n t h   N u m b e r < / M o n t h N u m b e r > + 
+                 < D a y N u m b e r > D a y   N u m b e r < / D a y N u m b e r > + 
+                 < H o u r > H o u r < / H o u r > + 
+                 < M i n u t e > M i n u t e < / M i n u t e > + 
+             < / D a t e T i m e V a l u e s > + 
+         < / R e p o r t R e q u e s t > + 
+         < C o m p a n y M e t a d a t a > + 
+             < C o m p a n y N a m e > C o m p a n y   N a m e < / C o m p a n y N a m e > + 
+             < C o m p a n y D i s p l a y N a m e > C o m p a n y   D i s p l a y   N a m e < / C o m p a n y D i s p l a y N a m e > + 
+             < C o m p a n y A d d r e s s L i n e s > + 
+                 < C o m p a n y A d d r e s s L i n e 1 > C o m p a n y   A d d r e s s   L i n e   1 < / C o m p a n y A d d r e s s L i n e 1 > + 
+                 < C o m p a n y A d d r e s s L i n e 2 > C o m p a n y   A d d r e s s   L i n e   2 < / C o m p a n y A d d r e s s L i n e 2 > + 
+                 < C o m p a n y A d d r e s s L i n e 3 > C o m p a n y   A d d r e s s   L i n e   3 < / C o m p a n y A d d r e s s L i n e 3 > + 
+                 < C o m p a n y A d d r e s s L i n e 4 > C o m p a n y   A d d r e s s   L i n e   4 < / C o m p a n y A d d r e s s L i n e 4 > + 
+                 < C o m p a n y A d d r e s s L i n e 5 > C o m p a n y   A d d r e s s   L i n e   5 < / C o m p a n y A d d r e s s L i n e 5 > + 
+                 < C o m p a n y A d d r e s s L i n e 6 > C o m p a n y   A d d r e s s   L i n e   6 < / C o m p a n y A d d r e s s L i n e 6 > + 
+                 < C o m p a n y A d d r e s s L i n e 7 > C o m p a n y   A d d r e s s   L i n e   7 < / C o m p a n y A d d r e s s L i n e 7 > + 
+                 < C o m p a n y A d d r e s s L i n e 8 > C o m p a n y   A d d r e s s   L i n e   8 < / C o m p a n y A d d r e s s L i n e 8 > + 
+             < / C o m p a n y A d d r e s s L i n e s > + 
+             < C o m p a n y P h o n e > C o m p a n y   P h o n e < / C o m p a n y P h o n e > + 
+             < C o m p a n y P h o n e C a p t i o n > C o m p a n y   P h o n e   C a p t i o n < / C o m p a n y P h o n e C a p t i o n > + 
+             < C o m p a n y F a x N o > C o m p a n y   F a x   N o . < / C o m p a n y F a x N o > + 
+             < C o m p a n y F a x N o C a p t i o n > C o m p a n y   F a x   N o .   C a p t i o n < / C o m p a n y F a x N o C a p t i o n > + 
+             < C o m p a n y E m a i l > C o m p a n y   E m a i l < / C o m p a n y E m a i l > + 
+             < C o m p a n y E m a i l C a p t i o n > C o m p a n y   E m a i l   C a p t i o n < / C o m p a n y E m a i l C a p t i o n > + 
+             < C o m p a n y H o m e P a g e > C o m p a n y   H o m e   P a g e < / C o m p a n y H o m e P a g e > + 
+             < C o m p a n y H o m e P a g e C a p t i o n > C o m p a n y   H o m e   P a g e   C a p t i o n < / C o m p a n y H o m e P a g e C a p t i o n > + 
+             < C o m p a n y L o g o > C o m p a n y   L o g o < / C o m p a n y L o g o > + 
+             < C o m p a n y V A T R e g i s t r a t i o n N o > C o m p a n y   V A T   R e g i s t r a t i o n   N o . < / C o m p a n y V A T R e g i s t r a t i o n N o > + 
+             < C o m p a n y V A T R e g i s t r a t i o n N o C a p t i o n > C o m p a n y   V A T   R e g i s t r a t i o n   N o .   C a p t i o n < / C o m p a n y V A T R e g i s t r a t i o n N o C a p t i o n > + 
+             < C o m p a n y R e g i s t r a t i o n N o > C o m p a n y   R e g i s t r a t i o n   N o . < / C o m p a n y R e g i s t r a t i o n N o > + 
+             < C o m p a n y R e g i s t r a t i o n N o C a p t i o n > C o m p a n y   R e g i s t r a t i o n   N o .   C a p t i o n < / C o m p a n y R e g i s t r a t i o n N o C a p t i o n > + 
+             < C o m p a n y B a n k N a m e > C o m p a n y   B a n k   N a m e < / C o m p a n y B a n k N a m e > + 
+             < C o m p a n y B a n k N a m e C a p t i o n > C o m p a n y   B a n k   N a m e   C a p t i o n < / C o m p a n y B a n k N a m e C a p t i o n > + 
+             < C o m p a n y B a n k A c c o u n t N o > C o m p a n y   B a n k   A c c o u n t   N o . < / C o m p a n y B a n k A c c o u n t N o > + 
+             < C o m p a n y B a n k A c c o u n t N o C a p t i o n > C o m p a n y   B a n k   A c c o u n t   N o .   C a p t i o n < / C o m p a n y B a n k A c c o u n t N o C a p t i o n > + 
+             < C o m p a n y B a n k B r a n c h N o > C o m p a n y   B a n k   B r a n c h   N o . < / C o m p a n y B a n k B r a n c h N o > + 
+             < C o m p a n y B a n k B r a n c h N o C a p t i o n > C o m p a n y   B a n k   B r a n c h   N o .   C a p t i o n < / C o m p a n y B a n k B r a n c h N o C a p t i o n > + 
+             < C o m p a n y I B A N > C o m p a n y   I B A N < / C o m p a n y I B A N > + 
+             < C o m p a n y I B A N C a p t i o n > C o m p a n y   I B A N   C a p t i o n < / C o m p a n y I B A N C a p t i o n > + 
+             < C o m p a n y B a n k S W I F T > C o m p a n y   B a n k   S W I F T < / C o m p a n y B a n k S W I F T > + 
+             < C o m p a n y B a n k S W I F T C a p t i o n > C o m p a n y   B a n k   S W I F T   C a p t i o n < / C o m p a n y B a n k S W I F T C a p t i o n > + 
+             < C o m p a n y G i r o N o > C o m p a n y   G i r o   N o . < / C o m p a n y G i r o N o > + 
+             < C o m p a n y G i r o N o C a p t i o n > C o m p a n y   G i r o   N o .   C a p t i o n < / C o m p a n y G i r o N o C a p t i o n > + 
+         < / C o m p a n y M e t a d a t a > + 
+     < / B C R e p o r t I n f o r m a t i o n > + 
+     < L a b e l s > + 
+         < A b o u t T h e R e p o r t L a b e l > A b o u t T h e R e p o r t L a b e l < / A b o u t T h e R e p o r t L a b e l > + 
+         < A d j P r o f i t L C Y L a b e l > A d j P r o f i t L C Y L a b e l < / A d j P r o f i t L C Y L a b e l > + 
+         < A d j P r o f i t P c t L a b e l > A d j P r o f i t P c t L a b e l < / A d j P r o f i t P c t L a b e l > + 
+         < A m o u n t s I n L C Y L a b e l > A m o u n t s I n L C Y L a b e l < / A m o u n t s I n L C Y L a b e l > + 
+         < C o d e L a b e l > C o d e L a b e l < / C o d e L a b e l > + 
+         < C o m p a n y L a b e l > C o m p a n y L a b e l < / C o m p a n y L a b e l > + 
+         < D a t a R e t r i e v e d > D a t a R e t r i e v e d < / D a t a R e t r i e v e d > + 
+         < D o c u m e n t a t i o n L a b e l > D o c u m e n t a t i o n L a b e l < / D o c u m e n t a t i o n L a b e l > + 
+         < E n v i r o n m e n t L a b e l > E n v i r o n m e n t L a b e l < / E n v i r o n m e n t L a b e l > + 
+         < I n v D i s c A m o u n t L a b e l > I n v D i s c A m o u n t L a b e l < / I n v D i s c A m o u n t L a b e l > + 
+         < P a g e L a b e l > P a g e L a b e l < / P a g e L a b e l > + 
+         < P e r i o d C a p t i o n > P e r i o d C a p t i o n < / P e r i o d C a p t i o n > + 
+         < P m t D i s c G i v e n L a b e l > P m t D i s c G i v e n L a b e l < / P m t D i s c G i v e n L a b e l > + 
+         < P m t T o l e r a n c e L a b e l > P m t T o l e r a n c e L a b e l < / P m t T o l e r a n c e L a b e l > + 
+         < P r o f i t L C Y L a b e l > P r o f i t L C Y L a b e l < / P r o f i t L C Y L a b e l > + 
+         < P r o f i t P c t L a b e l > P r o f i t P c t L a b e l < / P r o f i t P c t L a b e l > + 
+         < R e p o r t L a b e l > R e p o r t L a b e l < / R e p o r t L a b e l > + 
+         < R e p o r t N a m e L a b e l > R e p o r t N a m e L a b e l < / R e p o r t N a m e L a b e l > + 
+         < R u n O n L a b e l > R u n O n L a b e l < / R u n O n L a b e l > + 
+         < S a l e s L C Y L a b e l > S a l e s L C Y L a b e l < / S a l e s L C Y L a b e l > + 
+         < S a l e s p e r s o n _ P u r c h a s e r _ C o d e C a p t i o n > S a l e s p e r s o n _ P u r c h a s e r _ C o d e C a p t i o n < / S a l e s p e r s o n _ P u r c h a s e r _ C o d e C a p t i o n > + 
+         < S a l e s p e r s o n S a l e s S t a t s A n a l y s i s > S a l e s p e r s o n S a l e s S t a t s A n a l y s i s < / S a l e s p e r s o n S a l e s S t a t s A n a l y s i s > + 
+         < S a l e s p e r s o n S a l e s S t a t s P r i n t > S a l e s p e r s o n S a l e s S t a t s P r i n t < / S a l e s p e r s o n S a l e s S t a t s P r i n t > + 
+         < T o t a l L a b e l > T o t a l L a b e l < / T o t a l L a b e l > + 
+         < U s e r L a b e l > U s e r L a b e l < / U s e r L a b e l > + 
+     < / L a b e l s > + 
+     < S a l e s p e r s o n _ P u r c h a s e r > + 
+         < A d j P r o f i t > A d j P r o f i t < / A d j P r o f i t > + 
+         < A d j P r o f i t P e r c e n t > A d j P r o f i t P e r c e n t < / A d j P r o f i t P e r c e n t > + 
+         < C O M P A N Y N A M E > C O M P A N Y N A M E < / C O M P A N Y N A M E > + 
+         < C u s t L e d g E n t r y F i l t e r > C u s t L e d g E n t r y F i l t e r < / C u s t L e d g E n t r y F i l t e r > + 
+         < C u s t _ _ L e d g e r _ E n t r y _ _ T A B L E C A P T I O N _ _ _ _ _ _ _ _ _ _ C u s t L e d g E n t r y F i l t e r > C u s t _ _ L e d g e r _ E n t r y _ _ T A B L E C A P T I O N _ _ _ _ _ _ _ _ _ _ C u s t L e d g E n t r y F i l t e r < / C u s t _ _ L e d g e r _ E n t r y _ _ T A B L E C A P T I O N _ _ _ _ _ _ _ _ _ _ C u s t L e d g E n t r y F i l t e r > + 
+         < C u s t _ _ L e d g e r _ E n t r y _ _ _ I n v _ _ D i s c o u n t _ _ L C Y _ _ > C u s t _ _ L e d g e r _ E n t r y _ _ _ I n v _ _ D i s c o u n t _ _ L C Y _ _ < / C u s t _ _ L e d g e r _ E n t r y _ _ _ I n v _ _ D i s c o u n t _ _ L C Y _ _ > + 
+         < C u s t _ _ L e d g e r _ E n t r y _ _ _ P m t _ _ D i s c _ _ G i v e n _ _ L C Y _ _ > C u s t _ _ L e d g e r _ E n t r y _ _ _ P m t _ _ D i s c _ _ G i v e n _ _ L C Y _ _ < / C u s t _ _ L e d g e r _ E n t r y _ _ _ P m t _ _ D i s c _ _ G i v e n _ _ L C Y _ _ > + 
+         < C u s t _ _ L e d g e r _ E n t r y _ _ _ P m t _ _ T o l e r a n c e _ _ L C Y _ _ > C u s t _ _ L e d g e r _ E n t r y _ _ _ P m t _ _ T o l e r a n c e _ _ L C Y _ _ < / C u s t _ _ L e d g e r _ E n t r y _ _ _ P m t _ _ T o l e r a n c e _ _ L C Y _ _ > + 
+         < C u s t _ _ L e d g e r _ E n t r y _ _ _ P r o f i t _ _ L C Y _ _ > C u s t _ _ L e d g e r _ E n t r y _ _ _ P r o f i t _ _ L C Y _ _ < / C u s t _ _ L e d g e r _ E n t r y _ _ _ P r o f i t _ _ L C Y _ _ > + 
+         < C u s t _ _ L e d g e r _ E n t r y _ _ _ S a l e s _ _ L C Y _ _ > C u s t _ _ L e d g e r _ E n t r y _ _ _ S a l e s _ _ L C Y _ _ < / C u s t _ _ L e d g e r _ E n t r y _ _ _ S a l e s _ _ L C Y _ _ > + 
+         < P r o f i t P e r c e n t > P r o f i t P e r c e n t < / P r o f i t P e r c e n t > + 
+         < S a l e s p e r s o n F i l t e r > S a l e s p e r s o n F i l t e r < / S a l e s p e r s o n F i l t e r > + 
+         < S a l e s p e r s o n _ P u r c h a s e r _ C o d e > S a l e s p e r s o n _ P u r c h a s e r _ C o d e < / S a l e s p e r s o n _ P u r c h a s e r _ C o d e > + 
+         < S a l e s p e r s o n _ P u r c h a s e r _ _ T A B L E C A P T I O N _ _ _ _ _ _ _ _ _ _ S a l e s p e r s o n F i l t e r > S a l e s p e r s o n _ P u r c h a s e r _ _ T A B L E C A P T I O N _ _ _ _ _ _ _ _ _ _ S a l e s p e r s o n F i l t e r < / S a l e s p e r s o n _ P u r c h a s e r _ _ T A B L E C A P T I O N _ _ _ _ _ _ _ _ _ _ S a l e s p e r s o n F i l t e r > + 
+         < S T R S U B S T N O _ T e x t 0 0 0 _ P e r i o d T e x t _ > S T R S U B S T N O _ T e x t 0 0 0 _ P e r i o d T e x t _ < / S T R S U B S T N O _ T e x t 0 0 0 _ P e r i o d T e x t _ > + 
+     < / S a l e s p e r s o n _ P u r c h a s e r > + 
+     < C u s t _ L e d g e r _ E n t r y / > + 
+     < T o t a l s > + 
+         < T o t a l s _ A d j P r o f i t > T o t a l s _ A d j P r o f i t < / T o t a l s _ A d j P r o f i t > + 
+         < T o t a l s _ A d j P r o f i t P c t > T o t a l s _ A d j P r o f i t P c t < / T o t a l s _ A d j P r o f i t P c t > + 
+         < T o t a l s _ I n v D i s c A m o u n t > T o t a l s _ I n v D i s c A m o u n t < / T o t a l s _ I n v D i s c A m o u n t > + 
+         < T o t a l s _ P m t D i s c G i v e n > T o t a l s _ P m t D i s c G i v e n < / T o t a l s _ P m t D i s c G i v e n > + 
+         < T o t a l s _ P m t T o l e r a n c e > T o t a l s _ P m t T o l e r a n c e < / T o t a l s _ P m t T o l e r a n c e > + 
+         < T o t a l s _ P r o f i t > T o t a l s _ P r o f i t < / T o t a l s _ P r o f i t > + 
+         < T o t a l s _ P r o f i t P c t > T o t a l s _ P r o f i t P c t < / T o t a l s _ P r o f i t P c t > + 
+         < T o t a l s _ S a l e s > T o t a l s _ S a l e s < / T o t a l s _ S a l e s > + 
+     < / T o t a l s > + 
+ < / N a v W o r d R e p o r t X m l P a r t > 
+</file>
+
+<file path=customXml/item2.xml>��< ? x m l   v e r s i o n = " 1 . 0 "   e n c o d i n g = " u t f - 1 6 " ? > < N a v W o r d R e p o r t X m l P a r t   x m l n s = " u r n : m i c r o s o f t - d y n a m i c s - b u s i n e s s c e n t r a l / i n t e r n a l / e x t e n d e d / r e p o r t s / S a l e s p e r s o n _ S a l e s _ S t a t i s t i c s / 1 1 4 / " > + 
+     < B C R e p o r t I n f o r m a t i o n > + 
+         < R e p o r t M e t a d a t a > + 
+             < E x t e n s i o n I d > E x t e n s i o n   I D < / E x t e n s i o n I d > + 
+             < E x t e n s i o n N a m e > E x t e n s i o n   N a m e < / E x t e n s i o n N a m e > + 
+             < E x t e n s i o n P u b l i s h e r > E x t e n s i o n   P u b l i s h e r < / E x t e n s i o n P u b l i s h e r > + 
+             < E x t e n s i o n V e r s i o n > E x t e n s i o n   V e r s i o n < / E x t e n s i o n V e r s i o n > + 
+             < R e p o r t I d > R e p o r t   I D < / R e p o r t I d > + 
+             < R e p o r t N a m e > R e p o r t   N a m e < / R e p o r t N a m e > + 
+             < R e p o r t C a p t i o n > R e p o r t   C a p t i o n < / R e p o r t C a p t i o n > + 
+             < A b o u t T h i s R e p o r t T i t l e > A b o u t   T h i s   R e p o r t   T i t l e < / A b o u t T h i s R e p o r t T i t l e > + 
+             < A b o u t T h i s R e p o r t T e x t > A b o u t   T h i s   R e p o r t   T e x t < / A b o u t T h i s R e p o r t T e x t > + 
+             < R e p o r t H e l p L i n k > R e p o r t   H e l p   L i n k < / R e p o r t H e l p L i n k > + 
+         < / R e p o r t M e t a d a t a > + 
+         < R e p o r t R e q u e s t > + 
+             < T e n a n t E n t r a I d > T e n a n t   E n t r a   I d < / T e n a n t E n t r a I d > + 
+             < E n v i r o n m e n t N a m e > E n v i r o n m e n t   N a m e < / E n v i r o n m e n t N a m e > + 
+             < E n v i r o n m e n t T y p e > E n v i r o n m e n t   T y p e < / E n v i r o n m e n t T y p e > + 
+             < C o m p a n y N a m e > C o m p a n y   N a m e < / C o m p a n y N a m e > + 
+             < C o m p a n y D i s p l a y N a m e > C o m p a n y   D i s p l a y   N a m e < / C o m p a n y D i s p l a y N a m e > + 
+             < C o m p a n y I d > C o m p a n y   I D < / C o m p a n y I d > + 
+             < U s e r N a m e > U s e r   N a m e < / U s e r N a m e > + 
+             < D a t e A n d T i m e > D a t e   a n d   T i m e < / D a t e A n d T i m e > + 
+             < L a n g u a g e > L a n g u a g e < / L a n g u a g e > + 
+             < F o r m a t R e g i o n > F o r m a t   R e g i o n < / F o r m a t R e g i o n > + 
+             < D a t e T i m e V a l u e s > + 
+                 < Y e a r > Y e a r < / Y e a r > + 
+                 < M o n t h N u m b e r > M o n t h   N u m b e r < / M o n t h N u m b e r > + 
+                 < D a y N u m b e r > D a y   N u m b e r < / D a y N u m b e r > + 
+                 < H o u r > H o u r < / H o u r > + 
+                 < M i n u t e > M i n u t e < / M i n u t e > + 
+             < / D a t e T i m e V a l u e s > + 
+         < / R e p o r t R e q u e s t > + 
+         < C o m p a n y M e t a d a t a > + 
+             < C o m p a n y N a m e > C o m p a n y   N a m e < / C o m p a n y N a m e > + 
+             < C o m p a n y D i s p l a y N a m e > C o m p a n y   D i s p l a y   N a m e < / C o m p a n y D i s p l a y N a m e > + 
+             < C o m p a n y A d d r e s s L i n e s > + 
+                 < C o m p a n y A d d r e s s L i n e 1 > C o m p a n y   A d d r e s s   L i n e   1 < / C o m p a n y A d d r e s s L i n e 1 > + 
+                 < C o m p a n y A d d r e s s L i n e 2 > C o m p a n y   A d d r e s s   L i n e   2 < / C o m p a n y A d d r e s s L i n e 2 > + 
+                 < C o m p a n y A d d r e s s L i n e 3 > C o m p a n y   A d d r e s s   L i n e   3 < / C o m p a n y A d d r e s s L i n e 3 > + 
+                 < C o m p a n y A d d r e s s L i n e 4 > C o m p a n y   A d d r e s s   L i n e   4 < / C o m p a n y A d d r e s s L i n e 4 > + 
+                 < C o m p a n y A d d r e s s L i n e 5 > C o m p a n y   A d d r e s s   L i n e   5 < / C o m p a n y A d d r e s s L i n e 5 > + 
+                 < C o m p a n y A d d r e s s L i n e 6 > C o m p a n y   A d d r e s s   L i n e   6 < / C o m p a n y A d d r e s s L i n e 6 > + 
+                 < C o m p a n y A d d r e s s L i n e 7 > C o m p a n y   A d d r e s s   L i n e   7 < / C o m p a n y A d d r e s s L i n e 7 > + 
+                 < C o m p a n y A d d r e s s L i n e 8 > C o m p a n y   A d d r e s s   L i n e   8 < / C o m p a n y A d d r e s s L i n e 8 > + 
+             < / C o m p a n y A d d r e s s L i n e s > + 
+             < C o m p a n y P h o n e > C o m p a n y   P h o n e < / C o m p a n y P h o n e > + 
+             < C o m p a n y P h o n e C a p t i o n > C o m p a n y   P h o n e   C a p t i o n < / C o m p a n y P h o n e C a p t i o n > + 
+             < C o m p a n y F a x N o > C o m p a n y   F a x   N o . < / C o m p a n y F a x N o > + 
+             < C o m p a n y F a x N o C a p t i o n > C o m p a n y   F a x   N o .   C a p t i o n < / C o m p a n y F a x N o C a p t i o n > + 
+             < C o m p a n y E m a i l > C o m p a n y   E m a i l < / C o m p a n y E m a i l > + 
+             < C o m p a n y E m a i l C a p t i o n > C o m p a n y   E m a i l   C a p t i o n < / C o m p a n y E m a i l C a p t i o n > + 
+             < C o m p a n y H o m e P a g e > C o m p a n y   H o m e   P a g e < / C o m p a n y H o m e P a g e > + 
+             < C o m p a n y H o m e P a g e C a p t i o n > C o m p a n y   H o m e   P a g e   C a p t i o n < / C o m p a n y H o m e P a g e C a p t i o n > + 
+             < C o m p a n y L o g o > C o m p a n y   L o g o < / C o m p a n y L o g o > + 
+             < C o m p a n y V A T R e g i s t r a t i o n N o > C o m p a n y   V A T   R e g i s t r a t i o n   N o . < / C o m p a n y V A T R e g i s t r a t i o n N o > + 
+             < C o m p a n y V A T R e g i s t r a t i o n N o C a p t i o n > C o m p a n y   V A T   R e g i s t r a t i o n   N o .   C a p t i o n < / C o m p a n y V A T R e g i s t r a t i o n N o C a p t i o n > + 
+             < C o m p a n y R e g i s t r a t i o n N o > C o m p a n y   R e g i s t r a t i o n   N o . < / C o m p a n y R e g i s t r a t i o n N o > + 
+             < C o m p a n y R e g i s t r a t i o n N o C a p t i o n > C o m p a n y   R e g i s t r a t i o n   N o .   C a p t i o n < / C o m p a n y R e g i s t r a t i o n N o C a p t i o n > + 
+             < C o m p a n y B a n k N a m e > C o m p a n y   B a n k   N a m e < / C o m p a n y B a n k N a m e > + 
+             < C o m p a n y B a n k N a m e C a p t i o n > C o m p a n y   B a n k   N a m e   C a p t i o n < / C o m p a n y B a n k N a m e C a p t i o n > + 
+             < C o m p a n y B a n k A c c o u n t N o > C o m p a n y   B a n k   A c c o u n t   N o . < / C o m p a n y B a n k A c c o u n t N o > + 
+             < C o m p a n y B a n k A c c o u n t N o C a p t i o n > C o m p a n y   B a n k   A c c o u n t   N o .   C a p t i o n < / C o m p a n y B a n k A c c o u n t N o C a p t i o n > + 
+             < C o m p a n y B a n k B r a n c h N o > C o m p a n y   B a n k   B r a n c h   N o . < / C o m p a n y B a n k B r a n c h N o > + 
+             < C o m p a n y B a n k B r a n c h N o C a p t i o n > C o m p a n y   B a n k   B r a n c h   N o .   C a p t i o n < / C o m p a n y B a n k B r a n c h N o C a p t i o n > + 
+             < C o m p a n y I B A N > C o m p a n y   I B A N < / C o m p a n y I B A N > + 
+             < C o m p a n y I B A N C a p t i o n > C o m p a n y   I B A N   C a p t i o n < / C o m p a n y I B A N C a p t i o n > + 
+             < C o m p a n y B a n k S W I F T > C o m p a n y   B a n k   S W I F T < / C o m p a n y B a n k S W I F T > + 
+             < C o m p a n y B a n k S W I F T C a p t i o n > C o m p a n y   B a n k   S W I F T   C a p t i o n < / C o m p a n y B a n k S W I F T C a p t i o n > + 
+             < C o m p a n y G i r o N o > C o m p a n y   G i r o   N o . < / C o m p a n y G i r o N o > + 
+             < C o m p a n y G i r o N o C a p t i o n > C o m p a n y   G i r o   N o .   C a p t i o n < / C o m p a n y G i r o N o C a p t i o n > + 
+         < / C o m p a n y M e t a d a t a > + 
+     < / B C R e p o r t I n f o r m a t i o n > + 
+     < L a b e l s > + 
+         < A b o u t T h e R e p o r t L a b e l   E l e m e n t T y p e = " P a r a m e t e r "   E l e m e n t I d = " 1 6 7 7 9 2 0 0 1 "   D a t a T y p e = " S t r i n g " > A b o u t T h e R e p o r t L a b e l < / A b o u t T h e R e p o r t L a b e l > + 
+         < A d j P r o f i t L C Y L a b e l   E l e m e n t T y p e = " P a r a m e t e r "   E l e m e n t I d = " 6 9 3 6 9 2 5 5 6 "   D a t a T y p e = " S t r i n g " > A d j P r o f i t L C Y L a b e l < / A d j P r o f i t L C Y L a b e l > + 
+         < A d j P r o f i t P c t L a b e l   E l e m e n t T y p e = " P a r a m e t e r "   E l e m e n t I d = " 1 3 7 2 4 3 1 1 0 9 "   D a t a T y p e = " S t r i n g " > A d j P r o f i t P c t L a b e l < / A d j P r o f i t P c t L a b e l > + 
+         < A m o u n t s I n L C Y L a b e l   E l e m e n t T y p e = " P a r a m e t e r "   E l e m e n t I d = " 3 0 8 7 3 3 2 2 7 "   D a t a T y p e = " S t r i n g " > A m o u n t s I n L C Y L a b e l < / A m o u n t s I n L C Y L a b e l > + 
+         < C o d e L a b e l   E l e m e n t T y p e = " P a r a m e t e r "   E l e m e n t I d = " 1 3 8 4 6 0 1 4 8 6 "   D a t a T y p e = " S t r i n g " > C o d e L a b e l < / C o d e L a b e l > + 
+         < C o m p a n y L a b e l   E l e m e n t T y p e = " P a r a m e t e r "   E l e m e n t I d = " 3 4 6 7 6 0 3 4 8 "   D a t a T y p e = " S t r i n g " > C o m p a n y L a b e l < / C o m p a n y L a b e l > + 
+         < D a t a R e t r i e v e d   E l e m e n t T y p e = " P a r a m e t e r "   E l e m e n t I d = " 2 9 1 9 1 1 8 0 7 "   D a t a T y p e = " S t r i n g " > D a t a R e t r i e v e d < / D a t a R e t r i e v e d > + 
+         < D o c u m e n t a t i o n L a b e l   E l e m e n t T y p e = " P a r a m e t e r "   E l e m e n t I d = " 1 7 3 8 9 2 4 8 1 5 "   D a t a T y p e = " S t r i n g " > D o c u m e n t a t i o n L a b e l < / D o c u m e n t a t i o n L a b e l > + 
+         < E n v i r o n m e n t L a b e l   E l e m e n t T y p e = " P a r a m e t e r "   E l e m e n t I d = " 8 1 8 8 1 6 5 9 0 "   D a t a T y p e = " S t r i n g " > E n v i r o n m e n t L a b e l < / E n v i r o n m e n t L a b e l > + 
+         < I n v D i s c A m o u n t L a b e l   E l e m e n t T y p e = " P a r a m e t e r "   E l e m e n t I d = " 9 3 7 8 2 5 4 1 9 "   D a t a T y p e = " S t r i n g " > I n v D i s c A m o u n t L a b e l < / I n v D i s c A m o u n t L a b e l > + 
+         < P a g e L a b e l   E l e m e n t T y p e = " P a r a m e t e r "   E l e m e n t I d = " 1 8 8 0 8 2 7 5 0 4 "   D a t a T y p e = " S t r i n g " > P a g e L a b e l < / P a g e L a b e l > + 
+         < P e r i o d C a p t i o n   E l e m e n t T y p e = " P a r a m e t e r "   E l e m e n t I d = " 1 4 7 8 2 5 3 4 2 2 "   D a t a T y p e = " S t r i n g " > P e r i o d C a p t i o n < / P e r i o d C a p t i o n > + 
+         < P m t D i s c G i v e n L a b e l   E l e m e n t T y p e = " P a r a m e t e r "   E l e m e n t I d = " 1 4 6 7 4 7 5 8 6 8 "   D a t a T y p e = " S t r i n g " > P m t D i s c G i v e n L a b e l < / P m t D i s c G i v e n L a b e l > + 
+         < P m t T o l e r a n c e L a b e l   E l e m e n t T y p e = " P a r a m e t e r "   E l e m e n t I d = " 1 3 4 3 2 4 4 6 1 3 "   D a t a T y p e = " S t r i n g " > P m t T o l e r a n c e L a b e l < / P m t T o l e r a n c e L a b e l > + 
+         < P r o f i t L C Y L a b e l   E l e m e n t T y p e = " P a r a m e t e r "   E l e m e n t I d = " 1 0 0 4 4 3 6 2 6 1 "   D a t a T y p e = " S t r i n g " > P r o f i t L C Y L a b e l < / P r o f i t L C Y L a b e l > + 
+         < P r o f i t P c t L a b e l   E l e m e n t T y p e = " P a r a m e t e r "   E l e m e n t I d = " 1 8 1 8 8 2 4 5 4 "   D a t a T y p e = " S t r i n g " > P r o f i t P c t L a b e l < / P r o f i t P c t L a b e l > + 
+         < R e p o r t L a b e l   E l e m e n t T y p e = " P a r a m e t e r "   E l e m e n t I d = " 6 7 9 5 8 1 0 5 1 "   D a t a T y p e = " S t r i n g " > R e p o r t L a b e l < / R e p o r t L a b e l > + 
+         < R e p o r t N a m e L a b e l   E l e m e n t T y p e = " P a r a m e t e r "   E l e m e n t I d = " 1 0 2 2 2 9 2 9 8 2 "   D a t a T y p e = " S t r i n g " > R e p o r t N a m e L a b e l < / R e p o r t N a m e L a b e l > + 
+         < R u n O n L a b e l   E l e m e n t T y p e = " P a r a m e t e r "   E l e m e n t I d = " 1 1 1 9 0 3 7 5 9 5 "   D a t a T y p e = " S t r i n g " > R u n O n L a b e l < / R u n O n L a b e l > + 
+         < S a l e s L C Y L a b e l   E l e m e n t T y p e = " P a r a m e t e r "   E l e m e n t I d = " 4 4 6 4 9 9 1 3 9 "   D a t a T y p e = " S t r i n g " > S a l e s L C Y L a b e l < / S a l e s L C Y L a b e l > + 
+         < S a l e s p e r s o n _ P u r c h a s e r _ C o d e C a p t i o n   E l e m e n t T y p e = " P a r a m e t e r "   E l e m e n t I d = " 1 3 8 8 0 3 1 6 5 2 "   D a t a T y p e = " S t r i n g " > S a l e s p e r s o n _ P u r c h a s e r _ C o d e C a p t i o n < / S a l e s p e r s o n _ P u r c h a s e r _ C o d e C a p t i o n > + 
+         < S a l e s p e r s o n S a l e s S t a t s A n a l y s i s   E l e m e n t T y p e = " P a r a m e t e r "   E l e m e n t I d = " 1 0 1 3 0 9 8 0 9 3 "   D a t a T y p e = " S t r i n g " > S a l e s p e r s o n S a l e s S t a t s A n a l y s i s < / S a l e s p e r s o n S a l e s S t a t s A n a l y s i s > + 
+         < S a l e s p e r s o n S a l e s S t a t s P r i n t   E l e m e n t T y p e = " P a r a m e t e r "   E l e m e n t I d = " 1 4 7 0 3 3 1 6 8 "   D a t a T y p e = " S t r i n g " > S a l e s p e r s o n S a l e s S t a t s P r i n t < / S a l e s p e r s o n S a l e s S t a t s P r i n t > + 
+         < T o t a l L a b e l   E l e m e n t T y p e = " P a r a m e t e r "   E l e m e n t I d = " 2 1 0 2 1 4 6 0 4 9 "   D a t a T y p e = " S t r i n g " > T o t a l L a b e l < / T o t a l L a b e l > + 
+         < U s e r L a b e l   E l e m e n t T y p e = " P a r a m e t e r "   E l e m e n t I d = " 8 4 8 8 1 6 7 9 4 "   D a t a T y p e = " S t r i n g " > U s e r L a b e l < / U s e r L a b e l > + 
+     < / L a b e l s > + 
+     < T o o l t i p s > + 
+         < T o o l t i p   c o l u m n = " S a l e s p e r s o n _ P u r c h a s e r _ C o d e "   E l e m e n t I d = " 1 3 8 8 0 3 1 6 5 2 " > + 
+             < T o o l t i p T e x t   l a n g = " e n - U S " > S p e c i f i e s   a   c o d e   f o r   t h e   s a l e s p e r s o n   o r   p u r c h a s e r . < / T o o l t i p T e x t > + 
+         < / T o o l t i p > + 
+     < / T o o l t i p s > + 
+     < S a l e s p e r s o n _ P u r c h a s e r   E l e m e n t T y p e = " D a t a I t e m "   E l e m e n t I d = " 7 1 5 0 0 7 1 9 8 " > + 
+         < A d j P r o f i t   E l e m e n t T y p e = " C o l u m n "   E l e m e n t I d = " 6 6 6 3 9 3 8 5 2 "   D a t a T y p e = " D e c i m a l " > A d j P r o f i t < / A d j P r o f i t > + 
+         < A d j P r o f i t P e r c e n t   E l e m e n t T y p e = " C o l u m n "   E l e m e n t I d = " 2 1 8 8 9 1 2 7 9 "   D a t a T y p e = " D e c i m a l " > A d j P r o f i t P e r c e n t < / A d j P r o f i t P e r c e n t > + 
+         < C O M P A N Y N A M E   E l e m e n t T y p e = " C o l u m n "   E l e m e n t I d = " 1 7 5 3 0 1 5 1 5 5 "   D a t a T y p e = " S t r i n g "   O b s o l e t e S t a t e = " P e n d i n g " > C O M P A N Y N A M E < / C O M P A N Y N A M E > + 
+         < C u s t L e d g E n t r y F i l t e r   E l e m e n t T y p e = " C o l u m n "   E l e m e n t I d = " 1 1 7 3 5 3 2 6 6 6 "   D a t a T y p e = " T e x t "   O b s o l e t e S t a t e = " P e n d i n g " > C u s t L e d g E n t r y F i l t e r < / C u s t L e d g E n t r y F i l t e r > + 
+         < C u s t _ _ L e d g e r _ E n t r y _ _ T A B L E C A P T I O N _ _ _ _ _ _ _ _ _ _ C u s t L e d g E n t r y F i l t e r   E l e m e n t T y p e = " C o l u m n "   E l e m e n t I d = " 7 1 0 6 3 3 9 1 7 "   D a t a T y p e = " T e x t " > C u s t _ _ L e d g e r _ E n t r y _ _ T A B L E C A P T I O N _ _ _ _ _ _ _ _ _ _ C u s t L e d g E n t r y F i l t e r < / C u s t _ _ L e d g e r _ E n t r y _ _ T A B L E C A P T I O N _ _ _ _ _ _ _ _ _ _ C u s t L e d g E n t r y F i l t e r > + 
+         < C u s t _ _ L e d g e r _ E n t r y _ _ _ I n v _ _ D i s c o u n t _ _ L C Y _ _   E l e m e n t T y p e = " C o l u m n "   E l e m e n t I d = " 1 9 8 9 3 9 0 8 5 5 "   D a t a T y p e = " D e c i m a l " > C u s t _ _ L e d g e r _ E n t r y _ _ _ I n v _ _ D i s c o u n t _ _ L C Y _ _ < / C u s t _ _ L e d g e r _ E n t r y _ _ _ I n v _ _ D i s c o u n t _ _ L C Y _ _ > + 
+         < C u s t _ _ L e d g e r _ E n t r y _ _ _ P m t _ _ D i s c _ _ G i v e n _ _ L C Y _ _   E l e m e n t T y p e = " C o l u m n "   E l e m e n t I d = " 1 8 6 0 9 5 7 6 0 4 "   D a t a T y p e = " D e c i m a l " > C u s t _ _ L e d g e r _ E n t r y _ _ _ P m t _ _ D i s c _ _ G i v e n _ _ L C Y _ _ < / C u s t _ _ L e d g e r _ E n t r y _ _ _ P m t _ _ D i s c _ _ G i v e n _ _ L C Y _ _ > + 
+         < C u s t _ _ L e d g e r _ E n t r y _ _ _ P m t _ _ T o l e r a n c e _ _ L C Y _ _   E l e m e n t T y p e = " C o l u m n "   E l e m e n t I d = " 8 8 4 5 6 3 2 3 "   D a t a T y p e = " D e c i m a l " > C u s t _ _ L e d g e r _ E n t r y _ _ _ P m t _ _ T o l e r a n c e _ _ L C Y _ _ < / C u s t _ _ L e d g e r _ E n t r y _ _ _ P m t _ _ T o l e r a n c e _ _ L C Y _ _ > + 
+         < C u s t _ _ L e d g e r _ E n t r y _ _ _ P r o f i t _ _ L C Y _ _   E l e m e n t T y p e = " C o l u m n "   E l e m e n t I d = " 1 6 1 5 1 3 7 4 4 3 "   D a t a T y p e = " D e c i m a l " > C u s t _ _ L e d g e r _ E n t r y _ _ _ P r o f i t _ _ L C Y _ _ < / C u s t _ _ L e d g e r _ E n t r y _ _ _ P r o f i t _ _ L C Y _ _ > + 
+         < C u s t _ _ L e d g e r _ E n t r y _ _ _ S a l e s _ _ L C Y _ _   E l e m e n t T y p e = " C o l u m n "   E l e m e n t I d = " 3 4 8 7 9 4 9 4 9 "   D a t a T y p e = " D e c i m a l " > C u s t _ _ L e d g e r _ E n t r y _ _ _ S a l e s _ _ L C Y _ _ < / C u s t _ _ L e d g e r _ E n t r y _ _ _ S a l e s _ _ L C Y _ _ > + 
+         < P r o f i t P e r c e n t   E l e m e n t T y p e = " C o l u m n "   E l e m e n t I d = " 1 3 1 4 9 7 7 4 6 4 "   D a t a T y p e = " D e c i m a l " > P r o f i t P e r c e n t < / P r o f i t P e r c e n t > + 
+         < S a l e s p e r s o n F i l t e r   E l e m e n t T y p e = " C o l u m n "   E l e m e n t I d = " 1 2 4 2 2 8 3 2 5 6 "   D a t a T y p e = " T e x t "   O b s o l e t e S t a t e = " P e n d i n g " > S a l e s p e r s o n F i l t e r < / S a l e s p e r s o n F i l t e r > + 
+         < S a l e s p e r s o n _ P u r c h a s e r _ C o d e   E l e m e n t T y p e = " C o l u m n "   E l e m e n t I d = " 1 3 8 8 0 3 1 6 5 2 "   D a t a T y p e = " C o d e " > S a l e s p e r s o n _ P u r c h a s e r _ C o d e < / S a l e s p e r s o n _ P u r c h a s e r _ C o d e > + 
+         < S a l e s p e r s o n _ P u r c h a s e r _ _ T A B L E C A P T I O N _ _ _ _ _ _ _ _ _ _ S a l e s p e r s o n F i l t e r   E l e m e n t T y p e = " C o l u m n "   E l e m e n t I d = " 1 0 1 6 0 4 1 6 9 9 "   D a t a T y p e = " T e x t " > S a l e s p e r s o n _ P u r c h a s e r _ _ T A B L E C A P T I O N _ _ _ _ _ _ _ _ _ _ S a l e s p e r s o n F i l t e r < / S a l e s p e r s o n _ P u r c h a s e r _ _ T A B L E C A P T I O N _ _ _ _ _ _ _ _ _ _ S a l e s p e r s o n F i l t e r > + 
+         < S T R S U B S T N O _ T e x t 0 0 0 _ P e r i o d T e x t _   E l e m e n t T y p e = " C o l u m n "   E l e m e n t I d = " 7 2 2 9 9 1 7 0 4 "   D a t a T y p e = " S t r i n g " > S T R S U B S T N O _ T e x t 0 0 0 _ P e r i o d T e x t _ < / S T R S U B S T N O _ T e x t 0 0 0 _ P e r i o d T e x t _ > + 
+     < / S a l e s p e r s o n _ P u r c h a s e r > + 
+     < C u s t _ L e d g e r _ E n t r y   E l e m e n t T y p e = " D a t a I t e m "   E l e m e n t I d = " 1 6 3 9 1 4 6 4 4 5 " / > + 
+     < T o t a l s   E l e m e n t T y p e = " D a t a I t e m "   E l e m e n t I d = " 1 8 2 3 9 5 0 0 4 4 " > + 
+         < T o t a l s _ A d j P r o f i t   E l e m e n t T y p e = " C o l u m n "   E l e m e n t I d = " 1 9 0 9 5 0 1 3 6 2 "   D a t a T y p e = " D e c i m a l " > T o t a l s _ A d j P r o f i t < / T o t a l s _ A d j P r o f i t > + 
+         < T o t a l s _ A d j P r o f i t P c t   E l e m e n t T y p e = " C o l u m n "   E l e m e n t I d = " 3 1 3 1 7 1 4 3 5 "   D a t a T y p e = " D e c i m a l " > T o t a l s _ A d j P r o f i t P c t < / T o t a l s _ A d j P r o f i t P c t > + 
+         < T o t a l s _ I n v D i s c A m o u n t   E l e m e n t T y p e = " C o l u m n "   E l e m e n t I d = " 7 2 5 8 5 0 7 "   D a t a T y p e = " D e c i m a l " > T o t a l s _ I n v D i s c A m o u n t < / T o t a l s _ I n v D i s c A m o u n t > + 
+         < T o t a l s _ P m t D i s c G i v e n   E l e m e n t T y p e = " C o l u m n "   E l e m e n t I d = " 8 3 6 1 4 3 8 6 8 "   D a t a T y p e = " D e c i m a l " > T o t a l s _ P m t D i s c G i v e n < / T o t a l s _ P m t D i s c G i v e n > + 
+         < T o t a l s _ P m t T o l e r a n c e   E l e m e n t T y p e = " C o l u m n "   E l e m e n t I d = " 1 9 0 2 7 0 1 8 9 9 "   D a t a T y p e = " D e c i m a l " > T o t a l s _ P m t T o l e r a n c e < / T o t a l s _ P m t T o l e r a n c e > + 
+         < T o t a l s _ P r o f i t   E l e m e n t T y p e = " C o l u m n "   E l e m e n t I d = " 6 4 6 2 9 5 2 1 9 "   D a t a T y p e = " D e c i m a l " > T o t a l s _ P r o f i t < / T o t a l s _ P r o f i t > + 
+         < T o t a l s _ P r o f i t P c t   E l e m e n t T y p e = " C o l u m n "   E l e m e n t I d = " 2 2 3 4 7 8 0 9 8 "   D a t a T y p e = " D e c i m a l " > T o t a l s _ P r o f i t P c t < / T o t a l s _ P r o f i t P c t > + 
+         < T o t a l s _ S a l e s   E l e m e n t T y p e = " C o l u m n "   E l e m e n t I d = " 1 3 9 9 9 8 5 1 0 9 "   D a t a T y p e = " D e c i m a l " > T o t a l s _ S a l e s < / T o t a l s _ S a l e s > + 
+     < / T o t a l s > + 
+ < / N a v W o r d R e p o r t X m l P a r t > 
+</file>
+
+<file path=customXml/item3.xml><?xml version="1.0" encoding="utf-8"?>
 <b:Sources xmlns:b="http://schemas.openxmlformats.org/officeDocument/2006/bibliography" xmlns="http://schemas.openxmlformats.org/officeDocument/2006/bibliography" SelectedStyle="\APASixthEditionOfficeOnline.xsl" StyleName="APA" Version="6"/>
 </file>
 
-<file path=customXml/item2.xml>��< ? x m l   v e r s i o n = " 1 . 0 "   e n c o d i n g = " u t f - 1 6 " ? > < N a v W o r d R e p o r t X m l P a r t   x m l n s = " u r n : m i c r o s o f t - d y n a m i c s - b u s i n e s s c e n t r a l / i n t e r n a l / e x t e n d e d / r e p o r t s / S a l e s p e r s o n _ S a l e s _ S t a t i s t i c s / 1 1 4 / " > - 
-     < B C R e p o r t I n f o r m a t i o n > - 
-         < R e p o r t M e t a d a t a > - 
-             < E x t e n s i o n I d > E x t e n s i o n   I D < / E x t e n s i o n I d > - 
-             < E x t e n s i o n N a m e > E x t e n s i o n   N a m e < / E x t e n s i o n N a m e > - 
-             < E x t e n s i o n P u b l i s h e r > E x t e n s i o n   P u b l i s h e r < / E x t e n s i o n P u b l i s h e r > - 
-             < E x t e n s i o n V e r s i o n > E x t e n s i o n   V e r s i o n < / E x t e n s i o n V e r s i o n > - 
-             < R e p o r t I d > R e p o r t   I D < / R e p o r t I d > - 
-             < R e p o r t N a m e > R e p o r t   N a m e < / R e p o r t N a m e > - 
-             < R e p o r t C a p t i o n > R e p o r t   C a p t i o n < / R e p o r t C a p t i o n > - 
-             < A b o u t T h i s R e p o r t T i t l e > A b o u t   T h i s   R e p o r t   T i t l e < / A b o u t T h i s R e p o r t T i t l e > - 
-             < A b o u t T h i s R e p o r t T e x t > A b o u t   T h i s   R e p o r t   T e x t < / A b o u t T h i s R e p o r t T e x t > - 
-             < R e p o r t H e l p L i n k > R e p o r t   H e l p   L i n k < / R e p o r t H e l p L i n k > - 
-         < / R e p o r t M e t a d a t a > - 
-         < R e p o r t R e q u e s t > - 
-             < T e n a n t E n t r a I d > T e n a n t   E n t r a   I d < / T e n a n t E n t r a I d > - 
-             < E n v i r o n m e n t N a m e > E n v i r o n m e n t   N a m e < / E n v i r o n m e n t N a m e > - 
-             < E n v i r o n m e n t T y p e > E n v i r o n m e n t   T y p e < / E n v i r o n m e n t T y p e > - 
-             < C o m p a n y N a m e > C o m p a n y   N a m e < / C o m p a n y N a m e > - 
-             < C o m p a n y D i s p l a y N a m e > C o m p a n y   D i s p l a y   N a m e < / C o m p a n y D i s p l a y N a m e > - 
-             < C o m p a n y I d > C o m p a n y   I D < / C o m p a n y I d > - 
-             < U s e r N a m e > U s e r   N a m e < / U s e r N a m e > - 
-             < D a t e A n d T i m e > D a t e   a n d   T i m e < / D a t e A n d T i m e > - 
-             < L a n g u a g e > L a n g u a g e < / L a n g u a g e > - 
-             < F o r m a t R e g i o n > F o r m a t   R e g i o n < / F o r m a t R e g i o n > - 
-             < D a t e T i m e V a l u e s > - 
-                 < Y e a r > Y e a r < / Y e a r > - 
-                 < M o n t h N u m b e r > M o n t h   N u m b e r < / M o n t h N u m b e r > - 
-                 < D a y N u m b e r > D a y   N u m b e r < / D a y N u m b e r > - 
-                 < H o u r > H o u r < / H o u r > - 
-                 < M i n u t e > M i n u t e < / M i n u t e > - 
-             < / D a t e T i m e V a l u e s > - 
-         < / R e p o r t R e q u e s t > - 
-         < C o m p a n y M e t a d a t a > - 
-             < C o m p a n y N a m e > C o m p a n y   N a m e < / C o m p a n y N a m e > - 
-             < C o m p a n y D i s p l a y N a m e > C o m p a n y   D i s p l a y   N a m e < / C o m p a n y D i s p l a y N a m e > - 
-             < C o m p a n y A d d r e s s L i n e s > - 
-                 < C o m p a n y A d d r e s s L i n e 1 > C o m p a n y   A d d r e s s   L i n e   1 < / C o m p a n y A d d r e s s L i n e 1 > - 
-                 < C o m p a n y A d d r e s s L i n e 2 > C o m p a n y   A d d r e s s   L i n e   2 < / C o m p a n y A d d r e s s L i n e 2 > - 
-                 < C o m p a n y A d d r e s s L i n e 3 > C o m p a n y   A d d r e s s   L i n e   3 < / C o m p a n y A d d r e s s L i n e 3 > - 
-                 < C o m p a n y A d d r e s s L i n e 4 > C o m p a n y   A d d r e s s   L i n e   4 < / C o m p a n y A d d r e s s L i n e 4 > - 
-                 < C o m p a n y A d d r e s s L i n e 5 > C o m p a n y   A d d r e s s   L i n e   5 < / C o m p a n y A d d r e s s L i n e 5 > - 
-                 < C o m p a n y A d d r e s s L i n e 6 > C o m p a n y   A d d r e s s   L i n e   6 < / C o m p a n y A d d r e s s L i n e 6 > - 
-                 < C o m p a n y A d d r e s s L i n e 7 > C o m p a n y   A d d r e s s   L i n e   7 < / C o m p a n y A d d r e s s L i n e 7 > - 
-                 < C o m p a n y A d d r e s s L i n e 8 > C o m p a n y   A d d r e s s   L i n e   8 < / C o m p a n y A d d r e s s L i n e 8 > - 
-             < / C o m p a n y A d d r e s s L i n e s > - 
-             < C o m p a n y P h o n e > C o m p a n y   P h o n e < / C o m p a n y P h o n e > - 
-             < C o m p a n y P h o n e C a p t i o n > C o m p a n y   P h o n e   C a p t i o n < / C o m p a n y P h o n e C a p t i o n > - 
-             < C o m p a n y F a x N o > C o m p a n y   F a x   N o . < / C o m p a n y F a x N o > - 
-             < C o m p a n y F a x N o C a p t i o n > C o m p a n y   F a x   N o .   C a p t i o n < / C o m p a n y F a x N o C a p t i o n > - 
-             < C o m p a n y E m a i l > C o m p a n y   E m a i l < / C o m p a n y E m a i l > - 
-             < C o m p a n y E m a i l C a p t i o n > C o m p a n y   E m a i l   C a p t i o n < / C o m p a n y E m a i l C a p t i o n > - 
-             < C o m p a n y H o m e P a g e > C o m p a n y   H o m e   P a g e < / C o m p a n y H o m e P a g e > - 
-             < C o m p a n y H o m e P a g e C a p t i o n > C o m p a n y   H o m e   P a g e   C a p t i o n < / C o m p a n y H o m e P a g e C a p t i o n > - 
-             < C o m p a n y L o g o > C o m p a n y   L o g o < / C o m p a n y L o g o > - 
-             < C o m p a n y V A T R e g i s t r a t i o n N o > C o m p a n y   V A T   R e g i s t r a t i o n   N o . < / C o m p a n y V A T R e g i s t r a t i o n N o > - 
-             < C o m p a n y V A T R e g i s t r a t i o n N o C a p t i o n > C o m p a n y   V A T   R e g i s t r a t i o n   N o .   C a p t i o n < / C o m p a n y V A T R e g i s t r a t i o n N o C a p t i o n > - 
-             < C o m p a n y R e g i s t r a t i o n N o > C o m p a n y   R e g i s t r a t i o n   N o . < / C o m p a n y R e g i s t r a t i o n N o > - 
-             < C o m p a n y R e g i s t r a t i o n N o C a p t i o n > C o m p a n y   R e g i s t r a t i o n   N o .   C a p t i o n < / C o m p a n y R e g i s t r a t i o n N o C a p t i o n > - 
-             < C o m p a n y B a n k N a m e > C o m p a n y   B a n k   N a m e < / C o m p a n y B a n k N a m e > - 
-             < C o m p a n y B a n k N a m e C a p t i o n > C o m p a n y   B a n k   N a m e   C a p t i o n < / C o m p a n y B a n k N a m e C a p t i o n > - 
-             < C o m p a n y B a n k A c c o u n t N o > C o m p a n y   B a n k   A c c o u n t   N o . < / C o m p a n y B a n k A c c o u n t N o > - 
-             < C o m p a n y B a n k A c c o u n t N o C a p t i o n > C o m p a n y   B a n k   A c c o u n t   N o .   C a p t i o n < / C o m p a n y B a n k A c c o u n t N o C a p t i o n > - 
-             < C o m p a n y B a n k B r a n c h N o > C o m p a n y   B a n k   B r a n c h   N o . < / C o m p a n y B a n k B r a n c h N o > - 
-             < C o m p a n y B a n k B r a n c h N o C a p t i o n > C o m p a n y   B a n k   B r a n c h   N o .   C a p t i o n < / C o m p a n y B a n k B r a n c h N o C a p t i o n > - 
-             < C o m p a n y I B A N > C o m p a n y   I B A N < / C o m p a n y I B A N > - 
-             < C o m p a n y I B A N C a p t i o n > C o m p a n y   I B A N   C a p t i o n < / C o m p a n y I B A N C a p t i o n > - 
-             < C o m p a n y B a n k S W I F T > C o m p a n y   B a n k   S W I F T < / C o m p a n y B a n k S W I F T > - 
-             < C o m p a n y B a n k S W I F T C a p t i o n > C o m p a n y   B a n k   S W I F T   C a p t i o n < / C o m p a n y B a n k S W I F T C a p t i o n > - 
-             < C o m p a n y G i r o N o > C o m p a n y   G i r o   N o . < / C o m p a n y G i r o N o > - 
-             < C o m p a n y G i r o N o C a p t i o n > C o m p a n y   G i r o   N o .   C a p t i o n < / C o m p a n y G i r o N o C a p t i o n > - 
-         < / C o m p a n y M e t a d a t a > - 
-     < / B C R e p o r t I n f o r m a t i o n > - 
-     < L a b e l s > - 
-         < A b o u t T h e R e p o r t L a b e l   E l e m e n t T y p e = " P a r a m e t e r "   E l e m e n t I d = " 1 6 7 7 9 2 0 0 1 "   D a t a T y p e = " S t r i n g " > A b o u t T h e R e p o r t L a b e l < / A b o u t T h e R e p o r t L a b e l > - 
-         < A d j P r o f i t L C Y L a b e l   E l e m e n t T y p e = " P a r a m e t e r "   E l e m e n t I d = " 6 9 3 6 9 2 5 5 6 "   D a t a T y p e = " S t r i n g " > A d j P r o f i t L C Y L a b e l < / A d j P r o f i t L C Y L a b e l > - 
-         < A d j P r o f i t P c t L a b e l   E l e m e n t T y p e = " P a r a m e t e r "   E l e m e n t I d = " 1 3 7 2 4 3 1 1 0 9 "   D a t a T y p e = " S t r i n g " > A d j P r o f i t P c t L a b e l < / A d j P r o f i t P c t L a b e l > - 
-         < A m o u n t s I n L C Y L a b e l   E l e m e n t T y p e = " P a r a m e t e r "   E l e m e n t I d = " 3 0 8 7 3 3 2 2 7 "   D a t a T y p e = " S t r i n g " > A m o u n t s I n L C Y L a b e l < / A m o u n t s I n L C Y L a b e l > - 
-         < C o d e L a b e l   E l e m e n t T y p e = " P a r a m e t e r "   E l e m e n t I d = " 1 3 8 4 6 0 1 4 8 6 "   D a t a T y p e = " S t r i n g " > C o d e L a b e l < / C o d e L a b e l > - 
-         < C o m p a n y L a b e l   E l e m e n t T y p e = " P a r a m e t e r "   E l e m e n t I d = " 3 4 6 7 6 0 3 4 8 "   D a t a T y p e = " S t r i n g " > C o m p a n y L a b e l < / C o m p a n y L a b e l > - 
-         < D a t a R e t r i e v e d   E l e m e n t T y p e = " P a r a m e t e r "   E l e m e n t I d = " 2 9 1 9 1 1 8 0 7 "   D a t a T y p e = " S t r i n g " > D a t a R e t r i e v e d < / D a t a R e t r i e v e d > - 
-         < D o c u m e n t a t i o n L a b e l   E l e m e n t T y p e = " P a r a m e t e r "   E l e m e n t I d = " 1 7 3 8 9 2 4 8 1 5 "   D a t a T y p e = " S t r i n g " > D o c u m e n t a t i o n L a b e l < / D o c u m e n t a t i o n L a b e l > - 
-         < E n v i r o n m e n t L a b e l   E l e m e n t T y p e = " P a r a m e t e r "   E l e m e n t I d = " 8 1 8 8 1 6 5 9 0 "   D a t a T y p e = " S t r i n g " > E n v i r o n m e n t L a b e l < / E n v i r o n m e n t L a b e l > - 
-         < I n v D i s c A m o u n t L a b e l   E l e m e n t T y p e = " P a r a m e t e r "   E l e m e n t I d = " 9 3 7 8 2 5 4 1 9 "   D a t a T y p e = " S t r i n g " > I n v D i s c A m o u n t L a b e l < / I n v D i s c A m o u n t L a b e l > - 
-         < P a g e L a b e l   E l e m e n t T y p e = " P a r a m e t e r "   E l e m e n t I d = " 1 8 8 0 8 2 7 5 0 4 "   D a t a T y p e = " S t r i n g " > P a g e L a b e l < / P a g e L a b e l > - 
-         < P e r i o d C a p t i o n   E l e m e n t T y p e = " P a r a m e t e r "   E l e m e n t I d = " 1 4 7 8 2 5 3 4 2 2 "   D a t a T y p e = " S t r i n g " > P e r i o d C a p t i o n < / P e r i o d C a p t i o n > - 
-         < P m t D i s c G i v e n L a b e l   E l e m e n t T y p e = " P a r a m e t e r "   E l e m e n t I d = " 1 4 6 7 4 7 5 8 6 8 "   D a t a T y p e = " S t r i n g " > P m t D i s c G i v e n L a b e l < / P m t D i s c G i v e n L a b e l > - 
-         < P m t T o l e r a n c e L a b e l   E l e m e n t T y p e = " P a r a m e t e r "   E l e m e n t I d = " 1 3 4 3 2 4 4 6 1 3 "   D a t a T y p e = " S t r i n g " > P m t T o l e r a n c e L a b e l < / P m t T o l e r a n c e L a b e l > - 
-         < P r o f i t L C Y L a b e l   E l e m e n t T y p e = " P a r a m e t e r "   E l e m e n t I d = " 1 0 0 4 4 3 6 2 6 1 "   D a t a T y p e = " S t r i n g " > P r o f i t L C Y L a b e l < / P r o f i t L C Y L a b e l > - 
-         < P r o f i t P c t L a b e l   E l e m e n t T y p e = " P a r a m e t e r "   E l e m e n t I d = " 1 8 1 8 8 2 4 5 4 "   D a t a T y p e = " S t r i n g " > P r o f i t P c t L a b e l < / P r o f i t P c t L a b e l > - 
-         < R e p o r t L a b e l   E l e m e n t T y p e = " P a r a m e t e r "   E l e m e n t I d = " 6 7 9 5 8 1 0 5 1 "   D a t a T y p e = " S t r i n g " > R e p o r t L a b e l < / R e p o r t L a b e l > - 
-         < R e p o r t N a m e L a b e l   E l e m e n t T y p e = " P a r a m e t e r "   E l e m e n t I d = " 1 0 2 2 2 9 2 9 8 2 "   D a t a T y p e = " S t r i n g " > R e p o r t N a m e L a b e l < / R e p o r t N a m e L a b e l > - 
-         < R u n O n L a b e l   E l e m e n t T y p e = " P a r a m e t e r "   E l e m e n t I d = " 1 1 1 9 0 3 7 5 9 5 "   D a t a T y p e = " S t r i n g " > R u n O n L a b e l < / R u n O n L a b e l > - 
-         < S a l e s L C Y L a b e l   E l e m e n t T y p e = " P a r a m e t e r "   E l e m e n t I d = " 4 4 6 4 9 9 1 3 9 "   D a t a T y p e = " S t r i n g " > S a l e s L C Y L a b e l < / S a l e s L C Y L a b e l > - 
-         < S a l e s p e r s o n _ P u r c h a s e r _ C o d e C a p t i o n   E l e m e n t T y p e = " P a r a m e t e r "   E l e m e n t I d = " 1 3 8 8 0 3 1 6 5 2 "   D a t a T y p e = " S t r i n g " > S a l e s p e r s o n _ P u r c h a s e r _ C o d e C a p t i o n < / S a l e s p e r s o n _ P u r c h a s e r _ C o d e C a p t i o n > - 
-         < S a l e s p e r s o n S a l e s S t a t s A n a l y s i s   E l e m e n t T y p e = " P a r a m e t e r "   E l e m e n t I d = " 1 0 1 3 0 9 8 0 9 3 "   D a t a T y p e = " S t r i n g " > S a l e s p e r s o n S a l e s S t a t s A n a l y s i s < / S a l e s p e r s o n S a l e s S t a t s A n a l y s i s > - 
-         < S a l e s p e r s o n S a l e s S t a t s P r i n t   E l e m e n t T y p e = " P a r a m e t e r "   E l e m e n t I d = " 1 4 7 0 3 3 1 6 8 "   D a t a T y p e = " S t r i n g " > S a l e s p e r s o n S a l e s S t a t s P r i n t < / S a l e s p e r s o n S a l e s S t a t s P r i n t > - 
-         < T o t a l L a b e l   E l e m e n t T y p e = " P a r a m e t e r "   E l e m e n t I d = " 2 1 0 2 1 4 6 0 4 9 "   D a t a T y p e = " S t r i n g " > T o t a l L a b e l < / T o t a l L a b e l > - 
-         < U s e r L a b e l   E l e m e n t T y p e = " P a r a m e t e r "   E l e m e n t I d = " 8 4 8 8 1 6 7 9 4 "   D a t a T y p e = " S t r i n g " > U s e r L a b e l < / U s e r L a b e l > - 
-     < / L a b e l s > - 
-     < T o o l t i p s > - 
-         < T o o l t i p   c o l u m n = " S a l e s p e r s o n _ P u r c h a s e r _ C o d e "   E l e m e n t I d = " 1 3 8 8 0 3 1 6 5 2 " > - 
-             < T o o l t i p T e x t   l a n g = " e n - U S " > S p e c i f i e s   a   c o d e   f o r   t h e   s a l e s p e r s o n   o r   p u r c h a s e r . < / T o o l t i p T e x t > - 
-         < / T o o l t i p > - 
-     < / T o o l t i p s > - 
-     < S a l e s p e r s o n _ P u r c h a s e r   E l e m e n t T y p e = " D a t a I t e m "   E l e m e n t I d = " 7 1 5 0 0 7 1 9 8 " > - 
-         < A d j P r o f i t   E l e m e n t T y p e = " C o l u m n "   E l e m e n t I d = " 6 6 6 3 9 3 8 5 2 "   D a t a T y p e = " D e c i m a l " > A d j P r o f i t < / A d j P r o f i t > - 
-         < A d j P r o f i t P e r c e n t   E l e m e n t T y p e = " C o l u m n "   E l e m e n t I d = " 2 1 8 8 9 1 2 7 9 "   D a t a T y p e = " D e c i m a l " > A d j P r o f i t P e r c e n t < / A d j P r o f i t P e r c e n t > - 
-         < C O M P A N Y N A M E   E l e m e n t T y p e = " C o l u m n "   E l e m e n t I d = " 1 7 5 3 0 1 5 1 5 5 "   D a t a T y p e = " S t r i n g "   O b s o l e t e S t a t e = " P e n d i n g " > C O M P A N Y N A M E < / C O M P A N Y N A M E > - 
-         < C u s t L e d g E n t r y F i l t e r   E l e m e n t T y p e = " C o l u m n "   E l e m e n t I d = " 1 1 7 3 5 3 2 6 6 6 "   D a t a T y p e = " T e x t "   O b s o l e t e S t a t e = " P e n d i n g " > C u s t L e d g E n t r y F i l t e r < / C u s t L e d g E n t r y F i l t e r > - 
-         < C u s t _ _ L e d g e r _ E n t r y _ _ T A B L E C A P T I O N _ _ _ _ _ _ _ _ _ _ C u s t L e d g E n t r y F i l t e r   E l e m e n t T y p e = " C o l u m n "   E l e m e n t I d = " 7 1 0 6 3 3 9 1 7 "   D a t a T y p e = " T e x t " > C u s t _ _ L e d g e r _ E n t r y _ _ T A B L E C A P T I O N _ _ _ _ _ _ _ _ _ _ C u s t L e d g E n t r y F i l t e r < / C u s t _ _ L e d g e r _ E n t r y _ _ T A B L E C A P T I O N _ _ _ _ _ _ _ _ _ _ C u s t L e d g E n t r y F i l t e r > - 
-         < C u s t _ _ L e d g e r _ E n t r y _ _ _ I n v _ _ D i s c o u n t _ _ L C Y _ _   E l e m e n t T y p e = " C o l u m n "   E l e m e n t I d = " 1 9 8 9 3 9 0 8 5 5 "   D a t a T y p e = " D e c i m a l " > C u s t _ _ L e d g e r _ E n t r y _ _ _ I n v _ _ D i s c o u n t _ _ L C Y _ _ < / C u s t _ _ L e d g e r _ E n t r y _ _ _ I n v _ _ D i s c o u n t _ _ L C Y _ _ > - 
-         < C u s t _ _ L e d g e r _ E n t r y _ _ _ P m t _ _ D i s c _ _ G i v e n _ _ L C Y _ _   E l e m e n t T y p e = " C o l u m n "   E l e m e n t I d = " 1 8 6 0 9 5 7 6 0 4 "   D a t a T y p e = " D e c i m a l " > C u s t _ _ L e d g e r _ E n t r y _ _ _ P m t _ _ D i s c _ _ G i v e n _ _ L C Y _ _ < / C u s t _ _ L e d g e r _ E n t r y _ _ _ P m t _ _ D i s c _ _ G i v e n _ _ L C Y _ _ > - 
-         < C u s t _ _ L e d g e r _ E n t r y _ _ _ P m t _ _ T o l e r a n c e _ _ L C Y _ _   E l e m e n t T y p e = " C o l u m n "   E l e m e n t I d = " 8 8 4 5 6 3 2 3 "   D a t a T y p e = " D e c i m a l " > C u s t _ _ L e d g e r _ E n t r y _ _ _ P m t _ _ T o l e r a n c e _ _ L C Y _ _ < / C u s t _ _ L e d g e r _ E n t r y _ _ _ P m t _ _ T o l e r a n c e _ _ L C Y _ _ > - 
-         < C u s t _ _ L e d g e r _ E n t r y _ _ _ P r o f i t _ _ L C Y _ _   E l e m e n t T y p e = " C o l u m n "   E l e m e n t I d = " 1 6 1 5 1 3 7 4 4 3 "   D a t a T y p e = " D e c i m a l " > C u s t _ _ L e d g e r _ E n t r y _ _ _ P r o f i t _ _ L C Y _ _ < / C u s t _ _ L e d g e r _ E n t r y _ _ _ P r o f i t _ _ L C Y _ _ > - 
-         < C u s t _ _ L e d g e r _ E n t r y _ _ _ S a l e s _ _ L C Y _ _   E l e m e n t T y p e = " C o l u m n "   E l e m e n t I d = " 3 4 8 7 9 4 9 4 9 "   D a t a T y p e = " D e c i m a l " > C u s t _ _ L e d g e r _ E n t r y _ _ _ S a l e s _ _ L C Y _ _ < / C u s t _ _ L e d g e r _ E n t r y _ _ _ S a l e s _ _ L C Y _ _ > - 
-         < P r o f i t P e r c e n t   E l e m e n t T y p e = " C o l u m n "   E l e m e n t I d = " 1 3 1 4 9 7 7 4 6 4 "   D a t a T y p e = " D e c i m a l " > P r o f i t P e r c e n t < / P r o f i t P e r c e n t > - 
-         < S a l e s p e r s o n F i l t e r   E l e m e n t T y p e = " C o l u m n "   E l e m e n t I d = " 1 2 4 2 2 8 3 2 5 6 "   D a t a T y p e = " T e x t "   O b s o l e t e S t a t e = " P e n d i n g " > S a l e s p e r s o n F i l t e r < / S a l e s p e r s o n F i l t e r > - 
-         < S a l e s p e r s o n _ P u r c h a s e r _ C o d e   E l e m e n t T y p e = " C o l u m n "   E l e m e n t I d = " 1 3 8 8 0 3 1 6 5 2 "   D a t a T y p e = " C o d e " > S a l e s p e r s o n _ P u r c h a s e r _ C o d e < / S a l e s p e r s o n _ P u r c h a s e r _ C o d e > - 
-         < S a l e s p e r s o n _ P u r c h a s e r _ _ T A B L E C A P T I O N _ _ _ _ _ _ _ _ _ _ S a l e s p e r s o n F i l t e r   E l e m e n t T y p e = " C o l u m n "   E l e m e n t I d = " 1 0 1 6 0 4 1 6 9 9 "   D a t a T y p e = " T e x t " > S a l e s p e r s o n _ P u r c h a s e r _ _ T A B L E C A P T I O N _ _ _ _ _ _ _ _ _ _ S a l e s p e r s o n F i l t e r < / S a l e s p e r s o n _ P u r c h a s e r _ _ T A B L E C A P T I O N _ _ _ _ _ _ _ _ _ _ S a l e s p e r s o n F i l t e r > - 
-         < S T R S U B S T N O _ T e x t 0 0 0 _ P e r i o d T e x t _   E l e m e n t T y p e = " C o l u m n "   E l e m e n t I d = " 7 2 2 9 9 1 7 0 4 "   D a t a T y p e = " S t r i n g " > S T R S U B S T N O _ T e x t 0 0 0 _ P e r i o d T e x t _ < / S T R S U B S T N O _ T e x t 0 0 0 _ P e r i o d T e x t _ > - 
-     < / S a l e s p e r s o n _ P u r c h a s e r > - 
-     < C u s t _ L e d g e r _ E n t r y   E l e m e n t T y p e = " D a t a I t e m "   E l e m e n t I d = " 1 6 3 9 1 4 6 4 4 5 " / > - 
-     < T o t a l s   E l e m e n t T y p e = " D a t a I t e m "   E l e m e n t I d = " 1 8 2 3 9 5 0 0 4 4 " > - 
-         < T o t a l s _ A d j P r o f i t   E l e m e n t T y p e = " C o l u m n "   E l e m e n t I d = " 1 9 0 9 5 0 1 3 6 2 "   D a t a T y p e = " D e c i m a l " > T o t a l s _ A d j P r o f i t < / T o t a l s _ A d j P r o f i t > - 
-         < T o t a l s _ A d j P r o f i t P c t   E l e m e n t T y p e = " C o l u m n "   E l e m e n t I d = " 3 1 3 1 7 1 4 3 5 "   D a t a T y p e = " D e c i m a l " > T o t a l s _ A d j P r o f i t P c t < / T o t a l s _ A d j P r o f i t P c t > - 
-         < T o t a l s _ I n v D i s c A m o u n t   E l e m e n t T y p e = " C o l u m n "   E l e m e n t I d = " 7 2 5 8 5 0 7 "   D a t a T y p e = " D e c i m a l " > T o t a l s _ I n v D i s c A m o u n t < / T o t a l s _ I n v D i s c A m o u n t > - 
-         < T o t a l s _ P m t D i s c G i v e n   E l e m e n t T y p e = " C o l u m n "   E l e m e n t I d = " 8 3 6 1 4 3 8 6 8 "   D a t a T y p e = " D e c i m a l " > T o t a l s _ P m t D i s c G i v e n < / T o t a l s _ P m t D i s c G i v e n > - 
-         < T o t a l s _ P m t T o l e r a n c e   E l e m e n t T y p e = " C o l u m n "   E l e m e n t I d = " 1 9 0 2 7 0 1 8 9 9 "   D a t a T y p e = " D e c i m a l " > T o t a l s _ P m t T o l e r a n c e < / T o t a l s _ P m t T o l e r a n c e > - 
-         < T o t a l s _ P r o f i t   E l e m e n t T y p e = " C o l u m n "   E l e m e n t I d = " 6 4 6 2 9 5 2 1 9 "   D a t a T y p e = " D e c i m a l " > T o t a l s _ P r o f i t < / T o t a l s _ P r o f i t > - 
-         < T o t a l s _ P r o f i t P c t   E l e m e n t T y p e = " C o l u m n "   E l e m e n t I d = " 2 2 3 4 7 8 0 9 8 "   D a t a T y p e = " D e c i m a l " > T o t a l s _ P r o f i t P c t < / T o t a l s _ P r o f i t P c t > - 
-         < T o t a l s _ S a l e s   E l e m e n t T y p e = " C o l u m n "   E l e m e n t I d = " 1 3 9 9 9 8 5 1 0 9 "   D a t a T y p e = " D e c i m a l " > T o t a l s _ S a l e s < / T o t a l s _ S a l e s > - 
-     < / T o t a l s > - 
- < / N a v W o r d R e p o r t X m l P a r t > 
-</file>
-
-<file path=customXml/item3.xml>��< ? x m l   v e r s i o n = " 1 . 0 "   e n c o d i n g = " u t f - 1 6 " ? > - 
- < N a v W o r d R e p o r t X m l P a r t   x m l n s = " u r n : m i c r o s o f t - d y n a m i c s - n a v / r e p o r t s / S a l e s p e r s o n _ S a l e s _ S t a t i s t i c s / 1 1 4 / " > - 
-     < B C R e p o r t I n f o r m a t i o n > - 
-         < R e p o r t M e t a d a t a > - 
-             < E x t e n s i o n I d > E x t e n s i o n   I D < / E x t e n s i o n I d > - 
-             < E x t e n s i o n N a m e > E x t e n s i o n   N a m e < / E x t e n s i o n N a m e > - 
-             < E x t e n s i o n P u b l i s h e r > E x t e n s i o n   P u b l i s h e r < / E x t e n s i o n P u b l i s h e r > - 
-             < E x t e n s i o n V e r s i o n > E x t e n s i o n   V e r s i o n < / E x t e n s i o n V e r s i o n > - 
-             < R e p o r t I d > R e p o r t   I D < / R e p o r t I d > - 
-             < R e p o r t N a m e > R e p o r t   N a m e < / R e p o r t N a m e > - 
-             < R e p o r t C a p t i o n > R e p o r t   C a p t i o n < / R e p o r t C a p t i o n > - 
-             < A b o u t T h i s R e p o r t T i t l e > A b o u t   T h i s   R e p o r t   T i t l e < / A b o u t T h i s R e p o r t T i t l e > - 
-             < A b o u t T h i s R e p o r t T e x t > A b o u t   T h i s   R e p o r t   T e x t < / A b o u t T h i s R e p o r t T e x t > - 
-             < R e p o r t H e l p L i n k > R e p o r t   H e l p   L i n k < / R e p o r t H e l p L i n k > - 
-         < / R e p o r t M e t a d a t a > - 
-         < R e p o r t R e q u e s t > - 
-             < T e n a n t E n t r a I d > T e n a n t   E n t r a   I d < / T e n a n t E n t r a I d > - 
-             < E n v i r o n m e n t N a m e > E n v i r o n m e n t   N a m e < / E n v i r o n m e n t N a m e > - 
-             < E n v i r o n m e n t T y p e > E n v i r o n m e n t   T y p e < / E n v i r o n m e n t T y p e > - 
-             < C o m p a n y N a m e > C o m p a n y   N a m e < / C o m p a n y N a m e > - 
-             < C o m p a n y D i s p l a y N a m e > C o m p a n y   D i s p l a y   N a m e < / C o m p a n y D i s p l a y N a m e > - 
-             < C o m p a n y I d > C o m p a n y   I D < / C o m p a n y I d > - 
-             < U s e r N a m e > U s e r   N a m e < / U s e r N a m e > - 
-             < D a t e A n d T i m e > D a t e   a n d   T i m e < / D a t e A n d T i m e > - 
-             < L a n g u a g e > L a n g u a g e < / L a n g u a g e > - 
-             < F o r m a t R e g i o n > F o r m a t   R e g i o n < / F o r m a t R e g i o n > - 
-             < D a t e T i m e V a l u e s > - 
-                 < Y e a r > Y e a r < / Y e a r > - 
-                 < M o n t h N u m b e r > M o n t h   N u m b e r < / M o n t h N u m b e r > - 
-                 < D a y N u m b e r > D a y   N u m b e r < / D a y N u m b e r > - 
-                 < H o u r > H o u r < / H o u r > - 
-                 < M i n u t e > M i n u t e < / M i n u t e > - 
-             < / D a t e T i m e V a l u e s > - 
-         < / R e p o r t R e q u e s t > - 
-         < C o m p a n y M e t a d a t a > - 
-             < C o m p a n y N a m e > C o m p a n y   N a m e < / C o m p a n y N a m e > - 
-             < C o m p a n y D i s p l a y N a m e > C o m p a n y   D i s p l a y   N a m e < / C o m p a n y D i s p l a y N a m e > - 
-             < C o m p a n y A d d r e s s L i n e s > - 
-                 < C o m p a n y A d d r e s s L i n e 1 > C o m p a n y   A d d r e s s   L i n e   1 < / C o m p a n y A d d r e s s L i n e 1 > - 
-                 < C o m p a n y A d d r e s s L i n e 2 > C o m p a n y   A d d r e s s   L i n e   2 < / C o m p a n y A d d r e s s L i n e 2 > - 
-                 < C o m p a n y A d d r e s s L i n e 3 > C o m p a n y   A d d r e s s   L i n e   3 < / C o m p a n y A d d r e s s L i n e 3 > - 
-                 < C o m p a n y A d d r e s s L i n e 4 > C o m p a n y   A d d r e s s   L i n e   4 < / C o m p a n y A d d r e s s L i n e 4 > - 
-                 < C o m p a n y A d d r e s s L i n e 5 > C o m p a n y   A d d r e s s   L i n e   5 < / C o m p a n y A d d r e s s L i n e 5 > - 
-                 < C o m p a n y A d d r e s s L i n e 6 > C o m p a n y   A d d r e s s   L i n e   6 < / C o m p a n y A d d r e s s L i n e 6 > - 
-                 < C o m p a n y A d d r e s s L i n e 7 > C o m p a n y   A d d r e s s   L i n e   7 < / C o m p a n y A d d r e s s L i n e 7 > - 
-                 < C o m p a n y A d d r e s s L i n e 8 > C o m p a n y   A d d r e s s   L i n e   8 < / C o m p a n y A d d r e s s L i n e 8 > - 
-             < / C o m p a n y A d d r e s s L i n e s > - 
-             < C o m p a n y P h o n e > C o m p a n y   P h o n e < / C o m p a n y P h o n e > - 
-             < C o m p a n y P h o n e C a p t i o n > C o m p a n y   P h o n e   C a p t i o n < / C o m p a n y P h o n e C a p t i o n > - 
-             < C o m p a n y F a x N o > C o m p a n y   F a x   N o . < / C o m p a n y F a x N o > - 
-             < C o m p a n y F a x N o C a p t i o n > C o m p a n y   F a x   N o .   C a p t i o n < / C o m p a n y F a x N o C a p t i o n > - 
-             < C o m p a n y E m a i l > C o m p a n y   E m a i l < / C o m p a n y E m a i l > - 
-             < C o m p a n y E m a i l C a p t i o n > C o m p a n y   E m a i l   C a p t i o n < / C o m p a n y E m a i l C a p t i o n > - 
-             < C o m p a n y H o m e P a g e > C o m p a n y   H o m e   P a g e < / C o m p a n y H o m e P a g e > - 
-             < C o m p a n y H o m e P a g e C a p t i o n > C o m p a n y   H o m e   P a g e   C a p t i o n < / C o m p a n y H o m e P a g e C a p t i o n > - 
-             < C o m p a n y L o g o > C o m p a n y   L o g o < / C o m p a n y L o g o > - 
-             < C o m p a n y V A T R e g i s t r a t i o n N o > C o m p a n y   V A T   R e g i s t r a t i o n   N o . < / C o m p a n y V A T R e g i s t r a t i o n N o > - 
-             < C o m p a n y V A T R e g i s t r a t i o n N o C a p t i o n > C o m p a n y   V A T   R e g i s t r a t i o n   N o .   C a p t i o n < / C o m p a n y V A T R e g i s t r a t i o n N o C a p t i o n > - 
-             < C o m p a n y R e g i s t r a t i o n N o > C o m p a n y   R e g i s t r a t i o n   N o . < / C o m p a n y R e g i s t r a t i o n N o > - 
-             < C o m p a n y R e g i s t r a t i o n N o C a p t i o n > C o m p a n y   R e g i s t r a t i o n   N o .   C a p t i o n < / C o m p a n y R e g i s t r a t i o n N o C a p t i o n > - 
-             < C o m p a n y B a n k N a m e > C o m p a n y   B a n k   N a m e < / C o m p a n y B a n k N a m e > - 
-             < C o m p a n y B a n k N a m e C a p t i o n > C o m p a n y   B a n k   N a m e   C a p t i o n < / C o m p a n y B a n k N a m e C a p t i o n > - 
-             < C o m p a n y B a n k A c c o u n t N o > C o m p a n y   B a n k   A c c o u n t   N o . < / C o m p a n y B a n k A c c o u n t N o > - 
-             < C o m p a n y B a n k A c c o u n t N o C a p t i o n > C o m p a n y   B a n k   A c c o u n t   N o .   C a p t i o n < / C o m p a n y B a n k A c c o u n t N o C a p t i o n > - 
-             < C o m p a n y B a n k B r a n c h N o > C o m p a n y   B a n k   B r a n c h   N o . < / C o m p a n y B a n k B r a n c h N o > - 
-             < C o m p a n y B a n k B r a n c h N o C a p t i o n > C o m p a n y   B a n k   B r a n c h   N o .   C a p t i o n < / C o m p a n y B a n k B r a n c h N o C a p t i o n > - 
-             < C o m p a n y I B A N > C o m p a n y   I B A N < / C o m p a n y I B A N > - 
-             < C o m p a n y I B A N C a p t i o n > C o m p a n y   I B A N   C a p t i o n < / C o m p a n y I B A N C a p t i o n > - 
-             < C o m p a n y B a n k S W I F T > C o m p a n y   B a n k   S W I F T < / C o m p a n y B a n k S W I F T > - 
-             < C o m p a n y B a n k S W I F T C a p t i o n > C o m p a n y   B a n k   S W I F T   C a p t i o n < / C o m p a n y B a n k S W I F T C a p t i o n > - 
-             < C o m p a n y G i r o N o > C o m p a n y   G i r o   N o . < / C o m p a n y G i r o N o > - 
-             < C o m p a n y G i r o N o C a p t i o n > C o m p a n y   G i r o   N o .   C a p t i o n < / C o m p a n y G i r o N o C a p t i o n > - 
-         < / C o m p a n y M e t a d a t a > - 
-     < / B C R e p o r t I n f o r m a t i o n > - 
-     < L a b e l s > - 
-         < A b o u t T h e R e p o r t L a b e l > A b o u t T h e R e p o r t L a b e l < / A b o u t T h e R e p o r t L a b e l > - 
-         < A d j P r o f i t L C Y L a b e l > A d j P r o f i t L C Y L a b e l < / A d j P r o f i t L C Y L a b e l > - 
-         < A d j P r o f i t P c t L a b e l > A d j P r o f i t P c t L a b e l < / A d j P r o f i t P c t L a b e l > - 
-         < A m o u n t s I n L C Y L a b e l > A m o u n t s I n L C Y L a b e l < / A m o u n t s I n L C Y L a b e l > - 
-         < C o d e L a b e l > C o d e L a b e l < / C o d e L a b e l > - 
-         < C o m p a n y L a b e l > C o m p a n y L a b e l < / C o m p a n y L a b e l > - 
-         < D a t a R e t r i e v e d > D a t a R e t r i e v e d < / D a t a R e t r i e v e d > - 
-         < D o c u m e n t a t i o n L a b e l > D o c u m e n t a t i o n L a b e l < / D o c u m e n t a t i o n L a b e l > - 
-         < E n v i r o n m e n t L a b e l > E n v i r o n m e n t L a b e l < / E n v i r o n m e n t L a b e l > - 
-         < I n v D i s c A m o u n t L a b e l > I n v D i s c A m o u n t L a b e l < / I n v D i s c A m o u n t L a b e l > - 
-         < P a g e L a b e l > P a g e L a b e l < / P a g e L a b e l > - 
-         < P e r i o d C a p t i o n > P e r i o d C a p t i o n < / P e r i o d C a p t i o n > - 
-         < P m t D i s c G i v e n L a b e l > P m t D i s c G i v e n L a b e l < / P m t D i s c G i v e n L a b e l > - 
-         < P m t T o l e r a n c e L a b e l > P m t T o l e r a n c e L a b e l < / P m t T o l e r a n c e L a b e l > - 
-         < P r o f i t L C Y L a b e l > P r o f i t L C Y L a b e l < / P r o f i t L C Y L a b e l > - 
-         < P r o f i t P c t L a b e l > P r o f i t P c t L a b e l < / P r o f i t P c t L a b e l > - 
-         < R e p o r t L a b e l > R e p o r t L a b e l < / R e p o r t L a b e l > - 
-         < R e p o r t N a m e L a b e l > R e p o r t N a m e L a b e l < / R e p o r t N a m e L a b e l > - 
-         < R u n O n L a b e l > R u n O n L a b e l < / R u n O n L a b e l > - 
-         < S a l e s L C Y L a b e l > S a l e s L C Y L a b e l < / S a l e s L C Y L a b e l > - 
-         < S a l e s p e r s o n _ P u r c h a s e r _ C o d e C a p t i o n > S a l e s p e r s o n _ P u r c h a s e r _ C o d e C a p t i o n < / S a l e s p e r s o n _ P u r c h a s e r _ C o d e C a p t i o n > - 
-         < S a l e s p e r s o n S a l e s S t a t s A n a l y s i s > S a l e s p e r s o n S a l e s S t a t s A n a l y s i s < / S a l e s p e r s o n S a l e s S t a t s A n a l y s i s > - 
-         < S a l e s p e r s o n S a l e s S t a t s P r i n t > S a l e s p e r s o n S a l e s S t a t s P r i n t < / S a l e s p e r s o n S a l e s S t a t s P r i n t > - 
-         < T o t a l L a b e l > T o t a l L a b e l < / T o t a l L a b e l > - 
-         < U s e r L a b e l > U s e r L a b e l < / U s e r L a b e l > - 
-     < / L a b e l s > - 
-     < S a l e s p e r s o n _ P u r c h a s e r > - 
-         < A d j P r o f i t > A d j P r o f i t < / A d j P r o f i t > - 
-         < A d j P r o f i t P e r c e n t > A d j P r o f i t P e r c e n t < / A d j P r o f i t P e r c e n t > - 
-         < C O M P A N Y N A M E > C O M P A N Y N A M E < / C O M P A N Y N A M E > - 
-         < C u s t L e d g E n t r y F i l t e r > C u s t L e d g E n t r y F i l t e r < / C u s t L e d g E n t r y F i l t e r > - 
-         < C u s t _ _ L e d g e r _ E n t r y _ _ T A B L E C A P T I O N _ _ _ _ _ _ _ _ _ _ C u s t L e d g E n t r y F i l t e r > C u s t _ _ L e d g e r _ E n t r y _ _ T A B L E C A P T I O N _ _ _ _ _ _ _ _ _ _ C u s t L e d g E n t r y F i l t e r < / C u s t _ _ L e d g e r _ E n t r y _ _ T A B L E C A P T I O N _ _ _ _ _ _ _ _ _ _ C u s t L e d g E n t r y F i l t e r > - 
-         < C u s t _ _ L e d g e r _ E n t r y _ _ _ I n v _ _ D i s c o u n t _ _ L C Y _ _ > C u s t _ _ L e d g e r _ E n t r y _ _ _ I n v _ _ D i s c o u n t _ _ L C Y _ _ < / C u s t _ _ L e d g e r _ E n t r y _ _ _ I n v _ _ D i s c o u n t _ _ L C Y _ _ > - 
-         < C u s t _ _ L e d g e r _ E n t r y _ _ _ P m t _ _ D i s c _ _ G i v e n _ _ L C Y _ _ > C u s t _ _ L e d g e r _ E n t r y _ _ _ P m t _ _ D i s c _ _ G i v e n _ _ L C Y _ _ < / C u s t _ _ L e d g e r _ E n t r y _ _ _ P m t _ _ D i s c _ _ G i v e n _ _ L C Y _ _ > - 
-         < C u s t _ _ L e d g e r _ E n t r y _ _ _ P m t _ _ T o l e r a n c e _ _ L C Y _ _ > C u s t _ _ L e d g e r _ E n t r y _ _ _ P m t _ _ T o l e r a n c e _ _ L C Y _ _ < / C u s t _ _ L e d g e r _ E n t r y _ _ _ P m t _ _ T o l e r a n c e _ _ L C Y _ _ > - 
-         < C u s t _ _ L e d g e r _ E n t r y _ _ _ P r o f i t _ _ L C Y _ _ > C u s t _ _ L e d g e r _ E n t r y _ _ _ P r o f i t _ _ L C Y _ _ < / C u s t _ _ L e d g e r _ E n t r y _ _ _ P r o f i t _ _ L C Y _ _ > - 
-         < C u s t _ _ L e d g e r _ E n t r y _ _ _ S a l e s _ _ L C Y _ _ > C u s t _ _ L e d g e r _ E n t r y _ _ _ S a l e s _ _ L C Y _ _ < / C u s t _ _ L e d g e r _ E n t r y _ _ _ S a l e s _ _ L C Y _ _ > - 
-         < P r o f i t P e r c e n t > P r o f i t P e r c e n t < / P r o f i t P e r c e n t > - 
-         < S a l e s p e r s o n F i l t e r > S a l e s p e r s o n F i l t e r < / S a l e s p e r s o n F i l t e r > - 
-         < S a l e s p e r s o n _ P u r c h a s e r _ C o d e > S a l e s p e r s o n _ P u r c h a s e r _ C o d e < / S a l e s p e r s o n _ P u r c h a s e r _ C o d e > - 
-         < S a l e s p e r s o n _ P u r c h a s e r _ _ T A B L E C A P T I O N _ _ _ _ _ _ _ _ _ _ S a l e s p e r s o n F i l t e r > S a l e s p e r s o n _ P u r c h a s e r _ _ T A B L E C A P T I O N _ _ _ _ _ _ _ _ _ _ S a l e s p e r s o n F i l t e r < / S a l e s p e r s o n _ P u r c h a s e r _ _ T A B L E C A P T I O N _ _ _ _ _ _ _ _ _ _ S a l e s p e r s o n F i l t e r > - 
-         < S T R S U B S T N O _ T e x t 0 0 0 _ P e r i o d T e x t _ > S T R S U B S T N O _ T e x t 0 0 0 _ P e r i o d T e x t _ < / S T R S U B S T N O _ T e x t 0 0 0 _ P e r i o d T e x t _ > - 
-     < / S a l e s p e r s o n _ P u r c h a s e r > - 
-     < C u s t _ L e d g e r _ E n t r y   / > - 
-     < T o t a l s > - 
-         < T o t a l s _ A d j P r o f i t > T o t a l s _ A d j P r o f i t < / T o t a l s _ A d j P r o f i t > - 
-         < T o t a l s _ A d j P r o f i t P c t > T o t a l s _ A d j P r o f i t P c t < / T o t a l s _ A d j P r o f i t P c t > - 
-         < T o t a l s _ I n v D i s c A m o u n t > T o t a l s _ I n v D i s c A m o u n t < / T o t a l s _ I n v D i s c A m o u n t > - 
-         < T o t a l s _ P m t D i s c G i v e n > T o t a l s _ P m t D i s c G i v e n < / T o t a l s _ P m t D i s c G i v e n > - 
-         < T o t a l s _ P m t T o l e r a n c e > T o t a l s _ P m t T o l e r a n c e < / T o t a l s _ P m t T o l e r a n c e > - 
-         < T o t a l s _ P r o f i t > T o t a l s _ P r o f i t < / T o t a l s _ P r o f i t > - 
-         < T o t a l s _ P r o f i t P c t > T o t a l s _ P r o f i t P c t < / T o t a l s _ P r o f i t P c t > - 
-         < T o t a l s _ S a l e s > T o t a l s _ S a l e s < / T o t a l s _ S a l e s > - 
-     < / T o t a l s > - 
- < / N a v W o r d R e p o r t X m l P a r t > 
-</file>
-
 <file path=customXml/itemProps1.xml><?xml version="1.0" encoding="utf-8"?>
-<ds:datastoreItem xmlns:ds="http://schemas.openxmlformats.org/officeDocument/2006/customXml" ds:itemID="{B4349F5E-5AC2-4545-BEA2-675A49179DC6}">
+<ds:datastoreItem xmlns:ds="http://schemas.openxmlformats.org/officeDocument/2006/customXml" ds:itemID="{5D4524CD-A282-4F19-BAEA-0AD6212CDB38}">
   <ds:schemaRefs>
-    <ds:schemaRef ds:uri="http://schemas.openxmlformats.org/officeDocument/2006/bibliography"/>
+    <ds:schemaRef ds:uri="urn:microsoft-dynamics-nav/reports/Salesperson_Sales_Statistics/114/"/>
   </ds:schemaRefs>
 </ds:datastoreItem>
 </file>
@@ -4037,9 +3917,9 @@
 </file>
 
 <file path=customXml/itemProps3.xml><?xml version="1.0" encoding="utf-8"?>
-<ds:datastoreItem xmlns:ds="http://schemas.openxmlformats.org/officeDocument/2006/customXml" ds:itemID="{5D4524CD-A282-4F19-BAEA-0AD6212CDB38}">
+<ds:datastoreItem xmlns:ds="http://schemas.openxmlformats.org/officeDocument/2006/customXml" ds:itemID="{B4349F5E-5AC2-4545-BEA2-675A49179DC6}">
   <ds:schemaRefs>
-    <ds:schemaRef ds:uri="urn:microsoft-dynamics-nav/reports/Salesperson_Sales_Statistics/114/"/>
+    <ds:schemaRef ds:uri="http://schemas.openxmlformats.org/officeDocument/2006/bibliography"/>
   </ds:schemaRefs>
 </ds:datastoreItem>
 </file>

--- a/src/Layers/W1/BaseApp/Sales/Reports/SalespersonSalesStatisticsBody.docx
+++ b/src/Layers/W1/BaseApp/Sales/Reports/SalespersonSalesStatisticsBody.docx
@@ -177,7 +177,7 @@
           <w:tcPr>
             <w:tcW w:w="1714" w:type="dxa"/>
             <w:tcBorders>
-              <w:bottom w:val="single" w:sz="4" w:space="0" w:color="auto"/>
+              <w:bottom w:val="single" w:color="auto" w:sz="4" w:space="0"/>
             </w:tcBorders>
             <w:vAlign w:val="top"/>
           </w:tcPr>
@@ -219,7 +219,7 @@
               <w:tcPr>
                 <w:tcW w:w="1714" w:type="dxa"/>
                 <w:tcBorders>
-                  <w:bottom w:val="single" w:sz="4" w:space="0" w:color="auto"/>
+                  <w:bottom w:val="single" w:color="auto" w:sz="4" w:space="0"/>
                 </w:tcBorders>
                 <w:vAlign w:val="top"/>
               </w:tcPr>
@@ -252,7 +252,7 @@
               <w:tcPr>
                 <w:tcW w:w="1714" w:type="dxa"/>
                 <w:tcBorders>
-                  <w:bottom w:val="single" w:sz="4" w:space="0" w:color="auto"/>
+                  <w:bottom w:val="single" w:color="auto" w:sz="4" w:space="0"/>
                 </w:tcBorders>
                 <w:vAlign w:val="top"/>
               </w:tcPr>
@@ -285,7 +285,7 @@
               <w:tcPr>
                 <w:tcW w:w="1968" w:type="dxa"/>
                 <w:tcBorders>
-                  <w:bottom w:val="single" w:sz="4" w:space="0" w:color="auto"/>
+                  <w:bottom w:val="single" w:color="auto" w:sz="4" w:space="0"/>
                 </w:tcBorders>
                 <w:vAlign w:val="top"/>
               </w:tcPr>
@@ -318,7 +318,7 @@
               <w:tcPr>
                 <w:tcW w:w="1460" w:type="dxa"/>
                 <w:tcBorders>
-                  <w:bottom w:val="single" w:sz="4" w:space="0" w:color="auto"/>
+                  <w:bottom w:val="single" w:color="auto" w:sz="4" w:space="0"/>
                 </w:tcBorders>
                 <w:vAlign w:val="top"/>
               </w:tcPr>
@@ -351,7 +351,7 @@
               <w:tcPr>
                 <w:tcW w:w="1714" w:type="dxa"/>
                 <w:tcBorders>
-                  <w:bottom w:val="single" w:sz="4" w:space="0" w:color="auto"/>
+                  <w:bottom w:val="single" w:color="auto" w:sz="4" w:space="0"/>
                 </w:tcBorders>
                 <w:vAlign w:val="top"/>
               </w:tcPr>
@@ -384,7 +384,7 @@
               <w:tcPr>
                 <w:tcW w:w="1714" w:type="dxa"/>
                 <w:tcBorders>
-                  <w:bottom w:val="single" w:sz="4" w:space="0" w:color="auto"/>
+                  <w:bottom w:val="single" w:color="auto" w:sz="4" w:space="0"/>
                 </w:tcBorders>
                 <w:vAlign w:val="top"/>
               </w:tcPr>
@@ -417,7 +417,7 @@
               <w:tcPr>
                 <w:tcW w:w="1412" w:type="dxa"/>
                 <w:tcBorders>
-                  <w:bottom w:val="single" w:sz="4" w:space="0" w:color="auto"/>
+                  <w:bottom w:val="single" w:color="auto" w:sz="4" w:space="0"/>
                 </w:tcBorders>
                 <w:vAlign w:val="top"/>
               </w:tcPr>
@@ -450,7 +450,7 @@
               <w:tcPr>
                 <w:tcW w:w="2016" w:type="dxa"/>
                 <w:tcBorders>
-                  <w:bottom w:val="single" w:sz="4" w:space="0" w:color="auto"/>
+                  <w:bottom w:val="single" w:color="auto" w:sz="4" w:space="0"/>
                 </w:tcBorders>
                 <w:vAlign w:val="top"/>
               </w:tcPr>
@@ -832,6 +832,7 @@
               </w:placeholder>
               <w15:color w:val="808080"/>
               <w:text/>
+              <w:dataBinding w:prefixMappings="xmlns:ns0='urn:microsoft-dynamics-nav/reports/Salesperson_Sales_Statistics/114/'" w:xpath="/ns0:NavWordReportXmlPart[1]/ns0:Labels[1]/ns0:TotalLabel[1]" w:storeItemID="{5D4524CD-A282-4F19-BAEA-0AD6212CDB38}"/>
             </w:sdtPr>
             <w:sdtContent>
               <w:p>
@@ -3368,7 +3369,9 @@
 </we:webextension>
 </file>
 
-<file path=customXml/item1.xml>��< ? x m l   v e r s i o n = " 1 . 0 "   e n c o d i n g = " u t f - 1 6 " ? > < N a v W o r d R e p o r t X m l P a r t   x m l n s = " u r n : m i c r o s o f t - d y n a m i c s - n a v / r e p o r t s / S a l e s p e r s o n _ S a l e s _ S t a t i s t i c s / 1 1 4 / " > +<file path=customXml/item1.xml>��< ? x m l   v e r s i o n = " 1 . 0 "   e n c o d i n g = " u t f - 1 6 " ? > + 
+ < N a v W o r d R e p o r t X m l P a r t   x m l n s = " u r n : m i c r o s o f t - d y n a m i c s - n a v / r e p o r t s / S a l e s p e r s o n _ S a l e s _ S t a t i s t i c s / 1 1 4 / " >   
      < B C R e p o r t I n f o r m a t i o n >   
@@ -3602,7 +3605,7 @@
  
      < / S a l e s p e r s o n _ P u r c h a s e r >   
-     < C u s t _ L e d g e r _ E n t r y / > +     < C u s t _ L e d g e r _ E n t r y   / >   
      < T o t a l s >   

--- a/src/Layers/W1/BaseApp/Sales/Reports/SalespersonSalesStatisticsBody.docx
+++ b/src/Layers/W1/BaseApp/Sales/Reports/SalespersonSalesStatisticsBody.docx
@@ -176,9 +176,6 @@
         <w:tc>
           <w:tcPr>
             <w:tcW w:w="1714" w:type="dxa"/>
-            <w:tcBorders>
-              <w:bottom w:val="single" w:color="auto" w:sz="4" w:space="0"/>
-            </w:tcBorders>
             <w:vAlign w:val="top"/>
           </w:tcPr>
           <w:sdt>
@@ -218,9 +215,6 @@
             <w:tc>
               <w:tcPr>
                 <w:tcW w:w="1714" w:type="dxa"/>
-                <w:tcBorders>
-                  <w:bottom w:val="single" w:color="auto" w:sz="4" w:space="0"/>
-                </w:tcBorders>
                 <w:vAlign w:val="top"/>
               </w:tcPr>
               <w:p>
@@ -251,9 +245,6 @@
             <w:tc>
               <w:tcPr>
                 <w:tcW w:w="1714" w:type="dxa"/>
-                <w:tcBorders>
-                  <w:bottom w:val="single" w:color="auto" w:sz="4" w:space="0"/>
-                </w:tcBorders>
                 <w:vAlign w:val="top"/>
               </w:tcPr>
               <w:p>
@@ -284,9 +275,6 @@
             <w:tc>
               <w:tcPr>
                 <w:tcW w:w="1968" w:type="dxa"/>
-                <w:tcBorders>
-                  <w:bottom w:val="single" w:color="auto" w:sz="4" w:space="0"/>
-                </w:tcBorders>
                 <w:vAlign w:val="top"/>
               </w:tcPr>
               <w:p>
@@ -317,9 +305,6 @@
             <w:tc>
               <w:tcPr>
                 <w:tcW w:w="1460" w:type="dxa"/>
-                <w:tcBorders>
-                  <w:bottom w:val="single" w:color="auto" w:sz="4" w:space="0"/>
-                </w:tcBorders>
                 <w:vAlign w:val="top"/>
               </w:tcPr>
               <w:p>
@@ -350,9 +335,6 @@
             <w:tc>
               <w:tcPr>
                 <w:tcW w:w="1714" w:type="dxa"/>
-                <w:tcBorders>
-                  <w:bottom w:val="single" w:color="auto" w:sz="4" w:space="0"/>
-                </w:tcBorders>
                 <w:vAlign w:val="top"/>
               </w:tcPr>
               <w:p>
@@ -383,9 +365,6 @@
             <w:tc>
               <w:tcPr>
                 <w:tcW w:w="1714" w:type="dxa"/>
-                <w:tcBorders>
-                  <w:bottom w:val="single" w:color="auto" w:sz="4" w:space="0"/>
-                </w:tcBorders>
                 <w:vAlign w:val="top"/>
               </w:tcPr>
               <w:p>
@@ -416,9 +395,6 @@
             <w:tc>
               <w:tcPr>
                 <w:tcW w:w="1412" w:type="dxa"/>
-                <w:tcBorders>
-                  <w:bottom w:val="single" w:color="auto" w:sz="4" w:space="0"/>
-                </w:tcBorders>
                 <w:vAlign w:val="top"/>
               </w:tcPr>
               <w:p>
@@ -449,9 +425,6 @@
             <w:tc>
               <w:tcPr>
                 <w:tcW w:w="2016" w:type="dxa"/>
-                <w:tcBorders>
-                  <w:bottom w:val="single" w:color="auto" w:sz="4" w:space="0"/>
-                </w:tcBorders>
                 <w:vAlign w:val="top"/>
               </w:tcPr>
               <w:p>
@@ -836,6 +809,9 @@
             </w:sdtPr>
             <w:sdtContent>
               <w:p>
+                <w:pPr>
+                  <w:jc w:val="right"/>
+                </w:pPr>
                 <w:proofErr w:type="spellStart"/>
                 <w:r>
                   <w:t>TotalLabel</w:t>

--- a/src/Layers/W1/BaseApp/Sales/Reports/SalespersonSalesStatisticsBody.docx
+++ b/src/Layers/W1/BaseApp/Sales/Reports/SalespersonSalesStatisticsBody.docx
@@ -507,9 +507,6 @@
                     </w:sdtPr>
                     <w:sdtContent>
                       <w:p>
-                        <w:pPr>
-                          <w:jc w:val="right"/>
-                        </w:pPr>
                         <w:proofErr w:type="spellStart"/>
                         <w:r>
                           <w:t>Cust__Ledger_Entry___Sales__LCY</w:t>
@@ -803,15 +800,12 @@
               <w:placeholder>
                 <w:docPart w:val="DefaultPlaceholder_-1854013440"/>
               </w:placeholder>
+              <w:dataBinding w:prefixMappings="xmlns:ns0='urn:microsoft-dynamics-nav/reports/Salesperson_Sales_Statistics/114/'" w:xpath="/ns0:NavWordReportXmlPart[1]/ns0:Labels[1]/ns0:TotalLabel[1]" w:storeItemID="{5D4524CD-A282-4F19-BAEA-0AD6212CDB38}"/>
               <w15:color w:val="808080"/>
               <w:text/>
-              <w:dataBinding w:prefixMappings="xmlns:ns0='urn:microsoft-dynamics-nav/reports/Salesperson_Sales_Statistics/114/'" w:xpath="/ns0:NavWordReportXmlPart[1]/ns0:Labels[1]/ns0:TotalLabel[1]" w:storeItemID="{5D4524CD-A282-4F19-BAEA-0AD6212CDB38}"/>
             </w:sdtPr>
             <w:sdtContent>
               <w:p>
-                <w:pPr>
-                  <w:jc w:val="right"/>
-                </w:pPr>
                 <w:proofErr w:type="spellStart"/>
                 <w:r>
                   <w:t>TotalLabel</w:t>
@@ -2399,12 +2393,14 @@
     <w:rsid w:val="002343C0"/>
     <w:rsid w:val="00273452"/>
     <w:rsid w:val="002E74E6"/>
+    <w:rsid w:val="0030183F"/>
     <w:rsid w:val="00320329"/>
     <w:rsid w:val="00321EDD"/>
     <w:rsid w:val="00334CBC"/>
     <w:rsid w:val="00347B4D"/>
     <w:rsid w:val="00373C54"/>
     <w:rsid w:val="00375AE3"/>
+    <w:rsid w:val="0038286E"/>
     <w:rsid w:val="00394E13"/>
     <w:rsid w:val="00404DEC"/>
     <w:rsid w:val="004D153C"/>
@@ -3345,9 +3341,11 @@
 </we:webextension>
 </file>
 
-<file path=customXml/item1.xml>��< ? x m l   v e r s i o n = " 1 . 0 "   e n c o d i n g = " u t f - 1 6 " ? > - 
- < N a v W o r d R e p o r t X m l P a r t   x m l n s = " u r n : m i c r o s o f t - d y n a m i c s - n a v / r e p o r t s / S a l e s p e r s o n _ S a l e s _ S t a t i s t i c s / 1 1 4 / " > +<file path=customXml/item1.xml><?xml version="1.0" encoding="utf-8"?>
+<b:Sources xmlns:b="http://schemas.openxmlformats.org/officeDocument/2006/bibliography" xmlns="http://schemas.openxmlformats.org/officeDocument/2006/bibliography" SelectedStyle="\APASixthEditionOfficeOnline.xsl" StyleName="APA" Version="6"/>
+</file>
+
+<file path=customXml/item2.xml>��< ? x m l   v e r s i o n = " 1 . 0 "   e n c o d i n g = " u t f - 1 6 " ? > < N a v W o r d R e p o r t X m l P a r t   x m l n s = " u r n : m i c r o s o f t - d y n a m i c s - b u s i n e s s c e n t r a l / i n t e r n a l / e x t e n d e d / r e p o r t s / S a l e s p e r s o n _ S a l e s _ S t a t i s t i c s / 1 1 4 / " >   
      < B C R e p o r t I n f o r m a t i o n >   
@@ -3495,118 +3493,128 @@
  
      < L a b e l s >   
-         < A b o u t T h e R e p o r t L a b e l > A b o u t T h e R e p o r t L a b e l < / A b o u t T h e R e p o r t L a b e l > - 
-         < A d j P r o f i t L C Y L a b e l > A d j P r o f i t L C Y L a b e l < / A d j P r o f i t L C Y L a b e l > - 
-         < A d j P r o f i t P c t L a b e l > A d j P r o f i t P c t L a b e l < / A d j P r o f i t P c t L a b e l > - 
-         < A m o u n t s I n L C Y L a b e l > A m o u n t s I n L C Y L a b e l < / A m o u n t s I n L C Y L a b e l > - 
-         < C o d e L a b e l > C o d e L a b e l < / C o d e L a b e l > - 
-         < C o m p a n y L a b e l > C o m p a n y L a b e l < / C o m p a n y L a b e l > - 
-         < D a t a R e t r i e v e d > D a t a R e t r i e v e d < / D a t a R e t r i e v e d > - 
-         < D o c u m e n t a t i o n L a b e l > D o c u m e n t a t i o n L a b e l < / D o c u m e n t a t i o n L a b e l > - 
-         < E n v i r o n m e n t L a b e l > E n v i r o n m e n t L a b e l < / E n v i r o n m e n t L a b e l > - 
-         < I n v D i s c A m o u n t L a b e l > I n v D i s c A m o u n t L a b e l < / I n v D i s c A m o u n t L a b e l > - 
-         < P a g e L a b e l > P a g e L a b e l < / P a g e L a b e l > - 
-         < P e r i o d C a p t i o n > P e r i o d C a p t i o n < / P e r i o d C a p t i o n > - 
-         < P m t D i s c G i v e n L a b e l > P m t D i s c G i v e n L a b e l < / P m t D i s c G i v e n L a b e l > - 
-         < P m t T o l e r a n c e L a b e l > P m t T o l e r a n c e L a b e l < / P m t T o l e r a n c e L a b e l > - 
-         < P r o f i t L C Y L a b e l > P r o f i t L C Y L a b e l < / P r o f i t L C Y L a b e l > - 
-         < P r o f i t P c t L a b e l > P r o f i t P c t L a b e l < / P r o f i t P c t L a b e l > - 
-         < R e p o r t L a b e l > R e p o r t L a b e l < / R e p o r t L a b e l > - 
-         < R e p o r t N a m e L a b e l > R e p o r t N a m e L a b e l < / R e p o r t N a m e L a b e l > - 
-         < R u n O n L a b e l > R u n O n L a b e l < / R u n O n L a b e l > - 
-         < S a l e s L C Y L a b e l > S a l e s L C Y L a b e l < / S a l e s L C Y L a b e l > - 
-         < S a l e s p e r s o n _ P u r c h a s e r _ C o d e C a p t i o n > S a l e s p e r s o n _ P u r c h a s e r _ C o d e C a p t i o n < / S a l e s p e r s o n _ P u r c h a s e r _ C o d e C a p t i o n > - 
-         < S a l e s p e r s o n S a l e s S t a t s A n a l y s i s > S a l e s p e r s o n S a l e s S t a t s A n a l y s i s < / S a l e s p e r s o n S a l e s S t a t s A n a l y s i s > - 
-         < S a l e s p e r s o n S a l e s S t a t s P r i n t > S a l e s p e r s o n S a l e s S t a t s P r i n t < / S a l e s p e r s o n S a l e s S t a t s P r i n t > - 
-         < T o t a l L a b e l > T o t a l L a b e l < / T o t a l L a b e l > - 
-         < U s e r L a b e l > U s e r L a b e l < / U s e r L a b e l > +         < A b o u t T h e R e p o r t L a b e l   E l e m e n t T y p e = " P a r a m e t e r "   E l e m e n t I d = " 1 6 7 7 9 2 0 0 1 "   D a t a T y p e = " S t r i n g " > A b o u t T h e R e p o r t L a b e l < / A b o u t T h e R e p o r t L a b e l > + 
+         < A d j P r o f i t L C Y L a b e l   E l e m e n t T y p e = " P a r a m e t e r "   E l e m e n t I d = " 6 9 3 6 9 2 5 5 6 "   D a t a T y p e = " S t r i n g " > A d j P r o f i t L C Y L a b e l < / A d j P r o f i t L C Y L a b e l > + 
+         < A d j P r o f i t P c t L a b e l   E l e m e n t T y p e = " P a r a m e t e r "   E l e m e n t I d = " 1 3 7 2 4 3 1 1 0 9 "   D a t a T y p e = " S t r i n g " > A d j P r o f i t P c t L a b e l < / A d j P r o f i t P c t L a b e l > + 
+         < A m o u n t s I n L C Y L a b e l   E l e m e n t T y p e = " P a r a m e t e r "   E l e m e n t I d = " 3 0 8 7 3 3 2 2 7 "   D a t a T y p e = " S t r i n g " > A m o u n t s I n L C Y L a b e l < / A m o u n t s I n L C Y L a b e l > + 
+         < C o d e L a b e l   E l e m e n t T y p e = " P a r a m e t e r "   E l e m e n t I d = " 1 3 8 4 6 0 1 4 8 6 "   D a t a T y p e = " S t r i n g " > C o d e L a b e l < / C o d e L a b e l > + 
+         < C o m p a n y L a b e l   E l e m e n t T y p e = " P a r a m e t e r "   E l e m e n t I d = " 3 4 6 7 6 0 3 4 8 "   D a t a T y p e = " S t r i n g " > C o m p a n y L a b e l < / C o m p a n y L a b e l > + 
+         < D a t a R e t r i e v e d   E l e m e n t T y p e = " P a r a m e t e r "   E l e m e n t I d = " 2 9 1 9 1 1 8 0 7 "   D a t a T y p e = " S t r i n g " > D a t a R e t r i e v e d < / D a t a R e t r i e v e d > + 
+         < D o c u m e n t a t i o n L a b e l   E l e m e n t T y p e = " P a r a m e t e r "   E l e m e n t I d = " 1 7 3 8 9 2 4 8 1 5 "   D a t a T y p e = " S t r i n g " > D o c u m e n t a t i o n L a b e l < / D o c u m e n t a t i o n L a b e l > + 
+         < E n v i r o n m e n t L a b e l   E l e m e n t T y p e = " P a r a m e t e r "   E l e m e n t I d = " 8 1 8 8 1 6 5 9 0 "   D a t a T y p e = " S t r i n g " > E n v i r o n m e n t L a b e l < / E n v i r o n m e n t L a b e l > + 
+         < I n v D i s c A m o u n t L a b e l   E l e m e n t T y p e = " P a r a m e t e r "   E l e m e n t I d = " 9 3 7 8 2 5 4 1 9 "   D a t a T y p e = " S t r i n g " > I n v D i s c A m o u n t L a b e l < / I n v D i s c A m o u n t L a b e l > + 
+         < P a g e L a b e l   E l e m e n t T y p e = " P a r a m e t e r "   E l e m e n t I d = " 1 8 8 0 8 2 7 5 0 4 "   D a t a T y p e = " S t r i n g " > P a g e L a b e l < / P a g e L a b e l > + 
+         < P e r i o d C a p t i o n   E l e m e n t T y p e = " P a r a m e t e r "   E l e m e n t I d = " 1 4 7 8 2 5 3 4 2 2 "   D a t a T y p e = " S t r i n g " > P e r i o d C a p t i o n < / P e r i o d C a p t i o n > + 
+         < P m t D i s c G i v e n L a b e l   E l e m e n t T y p e = " P a r a m e t e r "   E l e m e n t I d = " 1 4 6 7 4 7 5 8 6 8 "   D a t a T y p e = " S t r i n g " > P m t D i s c G i v e n L a b e l < / P m t D i s c G i v e n L a b e l > + 
+         < P m t T o l e r a n c e L a b e l   E l e m e n t T y p e = " P a r a m e t e r "   E l e m e n t I d = " 1 3 4 3 2 4 4 6 1 3 "   D a t a T y p e = " S t r i n g " > P m t T o l e r a n c e L a b e l < / P m t T o l e r a n c e L a b e l > + 
+         < P r o f i t L C Y L a b e l   E l e m e n t T y p e = " P a r a m e t e r "   E l e m e n t I d = " 1 0 0 4 4 3 6 2 6 1 "   D a t a T y p e = " S t r i n g " > P r o f i t L C Y L a b e l < / P r o f i t L C Y L a b e l > + 
+         < P r o f i t P c t L a b e l   E l e m e n t T y p e = " P a r a m e t e r "   E l e m e n t I d = " 1 8 1 8 8 2 4 5 4 "   D a t a T y p e = " S t r i n g " > P r o f i t P c t L a b e l < / P r o f i t P c t L a b e l > + 
+         < R e p o r t L a b e l   E l e m e n t T y p e = " P a r a m e t e r "   E l e m e n t I d = " 6 7 9 5 8 1 0 5 1 "   D a t a T y p e = " S t r i n g " > R e p o r t L a b e l < / R e p o r t L a b e l > + 
+         < R e p o r t N a m e L a b e l   E l e m e n t T y p e = " P a r a m e t e r "   E l e m e n t I d = " 1 0 2 2 2 9 2 9 8 2 "   D a t a T y p e = " S t r i n g " > R e p o r t N a m e L a b e l < / R e p o r t N a m e L a b e l > + 
+         < R u n O n L a b e l   E l e m e n t T y p e = " P a r a m e t e r "   E l e m e n t I d = " 1 1 1 9 0 3 7 5 9 5 "   D a t a T y p e = " S t r i n g " > R u n O n L a b e l < / R u n O n L a b e l > + 
+         < S a l e s L C Y L a b e l   E l e m e n t T y p e = " P a r a m e t e r "   E l e m e n t I d = " 4 4 6 4 9 9 1 3 9 "   D a t a T y p e = " S t r i n g " > S a l e s L C Y L a b e l < / S a l e s L C Y L a b e l > + 
+         < S a l e s p e r s o n _ P u r c h a s e r _ C o d e C a p t i o n   E l e m e n t T y p e = " P a r a m e t e r "   E l e m e n t I d = " 1 3 8 8 0 3 1 6 5 2 "   D a t a T y p e = " S t r i n g " > S a l e s p e r s o n _ P u r c h a s e r _ C o d e C a p t i o n < / S a l e s p e r s o n _ P u r c h a s e r _ C o d e C a p t i o n > + 
+         < S a l e s p e r s o n S a l e s S t a t s A n a l y s i s   E l e m e n t T y p e = " P a r a m e t e r "   E l e m e n t I d = " 1 0 1 3 0 9 8 0 9 3 "   D a t a T y p e = " S t r i n g " > S a l e s p e r s o n S a l e s S t a t s A n a l y s i s < / S a l e s p e r s o n S a l e s S t a t s A n a l y s i s > + 
+         < S a l e s p e r s o n S a l e s S t a t s P r i n t   E l e m e n t T y p e = " P a r a m e t e r "   E l e m e n t I d = " 1 4 7 0 3 3 1 6 8 "   D a t a T y p e = " S t r i n g " > S a l e s p e r s o n S a l e s S t a t s P r i n t < / S a l e s p e r s o n S a l e s S t a t s P r i n t > + 
+         < T o t a l L a b e l   E l e m e n t T y p e = " P a r a m e t e r "   E l e m e n t I d = " 2 1 0 2 1 4 6 0 4 9 "   D a t a T y p e = " S t r i n g " > T o t a l L a b e l < / T o t a l L a b e l > + 
+         < U s e r L a b e l   E l e m e n t T y p e = " P a r a m e t e r "   E l e m e n t I d = " 8 4 8 8 1 6 7 9 4 "   D a t a T y p e = " S t r i n g " > U s e r L a b e l < / U s e r L a b e l >   
      < / L a b e l s >   
-     < S a l e s p e r s o n _ P u r c h a s e r > - 
-         < A d j P r o f i t > A d j P r o f i t < / A d j P r o f i t > - 
-         < A d j P r o f i t P e r c e n t > A d j P r o f i t P e r c e n t < / A d j P r o f i t P e r c e n t > - 
-         < C O M P A N Y N A M E > C O M P A N Y N A M E < / C O M P A N Y N A M E > - 
-         < C u s t L e d g E n t r y F i l t e r > C u s t L e d g E n t r y F i l t e r < / C u s t L e d g E n t r y F i l t e r > - 
-         < C u s t _ _ L e d g e r _ E n t r y _ _ T A B L E C A P T I O N _ _ _ _ _ _ _ _ _ _ C u s t L e d g E n t r y F i l t e r > C u s t _ _ L e d g e r _ E n t r y _ _ T A B L E C A P T I O N _ _ _ _ _ _ _ _ _ _ C u s t L e d g E n t r y F i l t e r < / C u s t _ _ L e d g e r _ E n t r y _ _ T A B L E C A P T I O N _ _ _ _ _ _ _ _ _ _ C u s t L e d g E n t r y F i l t e r > - 
-         < C u s t _ _ L e d g e r _ E n t r y _ _ _ I n v _ _ D i s c o u n t _ _ L C Y _ _ > C u s t _ _ L e d g e r _ E n t r y _ _ _ I n v _ _ D i s c o u n t _ _ L C Y _ _ < / C u s t _ _ L e d g e r _ E n t r y _ _ _ I n v _ _ D i s c o u n t _ _ L C Y _ _ > - 
-         < C u s t _ _ L e d g e r _ E n t r y _ _ _ P m t _ _ D i s c _ _ G i v e n _ _ L C Y _ _ > C u s t _ _ L e d g e r _ E n t r y _ _ _ P m t _ _ D i s c _ _ G i v e n _ _ L C Y _ _ < / C u s t _ _ L e d g e r _ E n t r y _ _ _ P m t _ _ D i s c _ _ G i v e n _ _ L C Y _ _ > - 
-         < C u s t _ _ L e d g e r _ E n t r y _ _ _ P m t _ _ T o l e r a n c e _ _ L C Y _ _ > C u s t _ _ L e d g e r _ E n t r y _ _ _ P m t _ _ T o l e r a n c e _ _ L C Y _ _ < / C u s t _ _ L e d g e r _ E n t r y _ _ _ P m t _ _ T o l e r a n c e _ _ L C Y _ _ > - 
-         < C u s t _ _ L e d g e r _ E n t r y _ _ _ P r o f i t _ _ L C Y _ _ > C u s t _ _ L e d g e r _ E n t r y _ _ _ P r o f i t _ _ L C Y _ _ < / C u s t _ _ L e d g e r _ E n t r y _ _ _ P r o f i t _ _ L C Y _ _ > - 
-         < C u s t _ _ L e d g e r _ E n t r y _ _ _ S a l e s _ _ L C Y _ _ > C u s t _ _ L e d g e r _ E n t r y _ _ _ S a l e s _ _ L C Y _ _ < / C u s t _ _ L e d g e r _ E n t r y _ _ _ S a l e s _ _ L C Y _ _ > - 
-         < P r o f i t P e r c e n t > P r o f i t P e r c e n t < / P r o f i t P e r c e n t > - 
-         < S a l e s p e r s o n F i l t e r > S a l e s p e r s o n F i l t e r < / S a l e s p e r s o n F i l t e r > - 
-         < S a l e s p e r s o n _ P u r c h a s e r _ C o d e > S a l e s p e r s o n _ P u r c h a s e r _ C o d e < / S a l e s p e r s o n _ P u r c h a s e r _ C o d e > - 
-         < S a l e s p e r s o n _ P u r c h a s e r _ _ T A B L E C A P T I O N _ _ _ _ _ _ _ _ _ _ S a l e s p e r s o n F i l t e r > S a l e s p e r s o n _ P u r c h a s e r _ _ T A B L E C A P T I O N _ _ _ _ _ _ _ _ _ _ S a l e s p e r s o n F i l t e r < / S a l e s p e r s o n _ P u r c h a s e r _ _ T A B L E C A P T I O N _ _ _ _ _ _ _ _ _ _ S a l e s p e r s o n F i l t e r > - 
-         < S T R S U B S T N O _ T e x t 0 0 0 _ P e r i o d T e x t _ > S T R S U B S T N O _ T e x t 0 0 0 _ P e r i o d T e x t _ < / S T R S U B S T N O _ T e x t 0 0 0 _ P e r i o d T e x t _ > +     < T o o l t i p s > + 
+         < T o o l t i p   c o l u m n = " S a l e s p e r s o n _ P u r c h a s e r _ C o d e "   E l e m e n t I d = " 1 3 8 8 0 3 1 6 5 2 " > + 
+             < T o o l t i p T e x t   l a n g = " e n - U S " > S p e c i f i e s   a   c o d e   f o r   t h e   s a l e s p e r s o n   o r   p u r c h a s e r . < / T o o l t i p T e x t > + 
+         < / T o o l t i p > + 
+     < / T o o l t i p s > + 
+     < S a l e s p e r s o n _ P u r c h a s e r   E l e m e n t T y p e = " D a t a I t e m "   E l e m e n t I d = " 7 1 5 0 0 7 1 9 8 " > + 
+         < A d j P r o f i t   E l e m e n t T y p e = " C o l u m n "   E l e m e n t I d = " 6 6 6 3 9 3 8 5 2 "   D a t a T y p e = " D e c i m a l " > A d j P r o f i t < / A d j P r o f i t > + 
+         < A d j P r o f i t P e r c e n t   E l e m e n t T y p e = " C o l u m n "   E l e m e n t I d = " 2 1 8 8 9 1 2 7 9 "   D a t a T y p e = " D e c i m a l " > A d j P r o f i t P e r c e n t < / A d j P r o f i t P e r c e n t > + 
+         < C O M P A N Y N A M E   E l e m e n t T y p e = " C o l u m n "   E l e m e n t I d = " 1 7 5 3 0 1 5 1 5 5 "   D a t a T y p e = " S t r i n g "   O b s o l e t e S t a t e = " P e n d i n g " > C O M P A N Y N A M E < / C O M P A N Y N A M E > + 
+         < C u s t L e d g E n t r y F i l t e r   E l e m e n t T y p e = " C o l u m n "   E l e m e n t I d = " 1 1 7 3 5 3 2 6 6 6 "   D a t a T y p e = " T e x t "   O b s o l e t e S t a t e = " P e n d i n g " > C u s t L e d g E n t r y F i l t e r < / C u s t L e d g E n t r y F i l t e r > + 
+         < C u s t _ _ L e d g e r _ E n t r y _ _ T A B L E C A P T I O N _ _ _ _ _ _ _ _ _ _ C u s t L e d g E n t r y F i l t e r   E l e m e n t T y p e = " C o l u m n "   E l e m e n t I d = " 7 1 0 6 3 3 9 1 7 "   D a t a T y p e = " T e x t " > C u s t _ _ L e d g e r _ E n t r y _ _ T A B L E C A P T I O N _ _ _ _ _ _ _ _ _ _ C u s t L e d g E n t r y F i l t e r < / C u s t _ _ L e d g e r _ E n t r y _ _ T A B L E C A P T I O N _ _ _ _ _ _ _ _ _ _ C u s t L e d g E n t r y F i l t e r > + 
+         < C u s t _ _ L e d g e r _ E n t r y _ _ _ I n v _ _ D i s c o u n t _ _ L C Y _ _   E l e m e n t T y p e = " C o l u m n "   E l e m e n t I d = " 1 9 8 9 3 9 0 8 5 5 "   D a t a T y p e = " D e c i m a l " > C u s t _ _ L e d g e r _ E n t r y _ _ _ I n v _ _ D i s c o u n t _ _ L C Y _ _ < / C u s t _ _ L e d g e r _ E n t r y _ _ _ I n v _ _ D i s c o u n t _ _ L C Y _ _ > + 
+         < C u s t _ _ L e d g e r _ E n t r y _ _ _ P m t _ _ D i s c _ _ G i v e n _ _ L C Y _ _   E l e m e n t T y p e = " C o l u m n "   E l e m e n t I d = " 1 8 6 0 9 5 7 6 0 4 "   D a t a T y p e = " D e c i m a l " > C u s t _ _ L e d g e r _ E n t r y _ _ _ P m t _ _ D i s c _ _ G i v e n _ _ L C Y _ _ < / C u s t _ _ L e d g e r _ E n t r y _ _ _ P m t _ _ D i s c _ _ G i v e n _ _ L C Y _ _ > + 
+         < C u s t _ _ L e d g e r _ E n t r y _ _ _ P m t _ _ T o l e r a n c e _ _ L C Y _ _   E l e m e n t T y p e = " C o l u m n "   E l e m e n t I d = " 8 8 4 5 6 3 2 3 "   D a t a T y p e = " D e c i m a l " > C u s t _ _ L e d g e r _ E n t r y _ _ _ P m t _ _ T o l e r a n c e _ _ L C Y _ _ < / C u s t _ _ L e d g e r _ E n t r y _ _ _ P m t _ _ T o l e r a n c e _ _ L C Y _ _ > + 
+         < C u s t _ _ L e d g e r _ E n t r y _ _ _ P r o f i t _ _ L C Y _ _   E l e m e n t T y p e = " C o l u m n "   E l e m e n t I d = " 1 6 1 5 1 3 7 4 4 3 "   D a t a T y p e = " D e c i m a l " > C u s t _ _ L e d g e r _ E n t r y _ _ _ P r o f i t _ _ L C Y _ _ < / C u s t _ _ L e d g e r _ E n t r y _ _ _ P r o f i t _ _ L C Y _ _ > + 
+         < C u s t _ _ L e d g e r _ E n t r y _ _ _ S a l e s _ _ L C Y _ _   E l e m e n t T y p e = " C o l u m n "   E l e m e n t I d = " 3 4 8 7 9 4 9 4 9 "   D a t a T y p e = " D e c i m a l " > C u s t _ _ L e d g e r _ E n t r y _ _ _ S a l e s _ _ L C Y _ _ < / C u s t _ _ L e d g e r _ E n t r y _ _ _ S a l e s _ _ L C Y _ _ > + 
+         < P r o f i t P e r c e n t   E l e m e n t T y p e = " C o l u m n "   E l e m e n t I d = " 1 3 1 4 9 7 7 4 6 4 "   D a t a T y p e = " D e c i m a l " > P r o f i t P e r c e n t < / P r o f i t P e r c e n t > + 
+         < S a l e s p e r s o n F i l t e r   E l e m e n t T y p e = " C o l u m n "   E l e m e n t I d = " 1 2 4 2 2 8 3 2 5 6 "   D a t a T y p e = " T e x t "   O b s o l e t e S t a t e = " P e n d i n g " > S a l e s p e r s o n F i l t e r < / S a l e s p e r s o n F i l t e r > + 
+         < S a l e s p e r s o n _ P u r c h a s e r _ C o d e   E l e m e n t T y p e = " C o l u m n "   E l e m e n t I d = " 1 3 8 8 0 3 1 6 5 2 "   D a t a T y p e = " C o d e " > S a l e s p e r s o n _ P u r c h a s e r _ C o d e < / S a l e s p e r s o n _ P u r c h a s e r _ C o d e > + 
+         < S a l e s p e r s o n _ P u r c h a s e r _ _ T A B L E C A P T I O N _ _ _ _ _ _ _ _ _ _ S a l e s p e r s o n F i l t e r   E l e m e n t T y p e = " C o l u m n "   E l e m e n t I d = " 1 0 1 6 0 4 1 6 9 9 "   D a t a T y p e = " T e x t " > S a l e s p e r s o n _ P u r c h a s e r _ _ T A B L E C A P T I O N _ _ _ _ _ _ _ _ _ _ S a l e s p e r s o n F i l t e r < / S a l e s p e r s o n _ P u r c h a s e r _ _ T A B L E C A P T I O N _ _ _ _ _ _ _ _ _ _ S a l e s p e r s o n F i l t e r > + 
+         < S T R S U B S T N O _ T e x t 0 0 0 _ P e r i o d T e x t _   E l e m e n t T y p e = " C o l u m n "   E l e m e n t I d = " 7 2 2 9 9 1 7 0 4 "   D a t a T y p e = " S t r i n g " > S T R S U B S T N O _ T e x t 0 0 0 _ P e r i o d T e x t _ < / S T R S U B S T N O _ T e x t 0 0 0 _ P e r i o d T e x t _ >   
      < / S a l e s p e r s o n _ P u r c h a s e r >   
-     < C u s t _ L e d g e r _ E n t r y   / > - 
-     < T o t a l s > - 
-         < T o t a l s _ A d j P r o f i t > T o t a l s _ A d j P r o f i t < / T o t a l s _ A d j P r o f i t > - 
-         < T o t a l s _ A d j P r o f i t P c t > T o t a l s _ A d j P r o f i t P c t < / T o t a l s _ A d j P r o f i t P c t > - 
-         < T o t a l s _ I n v D i s c A m o u n t > T o t a l s _ I n v D i s c A m o u n t < / T o t a l s _ I n v D i s c A m o u n t > - 
-         < T o t a l s _ P m t D i s c G i v e n > T o t a l s _ P m t D i s c G i v e n < / T o t a l s _ P m t D i s c G i v e n > - 
-         < T o t a l s _ P m t T o l e r a n c e > T o t a l s _ P m t T o l e r a n c e < / T o t a l s _ P m t T o l e r a n c e > - 
-         < T o t a l s _ P r o f i t > T o t a l s _ P r o f i t < / T o t a l s _ P r o f i t > - 
-         < T o t a l s _ P r o f i t P c t > T o t a l s _ P r o f i t P c t < / T o t a l s _ P r o f i t P c t > - 
-         < T o t a l s _ S a l e s > T o t a l s _ S a l e s < / T o t a l s _ S a l e s > +     < C u s t _ L e d g e r _ E n t r y   E l e m e n t T y p e = " D a t a I t e m "   E l e m e n t I d = " 1 6 3 9 1 4 6 4 4 5 " / > + 
+     < T o t a l s   E l e m e n t T y p e = " D a t a I t e m "   E l e m e n t I d = " 1 8 2 3 9 5 0 0 4 4 " > + 
+         < T o t a l s _ A d j P r o f i t   E l e m e n t T y p e = " C o l u m n "   E l e m e n t I d = " 1 9 0 9 5 0 1 3 6 2 "   D a t a T y p e = " D e c i m a l " > T o t a l s _ A d j P r o f i t < / T o t a l s _ A d j P r o f i t > + 
+         < T o t a l s _ A d j P r o f i t P c t   E l e m e n t T y p e = " C o l u m n "   E l e m e n t I d = " 3 1 3 1 7 1 4 3 5 "   D a t a T y p e = " D e c i m a l " > T o t a l s _ A d j P r o f i t P c t < / T o t a l s _ A d j P r o f i t P c t > + 
+         < T o t a l s _ I n v D i s c A m o u n t   E l e m e n t T y p e = " C o l u m n "   E l e m e n t I d = " 7 2 5 8 5 0 7 "   D a t a T y p e = " D e c i m a l " > T o t a l s _ I n v D i s c A m o u n t < / T o t a l s _ I n v D i s c A m o u n t > + 
+         < T o t a l s _ P m t D i s c G i v e n   E l e m e n t T y p e = " C o l u m n "   E l e m e n t I d = " 8 3 6 1 4 3 8 6 8 "   D a t a T y p e = " D e c i m a l " > T o t a l s _ P m t D i s c G i v e n < / T o t a l s _ P m t D i s c G i v e n > + 
+         < T o t a l s _ P m t T o l e r a n c e   E l e m e n t T y p e = " C o l u m n "   E l e m e n t I d = " 1 9 0 2 7 0 1 8 9 9 "   D a t a T y p e = " D e c i m a l " > T o t a l s _ P m t T o l e r a n c e < / T o t a l s _ P m t T o l e r a n c e > + 
+         < T o t a l s _ P r o f i t   E l e m e n t T y p e = " C o l u m n "   E l e m e n t I d = " 6 4 6 2 9 5 2 1 9 "   D a t a T y p e = " D e c i m a l " > T o t a l s _ P r o f i t < / T o t a l s _ P r o f i t > + 
+         < T o t a l s _ P r o f i t P c t   E l e m e n t T y p e = " C o l u m n "   E l e m e n t I d = " 2 2 3 4 7 8 0 9 8 "   D a t a T y p e = " D e c i m a l " > T o t a l s _ P r o f i t P c t < / T o t a l s _ P r o f i t P c t > + 
+         < T o t a l s _ S a l e s   E l e m e n t T y p e = " C o l u m n "   E l e m e n t I d = " 1 3 9 9 9 8 5 1 0 9 "   D a t a T y p e = " D e c i m a l " > T o t a l s _ S a l e s < / T o t a l s _ S a l e s >   
      < / T o t a l s >   
  < / N a v W o r d R e p o r t X m l P a r t > 
 </file>
 
-<file path=customXml/item2.xml>��< ? x m l   v e r s i o n = " 1 . 0 "   e n c o d i n g = " u t f - 1 6 " ? > < N a v W o r d R e p o r t X m l P a r t   x m l n s = " u r n : m i c r o s o f t - d y n a m i c s - b u s i n e s s c e n t r a l / i n t e r n a l / e x t e n d e d / r e p o r t s / S a l e s p e r s o n _ S a l e s _ S t a t i s t i c s / 1 1 4 / " > +<file path=customXml/item3.xml>��< ? x m l   v e r s i o n = " 1 . 0 "   e n c o d i n g = " u t f - 1 6 " ? > < N a v W o r d R e p o r t X m l P a r t   x m l n s = " u r n : m i c r o s o f t - d y n a m i c s - n a v / r e p o r t s / S a l e s p e r s o n _ S a l e s _ S t a t i s t i c s / 1 1 4 / " >   
      < B C R e p o r t I n f o r m a t i o n >   
@@ -3754,135 +3762,121 @@
  
      < L a b e l s >   
-         < A b o u t T h e R e p o r t L a b e l   E l e m e n t T y p e = " P a r a m e t e r "   E l e m e n t I d = " 1 6 7 7 9 2 0 0 1 "   D a t a T y p e = " S t r i n g " > A b o u t T h e R e p o r t L a b e l < / A b o u t T h e R e p o r t L a b e l > - 
-         < A d j P r o f i t L C Y L a b e l   E l e m e n t T y p e = " P a r a m e t e r "   E l e m e n t I d = " 6 9 3 6 9 2 5 5 6 "   D a t a T y p e = " S t r i n g " > A d j P r o f i t L C Y L a b e l < / A d j P r o f i t L C Y L a b e l > - 
-         < A d j P r o f i t P c t L a b e l   E l e m e n t T y p e = " P a r a m e t e r "   E l e m e n t I d = " 1 3 7 2 4 3 1 1 0 9 "   D a t a T y p e = " S t r i n g " > A d j P r o f i t P c t L a b e l < / A d j P r o f i t P c t L a b e l > - 
-         < A m o u n t s I n L C Y L a b e l   E l e m e n t T y p e = " P a r a m e t e r "   E l e m e n t I d = " 3 0 8 7 3 3 2 2 7 "   D a t a T y p e = " S t r i n g " > A m o u n t s I n L C Y L a b e l < / A m o u n t s I n L C Y L a b e l > - 
-         < C o d e L a b e l   E l e m e n t T y p e = " P a r a m e t e r "   E l e m e n t I d = " 1 3 8 4 6 0 1 4 8 6 "   D a t a T y p e = " S t r i n g " > C o d e L a b e l < / C o d e L a b e l > - 
-         < C o m p a n y L a b e l   E l e m e n t T y p e = " P a r a m e t e r "   E l e m e n t I d = " 3 4 6 7 6 0 3 4 8 "   D a t a T y p e = " S t r i n g " > C o m p a n y L a b e l < / C o m p a n y L a b e l > - 
-         < D a t a R e t r i e v e d   E l e m e n t T y p e = " P a r a m e t e r "   E l e m e n t I d = " 2 9 1 9 1 1 8 0 7 "   D a t a T y p e = " S t r i n g " > D a t a R e t r i e v e d < / D a t a R e t r i e v e d > - 
-         < D o c u m e n t a t i o n L a b e l   E l e m e n t T y p e = " P a r a m e t e r "   E l e m e n t I d = " 1 7 3 8 9 2 4 8 1 5 "   D a t a T y p e = " S t r i n g " > D o c u m e n t a t i o n L a b e l < / D o c u m e n t a t i o n L a b e l > - 
-         < E n v i r o n m e n t L a b e l   E l e m e n t T y p e = " P a r a m e t e r "   E l e m e n t I d = " 8 1 8 8 1 6 5 9 0 "   D a t a T y p e = " S t r i n g " > E n v i r o n m e n t L a b e l < / E n v i r o n m e n t L a b e l > - 
-         < I n v D i s c A m o u n t L a b e l   E l e m e n t T y p e = " P a r a m e t e r "   E l e m e n t I d = " 9 3 7 8 2 5 4 1 9 "   D a t a T y p e = " S t r i n g " > I n v D i s c A m o u n t L a b e l < / I n v D i s c A m o u n t L a b e l > - 
-         < P a g e L a b e l   E l e m e n t T y p e = " P a r a m e t e r "   E l e m e n t I d = " 1 8 8 0 8 2 7 5 0 4 "   D a t a T y p e = " S t r i n g " > P a g e L a b e l < / P a g e L a b e l > - 
-         < P e r i o d C a p t i o n   E l e m e n t T y p e = " P a r a m e t e r "   E l e m e n t I d = " 1 4 7 8 2 5 3 4 2 2 "   D a t a T y p e = " S t r i n g " > P e r i o d C a p t i o n < / P e r i o d C a p t i o n > - 
-         < P m t D i s c G i v e n L a b e l   E l e m e n t T y p e = " P a r a m e t e r "   E l e m e n t I d = " 1 4 6 7 4 7 5 8 6 8 "   D a t a T y p e = " S t r i n g " > P m t D i s c G i v e n L a b e l < / P m t D i s c G i v e n L a b e l > - 
-         < P m t T o l e r a n c e L a b e l   E l e m e n t T y p e = " P a r a m e t e r "   E l e m e n t I d = " 1 3 4 3 2 4 4 6 1 3 "   D a t a T y p e = " S t r i n g " > P m t T o l e r a n c e L a b e l < / P m t T o l e r a n c e L a b e l > - 
-         < P r o f i t L C Y L a b e l   E l e m e n t T y p e = " P a r a m e t e r "   E l e m e n t I d = " 1 0 0 4 4 3 6 2 6 1 "   D a t a T y p e = " S t r i n g " > P r o f i t L C Y L a b e l < / P r o f i t L C Y L a b e l > - 
-         < P r o f i t P c t L a b e l   E l e m e n t T y p e = " P a r a m e t e r "   E l e m e n t I d = " 1 8 1 8 8 2 4 5 4 "   D a t a T y p e = " S t r i n g " > P r o f i t P c t L a b e l < / P r o f i t P c t L a b e l > - 
-         < R e p o r t L a b e l   E l e m e n t T y p e = " P a r a m e t e r "   E l e m e n t I d = " 6 7 9 5 8 1 0 5 1 "   D a t a T y p e = " S t r i n g " > R e p o r t L a b e l < / R e p o r t L a b e l > - 
-         < R e p o r t N a m e L a b e l   E l e m e n t T y p e = " P a r a m e t e r "   E l e m e n t I d = " 1 0 2 2 2 9 2 9 8 2 "   D a t a T y p e = " S t r i n g " > R e p o r t N a m e L a b e l < / R e p o r t N a m e L a b e l > - 
-         < R u n O n L a b e l   E l e m e n t T y p e = " P a r a m e t e r "   E l e m e n t I d = " 1 1 1 9 0 3 7 5 9 5 "   D a t a T y p e = " S t r i n g " > R u n O n L a b e l < / R u n O n L a b e l > - 
-         < S a l e s L C Y L a b e l   E l e m e n t T y p e = " P a r a m e t e r "   E l e m e n t I d = " 4 4 6 4 9 9 1 3 9 "   D a t a T y p e = " S t r i n g " > S a l e s L C Y L a b e l < / S a l e s L C Y L a b e l > - 
-         < S a l e s p e r s o n _ P u r c h a s e r _ C o d e C a p t i o n   E l e m e n t T y p e = " P a r a m e t e r "   E l e m e n t I d = " 1 3 8 8 0 3 1 6 5 2 "   D a t a T y p e = " S t r i n g " > S a l e s p e r s o n _ P u r c h a s e r _ C o d e C a p t i o n < / S a l e s p e r s o n _ P u r c h a s e r _ C o d e C a p t i o n > - 
-         < S a l e s p e r s o n S a l e s S t a t s A n a l y s i s   E l e m e n t T y p e = " P a r a m e t e r "   E l e m e n t I d = " 1 0 1 3 0 9 8 0 9 3 "   D a t a T y p e = " S t r i n g " > S a l e s p e r s o n S a l e s S t a t s A n a l y s i s < / S a l e s p e r s o n S a l e s S t a t s A n a l y s i s > - 
-         < S a l e s p e r s o n S a l e s S t a t s P r i n t   E l e m e n t T y p e = " P a r a m e t e r "   E l e m e n t I d = " 1 4 7 0 3 3 1 6 8 "   D a t a T y p e = " S t r i n g " > S a l e s p e r s o n S a l e s S t a t s P r i n t < / S a l e s p e r s o n S a l e s S t a t s P r i n t > - 
-         < T o t a l L a b e l   E l e m e n t T y p e = " P a r a m e t e r "   E l e m e n t I d = " 2 1 0 2 1 4 6 0 4 9 "   D a t a T y p e = " S t r i n g " > T o t a l L a b e l < / T o t a l L a b e l > - 
-         < U s e r L a b e l   E l e m e n t T y p e = " P a r a m e t e r "   E l e m e n t I d = " 8 4 8 8 1 6 7 9 4 "   D a t a T y p e = " S t r i n g " > U s e r L a b e l < / U s e r L a b e l > +         < A b o u t T h e R e p o r t L a b e l > A b o u t T h e R e p o r t L a b e l < / A b o u t T h e R e p o r t L a b e l > + 
+         < A d j P r o f i t L C Y L a b e l > A d j P r o f i t L C Y L a b e l < / A d j P r o f i t L C Y L a b e l > + 
+         < A d j P r o f i t P c t L a b e l > A d j P r o f i t P c t L a b e l < / A d j P r o f i t P c t L a b e l > + 
+         < A m o u n t s I n L C Y L a b e l > A m o u n t s I n L C Y L a b e l < / A m o u n t s I n L C Y L a b e l > + 
+         < C o d e L a b e l > C o d e L a b e l < / C o d e L a b e l > + 
+         < C o m p a n y L a b e l > C o m p a n y L a b e l < / C o m p a n y L a b e l > + 
+         < D a t a R e t r i e v e d > D a t a R e t r i e v e d < / D a t a R e t r i e v e d > + 
+         < D o c u m e n t a t i o n L a b e l > D o c u m e n t a t i o n L a b e l < / D o c u m e n t a t i o n L a b e l > + 
+         < E n v i r o n m e n t L a b e l > E n v i r o n m e n t L a b e l < / E n v i r o n m e n t L a b e l > + 
+         < I n v D i s c A m o u n t L a b e l > I n v D i s c A m o u n t L a b e l < / I n v D i s c A m o u n t L a b e l > + 
+         < P a g e L a b e l > P a g e L a b e l < / P a g e L a b e l > + 
+         < P e r i o d C a p t i o n > P e r i o d C a p t i o n < / P e r i o d C a p t i o n > + 
+         < P m t D i s c G i v e n L a b e l > P m t D i s c G i v e n L a b e l < / P m t D i s c G i v e n L a b e l > + 
+         < P m t T o l e r a n c e L a b e l > P m t T o l e r a n c e L a b e l < / P m t T o l e r a n c e L a b e l > + 
+         < P r o f i t L C Y L a b e l > P r o f i t L C Y L a b e l < / P r o f i t L C Y L a b e l > + 
+         < P r o f i t P c t L a b e l > P r o f i t P c t L a b e l < / P r o f i t P c t L a b e l > + 
+         < R e p o r t L a b e l > R e p o r t L a b e l < / R e p o r t L a b e l > + 
+         < R e p o r t N a m e L a b e l > R e p o r t N a m e L a b e l < / R e p o r t N a m e L a b e l > + 
+         < R u n O n L a b e l > R u n O n L a b e l < / R u n O n L a b e l > + 
+         < S a l e s L C Y L a b e l > S a l e s L C Y L a b e l < / S a l e s L C Y L a b e l > + 
+         < S a l e s p e r s o n _ P u r c h a s e r _ C o d e C a p t i o n > S a l e s p e r s o n _ P u r c h a s e r _ C o d e C a p t i o n < / S a l e s p e r s o n _ P u r c h a s e r _ C o d e C a p t i o n > + 
+         < S a l e s p e r s o n S a l e s S t a t s A n a l y s i s > S a l e s p e r s o n S a l e s S t a t s A n a l y s i s < / S a l e s p e r s o n S a l e s S t a t s A n a l y s i s > + 
+         < S a l e s p e r s o n S a l e s S t a t s P r i n t > S a l e s p e r s o n S a l e s S t a t s P r i n t < / S a l e s p e r s o n S a l e s S t a t s P r i n t > + 
+         < T o t a l L a b e l > T o t a l L a b e l < / T o t a l L a b e l > + 
+         < U s e r L a b e l > U s e r L a b e l < / U s e r L a b e l >   
      < / L a b e l s >   
-     < T o o l t i p s > - 
-         < T o o l t i p   c o l u m n = " S a l e s p e r s o n _ P u r c h a s e r _ C o d e "   E l e m e n t I d = " 1 3 8 8 0 3 1 6 5 2 " > - 
-             < T o o l t i p T e x t   l a n g = " e n - U S " > S p e c i f i e s   a   c o d e   f o r   t h e   s a l e s p e r s o n   o r   p u r c h a s e r . < / T o o l t i p T e x t > - 
-         < / T o o l t i p > - 
-     < / T o o l t i p s > - 
-     < S a l e s p e r s o n _ P u r c h a s e r   E l e m e n t T y p e = " D a t a I t e m "   E l e m e n t I d = " 7 1 5 0 0 7 1 9 8 " > - 
-         < A d j P r o f i t   E l e m e n t T y p e = " C o l u m n "   E l e m e n t I d = " 6 6 6 3 9 3 8 5 2 "   D a t a T y p e = " D e c i m a l " > A d j P r o f i t < / A d j P r o f i t > - 
-         < A d j P r o f i t P e r c e n t   E l e m e n t T y p e = " C o l u m n "   E l e m e n t I d = " 2 1 8 8 9 1 2 7 9 "   D a t a T y p e = " D e c i m a l " > A d j P r o f i t P e r c e n t < / A d j P r o f i t P e r c e n t > - 
-         < C O M P A N Y N A M E   E l e m e n t T y p e = " C o l u m n "   E l e m e n t I d = " 1 7 5 3 0 1 5 1 5 5 "   D a t a T y p e = " S t r i n g "   O b s o l e t e S t a t e = " P e n d i n g " > C O M P A N Y N A M E < / C O M P A N Y N A M E > - 
-         < C u s t L e d g E n t r y F i l t e r   E l e m e n t T y p e = " C o l u m n "   E l e m e n t I d = " 1 1 7 3 5 3 2 6 6 6 "   D a t a T y p e = " T e x t "   O b s o l e t e S t a t e = " P e n d i n g " > C u s t L e d g E n t r y F i l t e r < / C u s t L e d g E n t r y F i l t e r > - 
-         < C u s t _ _ L e d g e r _ E n t r y _ _ T A B L E C A P T I O N _ _ _ _ _ _ _ _ _ _ C u s t L e d g E n t r y F i l t e r   E l e m e n t T y p e = " C o l u m n "   E l e m e n t I d = " 7 1 0 6 3 3 9 1 7 "   D a t a T y p e = " T e x t " > C u s t _ _ L e d g e r _ E n t r y _ _ T A B L E C A P T I O N _ _ _ _ _ _ _ _ _ _ C u s t L e d g E n t r y F i l t e r < / C u s t _ _ L e d g e r _ E n t r y _ _ T A B L E C A P T I O N _ _ _ _ _ _ _ _ _ _ C u s t L e d g E n t r y F i l t e r > - 
-         < C u s t _ _ L e d g e r _ E n t r y _ _ _ I n v _ _ D i s c o u n t _ _ L C Y _ _   E l e m e n t T y p e = " C o l u m n "   E l e m e n t I d = " 1 9 8 9 3 9 0 8 5 5 "   D a t a T y p e = " D e c i m a l " > C u s t _ _ L e d g e r _ E n t r y _ _ _ I n v _ _ D i s c o u n t _ _ L C Y _ _ < / C u s t _ _ L e d g e r _ E n t r y _ _ _ I n v _ _ D i s c o u n t _ _ L C Y _ _ > - 
-         < C u s t _ _ L e d g e r _ E n t r y _ _ _ P m t _ _ D i s c _ _ G i v e n _ _ L C Y _ _   E l e m e n t T y p e = " C o l u m n "   E l e m e n t I d = " 1 8 6 0 9 5 7 6 0 4 "   D a t a T y p e = " D e c i m a l " > C u s t _ _ L e d g e r _ E n t r y _ _ _ P m t _ _ D i s c _ _ G i v e n _ _ L C Y _ _ < / C u s t _ _ L e d g e r _ E n t r y _ _ _ P m t _ _ D i s c _ _ G i v e n _ _ L C Y _ _ > - 
-         < C u s t _ _ L e d g e r _ E n t r y _ _ _ P m t _ _ T o l e r a n c e _ _ L C Y _ _   E l e m e n t T y p e = " C o l u m n "   E l e m e n t I d = " 8 8 4 5 6 3 2 3 "   D a t a T y p e = " D e c i m a l " > C u s t _ _ L e d g e r _ E n t r y _ _ _ P m t _ _ T o l e r a n c e _ _ L C Y _ _ < / C u s t _ _ L e d g e r _ E n t r y _ _ _ P m t _ _ T o l e r a n c e _ _ L C Y _ _ > - 
-         < C u s t _ _ L e d g e r _ E n t r y _ _ _ P r o f i t _ _ L C Y _ _   E l e m e n t T y p e = " C o l u m n "   E l e m e n t I d = " 1 6 1 5 1 3 7 4 4 3 "   D a t a T y p e = " D e c i m a l " > C u s t _ _ L e d g e r _ E n t r y _ _ _ P r o f i t _ _ L C Y _ _ < / C u s t _ _ L e d g e r _ E n t r y _ _ _ P r o f i t _ _ L C Y _ _ > - 
-         < C u s t _ _ L e d g e r _ E n t r y _ _ _ S a l e s _ _ L C Y _ _   E l e m e n t T y p e = " C o l u m n "   E l e m e n t I d = " 3 4 8 7 9 4 9 4 9 "   D a t a T y p e = " D e c i m a l " > C u s t _ _ L e d g e r _ E n t r y _ _ _ S a l e s _ _ L C Y _ _ < / C u s t _ _ L e d g e r _ E n t r y _ _ _ S a l e s _ _ L C Y _ _ > - 
-         < P r o f i t P e r c e n t   E l e m e n t T y p e = " C o l u m n "   E l e m e n t I d = " 1 3 1 4 9 7 7 4 6 4 "   D a t a T y p e = " D e c i m a l " > P r o f i t P e r c e n t < / P r o f i t P e r c e n t > - 
-         < S a l e s p e r s o n F i l t e r   E l e m e n t T y p e = " C o l u m n "   E l e m e n t I d = " 1 2 4 2 2 8 3 2 5 6 "   D a t a T y p e = " T e x t "   O b s o l e t e S t a t e = " P e n d i n g " > S a l e s p e r s o n F i l t e r < / S a l e s p e r s o n F i l t e r > - 
-         < S a l e s p e r s o n _ P u r c h a s e r _ C o d e   E l e m e n t T y p e = " C o l u m n "   E l e m e n t I d = " 1 3 8 8 0 3 1 6 5 2 "   D a t a T y p e = " C o d e " > S a l e s p e r s o n _ P u r c h a s e r _ C o d e < / S a l e s p e r s o n _ P u r c h a s e r _ C o d e > - 
-         < S a l e s p e r s o n _ P u r c h a s e r _ _ T A B L E C A P T I O N _ _ _ _ _ _ _ _ _ _ S a l e s p e r s o n F i l t e r   E l e m e n t T y p e = " C o l u m n "   E l e m e n t I d = " 1 0 1 6 0 4 1 6 9 9 "   D a t a T y p e = " T e x t " > S a l e s p e r s o n _ P u r c h a s e r _ _ T A B L E C A P T I O N _ _ _ _ _ _ _ _ _ _ S a l e s p e r s o n F i l t e r < / S a l e s p e r s o n _ P u r c h a s e r _ _ T A B L E C A P T I O N _ _ _ _ _ _ _ _ _ _ S a l e s p e r s o n F i l t e r > - 
-         < S T R S U B S T N O _ T e x t 0 0 0 _ P e r i o d T e x t _   E l e m e n t T y p e = " C o l u m n "   E l e m e n t I d = " 7 2 2 9 9 1 7 0 4 "   D a t a T y p e = " S t r i n g " > S T R S U B S T N O _ T e x t 0 0 0 _ P e r i o d T e x t _ < / S T R S U B S T N O _ T e x t 0 0 0 _ P e r i o d T e x t _ > +     < S a l e s p e r s o n _ P u r c h a s e r > + 
+         < A d j P r o f i t > A d j P r o f i t < / A d j P r o f i t > + 
+         < A d j P r o f i t P e r c e n t > A d j P r o f i t P e r c e n t < / A d j P r o f i t P e r c e n t > + 
+         < C O M P A N Y N A M E > C O M P A N Y N A M E < / C O M P A N Y N A M E > + 
+         < C u s t L e d g E n t r y F i l t e r > C u s t L e d g E n t r y F i l t e r < / C u s t L e d g E n t r y F i l t e r > + 
+         < C u s t _ _ L e d g e r _ E n t r y _ _ T A B L E C A P T I O N _ _ _ _ _ _ _ _ _ _ C u s t L e d g E n t r y F i l t e r > C u s t _ _ L e d g e r _ E n t r y _ _ T A B L E C A P T I O N _ _ _ _ _ _ _ _ _ _ C u s t L e d g E n t r y F i l t e r < / C u s t _ _ L e d g e r _ E n t r y _ _ T A B L E C A P T I O N _ _ _ _ _ _ _ _ _ _ C u s t L e d g E n t r y F i l t e r > + 
+         < C u s t _ _ L e d g e r _ E n t r y _ _ _ I n v _ _ D i s c o u n t _ _ L C Y _ _ > C u s t _ _ L e d g e r _ E n t r y _ _ _ I n v _ _ D i s c o u n t _ _ L C Y _ _ < / C u s t _ _ L e d g e r _ E n t r y _ _ _ I n v _ _ D i s c o u n t _ _ L C Y _ _ > + 
+         < C u s t _ _ L e d g e r _ E n t r y _ _ _ P m t _ _ D i s c _ _ G i v e n _ _ L C Y _ _ > C u s t _ _ L e d g e r _ E n t r y _ _ _ P m t _ _ D i s c _ _ G i v e n _ _ L C Y _ _ < / C u s t _ _ L e d g e r _ E n t r y _ _ _ P m t _ _ D i s c _ _ G i v e n _ _ L C Y _ _ > + 
+         < C u s t _ _ L e d g e r _ E n t r y _ _ _ P m t _ _ T o l e r a n c e _ _ L C Y _ _ > C u s t _ _ L e d g e r _ E n t r y _ _ _ P m t _ _ T o l e r a n c e _ _ L C Y _ _ < / C u s t _ _ L e d g e r _ E n t r y _ _ _ P m t _ _ T o l e r a n c e _ _ L C Y _ _ > + 
+         < C u s t _ _ L e d g e r _ E n t r y _ _ _ P r o f i t _ _ L C Y _ _ > C u s t _ _ L e d g e r _ E n t r y _ _ _ P r o f i t _ _ L C Y _ _ < / C u s t _ _ L e d g e r _ E n t r y _ _ _ P r o f i t _ _ L C Y _ _ > + 
+         < C u s t _ _ L e d g e r _ E n t r y _ _ _ S a l e s _ _ L C Y _ _ > C u s t _ _ L e d g e r _ E n t r y _ _ _ S a l e s _ _ L C Y _ _ < / C u s t _ _ L e d g e r _ E n t r y _ _ _ S a l e s _ _ L C Y _ _ > + 
+         < P r o f i t P e r c e n t > P r o f i t P e r c e n t < / P r o f i t P e r c e n t > + 
+         < S a l e s p e r s o n F i l t e r > S a l e s p e r s o n F i l t e r < / S a l e s p e r s o n F i l t e r > + 
+         < S a l e s p e r s o n _ P u r c h a s e r _ C o d e > S a l e s p e r s o n _ P u r c h a s e r _ C o d e < / S a l e s p e r s o n _ P u r c h a s e r _ C o d e > + 
+         < S a l e s p e r s o n _ P u r c h a s e r _ _ T A B L E C A P T I O N _ _ _ _ _ _ _ _ _ _ S a l e s p e r s o n F i l t e r > S a l e s p e r s o n _ P u r c h a s e r _ _ T A B L E C A P T I O N _ _ _ _ _ _ _ _ _ _ S a l e s p e r s o n F i l t e r < / S a l e s p e r s o n _ P u r c h a s e r _ _ T A B L E C A P T I O N _ _ _ _ _ _ _ _ _ _ S a l e s p e r s o n F i l t e r > + 
+         < S T R S U B S T N O _ T e x t 0 0 0 _ P e r i o d T e x t _ > S T R S U B S T N O _ T e x t 0 0 0 _ P e r i o d T e x t _ < / S T R S U B S T N O _ T e x t 0 0 0 _ P e r i o d T e x t _ >   
      < / S a l e s p e r s o n _ P u r c h a s e r >   
-     < C u s t _ L e d g e r _ E n t r y   E l e m e n t T y p e = " D a t a I t e m "   E l e m e n t I d = " 1 6 3 9 1 4 6 4 4 5 " / > - 
-     < T o t a l s   E l e m e n t T y p e = " D a t a I t e m "   E l e m e n t I d = " 1 8 2 3 9 5 0 0 4 4 " > - 
-         < T o t a l s _ A d j P r o f i t   E l e m e n t T y p e = " C o l u m n "   E l e m e n t I d = " 1 9 0 9 5 0 1 3 6 2 "   D a t a T y p e = " D e c i m a l " > T o t a l s _ A d j P r o f i t < / T o t a l s _ A d j P r o f i t > - 
-         < T o t a l s _ A d j P r o f i t P c t   E l e m e n t T y p e = " C o l u m n "   E l e m e n t I d = " 3 1 3 1 7 1 4 3 5 "   D a t a T y p e = " D e c i m a l " > T o t a l s _ A d j P r o f i t P c t < / T o t a l s _ A d j P r o f i t P c t > - 
-         < T o t a l s _ I n v D i s c A m o u n t   E l e m e n t T y p e = " C o l u m n "   E l e m e n t I d = " 7 2 5 8 5 0 7 "   D a t a T y p e = " D e c i m a l " > T o t a l s _ I n v D i s c A m o u n t < / T o t a l s _ I n v D i s c A m o u n t > - 
-         < T o t a l s _ P m t D i s c G i v e n   E l e m e n t T y p e = " C o l u m n "   E l e m e n t I d = " 8 3 6 1 4 3 8 6 8 "   D a t a T y p e = " D e c i m a l " > T o t a l s _ P m t D i s c G i v e n < / T o t a l s _ P m t D i s c G i v e n > - 
-         < T o t a l s _ P m t T o l e r a n c e   E l e m e n t T y p e = " C o l u m n "   E l e m e n t I d = " 1 9 0 2 7 0 1 8 9 9 "   D a t a T y p e = " D e c i m a l " > T o t a l s _ P m t T o l e r a n c e < / T o t a l s _ P m t T o l e r a n c e > - 
-         < T o t a l s _ P r o f i t   E l e m e n t T y p e = " C o l u m n "   E l e m e n t I d = " 6 4 6 2 9 5 2 1 9 "   D a t a T y p e = " D e c i m a l " > T o t a l s _ P r o f i t < / T o t a l s _ P r o f i t > - 
-         < T o t a l s _ P r o f i t P c t   E l e m e n t T y p e = " C o l u m n "   E l e m e n t I d = " 2 2 3 4 7 8 0 9 8 "   D a t a T y p e = " D e c i m a l " > T o t a l s _ P r o f i t P c t < / T o t a l s _ P r o f i t P c t > - 
-         < T o t a l s _ S a l e s   E l e m e n t T y p e = " C o l u m n "   E l e m e n t I d = " 1 3 9 9 9 8 5 1 0 9 "   D a t a T y p e = " D e c i m a l " > T o t a l s _ S a l e s < / T o t a l s _ S a l e s > +     < C u s t _ L e d g e r _ E n t r y / > + 
+     < T o t a l s > + 
+         < T o t a l s _ A d j P r o f i t > T o t a l s _ A d j P r o f i t < / T o t a l s _ A d j P r o f i t > + 
+         < T o t a l s _ A d j P r o f i t P c t > T o t a l s _ A d j P r o f i t P c t < / T o t a l s _ A d j P r o f i t P c t > + 
+         < T o t a l s _ I n v D i s c A m o u n t > T o t a l s _ I n v D i s c A m o u n t < / T o t a l s _ I n v D i s c A m o u n t > + 
+         < T o t a l s _ P m t D i s c G i v e n > T o t a l s _ P m t D i s c G i v e n < / T o t a l s _ P m t D i s c G i v e n > + 
+         < T o t a l s _ P m t T o l e r a n c e > T o t a l s _ P m t T o l e r a n c e < / T o t a l s _ P m t T o l e r a n c e > + 
+         < T o t a l s _ P r o f i t > T o t a l s _ P r o f i t < / T o t a l s _ P r o f i t > + 
+         < T o t a l s _ P r o f i t P c t > T o t a l s _ P r o f i t P c t < / T o t a l s _ P r o f i t P c t > + 
+         < T o t a l s _ S a l e s > T o t a l s _ S a l e s < / T o t a l s _ S a l e s >   
      < / T o t a l s >   
  < / N a v W o r d R e p o r t X m l P a r t > 
 </file>
 
-<file path=customXml/item3.xml><?xml version="1.0" encoding="utf-8"?>
-<b:Sources xmlns:b="http://schemas.openxmlformats.org/officeDocument/2006/bibliography" xmlns="http://schemas.openxmlformats.org/officeDocument/2006/bibliography" SelectedStyle="\APASixthEditionOfficeOnline.xsl" StyleName="APA" Version="6"/>
-</file>
-
 <file path=customXml/itemProps1.xml><?xml version="1.0" encoding="utf-8"?>
-<ds:datastoreItem xmlns:ds="http://schemas.openxmlformats.org/officeDocument/2006/customXml" ds:itemID="{5D4524CD-A282-4F19-BAEA-0AD6212CDB38}">
+<ds:datastoreItem xmlns:ds="http://schemas.openxmlformats.org/officeDocument/2006/customXml" ds:itemID="{B4349F5E-5AC2-4545-BEA2-675A49179DC6}">
   <ds:schemaRefs>
-    <ds:schemaRef ds:uri="urn:microsoft-dynamics-nav/reports/Salesperson_Sales_Statistics/114/"/>
+    <ds:schemaRef ds:uri="http://schemas.openxmlformats.org/officeDocument/2006/bibliography"/>
   </ds:schemaRefs>
 </ds:datastoreItem>
 </file>
@@ -3896,9 +3890,9 @@
 </file>
 
 <file path=customXml/itemProps3.xml><?xml version="1.0" encoding="utf-8"?>
-<ds:datastoreItem xmlns:ds="http://schemas.openxmlformats.org/officeDocument/2006/customXml" ds:itemID="{B4349F5E-5AC2-4545-BEA2-675A49179DC6}">
+<ds:datastoreItem xmlns:ds="http://schemas.openxmlformats.org/officeDocument/2006/customXml" ds:itemID="{5D4524CD-A282-4F19-BAEA-0AD6212CDB38}">
   <ds:schemaRefs>
-    <ds:schemaRef ds:uri="http://schemas.openxmlformats.org/officeDocument/2006/bibliography"/>
+    <ds:schemaRef ds:uri="urn:microsoft-dynamics-nav/reports/Salesperson_Sales_Statistics/114/"/>
   </ds:schemaRefs>
 </ds:datastoreItem>
 </file>

--- a/src/Layers/W1/BaseApp/Sales/Reports/SalespersonSalesStatisticsBody.docx
+++ b/src/Layers/W1/BaseApp/Sales/Reports/SalespersonSalesStatisticsBody.docx
@@ -14,138 +14,174 @@
       <w:tblGrid>
         <w:gridCol w:w="15426"/>
       </w:tblGrid>
-      <w:tr>
-        <w:trPr>
-          <w:cantSplit/>
-          <w:trHeight w:val="259"/>
-        </w:trPr>
-        <w:tc>
-          <w:tcPr>
-            <w:tcW w:w="5000" w:type="pct"/>
-          </w:tcPr>
-          <w:sdt>
-            <w:sdtPr>
-              <w:alias w:val="#Nav: /Salesperson_Purchaser/STRSUBSTNO_Text000_PeriodText_"/>
-              <w:tag w:val="#Nav: Salesperson_Sales_Statistics/114"/>
-              <w:id w:val="-1740623112"/>
-              <w:placeholder>
-                <w:docPart w:val="EEACA06B9CA045949233FD60A3C0394C"/>
-              </w:placeholder>
-              <w:dataBinding w:prefixMappings="xmlns:ns0='urn:microsoft-dynamics-nav/reports/Salesperson_Sales_Statistics/114/'" w:xpath="/ns0:NavWordReportXmlPart[1]/ns0:Salesperson_Purchaser[1]/ns0:STRSUBSTNO_Text000_PeriodText_[1]" w:storeItemID="{5D4524CD-A282-4F19-BAEA-0AD6212CDB38}"/>
-              <w:text/>
-            </w:sdtPr>
-            <w:sdtContent>
-              <w:p>
-                <w:r>
-                  <w:t>STRSUBSTNO_Text000_PeriodText_</w:t>
-                </w:r>
-              </w:p>
-            </w:sdtContent>
-          </w:sdt>
-        </w:tc>
-      </w:tr>
-      <w:tr>
-        <w:trPr>
-          <w:cantSplit/>
-          <w:trHeight w:val="245"/>
-        </w:trPr>
-        <w:tc>
-          <w:tcPr>
-            <w:tcW w:w="5000" w:type="pct"/>
-          </w:tcPr>
-          <w:sdt>
-            <w:sdtPr>
-              <w:alias w:val="#Nav: /Labels/AmountsInLCYLabel"/>
-              <w:tag w:val="#Nav: Salesperson_Sales_Statistics/114"/>
-              <w:id w:val="-693768139"/>
-              <w:placeholder>
-                <w:docPart w:val="AA1B0F0A637C47A3B8C7590E0B2D1F42"/>
-              </w:placeholder>
-              <w:dataBinding w:prefixMappings="xmlns:ns0='urn:microsoft-dynamics-nav/reports/Salesperson_Sales_Statistics/114/'" w:xpath="/ns0:NavWordReportXmlPart[1]/ns0:Labels[1]/ns0:AmountsInLCYLabel[1]" w:storeItemID="{5D4524CD-A282-4F19-BAEA-0AD6212CDB38}"/>
-              <w:text/>
-            </w:sdtPr>
-            <w:sdtContent>
-              <w:p>
-                <w:proofErr w:type="spellStart"/>
-                <w:r>
-                  <w:t>AmountsInLCYLabel</w:t>
-                </w:r>
-                <w:proofErr w:type="spellEnd"/>
-              </w:p>
-            </w:sdtContent>
-          </w:sdt>
-        </w:tc>
-      </w:tr>
-      <w:tr>
-        <w:trPr>
-          <w:cantSplit/>
-          <w:trHeight w:val="245"/>
-        </w:trPr>
-        <w:sdt>
-          <w:sdtPr>
-            <w:alias w:val="#Nav: /Salesperson_Purchaser/Salesperson_Purchaser__TABLECAPTION__________SalespersonFilter"/>
-            <w:tag w:val="#Nav: Salesperson_Sales_Statistics/114"/>
-            <w:id w:val="-1840384346"/>
-            <w:placeholder>
-              <w:docPart w:val="2B4DB96ED91D4646B033F03C61B6D71D"/>
-            </w:placeholder>
-            <w:dataBinding w:prefixMappings="xmlns:ns0='urn:microsoft-dynamics-nav/reports/Salesperson_Sales_Statistics/114/'" w:xpath="/ns0:NavWordReportXmlPart[1]/ns0:Salesperson_Purchaser[1]/ns0:Salesperson_Purchaser__TABLECAPTION__________SalespersonFilter[1]" w:storeItemID="{5D4524CD-A282-4F19-BAEA-0AD6212CDB38}"/>
-            <w:text/>
-          </w:sdtPr>
-          <w:sdtContent>
+      <w:sdt>
+        <w:sdtPr>
+          <w:alias w:val="Hide Table Row If Empty"/>
+          <w:tag w:val="#BC:HideTableRowIfEmpty"/>
+          <w:id w:val="-1140016071"/>
+        </w:sdtPr>
+        <w:sdtContent>
+          <w:tr>
+            <w:trPr>
+              <w:cantSplit/>
+              <w:trHeight w:val="259"/>
+            </w:trPr>
             <w:tc>
               <w:tcPr>
                 <w:tcW w:w="5000" w:type="pct"/>
               </w:tcPr>
-              <w:p>
-                <w:r>
-                  <w:t>Salesperson_Purchaser__TABLECAPTION__________</w:t>
-                </w:r>
-                <w:proofErr w:type="spellStart"/>
-                <w:r>
-                  <w:t>SalespersonFilter</w:t>
-                </w:r>
-                <w:proofErr w:type="spellEnd"/>
-              </w:p>
+              <w:sdt>
+                <w:sdtPr>
+                  <w:alias w:val="#Nav: /Salesperson_Purchaser/STRSUBSTNO_Text000_PeriodText_"/>
+                  <w:tag w:val="#Nav: Salesperson_Sales_Statistics/114"/>
+                  <w:id w:val="-1740623112"/>
+                  <w:placeholder>
+                    <w:docPart w:val="EEACA06B9CA045949233FD60A3C0394C"/>
+                  </w:placeholder>
+                  <w:dataBinding w:prefixMappings="xmlns:ns0='urn:microsoft-dynamics-nav/reports/Salesperson_Sales_Statistics/114/'" w:xpath="/ns0:NavWordReportXmlPart[1]/ns0:Salesperson_Purchaser[1]/ns0:STRSUBSTNO_Text000_PeriodText_[1]" w:storeItemID="{5D4524CD-A282-4F19-BAEA-0AD6212CDB38}"/>
+                  <w:text/>
+                </w:sdtPr>
+                <w:sdtContent>
+                  <w:p>
+                    <w:r>
+                      <w:t>STRSUBSTNO_Text000_PeriodText_</w:t>
+                    </w:r>
+                  </w:p>
+                </w:sdtContent>
+              </w:sdt>
             </w:tc>
-          </w:sdtContent>
-        </w:sdt>
-      </w:tr>
-      <w:tr>
-        <w:trPr>
-          <w:cantSplit/>
-          <w:trHeight w:val="245"/>
-        </w:trPr>
-        <w:sdt>
-          <w:sdtPr>
-            <w:alias w:val="#Nav: /Salesperson_Purchaser/Cust__Ledger_Entry__TABLECAPTION__________CustLedgEntryFilter"/>
-            <w:tag w:val="#Nav: Salesperson_Sales_Statistics/114"/>
-            <w:id w:val="1947655270"/>
-            <w:placeholder>
-              <w:docPart w:val="CFE123086889425685ED864763FFD352"/>
-            </w:placeholder>
-            <w:dataBinding w:prefixMappings="xmlns:ns0='urn:microsoft-dynamics-nav/reports/Salesperson_Sales_Statistics/114/'" w:xpath="/ns0:NavWordReportXmlPart[1]/ns0:Salesperson_Purchaser[1]/ns0:Cust__Ledger_Entry__TABLECAPTION__________CustLedgEntryFilter[1]" w:storeItemID="{5D4524CD-A282-4F19-BAEA-0AD6212CDB38}"/>
-            <w:text/>
-          </w:sdtPr>
-          <w:sdtContent>
+          </w:tr>
+        </w:sdtContent>
+      </w:sdt>
+      <w:sdt>
+        <w:sdtPr>
+          <w:alias w:val="Hide Table Row If Empty"/>
+          <w:tag w:val="#BC:HideTableRowIfEmpty"/>
+          <w:id w:val="-1066692488"/>
+        </w:sdtPr>
+        <w:sdtContent>
+          <w:tr>
+            <w:trPr>
+              <w:cantSplit/>
+              <w:trHeight w:val="245"/>
+            </w:trPr>
             <w:tc>
               <w:tcPr>
                 <w:tcW w:w="5000" w:type="pct"/>
               </w:tcPr>
-              <w:p>
-                <w:r>
-                  <w:t>Cust__Ledger_Entry__TABLECAPTION__________</w:t>
-                </w:r>
-                <w:proofErr w:type="spellStart"/>
-                <w:r>
-                  <w:t>CustLedgEntryFilter</w:t>
-                </w:r>
-                <w:proofErr w:type="spellEnd"/>
-              </w:p>
+              <w:sdt>
+                <w:sdtPr>
+                  <w:alias w:val="#Nav: /Labels/AmountsInLCYLabel"/>
+                  <w:tag w:val="#Nav: Salesperson_Sales_Statistics/114"/>
+                  <w:id w:val="-693768139"/>
+                  <w:placeholder>
+                    <w:docPart w:val="AA1B0F0A637C47A3B8C7590E0B2D1F42"/>
+                  </w:placeholder>
+                  <w:dataBinding w:prefixMappings="xmlns:ns0='urn:microsoft-dynamics-nav/reports/Salesperson_Sales_Statistics/114/'" w:xpath="/ns0:NavWordReportXmlPart[1]/ns0:Labels[1]/ns0:AmountsInLCYLabel[1]" w:storeItemID="{5D4524CD-A282-4F19-BAEA-0AD6212CDB38}"/>
+                  <w:text/>
+                </w:sdtPr>
+                <w:sdtContent>
+                  <w:p>
+                    <w:proofErr w:type="spellStart"/>
+                    <w:r>
+                      <w:t>AmountsInLCYLabel</w:t>
+                    </w:r>
+                    <w:proofErr w:type="spellEnd"/>
+                  </w:p>
+                </w:sdtContent>
+              </w:sdt>
             </w:tc>
-          </w:sdtContent>
-        </w:sdt>
-      </w:tr>
+          </w:tr>
+        </w:sdtContent>
+      </w:sdt>
+      <w:sdt>
+        <w:sdtPr>
+          <w:alias w:val="Hide Table Row If Empty"/>
+          <w:tag w:val="#BC:HideTableRowIfEmpty"/>
+          <w:id w:val="-1758930292"/>
+        </w:sdtPr>
+        <w:sdtContent>
+          <w:tr>
+            <w:trPr>
+              <w:cantSplit/>
+              <w:trHeight w:val="245"/>
+            </w:trPr>
+            <w:sdt>
+              <w:sdtPr>
+                <w:alias w:val="#Nav: /Salesperson_Purchaser/Salesperson_Purchaser__TABLECAPTION__________SalespersonFilter"/>
+                <w:tag w:val="#Nav: Salesperson_Sales_Statistics/114"/>
+                <w:id w:val="-1840384346"/>
+                <w:placeholder>
+                  <w:docPart w:val="2B4DB96ED91D4646B033F03C61B6D71D"/>
+                </w:placeholder>
+                <w:dataBinding w:prefixMappings="xmlns:ns0='urn:microsoft-dynamics-nav/reports/Salesperson_Sales_Statistics/114/'" w:xpath="/ns0:NavWordReportXmlPart[1]/ns0:Salesperson_Purchaser[1]/ns0:Salesperson_Purchaser__TABLECAPTION__________SalespersonFilter[1]" w:storeItemID="{5D4524CD-A282-4F19-BAEA-0AD6212CDB38}"/>
+                <w:text/>
+              </w:sdtPr>
+              <w:sdtContent>
+                <w:tc>
+                  <w:tcPr>
+                    <w:tcW w:w="5000" w:type="pct"/>
+                  </w:tcPr>
+                  <w:p>
+                    <w:r>
+                      <w:t>Salesperson_Purchaser__TABLECAPTION__________</w:t>
+                    </w:r>
+                    <w:proofErr w:type="spellStart"/>
+                    <w:r>
+                      <w:t>SalespersonFilter</w:t>
+                    </w:r>
+                    <w:proofErr w:type="spellEnd"/>
+                  </w:p>
+                </w:tc>
+              </w:sdtContent>
+            </w:sdt>
+          </w:tr>
+        </w:sdtContent>
+      </w:sdt>
+      <w:sdt>
+        <w:sdtPr>
+          <w:alias w:val="Hide Table Row If Empty"/>
+          <w:tag w:val="#BC:HideTableRowIfEmpty"/>
+          <w:id w:val="-1330311155"/>
+        </w:sdtPr>
+        <w:sdtContent>
+          <w:tr>
+            <w:trPr>
+              <w:cantSplit/>
+              <w:trHeight w:val="245"/>
+            </w:trPr>
+            <w:sdt>
+              <w:sdtPr>
+                <w:alias w:val="#Nav: /Salesperson_Purchaser/Cust__Ledger_Entry__TABLECAPTION__________CustLedgEntryFilter"/>
+                <w:tag w:val="#Nav: Salesperson_Sales_Statistics/114"/>
+                <w:id w:val="1947655270"/>
+                <w:placeholder>
+                  <w:docPart w:val="CFE123086889425685ED864763FFD352"/>
+                </w:placeholder>
+                <w:dataBinding w:prefixMappings="xmlns:ns0='urn:microsoft-dynamics-nav/reports/Salesperson_Sales_Statistics/114/'" w:xpath="/ns0:NavWordReportXmlPart[1]/ns0:Salesperson_Purchaser[1]/ns0:Cust__Ledger_Entry__TABLECAPTION__________CustLedgEntryFilter[1]" w:storeItemID="{5D4524CD-A282-4F19-BAEA-0AD6212CDB38}"/>
+                <w:text/>
+              </w:sdtPr>
+              <w:sdtContent>
+                <w:tc>
+                  <w:tcPr>
+                    <w:tcW w:w="5000" w:type="pct"/>
+                  </w:tcPr>
+                  <w:p>
+                    <w:r>
+                      <w:t>Cust__Ledger_Entry__TABLECAPTION__________</w:t>
+                    </w:r>
+                    <w:proofErr w:type="spellStart"/>
+                    <w:r>
+                      <w:t>CustLedgEntryFilter</w:t>
+                    </w:r>
+                    <w:proofErr w:type="spellEnd"/>
+                  </w:p>
+                </w:tc>
+              </w:sdtContent>
+            </w:sdt>
+          </w:tr>
+        </w:sdtContent>
+      </w:sdt>
     </w:tbl>
     <w:p/>
     <w:tbl>
@@ -507,6 +543,9 @@
                     </w:sdtPr>
                     <w:sdtContent>
                       <w:p>
+                        <w:pPr>
+                          <w:jc w:val="right"/>
+                        </w:pPr>
                         <w:proofErr w:type="spellStart"/>
                         <w:r>
                           <w:t>Cust__Ledger_Entry___Sales__LCY</w:t>
@@ -1117,8 +1156,8 @@
       <w:rPr>
         <w:rFonts w:asciiTheme="minorHAnsi" w:eastAsiaTheme="minorEastAsia" w:hAnsiTheme="minorHAnsi" w:cstheme="minorBidi"/>
         <w:kern w:val="2"/>
-        <w:sz w:val="24"/>
-        <w:szCs w:val="24"/>
+        <w:sz w:val="16"/>
+        <w:szCs w:val="16"/>
         <w:lang w:val="en-AU" w:eastAsia="ja-JP" w:bidi="ar-SA"/>
         <w14:ligatures w14:val="standardContextual"/>
       </w:rPr>
@@ -2416,6 +2455,7 @@
     <w:rsid w:val="00643763"/>
     <w:rsid w:val="006675FA"/>
     <w:rsid w:val="006833AC"/>
+    <w:rsid w:val="00684D24"/>
     <w:rsid w:val="00693032"/>
     <w:rsid w:val="006A3DF9"/>
     <w:rsid w:val="006B3CE9"/>
@@ -2429,6 +2469,7 @@
     <w:rsid w:val="00883B60"/>
     <w:rsid w:val="008858E8"/>
     <w:rsid w:val="00893C41"/>
+    <w:rsid w:val="008B4D49"/>
     <w:rsid w:val="008E1F46"/>
     <w:rsid w:val="009E310D"/>
     <w:rsid w:val="00A44B9B"/>
@@ -3341,542 +3382,542 @@
 </we:webextension>
 </file>
 
-<file path=customXml/item1.xml><?xml version="1.0" encoding="utf-8"?>
+<file path=customXml/item1.xml>��< ? x m l   v e r s i o n = " 1 . 0 "   e n c o d i n g = " u t f - 1 6 " ? > < N a v W o r d R e p o r t X m l P a r t   x m l n s = " u r n : m i c r o s o f t - d y n a m i c s - n a v / r e p o r t s / S a l e s p e r s o n _ S a l e s _ S t a t i s t i c s / 1 1 4 / " > + 
+     < B C R e p o r t I n f o r m a t i o n > + 
+         < R e p o r t M e t a d a t a > + 
+             < E x t e n s i o n I d > E x t e n s i o n   I D < / E x t e n s i o n I d > + 
+             < E x t e n s i o n N a m e > E x t e n s i o n   N a m e < / E x t e n s i o n N a m e > + 
+             < E x t e n s i o n P u b l i s h e r > E x t e n s i o n   P u b l i s h e r < / E x t e n s i o n P u b l i s h e r > + 
+             < E x t e n s i o n V e r s i o n > E x t e n s i o n   V e r s i o n < / E x t e n s i o n V e r s i o n > + 
+             < R e p o r t I d > R e p o r t   I D < / R e p o r t I d > + 
+             < R e p o r t N a m e > R e p o r t   N a m e < / R e p o r t N a m e > + 
+             < R e p o r t C a p t i o n > R e p o r t   C a p t i o n < / R e p o r t C a p t i o n > + 
+             < A b o u t T h i s R e p o r t T i t l e > A b o u t   T h i s   R e p o r t   T i t l e < / A b o u t T h i s R e p o r t T i t l e > + 
+             < A b o u t T h i s R e p o r t T e x t > A b o u t   T h i s   R e p o r t   T e x t < / A b o u t T h i s R e p o r t T e x t > + 
+             < R e p o r t H e l p L i n k > R e p o r t   H e l p   L i n k < / R e p o r t H e l p L i n k > + 
+         < / R e p o r t M e t a d a t a > + 
+         < R e p o r t R e q u e s t > + 
+             < T e n a n t E n t r a I d > T e n a n t   E n t r a   I d < / T e n a n t E n t r a I d > + 
+             < E n v i r o n m e n t N a m e > E n v i r o n m e n t   N a m e < / E n v i r o n m e n t N a m e > + 
+             < E n v i r o n m e n t T y p e > E n v i r o n m e n t   T y p e < / E n v i r o n m e n t T y p e > + 
+             < C o m p a n y N a m e > C o m p a n y   N a m e < / C o m p a n y N a m e > + 
+             < C o m p a n y D i s p l a y N a m e > C o m p a n y   D i s p l a y   N a m e < / C o m p a n y D i s p l a y N a m e > + 
+             < C o m p a n y I d > C o m p a n y   I D < / C o m p a n y I d > + 
+             < U s e r N a m e > U s e r   N a m e < / U s e r N a m e > + 
+             < D a t e A n d T i m e > D a t e   a n d   T i m e < / D a t e A n d T i m e > + 
+             < L a n g u a g e > L a n g u a g e < / L a n g u a g e > + 
+             < F o r m a t R e g i o n > F o r m a t   R e g i o n < / F o r m a t R e g i o n > + 
+             < D a t e T i m e V a l u e s > + 
+                 < Y e a r > Y e a r < / Y e a r > + 
+                 < M o n t h N u m b e r > M o n t h   N u m b e r < / M o n t h N u m b e r > + 
+                 < D a y N u m b e r > D a y   N u m b e r < / D a y N u m b e r > + 
+                 < H o u r > H o u r < / H o u r > + 
+                 < M i n u t e > M i n u t e < / M i n u t e > + 
+             < / D a t e T i m e V a l u e s > + 
+         < / R e p o r t R e q u e s t > + 
+         < C o m p a n y M e t a d a t a > + 
+             < C o m p a n y N a m e > C o m p a n y   N a m e < / C o m p a n y N a m e > + 
+             < C o m p a n y D i s p l a y N a m e > C o m p a n y   D i s p l a y   N a m e < / C o m p a n y D i s p l a y N a m e > + 
+             < C o m p a n y A d d r e s s L i n e s > + 
+                 < C o m p a n y A d d r e s s L i n e 1 > C o m p a n y   A d d r e s s   L i n e   1 < / C o m p a n y A d d r e s s L i n e 1 > + 
+                 < C o m p a n y A d d r e s s L i n e 2 > C o m p a n y   A d d r e s s   L i n e   2 < / C o m p a n y A d d r e s s L i n e 2 > + 
+                 < C o m p a n y A d d r e s s L i n e 3 > C o m p a n y   A d d r e s s   L i n e   3 < / C o m p a n y A d d r e s s L i n e 3 > + 
+                 < C o m p a n y A d d r e s s L i n e 4 > C o m p a n y   A d d r e s s   L i n e   4 < / C o m p a n y A d d r e s s L i n e 4 > + 
+                 < C o m p a n y A d d r e s s L i n e 5 > C o m p a n y   A d d r e s s   L i n e   5 < / C o m p a n y A d d r e s s L i n e 5 > + 
+                 < C o m p a n y A d d r e s s L i n e 6 > C o m p a n y   A d d r e s s   L i n e   6 < / C o m p a n y A d d r e s s L i n e 6 > + 
+                 < C o m p a n y A d d r e s s L i n e 7 > C o m p a n y   A d d r e s s   L i n e   7 < / C o m p a n y A d d r e s s L i n e 7 > + 
+                 < C o m p a n y A d d r e s s L i n e 8 > C o m p a n y   A d d r e s s   L i n e   8 < / C o m p a n y A d d r e s s L i n e 8 > + 
+             < / C o m p a n y A d d r e s s L i n e s > + 
+             < C o m p a n y P h o n e > C o m p a n y   P h o n e < / C o m p a n y P h o n e > + 
+             < C o m p a n y P h o n e C a p t i o n > C o m p a n y   P h o n e   C a p t i o n < / C o m p a n y P h o n e C a p t i o n > + 
+             < C o m p a n y F a x N o > C o m p a n y   F a x   N o . < / C o m p a n y F a x N o > + 
+             < C o m p a n y F a x N o C a p t i o n > C o m p a n y   F a x   N o .   C a p t i o n < / C o m p a n y F a x N o C a p t i o n > + 
+             < C o m p a n y E m a i l > C o m p a n y   E m a i l < / C o m p a n y E m a i l > + 
+             < C o m p a n y E m a i l C a p t i o n > C o m p a n y   E m a i l   C a p t i o n < / C o m p a n y E m a i l C a p t i o n > + 
+             < C o m p a n y H o m e P a g e > C o m p a n y   H o m e   P a g e < / C o m p a n y H o m e P a g e > + 
+             < C o m p a n y H o m e P a g e C a p t i o n > C o m p a n y   H o m e   P a g e   C a p t i o n < / C o m p a n y H o m e P a g e C a p t i o n > + 
+             < C o m p a n y L o g o > C o m p a n y   L o g o < / C o m p a n y L o g o > + 
+             < C o m p a n y V A T R e g i s t r a t i o n N o > C o m p a n y   V A T   R e g i s t r a t i o n   N o . < / C o m p a n y V A T R e g i s t r a t i o n N o > + 
+             < C o m p a n y V A T R e g i s t r a t i o n N o C a p t i o n > C o m p a n y   V A T   R e g i s t r a t i o n   N o .   C a p t i o n < / C o m p a n y V A T R e g i s t r a t i o n N o C a p t i o n > + 
+             < C o m p a n y R e g i s t r a t i o n N o > C o m p a n y   R e g i s t r a t i o n   N o . < / C o m p a n y R e g i s t r a t i o n N o > + 
+             < C o m p a n y R e g i s t r a t i o n N o C a p t i o n > C o m p a n y   R e g i s t r a t i o n   N o .   C a p t i o n < / C o m p a n y R e g i s t r a t i o n N o C a p t i o n > + 
+             < C o m p a n y B a n k N a m e > C o m p a n y   B a n k   N a m e < / C o m p a n y B a n k N a m e > + 
+             < C o m p a n y B a n k N a m e C a p t i o n > C o m p a n y   B a n k   N a m e   C a p t i o n < / C o m p a n y B a n k N a m e C a p t i o n > + 
+             < C o m p a n y B a n k A c c o u n t N o > C o m p a n y   B a n k   A c c o u n t   N o . < / C o m p a n y B a n k A c c o u n t N o > + 
+             < C o m p a n y B a n k A c c o u n t N o C a p t i o n > C o m p a n y   B a n k   A c c o u n t   N o .   C a p t i o n < / C o m p a n y B a n k A c c o u n t N o C a p t i o n > + 
+             < C o m p a n y B a n k B r a n c h N o > C o m p a n y   B a n k   B r a n c h   N o . < / C o m p a n y B a n k B r a n c h N o > + 
+             < C o m p a n y B a n k B r a n c h N o C a p t i o n > C o m p a n y   B a n k   B r a n c h   N o .   C a p t i o n < / C o m p a n y B a n k B r a n c h N o C a p t i o n > + 
+             < C o m p a n y I B A N > C o m p a n y   I B A N < / C o m p a n y I B A N > + 
+             < C o m p a n y I B A N C a p t i o n > C o m p a n y   I B A N   C a p t i o n < / C o m p a n y I B A N C a p t i o n > + 
+             < C o m p a n y B a n k S W I F T > C o m p a n y   B a n k   S W I F T < / C o m p a n y B a n k S W I F T > + 
+             < C o m p a n y B a n k S W I F T C a p t i o n > C o m p a n y   B a n k   S W I F T   C a p t i o n < / C o m p a n y B a n k S W I F T C a p t i o n > + 
+             < C o m p a n y G i r o N o > C o m p a n y   G i r o   N o . < / C o m p a n y G i r o N o > + 
+             < C o m p a n y G i r o N o C a p t i o n > C o m p a n y   G i r o   N o .   C a p t i o n < / C o m p a n y G i r o N o C a p t i o n > + 
+         < / C o m p a n y M e t a d a t a > + 
+     < / B C R e p o r t I n f o r m a t i o n > + 
+     < L a b e l s > + 
+         < A b o u t T h e R e p o r t L a b e l > A b o u t T h e R e p o r t L a b e l < / A b o u t T h e R e p o r t L a b e l > + 
+         < A d j P r o f i t L C Y L a b e l > A d j P r o f i t L C Y L a b e l < / A d j P r o f i t L C Y L a b e l > + 
+         < A d j P r o f i t P c t L a b e l > A d j P r o f i t P c t L a b e l < / A d j P r o f i t P c t L a b e l > + 
+         < A m o u n t s I n L C Y L a b e l > A m o u n t s I n L C Y L a b e l < / A m o u n t s I n L C Y L a b e l > + 
+         < C o d e L a b e l > C o d e L a b e l < / C o d e L a b e l > + 
+         < C o m p a n y L a b e l > C o m p a n y L a b e l < / C o m p a n y L a b e l > + 
+         < D a t a R e t r i e v e d > D a t a R e t r i e v e d < / D a t a R e t r i e v e d > + 
+         < D o c u m e n t a t i o n L a b e l > D o c u m e n t a t i o n L a b e l < / D o c u m e n t a t i o n L a b e l > + 
+         < E n v i r o n m e n t L a b e l > E n v i r o n m e n t L a b e l < / E n v i r o n m e n t L a b e l > + 
+         < I n v D i s c A m o u n t L a b e l > I n v D i s c A m o u n t L a b e l < / I n v D i s c A m o u n t L a b e l > + 
+         < P a g e L a b e l > P a g e L a b e l < / P a g e L a b e l > + 
+         < P e r i o d C a p t i o n > P e r i o d C a p t i o n < / P e r i o d C a p t i o n > + 
+         < P m t D i s c G i v e n L a b e l > P m t D i s c G i v e n L a b e l < / P m t D i s c G i v e n L a b e l > + 
+         < P m t T o l e r a n c e L a b e l > P m t T o l e r a n c e L a b e l < / P m t T o l e r a n c e L a b e l > + 
+         < P r o f i t L C Y L a b e l > P r o f i t L C Y L a b e l < / P r o f i t L C Y L a b e l > + 
+         < P r o f i t P c t L a b e l > P r o f i t P c t L a b e l < / P r o f i t P c t L a b e l > + 
+         < R e p o r t L a b e l > R e p o r t L a b e l < / R e p o r t L a b e l > + 
+         < R e p o r t N a m e L a b e l > R e p o r t N a m e L a b e l < / R e p o r t N a m e L a b e l > + 
+         < R u n O n L a b e l > R u n O n L a b e l < / R u n O n L a b e l > + 
+         < S a l e s L C Y L a b e l > S a l e s L C Y L a b e l < / S a l e s L C Y L a b e l > + 
+         < S a l e s p e r s o n _ P u r c h a s e r _ C o d e C a p t i o n > S a l e s p e r s o n _ P u r c h a s e r _ C o d e C a p t i o n < / S a l e s p e r s o n _ P u r c h a s e r _ C o d e C a p t i o n > + 
+         < S a l e s p e r s o n S a l e s S t a t s A n a l y s i s > S a l e s p e r s o n S a l e s S t a t s A n a l y s i s < / S a l e s p e r s o n S a l e s S t a t s A n a l y s i s > + 
+         < S a l e s p e r s o n S a l e s S t a t s P r i n t > S a l e s p e r s o n S a l e s S t a t s P r i n t < / S a l e s p e r s o n S a l e s S t a t s P r i n t > + 
+         < T o t a l L a b e l > T o t a l L a b e l < / T o t a l L a b e l > + 
+         < U s e r L a b e l > U s e r L a b e l < / U s e r L a b e l > + 
+     < / L a b e l s > + 
+     < S a l e s p e r s o n _ P u r c h a s e r > + 
+         < A d j P r o f i t > A d j P r o f i t < / A d j P r o f i t > + 
+         < A d j P r o f i t P e r c e n t > A d j P r o f i t P e r c e n t < / A d j P r o f i t P e r c e n t > + 
+         < C O M P A N Y N A M E > C O M P A N Y N A M E < / C O M P A N Y N A M E > + 
+         < C u s t L e d g E n t r y F i l t e r > C u s t L e d g E n t r y F i l t e r < / C u s t L e d g E n t r y F i l t e r > + 
+         < C u s t _ _ L e d g e r _ E n t r y _ _ T A B L E C A P T I O N _ _ _ _ _ _ _ _ _ _ C u s t L e d g E n t r y F i l t e r > C u s t _ _ L e d g e r _ E n t r y _ _ T A B L E C A P T I O N _ _ _ _ _ _ _ _ _ _ C u s t L e d g E n t r y F i l t e r < / C u s t _ _ L e d g e r _ E n t r y _ _ T A B L E C A P T I O N _ _ _ _ _ _ _ _ _ _ C u s t L e d g E n t r y F i l t e r > + 
+         < C u s t _ _ L e d g e r _ E n t r y _ _ _ I n v _ _ D i s c o u n t _ _ L C Y _ _ > C u s t _ _ L e d g e r _ E n t r y _ _ _ I n v _ _ D i s c o u n t _ _ L C Y _ _ < / C u s t _ _ L e d g e r _ E n t r y _ _ _ I n v _ _ D i s c o u n t _ _ L C Y _ _ > + 
+         < C u s t _ _ L e d g e r _ E n t r y _ _ _ P m t _ _ D i s c _ _ G i v e n _ _ L C Y _ _ > C u s t _ _ L e d g e r _ E n t r y _ _ _ P m t _ _ D i s c _ _ G i v e n _ _ L C Y _ _ < / C u s t _ _ L e d g e r _ E n t r y _ _ _ P m t _ _ D i s c _ _ G i v e n _ _ L C Y _ _ > + 
+         < C u s t _ _ L e d g e r _ E n t r y _ _ _ P m t _ _ T o l e r a n c e _ _ L C Y _ _ > C u s t _ _ L e d g e r _ E n t r y _ _ _ P m t _ _ T o l e r a n c e _ _ L C Y _ _ < / C u s t _ _ L e d g e r _ E n t r y _ _ _ P m t _ _ T o l e r a n c e _ _ L C Y _ _ > + 
+         < C u s t _ _ L e d g e r _ E n t r y _ _ _ P r o f i t _ _ L C Y _ _ > C u s t _ _ L e d g e r _ E n t r y _ _ _ P r o f i t _ _ L C Y _ _ < / C u s t _ _ L e d g e r _ E n t r y _ _ _ P r o f i t _ _ L C Y _ _ > + 
+         < C u s t _ _ L e d g e r _ E n t r y _ _ _ S a l e s _ _ L C Y _ _ > C u s t _ _ L e d g e r _ E n t r y _ _ _ S a l e s _ _ L C Y _ _ < / C u s t _ _ L e d g e r _ E n t r y _ _ _ S a l e s _ _ L C Y _ _ > + 
+         < P r o f i t P e r c e n t > P r o f i t P e r c e n t < / P r o f i t P e r c e n t > + 
+         < S a l e s p e r s o n F i l t e r > S a l e s p e r s o n F i l t e r < / S a l e s p e r s o n F i l t e r > + 
+         < S a l e s p e r s o n _ P u r c h a s e r _ C o d e > S a l e s p e r s o n _ P u r c h a s e r _ C o d e < / S a l e s p e r s o n _ P u r c h a s e r _ C o d e > + 
+         < S a l e s p e r s o n _ P u r c h a s e r _ _ T A B L E C A P T I O N _ _ _ _ _ _ _ _ _ _ S a l e s p e r s o n F i l t e r > S a l e s p e r s o n _ P u r c h a s e r _ _ T A B L E C A P T I O N _ _ _ _ _ _ _ _ _ _ S a l e s p e r s o n F i l t e r < / S a l e s p e r s o n _ P u r c h a s e r _ _ T A B L E C A P T I O N _ _ _ _ _ _ _ _ _ _ S a l e s p e r s o n F i l t e r > + 
+         < S T R S U B S T N O _ T e x t 0 0 0 _ P e r i o d T e x t _ > S T R S U B S T N O _ T e x t 0 0 0 _ P e r i o d T e x t _ < / S T R S U B S T N O _ T e x t 0 0 0 _ P e r i o d T e x t _ > + 
+     < / S a l e s p e r s o n _ P u r c h a s e r > + 
+     < C u s t _ L e d g e r _ E n t r y / > + 
+     < T o t a l s > + 
+         < T o t a l s _ A d j P r o f i t > T o t a l s _ A d j P r o f i t < / T o t a l s _ A d j P r o f i t > + 
+         < T o t a l s _ A d j P r o f i t P c t > T o t a l s _ A d j P r o f i t P c t < / T o t a l s _ A d j P r o f i t P c t > + 
+         < T o t a l s _ I n v D i s c A m o u n t > T o t a l s _ I n v D i s c A m o u n t < / T o t a l s _ I n v D i s c A m o u n t > + 
+         < T o t a l s _ P m t D i s c G i v e n > T o t a l s _ P m t D i s c G i v e n < / T o t a l s _ P m t D i s c G i v e n > + 
+         < T o t a l s _ P m t T o l e r a n c e > T o t a l s _ P m t T o l e r a n c e < / T o t a l s _ P m t T o l e r a n c e > + 
+         < T o t a l s _ P r o f i t > T o t a l s _ P r o f i t < / T o t a l s _ P r o f i t > + 
+         < T o t a l s _ P r o f i t P c t > T o t a l s _ P r o f i t P c t < / T o t a l s _ P r o f i t P c t > + 
+         < T o t a l s _ S a l e s > T o t a l s _ S a l e s < / T o t a l s _ S a l e s > + 
+     < / T o t a l s > + 
+ < / N a v W o r d R e p o r t X m l P a r t > 
+</file>
+
+<file path=customXml/item2.xml>��< ? x m l   v e r s i o n = " 1 . 0 "   e n c o d i n g = " u t f - 1 6 " ? > < N a v W o r d R e p o r t X m l P a r t   x m l n s = " u r n : m i c r o s o f t - d y n a m i c s - b u s i n e s s c e n t r a l / i n t e r n a l / e x t e n d e d / r e p o r t s / S a l e s p e r s o n _ S a l e s _ S t a t i s t i c s / 1 1 4 / " > + 
+     < B C R e p o r t I n f o r m a t i o n > + 
+         < R e p o r t M e t a d a t a > + 
+             < E x t e n s i o n I d > E x t e n s i o n   I D < / E x t e n s i o n I d > + 
+             < E x t e n s i o n N a m e > E x t e n s i o n   N a m e < / E x t e n s i o n N a m e > + 
+             < E x t e n s i o n P u b l i s h e r > E x t e n s i o n   P u b l i s h e r < / E x t e n s i o n P u b l i s h e r > + 
+             < E x t e n s i o n V e r s i o n > E x t e n s i o n   V e r s i o n < / E x t e n s i o n V e r s i o n > + 
+             < R e p o r t I d > R e p o r t   I D < / R e p o r t I d > + 
+             < R e p o r t N a m e > R e p o r t   N a m e < / R e p o r t N a m e > + 
+             < R e p o r t C a p t i o n > R e p o r t   C a p t i o n < / R e p o r t C a p t i o n > + 
+             < A b o u t T h i s R e p o r t T i t l e > A b o u t   T h i s   R e p o r t   T i t l e < / A b o u t T h i s R e p o r t T i t l e > + 
+             < A b o u t T h i s R e p o r t T e x t > A b o u t   T h i s   R e p o r t   T e x t < / A b o u t T h i s R e p o r t T e x t > + 
+             < R e p o r t H e l p L i n k > R e p o r t   H e l p   L i n k < / R e p o r t H e l p L i n k > + 
+         < / R e p o r t M e t a d a t a > + 
+         < R e p o r t R e q u e s t > + 
+             < T e n a n t E n t r a I d > T e n a n t   E n t r a   I d < / T e n a n t E n t r a I d > + 
+             < E n v i r o n m e n t N a m e > E n v i r o n m e n t   N a m e < / E n v i r o n m e n t N a m e > + 
+             < E n v i r o n m e n t T y p e > E n v i r o n m e n t   T y p e < / E n v i r o n m e n t T y p e > + 
+             < C o m p a n y N a m e > C o m p a n y   N a m e < / C o m p a n y N a m e > + 
+             < C o m p a n y D i s p l a y N a m e > C o m p a n y   D i s p l a y   N a m e < / C o m p a n y D i s p l a y N a m e > + 
+             < C o m p a n y I d > C o m p a n y   I D < / C o m p a n y I d > + 
+             < U s e r N a m e > U s e r   N a m e < / U s e r N a m e > + 
+             < D a t e A n d T i m e > D a t e   a n d   T i m e < / D a t e A n d T i m e > + 
+             < L a n g u a g e > L a n g u a g e < / L a n g u a g e > + 
+             < F o r m a t R e g i o n > F o r m a t   R e g i o n < / F o r m a t R e g i o n > + 
+             < D a t e T i m e V a l u e s > + 
+                 < Y e a r > Y e a r < / Y e a r > + 
+                 < M o n t h N u m b e r > M o n t h   N u m b e r < / M o n t h N u m b e r > + 
+                 < D a y N u m b e r > D a y   N u m b e r < / D a y N u m b e r > + 
+                 < H o u r > H o u r < / H o u r > + 
+                 < M i n u t e > M i n u t e < / M i n u t e > + 
+             < / D a t e T i m e V a l u e s > + 
+         < / R e p o r t R e q u e s t > + 
+         < C o m p a n y M e t a d a t a > + 
+             < C o m p a n y N a m e > C o m p a n y   N a m e < / C o m p a n y N a m e > + 
+             < C o m p a n y D i s p l a y N a m e > C o m p a n y   D i s p l a y   N a m e < / C o m p a n y D i s p l a y N a m e > + 
+             < C o m p a n y A d d r e s s L i n e s > + 
+                 < C o m p a n y A d d r e s s L i n e 1 > C o m p a n y   A d d r e s s   L i n e   1 < / C o m p a n y A d d r e s s L i n e 1 > + 
+                 < C o m p a n y A d d r e s s L i n e 2 > C o m p a n y   A d d r e s s   L i n e   2 < / C o m p a n y A d d r e s s L i n e 2 > + 
+                 < C o m p a n y A d d r e s s L i n e 3 > C o m p a n y   A d d r e s s   L i n e   3 < / C o m p a n y A d d r e s s L i n e 3 > + 
+                 < C o m p a n y A d d r e s s L i n e 4 > C o m p a n y   A d d r e s s   L i n e   4 < / C o m p a n y A d d r e s s L i n e 4 > + 
+                 < C o m p a n y A d d r e s s L i n e 5 > C o m p a n y   A d d r e s s   L i n e   5 < / C o m p a n y A d d r e s s L i n e 5 > + 
+                 < C o m p a n y A d d r e s s L i n e 6 > C o m p a n y   A d d r e s s   L i n e   6 < / C o m p a n y A d d r e s s L i n e 6 > + 
+                 < C o m p a n y A d d r e s s L i n e 7 > C o m p a n y   A d d r e s s   L i n e   7 < / C o m p a n y A d d r e s s L i n e 7 > + 
+                 < C o m p a n y A d d r e s s L i n e 8 > C o m p a n y   A d d r e s s   L i n e   8 < / C o m p a n y A d d r e s s L i n e 8 > + 
+             < / C o m p a n y A d d r e s s L i n e s > + 
+             < C o m p a n y P h o n e > C o m p a n y   P h o n e < / C o m p a n y P h o n e > + 
+             < C o m p a n y P h o n e C a p t i o n > C o m p a n y   P h o n e   C a p t i o n < / C o m p a n y P h o n e C a p t i o n > + 
+             < C o m p a n y F a x N o > C o m p a n y   F a x   N o . < / C o m p a n y F a x N o > + 
+             < C o m p a n y F a x N o C a p t i o n > C o m p a n y   F a x   N o .   C a p t i o n < / C o m p a n y F a x N o C a p t i o n > + 
+             < C o m p a n y E m a i l > C o m p a n y   E m a i l < / C o m p a n y E m a i l > + 
+             < C o m p a n y E m a i l C a p t i o n > C o m p a n y   E m a i l   C a p t i o n < / C o m p a n y E m a i l C a p t i o n > + 
+             < C o m p a n y H o m e P a g e > C o m p a n y   H o m e   P a g e < / C o m p a n y H o m e P a g e > + 
+             < C o m p a n y H o m e P a g e C a p t i o n > C o m p a n y   H o m e   P a g e   C a p t i o n < / C o m p a n y H o m e P a g e C a p t i o n > + 
+             < C o m p a n y L o g o > C o m p a n y   L o g o < / C o m p a n y L o g o > + 
+             < C o m p a n y V A T R e g i s t r a t i o n N o > C o m p a n y   V A T   R e g i s t r a t i o n   N o . < / C o m p a n y V A T R e g i s t r a t i o n N o > + 
+             < C o m p a n y V A T R e g i s t r a t i o n N o C a p t i o n > C o m p a n y   V A T   R e g i s t r a t i o n   N o .   C a p t i o n < / C o m p a n y V A T R e g i s t r a t i o n N o C a p t i o n > + 
+             < C o m p a n y R e g i s t r a t i o n N o > C o m p a n y   R e g i s t r a t i o n   N o . < / C o m p a n y R e g i s t r a t i o n N o > + 
+             < C o m p a n y R e g i s t r a t i o n N o C a p t i o n > C o m p a n y   R e g i s t r a t i o n   N o .   C a p t i o n < / C o m p a n y R e g i s t r a t i o n N o C a p t i o n > + 
+             < C o m p a n y B a n k N a m e > C o m p a n y   B a n k   N a m e < / C o m p a n y B a n k N a m e > + 
+             < C o m p a n y B a n k N a m e C a p t i o n > C o m p a n y   B a n k   N a m e   C a p t i o n < / C o m p a n y B a n k N a m e C a p t i o n > + 
+             < C o m p a n y B a n k A c c o u n t N o > C o m p a n y   B a n k   A c c o u n t   N o . < / C o m p a n y B a n k A c c o u n t N o > + 
+             < C o m p a n y B a n k A c c o u n t N o C a p t i o n > C o m p a n y   B a n k   A c c o u n t   N o .   C a p t i o n < / C o m p a n y B a n k A c c o u n t N o C a p t i o n > + 
+             < C o m p a n y B a n k B r a n c h N o > C o m p a n y   B a n k   B r a n c h   N o . < / C o m p a n y B a n k B r a n c h N o > + 
+             < C o m p a n y B a n k B r a n c h N o C a p t i o n > C o m p a n y   B a n k   B r a n c h   N o .   C a p t i o n < / C o m p a n y B a n k B r a n c h N o C a p t i o n > + 
+             < C o m p a n y I B A N > C o m p a n y   I B A N < / C o m p a n y I B A N > + 
+             < C o m p a n y I B A N C a p t i o n > C o m p a n y   I B A N   C a p t i o n < / C o m p a n y I B A N C a p t i o n > + 
+             < C o m p a n y B a n k S W I F T > C o m p a n y   B a n k   S W I F T < / C o m p a n y B a n k S W I F T > + 
+             < C o m p a n y B a n k S W I F T C a p t i o n > C o m p a n y   B a n k   S W I F T   C a p t i o n < / C o m p a n y B a n k S W I F T C a p t i o n > + 
+             < C o m p a n y G i r o N o > C o m p a n y   G i r o   N o . < / C o m p a n y G i r o N o > + 
+             < C o m p a n y G i r o N o C a p t i o n > C o m p a n y   G i r o   N o .   C a p t i o n < / C o m p a n y G i r o N o C a p t i o n > + 
+         < / C o m p a n y M e t a d a t a > + 
+     < / B C R e p o r t I n f o r m a t i o n > + 
+     < L a b e l s > + 
+         < A b o u t T h e R e p o r t L a b e l   E l e m e n t T y p e = " P a r a m e t e r "   E l e m e n t I d = " 1 6 7 7 9 2 0 0 1 "   D a t a T y p e = " S t r i n g " > A b o u t T h e R e p o r t L a b e l < / A b o u t T h e R e p o r t L a b e l > + 
+         < A d j P r o f i t L C Y L a b e l   E l e m e n t T y p e = " P a r a m e t e r "   E l e m e n t I d = " 6 9 3 6 9 2 5 5 6 "   D a t a T y p e = " S t r i n g " > A d j P r o f i t L C Y L a b e l < / A d j P r o f i t L C Y L a b e l > + 
+         < A d j P r o f i t P c t L a b e l   E l e m e n t T y p e = " P a r a m e t e r "   E l e m e n t I d = " 1 3 7 2 4 3 1 1 0 9 "   D a t a T y p e = " S t r i n g " > A d j P r o f i t P c t L a b e l < / A d j P r o f i t P c t L a b e l > + 
+         < A m o u n t s I n L C Y L a b e l   E l e m e n t T y p e = " P a r a m e t e r "   E l e m e n t I d = " 3 0 8 7 3 3 2 2 7 "   D a t a T y p e = " S t r i n g " > A m o u n t s I n L C Y L a b e l < / A m o u n t s I n L C Y L a b e l > + 
+         < C o d e L a b e l   E l e m e n t T y p e = " P a r a m e t e r "   E l e m e n t I d = " 1 3 8 4 6 0 1 4 8 6 "   D a t a T y p e = " S t r i n g " > C o d e L a b e l < / C o d e L a b e l > + 
+         < C o m p a n y L a b e l   E l e m e n t T y p e = " P a r a m e t e r "   E l e m e n t I d = " 3 4 6 7 6 0 3 4 8 "   D a t a T y p e = " S t r i n g " > C o m p a n y L a b e l < / C o m p a n y L a b e l > + 
+         < D a t a R e t r i e v e d   E l e m e n t T y p e = " P a r a m e t e r "   E l e m e n t I d = " 2 9 1 9 1 1 8 0 7 "   D a t a T y p e = " S t r i n g " > D a t a R e t r i e v e d < / D a t a R e t r i e v e d > + 
+         < D o c u m e n t a t i o n L a b e l   E l e m e n t T y p e = " P a r a m e t e r "   E l e m e n t I d = " 1 7 3 8 9 2 4 8 1 5 "   D a t a T y p e = " S t r i n g " > D o c u m e n t a t i o n L a b e l < / D o c u m e n t a t i o n L a b e l > + 
+         < E n v i r o n m e n t L a b e l   E l e m e n t T y p e = " P a r a m e t e r "   E l e m e n t I d = " 8 1 8 8 1 6 5 9 0 "   D a t a T y p e = " S t r i n g " > E n v i r o n m e n t L a b e l < / E n v i r o n m e n t L a b e l > + 
+         < I n v D i s c A m o u n t L a b e l   E l e m e n t T y p e = " P a r a m e t e r "   E l e m e n t I d = " 9 3 7 8 2 5 4 1 9 "   D a t a T y p e = " S t r i n g " > I n v D i s c A m o u n t L a b e l < / I n v D i s c A m o u n t L a b e l > + 
+         < P a g e L a b e l   E l e m e n t T y p e = " P a r a m e t e r "   E l e m e n t I d = " 1 8 8 0 8 2 7 5 0 4 "   D a t a T y p e = " S t r i n g " > P a g e L a b e l < / P a g e L a b e l > + 
+         < P e r i o d C a p t i o n   E l e m e n t T y p e = " P a r a m e t e r "   E l e m e n t I d = " 1 4 7 8 2 5 3 4 2 2 "   D a t a T y p e = " S t r i n g " > P e r i o d C a p t i o n < / P e r i o d C a p t i o n > + 
+         < P m t D i s c G i v e n L a b e l   E l e m e n t T y p e = " P a r a m e t e r "   E l e m e n t I d = " 1 4 6 7 4 7 5 8 6 8 "   D a t a T y p e = " S t r i n g " > P m t D i s c G i v e n L a b e l < / P m t D i s c G i v e n L a b e l > + 
+         < P m t T o l e r a n c e L a b e l   E l e m e n t T y p e = " P a r a m e t e r "   E l e m e n t I d = " 1 3 4 3 2 4 4 6 1 3 "   D a t a T y p e = " S t r i n g " > P m t T o l e r a n c e L a b e l < / P m t T o l e r a n c e L a b e l > + 
+         < P r o f i t L C Y L a b e l   E l e m e n t T y p e = " P a r a m e t e r "   E l e m e n t I d = " 1 0 0 4 4 3 6 2 6 1 "   D a t a T y p e = " S t r i n g " > P r o f i t L C Y L a b e l < / P r o f i t L C Y L a b e l > + 
+         < P r o f i t P c t L a b e l   E l e m e n t T y p e = " P a r a m e t e r "   E l e m e n t I d = " 1 8 1 8 8 2 4 5 4 "   D a t a T y p e = " S t r i n g " > P r o f i t P c t L a b e l < / P r o f i t P c t L a b e l > + 
+         < R e p o r t L a b e l   E l e m e n t T y p e = " P a r a m e t e r "   E l e m e n t I d = " 6 7 9 5 8 1 0 5 1 "   D a t a T y p e = " S t r i n g " > R e p o r t L a b e l < / R e p o r t L a b e l > + 
+         < R e p o r t N a m e L a b e l   E l e m e n t T y p e = " P a r a m e t e r "   E l e m e n t I d = " 1 0 2 2 2 9 2 9 8 2 "   D a t a T y p e = " S t r i n g " > R e p o r t N a m e L a b e l < / R e p o r t N a m e L a b e l > + 
+         < R u n O n L a b e l   E l e m e n t T y p e = " P a r a m e t e r "   E l e m e n t I d = " 1 1 1 9 0 3 7 5 9 5 "   D a t a T y p e = " S t r i n g " > R u n O n L a b e l < / R u n O n L a b e l > + 
+         < S a l e s L C Y L a b e l   E l e m e n t T y p e = " P a r a m e t e r "   E l e m e n t I d = " 4 4 6 4 9 9 1 3 9 "   D a t a T y p e = " S t r i n g " > S a l e s L C Y L a b e l < / S a l e s L C Y L a b e l > + 
+         < S a l e s p e r s o n _ P u r c h a s e r _ C o d e C a p t i o n   E l e m e n t T y p e = " P a r a m e t e r "   E l e m e n t I d = " 1 3 8 8 0 3 1 6 5 2 "   D a t a T y p e = " S t r i n g " > S a l e s p e r s o n _ P u r c h a s e r _ C o d e C a p t i o n < / S a l e s p e r s o n _ P u r c h a s e r _ C o d e C a p t i o n > + 
+         < S a l e s p e r s o n S a l e s S t a t s A n a l y s i s   E l e m e n t T y p e = " P a r a m e t e r "   E l e m e n t I d = " 1 0 1 3 0 9 8 0 9 3 "   D a t a T y p e = " S t r i n g " > S a l e s p e r s o n S a l e s S t a t s A n a l y s i s < / S a l e s p e r s o n S a l e s S t a t s A n a l y s i s > + 
+         < S a l e s p e r s o n S a l e s S t a t s P r i n t   E l e m e n t T y p e = " P a r a m e t e r "   E l e m e n t I d = " 1 4 7 0 3 3 1 6 8 "   D a t a T y p e = " S t r i n g " > S a l e s p e r s o n S a l e s S t a t s P r i n t < / S a l e s p e r s o n S a l e s S t a t s P r i n t > + 
+         < T o t a l L a b e l   E l e m e n t T y p e = " P a r a m e t e r "   E l e m e n t I d = " 2 1 0 2 1 4 6 0 4 9 "   D a t a T y p e = " S t r i n g " > T o t a l L a b e l < / T o t a l L a b e l > + 
+         < U s e r L a b e l   E l e m e n t T y p e = " P a r a m e t e r "   E l e m e n t I d = " 8 4 8 8 1 6 7 9 4 "   D a t a T y p e = " S t r i n g " > U s e r L a b e l < / U s e r L a b e l > + 
+     < / L a b e l s > + 
+     < T o o l t i p s > + 
+         < T o o l t i p   c o l u m n = " S a l e s p e r s o n _ P u r c h a s e r _ C o d e "   E l e m e n t I d = " 1 3 8 8 0 3 1 6 5 2 " > + 
+             < T o o l t i p T e x t   l a n g = " e n - U S " > S p e c i f i e s   a   c o d e   f o r   t h e   s a l e s p e r s o n   o r   p u r c h a s e r . < / T o o l t i p T e x t > + 
+         < / T o o l t i p > + 
+     < / T o o l t i p s > + 
+     < S a l e s p e r s o n _ P u r c h a s e r   E l e m e n t T y p e = " D a t a I t e m "   E l e m e n t I d = " 7 1 5 0 0 7 1 9 8 " > + 
+         < A d j P r o f i t   E l e m e n t T y p e = " C o l u m n "   E l e m e n t I d = " 6 6 6 3 9 3 8 5 2 "   D a t a T y p e = " D e c i m a l " > A d j P r o f i t < / A d j P r o f i t > + 
+         < A d j P r o f i t P e r c e n t   E l e m e n t T y p e = " C o l u m n "   E l e m e n t I d = " 2 1 8 8 9 1 2 7 9 "   D a t a T y p e = " D e c i m a l " > A d j P r o f i t P e r c e n t < / A d j P r o f i t P e r c e n t > + 
+         < C O M P A N Y N A M E   E l e m e n t T y p e = " C o l u m n "   E l e m e n t I d = " 1 7 5 3 0 1 5 1 5 5 "   D a t a T y p e = " S t r i n g "   O b s o l e t e S t a t e = " P e n d i n g " > C O M P A N Y N A M E < / C O M P A N Y N A M E > + 
+         < C u s t L e d g E n t r y F i l t e r   E l e m e n t T y p e = " C o l u m n "   E l e m e n t I d = " 1 1 7 3 5 3 2 6 6 6 "   D a t a T y p e = " T e x t "   O b s o l e t e S t a t e = " P e n d i n g " > C u s t L e d g E n t r y F i l t e r < / C u s t L e d g E n t r y F i l t e r > + 
+         < C u s t _ _ L e d g e r _ E n t r y _ _ T A B L E C A P T I O N _ _ _ _ _ _ _ _ _ _ C u s t L e d g E n t r y F i l t e r   E l e m e n t T y p e = " C o l u m n "   E l e m e n t I d = " 7 1 0 6 3 3 9 1 7 "   D a t a T y p e = " T e x t " > C u s t _ _ L e d g e r _ E n t r y _ _ T A B L E C A P T I O N _ _ _ _ _ _ _ _ _ _ C u s t L e d g E n t r y F i l t e r < / C u s t _ _ L e d g e r _ E n t r y _ _ T A B L E C A P T I O N _ _ _ _ _ _ _ _ _ _ C u s t L e d g E n t r y F i l t e r > + 
+         < C u s t _ _ L e d g e r _ E n t r y _ _ _ I n v _ _ D i s c o u n t _ _ L C Y _ _   E l e m e n t T y p e = " C o l u m n "   E l e m e n t I d = " 1 9 8 9 3 9 0 8 5 5 "   D a t a T y p e = " D e c i m a l " > C u s t _ _ L e d g e r _ E n t r y _ _ _ I n v _ _ D i s c o u n t _ _ L C Y _ _ < / C u s t _ _ L e d g e r _ E n t r y _ _ _ I n v _ _ D i s c o u n t _ _ L C Y _ _ > + 
+         < C u s t _ _ L e d g e r _ E n t r y _ _ _ P m t _ _ D i s c _ _ G i v e n _ _ L C Y _ _   E l e m e n t T y p e = " C o l u m n "   E l e m e n t I d = " 1 8 6 0 9 5 7 6 0 4 "   D a t a T y p e = " D e c i m a l " > C u s t _ _ L e d g e r _ E n t r y _ _ _ P m t _ _ D i s c _ _ G i v e n _ _ L C Y _ _ < / C u s t _ _ L e d g e r _ E n t r y _ _ _ P m t _ _ D i s c _ _ G i v e n _ _ L C Y _ _ > + 
+         < C u s t _ _ L e d g e r _ E n t r y _ _ _ P m t _ _ T o l e r a n c e _ _ L C Y _ _   E l e m e n t T y p e = " C o l u m n "   E l e m e n t I d = " 8 8 4 5 6 3 2 3 "   D a t a T y p e = " D e c i m a l " > C u s t _ _ L e d g e r _ E n t r y _ _ _ P m t _ _ T o l e r a n c e _ _ L C Y _ _ < / C u s t _ _ L e d g e r _ E n t r y _ _ _ P m t _ _ T o l e r a n c e _ _ L C Y _ _ > + 
+         < C u s t _ _ L e d g e r _ E n t r y _ _ _ P r o f i t _ _ L C Y _ _   E l e m e n t T y p e = " C o l u m n "   E l e m e n t I d = " 1 6 1 5 1 3 7 4 4 3 "   D a t a T y p e = " D e c i m a l " > C u s t _ _ L e d g e r _ E n t r y _ _ _ P r o f i t _ _ L C Y _ _ < / C u s t _ _ L e d g e r _ E n t r y _ _ _ P r o f i t _ _ L C Y _ _ > + 
+         < C u s t _ _ L e d g e r _ E n t r y _ _ _ S a l e s _ _ L C Y _ _   E l e m e n t T y p e = " C o l u m n "   E l e m e n t I d = " 3 4 8 7 9 4 9 4 9 "   D a t a T y p e = " D e c i m a l " > C u s t _ _ L e d g e r _ E n t r y _ _ _ S a l e s _ _ L C Y _ _ < / C u s t _ _ L e d g e r _ E n t r y _ _ _ S a l e s _ _ L C Y _ _ > + 
+         < P r o f i t P e r c e n t   E l e m e n t T y p e = " C o l u m n "   E l e m e n t I d = " 1 3 1 4 9 7 7 4 6 4 "   D a t a T y p e = " D e c i m a l " > P r o f i t P e r c e n t < / P r o f i t P e r c e n t > + 
+         < S a l e s p e r s o n F i l t e r   E l e m e n t T y p e = " C o l u m n "   E l e m e n t I d = " 1 2 4 2 2 8 3 2 5 6 "   D a t a T y p e = " T e x t "   O b s o l e t e S t a t e = " P e n d i n g " > S a l e s p e r s o n F i l t e r < / S a l e s p e r s o n F i l t e r > + 
+         < S a l e s p e r s o n _ P u r c h a s e r _ C o d e   E l e m e n t T y p e = " C o l u m n "   E l e m e n t I d = " 1 3 8 8 0 3 1 6 5 2 "   D a t a T y p e = " C o d e " > S a l e s p e r s o n _ P u r c h a s e r _ C o d e < / S a l e s p e r s o n _ P u r c h a s e r _ C o d e > + 
+         < S a l e s p e r s o n _ P u r c h a s e r _ _ T A B L E C A P T I O N _ _ _ _ _ _ _ _ _ _ S a l e s p e r s o n F i l t e r   E l e m e n t T y p e = " C o l u m n "   E l e m e n t I d = " 1 0 1 6 0 4 1 6 9 9 "   D a t a T y p e = " T e x t " > S a l e s p e r s o n _ P u r c h a s e r _ _ T A B L E C A P T I O N _ _ _ _ _ _ _ _ _ _ S a l e s p e r s o n F i l t e r < / S a l e s p e r s o n _ P u r c h a s e r _ _ T A B L E C A P T I O N _ _ _ _ _ _ _ _ _ _ S a l e s p e r s o n F i l t e r > + 
+         < S T R S U B S T N O _ T e x t 0 0 0 _ P e r i o d T e x t _   E l e m e n t T y p e = " C o l u m n "   E l e m e n t I d = " 7 2 2 9 9 1 7 0 4 "   D a t a T y p e = " S t r i n g " > S T R S U B S T N O _ T e x t 0 0 0 _ P e r i o d T e x t _ < / S T R S U B S T N O _ T e x t 0 0 0 _ P e r i o d T e x t _ > + 
+     < / S a l e s p e r s o n _ P u r c h a s e r > + 
+     < C u s t _ L e d g e r _ E n t r y   E l e m e n t T y p e = " D a t a I t e m "   E l e m e n t I d = " 1 6 3 9 1 4 6 4 4 5 " / > + 
+     < T o t a l s   E l e m e n t T y p e = " D a t a I t e m "   E l e m e n t I d = " 1 8 2 3 9 5 0 0 4 4 " > + 
+         < T o t a l s _ A d j P r o f i t   E l e m e n t T y p e = " C o l u m n "   E l e m e n t I d = " 1 9 0 9 5 0 1 3 6 2 "   D a t a T y p e = " D e c i m a l " > T o t a l s _ A d j P r o f i t < / T o t a l s _ A d j P r o f i t > + 
+         < T o t a l s _ A d j P r o f i t P c t   E l e m e n t T y p e = " C o l u m n "   E l e m e n t I d = " 3 1 3 1 7 1 4 3 5 "   D a t a T y p e = " D e c i m a l " > T o t a l s _ A d j P r o f i t P c t < / T o t a l s _ A d j P r o f i t P c t > + 
+         < T o t a l s _ I n v D i s c A m o u n t   E l e m e n t T y p e = " C o l u m n "   E l e m e n t I d = " 7 2 5 8 5 0 7 "   D a t a T y p e = " D e c i m a l " > T o t a l s _ I n v D i s c A m o u n t < / T o t a l s _ I n v D i s c A m o u n t > + 
+         < T o t a l s _ P m t D i s c G i v e n   E l e m e n t T y p e = " C o l u m n "   E l e m e n t I d = " 8 3 6 1 4 3 8 6 8 "   D a t a T y p e = " D e c i m a l " > T o t a l s _ P m t D i s c G i v e n < / T o t a l s _ P m t D i s c G i v e n > + 
+         < T o t a l s _ P m t T o l e r a n c e   E l e m e n t T y p e = " C o l u m n "   E l e m e n t I d = " 1 9 0 2 7 0 1 8 9 9 "   D a t a T y p e = " D e c i m a l " > T o t a l s _ P m t T o l e r a n c e < / T o t a l s _ P m t T o l e r a n c e > + 
+         < T o t a l s _ P r o f i t   E l e m e n t T y p e = " C o l u m n "   E l e m e n t I d = " 6 4 6 2 9 5 2 1 9 "   D a t a T y p e = " D e c i m a l " > T o t a l s _ P r o f i t < / T o t a l s _ P r o f i t > + 
+         < T o t a l s _ P r o f i t P c t   E l e m e n t T y p e = " C o l u m n "   E l e m e n t I d = " 2 2 3 4 7 8 0 9 8 "   D a t a T y p e = " D e c i m a l " > T o t a l s _ P r o f i t P c t < / T o t a l s _ P r o f i t P c t > + 
+         < T o t a l s _ S a l e s   E l e m e n t T y p e = " C o l u m n "   E l e m e n t I d = " 1 3 9 9 9 8 5 1 0 9 "   D a t a T y p e = " D e c i m a l " > T o t a l s _ S a l e s < / T o t a l s _ S a l e s > + 
+     < / T o t a l s > + 
+ < / N a v W o r d R e p o r t X m l P a r t > 
+</file>
+
+<file path=customXml/item3.xml><?xml version="1.0" encoding="utf-8"?>
 <b:Sources xmlns:b="http://schemas.openxmlformats.org/officeDocument/2006/bibliography" xmlns="http://schemas.openxmlformats.org/officeDocument/2006/bibliography" SelectedStyle="\APASixthEditionOfficeOnline.xsl" StyleName="APA" Version="6"/>
 </file>
 
-<file path=customXml/item2.xml>��< ? x m l   v e r s i o n = " 1 . 0 "   e n c o d i n g = " u t f - 1 6 " ? > < N a v W o r d R e p o r t X m l P a r t   x m l n s = " u r n : m i c r o s o f t - d y n a m i c s - b u s i n e s s c e n t r a l / i n t e r n a l / e x t e n d e d / r e p o r t s / S a l e s p e r s o n _ S a l e s _ S t a t i s t i c s / 1 1 4 / " > - 
-     < B C R e p o r t I n f o r m a t i o n > - 
-         < R e p o r t M e t a d a t a > - 
-             < E x t e n s i o n I d > E x t e n s i o n   I D < / E x t e n s i o n I d > - 
-             < E x t e n s i o n N a m e > E x t e n s i o n   N a m e < / E x t e n s i o n N a m e > - 
-             < E x t e n s i o n P u b l i s h e r > E x t e n s i o n   P u b l i s h e r < / E x t e n s i o n P u b l i s h e r > - 
-             < E x t e n s i o n V e r s i o n > E x t e n s i o n   V e r s i o n < / E x t e n s i o n V e r s i o n > - 
-             < R e p o r t I d > R e p o r t   I D < / R e p o r t I d > - 
-             < R e p o r t N a m e > R e p o r t   N a m e < / R e p o r t N a m e > - 
-             < R e p o r t C a p t i o n > R e p o r t   C a p t i o n < / R e p o r t C a p t i o n > - 
-             < A b o u t T h i s R e p o r t T i t l e > A b o u t   T h i s   R e p o r t   T i t l e < / A b o u t T h i s R e p o r t T i t l e > - 
-             < A b o u t T h i s R e p o r t T e x t > A b o u t   T h i s   R e p o r t   T e x t < / A b o u t T h i s R e p o r t T e x t > - 
-             < R e p o r t H e l p L i n k > R e p o r t   H e l p   L i n k < / R e p o r t H e l p L i n k > - 
-         < / R e p o r t M e t a d a t a > - 
-         < R e p o r t R e q u e s t > - 
-             < T e n a n t E n t r a I d > T e n a n t   E n t r a   I d < / T e n a n t E n t r a I d > - 
-             < E n v i r o n m e n t N a m e > E n v i r o n m e n t   N a m e < / E n v i r o n m e n t N a m e > - 
-             < E n v i r o n m e n t T y p e > E n v i r o n m e n t   T y p e < / E n v i r o n m e n t T y p e > - 
-             < C o m p a n y N a m e > C o m p a n y   N a m e < / C o m p a n y N a m e > - 
-             < C o m p a n y D i s p l a y N a m e > C o m p a n y   D i s p l a y   N a m e < / C o m p a n y D i s p l a y N a m e > - 
-             < C o m p a n y I d > C o m p a n y   I D < / C o m p a n y I d > - 
-             < U s e r N a m e > U s e r   N a m e < / U s e r N a m e > - 
-             < D a t e A n d T i m e > D a t e   a n d   T i m e < / D a t e A n d T i m e > - 
-             < L a n g u a g e > L a n g u a g e < / L a n g u a g e > - 
-             < F o r m a t R e g i o n > F o r m a t   R e g i o n < / F o r m a t R e g i o n > - 
-             < D a t e T i m e V a l u e s > - 
-                 < Y e a r > Y e a r < / Y e a r > - 
-                 < M o n t h N u m b e r > M o n t h   N u m b e r < / M o n t h N u m b e r > - 
-                 < D a y N u m b e r > D a y   N u m b e r < / D a y N u m b e r > - 
-                 < H o u r > H o u r < / H o u r > - 
-                 < M i n u t e > M i n u t e < / M i n u t e > - 
-             < / D a t e T i m e V a l u e s > - 
-         < / R e p o r t R e q u e s t > - 
-         < C o m p a n y M e t a d a t a > - 
-             < C o m p a n y N a m e > C o m p a n y   N a m e < / C o m p a n y N a m e > - 
-             < C o m p a n y D i s p l a y N a m e > C o m p a n y   D i s p l a y   N a m e < / C o m p a n y D i s p l a y N a m e > - 
-             < C o m p a n y A d d r e s s L i n e s > - 
-                 < C o m p a n y A d d r e s s L i n e 1 > C o m p a n y   A d d r e s s   L i n e   1 < / C o m p a n y A d d r e s s L i n e 1 > - 
-                 < C o m p a n y A d d r e s s L i n e 2 > C o m p a n y   A d d r e s s   L i n e   2 < / C o m p a n y A d d r e s s L i n e 2 > - 
-                 < C o m p a n y A d d r e s s L i n e 3 > C o m p a n y   A d d r e s s   L i n e   3 < / C o m p a n y A d d r e s s L i n e 3 > - 
-                 < C o m p a n y A d d r e s s L i n e 4 > C o m p a n y   A d d r e s s   L i n e   4 < / C o m p a n y A d d r e s s L i n e 4 > - 
-                 < C o m p a n y A d d r e s s L i n e 5 > C o m p a n y   A d d r e s s   L i n e   5 < / C o m p a n y A d d r e s s L i n e 5 > - 
-                 < C o m p a n y A d d r e s s L i n e 6 > C o m p a n y   A d d r e s s   L i n e   6 < / C o m p a n y A d d r e s s L i n e 6 > - 
-                 < C o m p a n y A d d r e s s L i n e 7 > C o m p a n y   A d d r e s s   L i n e   7 < / C o m p a n y A d d r e s s L i n e 7 > - 
-                 < C o m p a n y A d d r e s s L i n e 8 > C o m p a n y   A d d r e s s   L i n e   8 < / C o m p a n y A d d r e s s L i n e 8 > - 
-             < / C o m p a n y A d d r e s s L i n e s > - 
-             < C o m p a n y P h o n e > C o m p a n y   P h o n e < / C o m p a n y P h o n e > - 
-             < C o m p a n y P h o n e C a p t i o n > C o m p a n y   P h o n e   C a p t i o n < / C o m p a n y P h o n e C a p t i o n > - 
-             < C o m p a n y F a x N o > C o m p a n y   F a x   N o . < / C o m p a n y F a x N o > - 
-             < C o m p a n y F a x N o C a p t i o n > C o m p a n y   F a x   N o .   C a p t i o n < / C o m p a n y F a x N o C a p t i o n > - 
-             < C o m p a n y E m a i l > C o m p a n y   E m a i l < / C o m p a n y E m a i l > - 
-             < C o m p a n y E m a i l C a p t i o n > C o m p a n y   E m a i l   C a p t i o n < / C o m p a n y E m a i l C a p t i o n > - 
-             < C o m p a n y H o m e P a g e > C o m p a n y   H o m e   P a g e < / C o m p a n y H o m e P a g e > - 
-             < C o m p a n y H o m e P a g e C a p t i o n > C o m p a n y   H o m e   P a g e   C a p t i o n < / C o m p a n y H o m e P a g e C a p t i o n > - 
-             < C o m p a n y L o g o > C o m p a n y   L o g o < / C o m p a n y L o g o > - 
-             < C o m p a n y V A T R e g i s t r a t i o n N o > C o m p a n y   V A T   R e g i s t r a t i o n   N o . < / C o m p a n y V A T R e g i s t r a t i o n N o > - 
-             < C o m p a n y V A T R e g i s t r a t i o n N o C a p t i o n > C o m p a n y   V A T   R e g i s t r a t i o n   N o .   C a p t i o n < / C o m p a n y V A T R e g i s t r a t i o n N o C a p t i o n > - 
-             < C o m p a n y R e g i s t r a t i o n N o > C o m p a n y   R e g i s t r a t i o n   N o . < / C o m p a n y R e g i s t r a t i o n N o > - 
-             < C o m p a n y R e g i s t r a t i o n N o C a p t i o n > C o m p a n y   R e g i s t r a t i o n   N o .   C a p t i o n < / C o m p a n y R e g i s t r a t i o n N o C a p t i o n > - 
-             < C o m p a n y B a n k N a m e > C o m p a n y   B a n k   N a m e < / C o m p a n y B a n k N a m e > - 
-             < C o m p a n y B a n k N a m e C a p t i o n > C o m p a n y   B a n k   N a m e   C a p t i o n < / C o m p a n y B a n k N a m e C a p t i o n > - 
-             < C o m p a n y B a n k A c c o u n t N o > C o m p a n y   B a n k   A c c o u n t   N o . < / C o m p a n y B a n k A c c o u n t N o > - 
-             < C o m p a n y B a n k A c c o u n t N o C a p t i o n > C o m p a n y   B a n k   A c c o u n t   N o .   C a p t i o n < / C o m p a n y B a n k A c c o u n t N o C a p t i o n > - 
-             < C o m p a n y B a n k B r a n c h N o > C o m p a n y   B a n k   B r a n c h   N o . < / C o m p a n y B a n k B r a n c h N o > - 
-             < C o m p a n y B a n k B r a n c h N o C a p t i o n > C o m p a n y   B a n k   B r a n c h   N o .   C a p t i o n < / C o m p a n y B a n k B r a n c h N o C a p t i o n > - 
-             < C o m p a n y I B A N > C o m p a n y   I B A N < / C o m p a n y I B A N > - 
-             < C o m p a n y I B A N C a p t i o n > C o m p a n y   I B A N   C a p t i o n < / C o m p a n y I B A N C a p t i o n > - 
-             < C o m p a n y B a n k S W I F T > C o m p a n y   B a n k   S W I F T < / C o m p a n y B a n k S W I F T > - 
-             < C o m p a n y B a n k S W I F T C a p t i o n > C o m p a n y   B a n k   S W I F T   C a p t i o n < / C o m p a n y B a n k S W I F T C a p t i o n > - 
-             < C o m p a n y G i r o N o > C o m p a n y   G i r o   N o . < / C o m p a n y G i r o N o > - 
-             < C o m p a n y G i r o N o C a p t i o n > C o m p a n y   G i r o   N o .   C a p t i o n < / C o m p a n y G i r o N o C a p t i o n > - 
-         < / C o m p a n y M e t a d a t a > - 
-     < / B C R e p o r t I n f o r m a t i o n > - 
-     < L a b e l s > - 
-         < A b o u t T h e R e p o r t L a b e l   E l e m e n t T y p e = " P a r a m e t e r "   E l e m e n t I d = " 1 6 7 7 9 2 0 0 1 "   D a t a T y p e = " S t r i n g " > A b o u t T h e R e p o r t L a b e l < / A b o u t T h e R e p o r t L a b e l > - 
-         < A d j P r o f i t L C Y L a b e l   E l e m e n t T y p e = " P a r a m e t e r "   E l e m e n t I d = " 6 9 3 6 9 2 5 5 6 "   D a t a T y p e = " S t r i n g " > A d j P r o f i t L C Y L a b e l < / A d j P r o f i t L C Y L a b e l > - 
-         < A d j P r o f i t P c t L a b e l   E l e m e n t T y p e = " P a r a m e t e r "   E l e m e n t I d = " 1 3 7 2 4 3 1 1 0 9 "   D a t a T y p e = " S t r i n g " > A d j P r o f i t P c t L a b e l < / A d j P r o f i t P c t L a b e l > - 
-         < A m o u n t s I n L C Y L a b e l   E l e m e n t T y p e = " P a r a m e t e r "   E l e m e n t I d = " 3 0 8 7 3 3 2 2 7 "   D a t a T y p e = " S t r i n g " > A m o u n t s I n L C Y L a b e l < / A m o u n t s I n L C Y L a b e l > - 
-         < C o d e L a b e l   E l e m e n t T y p e = " P a r a m e t e r "   E l e m e n t I d = " 1 3 8 4 6 0 1 4 8 6 "   D a t a T y p e = " S t r i n g " > C o d e L a b e l < / C o d e L a b e l > - 
-         < C o m p a n y L a b e l   E l e m e n t T y p e = " P a r a m e t e r "   E l e m e n t I d = " 3 4 6 7 6 0 3 4 8 "   D a t a T y p e = " S t r i n g " > C o m p a n y L a b e l < / C o m p a n y L a b e l > - 
-         < D a t a R e t r i e v e d   E l e m e n t T y p e = " P a r a m e t e r "   E l e m e n t I d = " 2 9 1 9 1 1 8 0 7 "   D a t a T y p e = " S t r i n g " > D a t a R e t r i e v e d < / D a t a R e t r i e v e d > - 
-         < D o c u m e n t a t i o n L a b e l   E l e m e n t T y p e = " P a r a m e t e r "   E l e m e n t I d = " 1 7 3 8 9 2 4 8 1 5 "   D a t a T y p e = " S t r i n g " > D o c u m e n t a t i o n L a b e l < / D o c u m e n t a t i o n L a b e l > - 
-         < E n v i r o n m e n t L a b e l   E l e m e n t T y p e = " P a r a m e t e r "   E l e m e n t I d = " 8 1 8 8 1 6 5 9 0 "   D a t a T y p e = " S t r i n g " > E n v i r o n m e n t L a b e l < / E n v i r o n m e n t L a b e l > - 
-         < I n v D i s c A m o u n t L a b e l   E l e m e n t T y p e = " P a r a m e t e r "   E l e m e n t I d = " 9 3 7 8 2 5 4 1 9 "   D a t a T y p e = " S t r i n g " > I n v D i s c A m o u n t L a b e l < / I n v D i s c A m o u n t L a b e l > - 
-         < P a g e L a b e l   E l e m e n t T y p e = " P a r a m e t e r "   E l e m e n t I d = " 1 8 8 0 8 2 7 5 0 4 "   D a t a T y p e = " S t r i n g " > P a g e L a b e l < / P a g e L a b e l > - 
-         < P e r i o d C a p t i o n   E l e m e n t T y p e = " P a r a m e t e r "   E l e m e n t I d = " 1 4 7 8 2 5 3 4 2 2 "   D a t a T y p e = " S t r i n g " > P e r i o d C a p t i o n < / P e r i o d C a p t i o n > - 
-         < P m t D i s c G i v e n L a b e l   E l e m e n t T y p e = " P a r a m e t e r "   E l e m e n t I d = " 1 4 6 7 4 7 5 8 6 8 "   D a t a T y p e = " S t r i n g " > P m t D i s c G i v e n L a b e l < / P m t D i s c G i v e n L a b e l > - 
-         < P m t T o l e r a n c e L a b e l   E l e m e n t T y p e = " P a r a m e t e r "   E l e m e n t I d = " 1 3 4 3 2 4 4 6 1 3 "   D a t a T y p e = " S t r i n g " > P m t T o l e r a n c e L a b e l < / P m t T o l e r a n c e L a b e l > - 
-         < P r o f i t L C Y L a b e l   E l e m e n t T y p e = " P a r a m e t e r "   E l e m e n t I d = " 1 0 0 4 4 3 6 2 6 1 "   D a t a T y p e = " S t r i n g " > P r o f i t L C Y L a b e l < / P r o f i t L C Y L a b e l > - 
-         < P r o f i t P c t L a b e l   E l e m e n t T y p e = " P a r a m e t e r "   E l e m e n t I d = " 1 8 1 8 8 2 4 5 4 "   D a t a T y p e = " S t r i n g " > P r o f i t P c t L a b e l < / P r o f i t P c t L a b e l > - 
-         < R e p o r t L a b e l   E l e m e n t T y p e = " P a r a m e t e r "   E l e m e n t I d = " 6 7 9 5 8 1 0 5 1 "   D a t a T y p e = " S t r i n g " > R e p o r t L a b e l < / R e p o r t L a b e l > - 
-         < R e p o r t N a m e L a b e l   E l e m e n t T y p e = " P a r a m e t e r "   E l e m e n t I d = " 1 0 2 2 2 9 2 9 8 2 "   D a t a T y p e = " S t r i n g " > R e p o r t N a m e L a b e l < / R e p o r t N a m e L a b e l > - 
-         < R u n O n L a b e l   E l e m e n t T y p e = " P a r a m e t e r "   E l e m e n t I d = " 1 1 1 9 0 3 7 5 9 5 "   D a t a T y p e = " S t r i n g " > R u n O n L a b e l < / R u n O n L a b e l > - 
-         < S a l e s L C Y L a b e l   E l e m e n t T y p e = " P a r a m e t e r "   E l e m e n t I d = " 4 4 6 4 9 9 1 3 9 "   D a t a T y p e = " S t r i n g " > S a l e s L C Y L a b e l < / S a l e s L C Y L a b e l > - 
-         < S a l e s p e r s o n _ P u r c h a s e r _ C o d e C a p t i o n   E l e m e n t T y p e = " P a r a m e t e r "   E l e m e n t I d = " 1 3 8 8 0 3 1 6 5 2 "   D a t a T y p e = " S t r i n g " > S a l e s p e r s o n _ P u r c h a s e r _ C o d e C a p t i o n < / S a l e s p e r s o n _ P u r c h a s e r _ C o d e C a p t i o n > - 
-         < S a l e s p e r s o n S a l e s S t a t s A n a l y s i s   E l e m e n t T y p e = " P a r a m e t e r "   E l e m e n t I d = " 1 0 1 3 0 9 8 0 9 3 "   D a t a T y p e = " S t r i n g " > S a l e s p e r s o n S a l e s S t a t s A n a l y s i s < / S a l e s p e r s o n S a l e s S t a t s A n a l y s i s > - 
-         < S a l e s p e r s o n S a l e s S t a t s P r i n t   E l e m e n t T y p e = " P a r a m e t e r "   E l e m e n t I d = " 1 4 7 0 3 3 1 6 8 "   D a t a T y p e = " S t r i n g " > S a l e s p e r s o n S a l e s S t a t s P r i n t < / S a l e s p e r s o n S a l e s S t a t s P r i n t > - 
-         < T o t a l L a b e l   E l e m e n t T y p e = " P a r a m e t e r "   E l e m e n t I d = " 2 1 0 2 1 4 6 0 4 9 "   D a t a T y p e = " S t r i n g " > T o t a l L a b e l < / T o t a l L a b e l > - 
-         < U s e r L a b e l   E l e m e n t T y p e = " P a r a m e t e r "   E l e m e n t I d = " 8 4 8 8 1 6 7 9 4 "   D a t a T y p e = " S t r i n g " > U s e r L a b e l < / U s e r L a b e l > - 
-     < / L a b e l s > - 
-     < T o o l t i p s > - 
-         < T o o l t i p   c o l u m n = " S a l e s p e r s o n _ P u r c h a s e r _ C o d e "   E l e m e n t I d = " 1 3 8 8 0 3 1 6 5 2 " > - 
-             < T o o l t i p T e x t   l a n g = " e n - U S " > S p e c i f i e s   a   c o d e   f o r   t h e   s a l e s p e r s o n   o r   p u r c h a s e r . < / T o o l t i p T e x t > - 
-         < / T o o l t i p > - 
-     < / T o o l t i p s > - 
-     < S a l e s p e r s o n _ P u r c h a s e r   E l e m e n t T y p e = " D a t a I t e m "   E l e m e n t I d = " 7 1 5 0 0 7 1 9 8 " > - 
-         < A d j P r o f i t   E l e m e n t T y p e = " C o l u m n "   E l e m e n t I d = " 6 6 6 3 9 3 8 5 2 "   D a t a T y p e = " D e c i m a l " > A d j P r o f i t < / A d j P r o f i t > - 
-         < A d j P r o f i t P e r c e n t   E l e m e n t T y p e = " C o l u m n "   E l e m e n t I d = " 2 1 8 8 9 1 2 7 9 "   D a t a T y p e = " D e c i m a l " > A d j P r o f i t P e r c e n t < / A d j P r o f i t P e r c e n t > - 
-         < C O M P A N Y N A M E   E l e m e n t T y p e = " C o l u m n "   E l e m e n t I d = " 1 7 5 3 0 1 5 1 5 5 "   D a t a T y p e = " S t r i n g "   O b s o l e t e S t a t e = " P e n d i n g " > C O M P A N Y N A M E < / C O M P A N Y N A M E > - 
-         < C u s t L e d g E n t r y F i l t e r   E l e m e n t T y p e = " C o l u m n "   E l e m e n t I d = " 1 1 7 3 5 3 2 6 6 6 "   D a t a T y p e = " T e x t "   O b s o l e t e S t a t e = " P e n d i n g " > C u s t L e d g E n t r y F i l t e r < / C u s t L e d g E n t r y F i l t e r > - 
-         < C u s t _ _ L e d g e r _ E n t r y _ _ T A B L E C A P T I O N _ _ _ _ _ _ _ _ _ _ C u s t L e d g E n t r y F i l t e r   E l e m e n t T y p e = " C o l u m n "   E l e m e n t I d = " 7 1 0 6 3 3 9 1 7 "   D a t a T y p e = " T e x t " > C u s t _ _ L e d g e r _ E n t r y _ _ T A B L E C A P T I O N _ _ _ _ _ _ _ _ _ _ C u s t L e d g E n t r y F i l t e r < / C u s t _ _ L e d g e r _ E n t r y _ _ T A B L E C A P T I O N _ _ _ _ _ _ _ _ _ _ C u s t L e d g E n t r y F i l t e r > - 
-         < C u s t _ _ L e d g e r _ E n t r y _ _ _ I n v _ _ D i s c o u n t _ _ L C Y _ _   E l e m e n t T y p e = " C o l u m n "   E l e m e n t I d = " 1 9 8 9 3 9 0 8 5 5 "   D a t a T y p e = " D e c i m a l " > C u s t _ _ L e d g e r _ E n t r y _ _ _ I n v _ _ D i s c o u n t _ _ L C Y _ _ < / C u s t _ _ L e d g e r _ E n t r y _ _ _ I n v _ _ D i s c o u n t _ _ L C Y _ _ > - 
-         < C u s t _ _ L e d g e r _ E n t r y _ _ _ P m t _ _ D i s c _ _ G i v e n _ _ L C Y _ _   E l e m e n t T y p e = " C o l u m n "   E l e m e n t I d = " 1 8 6 0 9 5 7 6 0 4 "   D a t a T y p e = " D e c i m a l " > C u s t _ _ L e d g e r _ E n t r y _ _ _ P m t _ _ D i s c _ _ G i v e n _ _ L C Y _ _ < / C u s t _ _ L e d g e r _ E n t r y _ _ _ P m t _ _ D i s c _ _ G i v e n _ _ L C Y _ _ > - 
-         < C u s t _ _ L e d g e r _ E n t r y _ _ _ P m t _ _ T o l e r a n c e _ _ L C Y _ _   E l e m e n t T y p e = " C o l u m n "   E l e m e n t I d = " 8 8 4 5 6 3 2 3 "   D a t a T y p e = " D e c i m a l " > C u s t _ _ L e d g e r _ E n t r y _ _ _ P m t _ _ T o l e r a n c e _ _ L C Y _ _ < / C u s t _ _ L e d g e r _ E n t r y _ _ _ P m t _ _ T o l e r a n c e _ _ L C Y _ _ > - 
-         < C u s t _ _ L e d g e r _ E n t r y _ _ _ P r o f i t _ _ L C Y _ _   E l e m e n t T y p e = " C o l u m n "   E l e m e n t I d = " 1 6 1 5 1 3 7 4 4 3 "   D a t a T y p e = " D e c i m a l " > C u s t _ _ L e d g e r _ E n t r y _ _ _ P r o f i t _ _ L C Y _ _ < / C u s t _ _ L e d g e r _ E n t r y _ _ _ P r o f i t _ _ L C Y _ _ > - 
-         < C u s t _ _ L e d g e r _ E n t r y _ _ _ S a l e s _ _ L C Y _ _   E l e m e n t T y p e = " C o l u m n "   E l e m e n t I d = " 3 4 8 7 9 4 9 4 9 "   D a t a T y p e = " D e c i m a l " > C u s t _ _ L e d g e r _ E n t r y _ _ _ S a l e s _ _ L C Y _ _ < / C u s t _ _ L e d g e r _ E n t r y _ _ _ S a l e s _ _ L C Y _ _ > - 
-         < P r o f i t P e r c e n t   E l e m e n t T y p e = " C o l u m n "   E l e m e n t I d = " 1 3 1 4 9 7 7 4 6 4 "   D a t a T y p e = " D e c i m a l " > P r o f i t P e r c e n t < / P r o f i t P e r c e n t > - 
-         < S a l e s p e r s o n F i l t e r   E l e m e n t T y p e = " C o l u m n "   E l e m e n t I d = " 1 2 4 2 2 8 3 2 5 6 "   D a t a T y p e = " T e x t "   O b s o l e t e S t a t e = " P e n d i n g " > S a l e s p e r s o n F i l t e r < / S a l e s p e r s o n F i l t e r > - 
-         < S a l e s p e r s o n _ P u r c h a s e r _ C o d e   E l e m e n t T y p e = " C o l u m n "   E l e m e n t I d = " 1 3 8 8 0 3 1 6 5 2 "   D a t a T y p e = " C o d e " > S a l e s p e r s o n _ P u r c h a s e r _ C o d e < / S a l e s p e r s o n _ P u r c h a s e r _ C o d e > - 
-         < S a l e s p e r s o n _ P u r c h a s e r _ _ T A B L E C A P T I O N _ _ _ _ _ _ _ _ _ _ S a l e s p e r s o n F i l t e r   E l e m e n t T y p e = " C o l u m n "   E l e m e n t I d = " 1 0 1 6 0 4 1 6 9 9 "   D a t a T y p e = " T e x t " > S a l e s p e r s o n _ P u r c h a s e r _ _ T A B L E C A P T I O N _ _ _ _ _ _ _ _ _ _ S a l e s p e r s o n F i l t e r < / S a l e s p e r s o n _ P u r c h a s e r _ _ T A B L E C A P T I O N _ _ _ _ _ _ _ _ _ _ S a l e s p e r s o n F i l t e r > - 
-         < S T R S U B S T N O _ T e x t 0 0 0 _ P e r i o d T e x t _   E l e m e n t T y p e = " C o l u m n "   E l e m e n t I d = " 7 2 2 9 9 1 7 0 4 "   D a t a T y p e = " S t r i n g " > S T R S U B S T N O _ T e x t 0 0 0 _ P e r i o d T e x t _ < / S T R S U B S T N O _ T e x t 0 0 0 _ P e r i o d T e x t _ > - 
-     < / S a l e s p e r s o n _ P u r c h a s e r > - 
-     < C u s t _ L e d g e r _ E n t r y   E l e m e n t T y p e = " D a t a I t e m "   E l e m e n t I d = " 1 6 3 9 1 4 6 4 4 5 " / > - 
-     < T o t a l s   E l e m e n t T y p e = " D a t a I t e m "   E l e m e n t I d = " 1 8 2 3 9 5 0 0 4 4 " > - 
-         < T o t a l s _ A d j P r o f i t   E l e m e n t T y p e = " C o l u m n "   E l e m e n t I d = " 1 9 0 9 5 0 1 3 6 2 "   D a t a T y p e = " D e c i m a l " > T o t a l s _ A d j P r o f i t < / T o t a l s _ A d j P r o f i t > - 
-         < T o t a l s _ A d j P r o f i t P c t   E l e m e n t T y p e = " C o l u m n "   E l e m e n t I d = " 3 1 3 1 7 1 4 3 5 "   D a t a T y p e = " D e c i m a l " > T o t a l s _ A d j P r o f i t P c t < / T o t a l s _ A d j P r o f i t P c t > - 
-         < T o t a l s _ I n v D i s c A m o u n t   E l e m e n t T y p e = " C o l u m n "   E l e m e n t I d = " 7 2 5 8 5 0 7 "   D a t a T y p e = " D e c i m a l " > T o t a l s _ I n v D i s c A m o u n t < / T o t a l s _ I n v D i s c A m o u n t > - 
-         < T o t a l s _ P m t D i s c G i v e n   E l e m e n t T y p e = " C o l u m n "   E l e m e n t I d = " 8 3 6 1 4 3 8 6 8 "   D a t a T y p e = " D e c i m a l " > T o t a l s _ P m t D i s c G i v e n < / T o t a l s _ P m t D i s c G i v e n > - 
-         < T o t a l s _ P m t T o l e r a n c e   E l e m e n t T y p e = " C o l u m n "   E l e m e n t I d = " 1 9 0 2 7 0 1 8 9 9 "   D a t a T y p e = " D e c i m a l " > T o t a l s _ P m t T o l e r a n c e < / T o t a l s _ P m t T o l e r a n c e > - 
-         < T o t a l s _ P r o f i t   E l e m e n t T y p e = " C o l u m n "   E l e m e n t I d = " 6 4 6 2 9 5 2 1 9 "   D a t a T y p e = " D e c i m a l " > T o t a l s _ P r o f i t < / T o t a l s _ P r o f i t > - 
-         < T o t a l s _ P r o f i t P c t   E l e m e n t T y p e = " C o l u m n "   E l e m e n t I d = " 2 2 3 4 7 8 0 9 8 "   D a t a T y p e = " D e c i m a l " > T o t a l s _ P r o f i t P c t < / T o t a l s _ P r o f i t P c t > - 
-         < T o t a l s _ S a l e s   E l e m e n t T y p e = " C o l u m n "   E l e m e n t I d = " 1 3 9 9 9 8 5 1 0 9 "   D a t a T y p e = " D e c i m a l " > T o t a l s _ S a l e s < / T o t a l s _ S a l e s > - 
-     < / T o t a l s > - 
- < / N a v W o r d R e p o r t X m l P a r t > 
-</file>
-
-<file path=customXml/item3.xml>��< ? x m l   v e r s i o n = " 1 . 0 "   e n c o d i n g = " u t f - 1 6 " ? > < N a v W o r d R e p o r t X m l P a r t   x m l n s = " u r n : m i c r o s o f t - d y n a m i c s - n a v / r e p o r t s / S a l e s p e r s o n _ S a l e s _ S t a t i s t i c s / 1 1 4 / " > - 
-     < B C R e p o r t I n f o r m a t i o n > - 
-         < R e p o r t M e t a d a t a > - 
-             < E x t e n s i o n I d > E x t e n s i o n   I D < / E x t e n s i o n I d > - 
-             < E x t e n s i o n N a m e > E x t e n s i o n   N a m e < / E x t e n s i o n N a m e > - 
-             < E x t e n s i o n P u b l i s h e r > E x t e n s i o n   P u b l i s h e r < / E x t e n s i o n P u b l i s h e r > - 
-             < E x t e n s i o n V e r s i o n > E x t e n s i o n   V e r s i o n < / E x t e n s i o n V e r s i o n > - 
-             < R e p o r t I d > R e p o r t   I D < / R e p o r t I d > - 
-             < R e p o r t N a m e > R e p o r t   N a m e < / R e p o r t N a m e > - 
-             < R e p o r t C a p t i o n > R e p o r t   C a p t i o n < / R e p o r t C a p t i o n > - 
-             < A b o u t T h i s R e p o r t T i t l e > A b o u t   T h i s   R e p o r t   T i t l e < / A b o u t T h i s R e p o r t T i t l e > - 
-             < A b o u t T h i s R e p o r t T e x t > A b o u t   T h i s   R e p o r t   T e x t < / A b o u t T h i s R e p o r t T e x t > - 
-             < R e p o r t H e l p L i n k > R e p o r t   H e l p   L i n k < / R e p o r t H e l p L i n k > - 
-         < / R e p o r t M e t a d a t a > - 
-         < R e p o r t R e q u e s t > - 
-             < T e n a n t E n t r a I d > T e n a n t   E n t r a   I d < / T e n a n t E n t r a I d > - 
-             < E n v i r o n m e n t N a m e > E n v i r o n m e n t   N a m e < / E n v i r o n m e n t N a m e > - 
-             < E n v i r o n m e n t T y p e > E n v i r o n m e n t   T y p e < / E n v i r o n m e n t T y p e > - 
-             < C o m p a n y N a m e > C o m p a n y   N a m e < / C o m p a n y N a m e > - 
-             < C o m p a n y D i s p l a y N a m e > C o m p a n y   D i s p l a y   N a m e < / C o m p a n y D i s p l a y N a m e > - 
-             < C o m p a n y I d > C o m p a n y   I D < / C o m p a n y I d > - 
-             < U s e r N a m e > U s e r   N a m e < / U s e r N a m e > - 
-             < D a t e A n d T i m e > D a t e   a n d   T i m e < / D a t e A n d T i m e > - 
-             < L a n g u a g e > L a n g u a g e < / L a n g u a g e > - 
-             < F o r m a t R e g i o n > F o r m a t   R e g i o n < / F o r m a t R e g i o n > - 
-             < D a t e T i m e V a l u e s > - 
-                 < Y e a r > Y e a r < / Y e a r > - 
-                 < M o n t h N u m b e r > M o n t h   N u m b e r < / M o n t h N u m b e r > - 
-                 < D a y N u m b e r > D a y   N u m b e r < / D a y N u m b e r > - 
-                 < H o u r > H o u r < / H o u r > - 
-                 < M i n u t e > M i n u t e < / M i n u t e > - 
-             < / D a t e T i m e V a l u e s > - 
-         < / R e p o r t R e q u e s t > - 
-         < C o m p a n y M e t a d a t a > - 
-             < C o m p a n y N a m e > C o m p a n y   N a m e < / C o m p a n y N a m e > - 
-             < C o m p a n y D i s p l a y N a m e > C o m p a n y   D i s p l a y   N a m e < / C o m p a n y D i s p l a y N a m e > - 
-             < C o m p a n y A d d r e s s L i n e s > - 
-                 < C o m p a n y A d d r e s s L i n e 1 > C o m p a n y   A d d r e s s   L i n e   1 < / C o m p a n y A d d r e s s L i n e 1 > - 
-                 < C o m p a n y A d d r e s s L i n e 2 > C o m p a n y   A d d r e s s   L i n e   2 < / C o m p a n y A d d r e s s L i n e 2 > - 
-                 < C o m p a n y A d d r e s s L i n e 3 > C o m p a n y   A d d r e s s   L i n e   3 < / C o m p a n y A d d r e s s L i n e 3 > - 
-                 < C o m p a n y A d d r e s s L i n e 4 > C o m p a n y   A d d r e s s   L i n e   4 < / C o m p a n y A d d r e s s L i n e 4 > - 
-                 < C o m p a n y A d d r e s s L i n e 5 > C o m p a n y   A d d r e s s   L i n e   5 < / C o m p a n y A d d r e s s L i n e 5 > - 
-                 < C o m p a n y A d d r e s s L i n e 6 > C o m p a n y   A d d r e s s   L i n e   6 < / C o m p a n y A d d r e s s L i n e 6 > - 
-                 < C o m p a n y A d d r e s s L i n e 7 > C o m p a n y   A d d r e s s   L i n e   7 < / C o m p a n y A d d r e s s L i n e 7 > - 
-                 < C o m p a n y A d d r e s s L i n e 8 > C o m p a n y   A d d r e s s   L i n e   8 < / C o m p a n y A d d r e s s L i n e 8 > - 
-             < / C o m p a n y A d d r e s s L i n e s > - 
-             < C o m p a n y P h o n e > C o m p a n y   P h o n e < / C o m p a n y P h o n e > - 
-             < C o m p a n y P h o n e C a p t i o n > C o m p a n y   P h o n e   C a p t i o n < / C o m p a n y P h o n e C a p t i o n > - 
-             < C o m p a n y F a x N o > C o m p a n y   F a x   N o . < / C o m p a n y F a x N o > - 
-             < C o m p a n y F a x N o C a p t i o n > C o m p a n y   F a x   N o .   C a p t i o n < / C o m p a n y F a x N o C a p t i o n > - 
-             < C o m p a n y E m a i l > C o m p a n y   E m a i l < / C o m p a n y E m a i l > - 
-             < C o m p a n y E m a i l C a p t i o n > C o m p a n y   E m a i l   C a p t i o n < / C o m p a n y E m a i l C a p t i o n > - 
-             < C o m p a n y H o m e P a g e > C o m p a n y   H o m e   P a g e < / C o m p a n y H o m e P a g e > - 
-             < C o m p a n y H o m e P a g e C a p t i o n > C o m p a n y   H o m e   P a g e   C a p t i o n < / C o m p a n y H o m e P a g e C a p t i o n > - 
-             < C o m p a n y L o g o > C o m p a n y   L o g o < / C o m p a n y L o g o > - 
-             < C o m p a n y V A T R e g i s t r a t i o n N o > C o m p a n y   V A T   R e g i s t r a t i o n   N o . < / C o m p a n y V A T R e g i s t r a t i o n N o > - 
-             < C o m p a n y V A T R e g i s t r a t i o n N o C a p t i o n > C o m p a n y   V A T   R e g i s t r a t i o n   N o .   C a p t i o n < / C o m p a n y V A T R e g i s t r a t i o n N o C a p t i o n > - 
-             < C o m p a n y R e g i s t r a t i o n N o > C o m p a n y   R e g i s t r a t i o n   N o . < / C o m p a n y R e g i s t r a t i o n N o > - 
-             < C o m p a n y R e g i s t r a t i o n N o C a p t i o n > C o m p a n y   R e g i s t r a t i o n   N o .   C a p t i o n < / C o m p a n y R e g i s t r a t i o n N o C a p t i o n > - 
-             < C o m p a n y B a n k N a m e > C o m p a n y   B a n k   N a m e < / C o m p a n y B a n k N a m e > - 
-             < C o m p a n y B a n k N a m e C a p t i o n > C o m p a n y   B a n k   N a m e   C a p t i o n < / C o m p a n y B a n k N a m e C a p t i o n > - 
-             < C o m p a n y B a n k A c c o u n t N o > C o m p a n y   B a n k   A c c o u n t   N o . < / C o m p a n y B a n k A c c o u n t N o > - 
-             < C o m p a n y B a n k A c c o u n t N o C a p t i o n > C o m p a n y   B a n k   A c c o u n t   N o .   C a p t i o n < / C o m p a n y B a n k A c c o u n t N o C a p t i o n > - 
-             < C o m p a n y B a n k B r a n c h N o > C o m p a n y   B a n k   B r a n c h   N o . < / C o m p a n y B a n k B r a n c h N o > - 
-             < C o m p a n y B a n k B r a n c h N o C a p t i o n > C o m p a n y   B a n k   B r a n c h   N o .   C a p t i o n < / C o m p a n y B a n k B r a n c h N o C a p t i o n > - 
-             < C o m p a n y I B A N > C o m p a n y   I B A N < / C o m p a n y I B A N > - 
-             < C o m p a n y I B A N C a p t i o n > C o m p a n y   I B A N   C a p t i o n < / C o m p a n y I B A N C a p t i o n > - 
-             < C o m p a n y B a n k S W I F T > C o m p a n y   B a n k   S W I F T < / C o m p a n y B a n k S W I F T > - 
-             < C o m p a n y B a n k S W I F T C a p t i o n > C o m p a n y   B a n k   S W I F T   C a p t i o n < / C o m p a n y B a n k S W I F T C a p t i o n > - 
-             < C o m p a n y G i r o N o > C o m p a n y   G i r o   N o . < / C o m p a n y G i r o N o > - 
-             < C o m p a n y G i r o N o C a p t i o n > C o m p a n y   G i r o   N o .   C a p t i o n < / C o m p a n y G i r o N o C a p t i o n > - 
-         < / C o m p a n y M e t a d a t a > - 
-     < / B C R e p o r t I n f o r m a t i o n > - 
-     < L a b e l s > - 
-         < A b o u t T h e R e p o r t L a b e l > A b o u t T h e R e p o r t L a b e l < / A b o u t T h e R e p o r t L a b e l > - 
-         < A d j P r o f i t L C Y L a b e l > A d j P r o f i t L C Y L a b e l < / A d j P r o f i t L C Y L a b e l > - 
-         < A d j P r o f i t P c t L a b e l > A d j P r o f i t P c t L a b e l < / A d j P r o f i t P c t L a b e l > - 
-         < A m o u n t s I n L C Y L a b e l > A m o u n t s I n L C Y L a b e l < / A m o u n t s I n L C Y L a b e l > - 
-         < C o d e L a b e l > C o d e L a b e l < / C o d e L a b e l > - 
-         < C o m p a n y L a b e l > C o m p a n y L a b e l < / C o m p a n y L a b e l > - 
-         < D a t a R e t r i e v e d > D a t a R e t r i e v e d < / D a t a R e t r i e v e d > - 
-         < D o c u m e n t a t i o n L a b e l > D o c u m e n t a t i o n L a b e l < / D o c u m e n t a t i o n L a b e l > - 
-         < E n v i r o n m e n t L a b e l > E n v i r o n m e n t L a b e l < / E n v i r o n m e n t L a b e l > - 
-         < I n v D i s c A m o u n t L a b e l > I n v D i s c A m o u n t L a b e l < / I n v D i s c A m o u n t L a b e l > - 
-         < P a g e L a b e l > P a g e L a b e l < / P a g e L a b e l > - 
-         < P e r i o d C a p t i o n > P e r i o d C a p t i o n < / P e r i o d C a p t i o n > - 
-         < P m t D i s c G i v e n L a b e l > P m t D i s c G i v e n L a b e l < / P m t D i s c G i v e n L a b e l > - 
-         < P m t T o l e r a n c e L a b e l > P m t T o l e r a n c e L a b e l < / P m t T o l e r a n c e L a b e l > - 
-         < P r o f i t L C Y L a b e l > P r o f i t L C Y L a b e l < / P r o f i t L C Y L a b e l > - 
-         < P r o f i t P c t L a b e l > P r o f i t P c t L a b e l < / P r o f i t P c t L a b e l > - 
-         < R e p o r t L a b e l > R e p o r t L a b e l < / R e p o r t L a b e l > - 
-         < R e p o r t N a m e L a b e l > R e p o r t N a m e L a b e l < / R e p o r t N a m e L a b e l > - 
-         < R u n O n L a b e l > R u n O n L a b e l < / R u n O n L a b e l > - 
-         < S a l e s L C Y L a b e l > S a l e s L C Y L a b e l < / S a l e s L C Y L a b e l > - 
-         < S a l e s p e r s o n _ P u r c h a s e r _ C o d e C a p t i o n > S a l e s p e r s o n _ P u r c h a s e r _ C o d e C a p t i o n < / S a l e s p e r s o n _ P u r c h a s e r _ C o d e C a p t i o n > - 
-         < S a l e s p e r s o n S a l e s S t a t s A n a l y s i s > S a l e s p e r s o n S a l e s S t a t s A n a l y s i s < / S a l e s p e r s o n S a l e s S t a t s A n a l y s i s > - 
-         < S a l e s p e r s o n S a l e s S t a t s P r i n t > S a l e s p e r s o n S a l e s S t a t s P r i n t < / S a l e s p e r s o n S a l e s S t a t s P r i n t > - 
-         < T o t a l L a b e l > T o t a l L a b e l < / T o t a l L a b e l > - 
-         < U s e r L a b e l > U s e r L a b e l < / U s e r L a b e l > - 
-     < / L a b e l s > - 
-     < S a l e s p e r s o n _ P u r c h a s e r > - 
-         < A d j P r o f i t > A d j P r o f i t < / A d j P r o f i t > - 
-         < A d j P r o f i t P e r c e n t > A d j P r o f i t P e r c e n t < / A d j P r o f i t P e r c e n t > - 
-         < C O M P A N Y N A M E > C O M P A N Y N A M E < / C O M P A N Y N A M E > - 
-         < C u s t L e d g E n t r y F i l t e r > C u s t L e d g E n t r y F i l t e r < / C u s t L e d g E n t r y F i l t e r > - 
-         < C u s t _ _ L e d g e r _ E n t r y _ _ T A B L E C A P T I O N _ _ _ _ _ _ _ _ _ _ C u s t L e d g E n t r y F i l t e r > C u s t _ _ L e d g e r _ E n t r y _ _ T A B L E C A P T I O N _ _ _ _ _ _ _ _ _ _ C u s t L e d g E n t r y F i l t e r < / C u s t _ _ L e d g e r _ E n t r y _ _ T A B L E C A P T I O N _ _ _ _ _ _ _ _ _ _ C u s t L e d g E n t r y F i l t e r > - 
-         < C u s t _ _ L e d g e r _ E n t r y _ _ _ I n v _ _ D i s c o u n t _ _ L C Y _ _ > C u s t _ _ L e d g e r _ E n t r y _ _ _ I n v _ _ D i s c o u n t _ _ L C Y _ _ < / C u s t _ _ L e d g e r _ E n t r y _ _ _ I n v _ _ D i s c o u n t _ _ L C Y _ _ > - 
-         < C u s t _ _ L e d g e r _ E n t r y _ _ _ P m t _ _ D i s c _ _ G i v e n _ _ L C Y _ _ > C u s t _ _ L e d g e r _ E n t r y _ _ _ P m t _ _ D i s c _ _ G i v e n _ _ L C Y _ _ < / C u s t _ _ L e d g e r _ E n t r y _ _ _ P m t _ _ D i s c _ _ G i v e n _ _ L C Y _ _ > - 
-         < C u s t _ _ L e d g e r _ E n t r y _ _ _ P m t _ _ T o l e r a n c e _ _ L C Y _ _ > C u s t _ _ L e d g e r _ E n t r y _ _ _ P m t _ _ T o l e r a n c e _ _ L C Y _ _ < / C u s t _ _ L e d g e r _ E n t r y _ _ _ P m t _ _ T o l e r a n c e _ _ L C Y _ _ > - 
-         < C u s t _ _ L e d g e r _ E n t r y _ _ _ P r o f i t _ _ L C Y _ _ > C u s t _ _ L e d g e r _ E n t r y _ _ _ P r o f i t _ _ L C Y _ _ < / C u s t _ _ L e d g e r _ E n t r y _ _ _ P r o f i t _ _ L C Y _ _ > - 
-         < C u s t _ _ L e d g e r _ E n t r y _ _ _ S a l e s _ _ L C Y _ _ > C u s t _ _ L e d g e r _ E n t r y _ _ _ S a l e s _ _ L C Y _ _ < / C u s t _ _ L e d g e r _ E n t r y _ _ _ S a l e s _ _ L C Y _ _ > - 
-         < P r o f i t P e r c e n t > P r o f i t P e r c e n t < / P r o f i t P e r c e n t > - 
-         < S a l e s p e r s o n F i l t e r > S a l e s p e r s o n F i l t e r < / S a l e s p e r s o n F i l t e r > - 
-         < S a l e s p e r s o n _ P u r c h a s e r _ C o d e > S a l e s p e r s o n _ P u r c h a s e r _ C o d e < / S a l e s p e r s o n _ P u r c h a s e r _ C o d e > - 
-         < S a l e s p e r s o n _ P u r c h a s e r _ _ T A B L E C A P T I O N _ _ _ _ _ _ _ _ _ _ S a l e s p e r s o n F i l t e r > S a l e s p e r s o n _ P u r c h a s e r _ _ T A B L E C A P T I O N _ _ _ _ _ _ _ _ _ _ S a l e s p e r s o n F i l t e r < / S a l e s p e r s o n _ P u r c h a s e r _ _ T A B L E C A P T I O N _ _ _ _ _ _ _ _ _ _ S a l e s p e r s o n F i l t e r > - 
-         < S T R S U B S T N O _ T e x t 0 0 0 _ P e r i o d T e x t _ > S T R S U B S T N O _ T e x t 0 0 0 _ P e r i o d T e x t _ < / S T R S U B S T N O _ T e x t 0 0 0 _ P e r i o d T e x t _ > - 
-     < / S a l e s p e r s o n _ P u r c h a s e r > - 
-     < C u s t _ L e d g e r _ E n t r y / > - 
-     < T o t a l s > - 
-         < T o t a l s _ A d j P r o f i t > T o t a l s _ A d j P r o f i t < / T o t a l s _ A d j P r o f i t > - 
-         < T o t a l s _ A d j P r o f i t P c t > T o t a l s _ A d j P r o f i t P c t < / T o t a l s _ A d j P r o f i t P c t > - 
-         < T o t a l s _ I n v D i s c A m o u n t > T o t a l s _ I n v D i s c A m o u n t < / T o t a l s _ I n v D i s c A m o u n t > - 
-         < T o t a l s _ P m t D i s c G i v e n > T o t a l s _ P m t D i s c G i v e n < / T o t a l s _ P m t D i s c G i v e n > - 
-         < T o t a l s _ P m t T o l e r a n c e > T o t a l s _ P m t T o l e r a n c e < / T o t a l s _ P m t T o l e r a n c e > - 
-         < T o t a l s _ P r o f i t > T o t a l s _ P r o f i t < / T o t a l s _ P r o f i t > - 
-         < T o t a l s _ P r o f i t P c t > T o t a l s _ P r o f i t P c t < / T o t a l s _ P r o f i t P c t > - 
-         < T o t a l s _ S a l e s > T o t a l s _ S a l e s < / T o t a l s _ S a l e s > - 
-     < / T o t a l s > - 
- < / N a v W o r d R e p o r t X m l P a r t > 
-</file>
-
 <file path=customXml/itemProps1.xml><?xml version="1.0" encoding="utf-8"?>
-<ds:datastoreItem xmlns:ds="http://schemas.openxmlformats.org/officeDocument/2006/customXml" ds:itemID="{B4349F5E-5AC2-4545-BEA2-675A49179DC6}">
+<ds:datastoreItem xmlns:ds="http://schemas.openxmlformats.org/officeDocument/2006/customXml" ds:itemID="{5D4524CD-A282-4F19-BAEA-0AD6212CDB38}">
   <ds:schemaRefs>
-    <ds:schemaRef ds:uri="http://schemas.openxmlformats.org/officeDocument/2006/bibliography"/>
+    <ds:schemaRef ds:uri="urn:microsoft-dynamics-nav/reports/Salesperson_Sales_Statistics/114/"/>
   </ds:schemaRefs>
 </ds:datastoreItem>
 </file>
@@ -3890,9 +3931,9 @@
 </file>
 
 <file path=customXml/itemProps3.xml><?xml version="1.0" encoding="utf-8"?>
-<ds:datastoreItem xmlns:ds="http://schemas.openxmlformats.org/officeDocument/2006/customXml" ds:itemID="{5D4524CD-A282-4F19-BAEA-0AD6212CDB38}">
+<ds:datastoreItem xmlns:ds="http://schemas.openxmlformats.org/officeDocument/2006/customXml" ds:itemID="{B4349F5E-5AC2-4545-BEA2-675A49179DC6}">
   <ds:schemaRefs>
-    <ds:schemaRef ds:uri="urn:microsoft-dynamics-nav/reports/Salesperson_Sales_Statistics/114/"/>
+    <ds:schemaRef ds:uri="http://schemas.openxmlformats.org/officeDocument/2006/bibliography"/>
   </ds:schemaRefs>
 </ds:datastoreItem>
 </file>

--- a/src/Layers/W1/BaseApp/Sales/Reports/SalespersonSalesStatisticsBody.docx
+++ b/src/Layers/W1/BaseApp/Sales/Reports/SalespersonSalesStatisticsBody.docx
@@ -12,7 +12,7 @@
         <w:tblDescription w:val="Layout table. Used for positioning, not for tabular data."/>
       </w:tblPr>
       <w:tblGrid>
-        <w:gridCol w:w="15426"/>
+        <w:gridCol w:w="15686"/>
       </w:tblGrid>
       <w:sdt>
         <w:sdtPr>
@@ -38,7 +38,7 @@
                   <w:placeholder>
                     <w:docPart w:val="EEACA06B9CA045949233FD60A3C0394C"/>
                   </w:placeholder>
-                  <w:dataBinding w:prefixMappings="xmlns:ns0='urn:microsoft-dynamics-nav/reports/Salesperson_Sales_Statistics/114/'" w:xpath="/ns0:NavWordReportXmlPart[1]/ns0:Salesperson_Purchaser[1]/ns0:STRSUBSTNO_Text000_PeriodText_[1]" w:storeItemID="{5D4524CD-A282-4F19-BAEA-0AD6212CDB38}"/>
+                  <w:dataBinding w:prefixMappings="xmlns:ns0='urn:microsoft-dynamics-nav/reports/Salesperson_Sales_Statistics/114/' " w:xpath="/ns0:NavWordReportXmlPart[1]/ns0:Salesperson_Purchaser[1]/ns0:STRSUBSTNO_Text000_PeriodText_[1]" w:storeItemID="{5D4524CD-A282-4F19-BAEA-0AD6212CDB38}"/>
                   <w:text/>
                 </w:sdtPr>
                 <w:sdtContent>
@@ -77,7 +77,7 @@
                   <w:placeholder>
                     <w:docPart w:val="AA1B0F0A637C47A3B8C7590E0B2D1F42"/>
                   </w:placeholder>
-                  <w:dataBinding w:prefixMappings="xmlns:ns0='urn:microsoft-dynamics-nav/reports/Salesperson_Sales_Statistics/114/'" w:xpath="/ns0:NavWordReportXmlPart[1]/ns0:Labels[1]/ns0:AmountsInLCYLabel[1]" w:storeItemID="{5D4524CD-A282-4F19-BAEA-0AD6212CDB38}"/>
+                  <w:dataBinding w:prefixMappings="xmlns:ns0='urn:microsoft-dynamics-nav/reports/Salesperson_Sales_Statistics/114/' " w:xpath="/ns0:NavWordReportXmlPart[1]/ns0:Labels[1]/ns0:AmountsInLCYLabel[1]" w:storeItemID="{5D4524CD-A282-4F19-BAEA-0AD6212CDB38}"/>
                   <w:text/>
                 </w:sdtPr>
                 <w:sdtContent>
@@ -114,7 +114,7 @@
                 <w:placeholder>
                   <w:docPart w:val="2B4DB96ED91D4646B033F03C61B6D71D"/>
                 </w:placeholder>
-                <w:dataBinding w:prefixMappings="xmlns:ns0='urn:microsoft-dynamics-nav/reports/Salesperson_Sales_Statistics/114/'" w:xpath="/ns0:NavWordReportXmlPart[1]/ns0:Salesperson_Purchaser[1]/ns0:Salesperson_Purchaser__TABLECAPTION__________SalespersonFilter[1]" w:storeItemID="{5D4524CD-A282-4F19-BAEA-0AD6212CDB38}"/>
+                <w:dataBinding w:prefixMappings="xmlns:ns0='urn:microsoft-dynamics-nav/reports/Salesperson_Sales_Statistics/114/' " w:xpath="/ns0:NavWordReportXmlPart[1]/ns0:Salesperson_Purchaser[1]/ns0:Salesperson_Purchaser__TABLECAPTION__________SalespersonFilter[1]" w:storeItemID="{5D4524CD-A282-4F19-BAEA-0AD6212CDB38}"/>
                 <w:text/>
               </w:sdtPr>
               <w:sdtContent>
@@ -158,7 +158,7 @@
                 <w:placeholder>
                   <w:docPart w:val="CFE123086889425685ED864763FFD352"/>
                 </w:placeholder>
-                <w:dataBinding w:prefixMappings="xmlns:ns0='urn:microsoft-dynamics-nav/reports/Salesperson_Sales_Statistics/114/'" w:xpath="/ns0:NavWordReportXmlPart[1]/ns0:Salesperson_Purchaser[1]/ns0:Cust__Ledger_Entry__TABLECAPTION__________CustLedgEntryFilter[1]" w:storeItemID="{5D4524CD-A282-4F19-BAEA-0AD6212CDB38}"/>
+                <w:dataBinding w:prefixMappings="xmlns:ns0='urn:microsoft-dynamics-nav/reports/Salesperson_Sales_Statistics/114/' " w:xpath="/ns0:NavWordReportXmlPart[1]/ns0:Salesperson_Purchaser[1]/ns0:Cust__Ledger_Entry__TABLECAPTION__________CustLedgEntryFilter[1]" w:storeItemID="{5D4524CD-A282-4F19-BAEA-0AD6212CDB38}"/>
                 <w:text/>
               </w:sdtPr>
               <w:sdtContent>
@@ -183,7 +183,11 @@
         </w:sdtContent>
       </w:sdt>
     </w:tbl>
-    <w:p/>
+    <w:p>
+      <w:pPr>
+        <w:pStyle w:val="BCBlockGap"/>
+      </w:pPr>
+    </w:p>
     <w:tbl>
       <w:tblPr>
         <w:tblStyle w:val="BCDataTable"/>
@@ -194,24 +198,25 @@
         <w:tblDescription w:val="Document lines. Column headers in the first row."/>
       </w:tblPr>
       <w:tblGrid>
-        <w:gridCol w:w="1714"/>
-        <w:gridCol w:w="1714"/>
-        <w:gridCol w:w="1714"/>
-        <w:gridCol w:w="1968"/>
-        <w:gridCol w:w="1460"/>
-        <w:gridCol w:w="1714"/>
-        <w:gridCol w:w="1714"/>
-        <w:gridCol w:w="1412"/>
-        <w:gridCol w:w="2016"/>
+        <w:gridCol w:w="1742"/>
+        <w:gridCol w:w="1743"/>
+        <w:gridCol w:w="1743"/>
+        <w:gridCol w:w="2001"/>
+        <w:gridCol w:w="1485"/>
+        <w:gridCol w:w="1743"/>
+        <w:gridCol w:w="1743"/>
+        <w:gridCol w:w="1436"/>
+        <w:gridCol w:w="2050"/>
       </w:tblGrid>
       <w:tr>
         <w:trPr>
           <w:cnfStyle w:val="100000000000" w:firstRow="1" w:lastRow="0" w:firstColumn="0" w:lastColumn="0" w:oddVBand="0" w:evenVBand="0" w:oddHBand="0" w:evenHBand="0" w:firstRowFirstColumn="0" w:firstRowLastColumn="0" w:lastRowFirstColumn="0" w:lastRowLastColumn="0"/>
           <w:trHeight w:val="490"/>
+          <w:tblHeader/>
         </w:trPr>
         <w:tc>
           <w:tcPr>
-            <w:tcW w:w="1714" w:type="dxa"/>
+            <w:tcW w:w="1743" w:type="dxa"/>
             <w:vAlign w:val="top"/>
           </w:tcPr>
           <w:sdt>
@@ -222,7 +227,7 @@
               <w:placeholder>
                 <w:docPart w:val="73C64457110F4A2886AD907E3894A421"/>
               </w:placeholder>
-              <w:dataBinding w:prefixMappings="xmlns:ns0='urn:microsoft-dynamics-nav/reports/Salesperson_Sales_Statistics/114/'" w:xpath="/ns0:NavWordReportXmlPart[1]/ns0:Labels[1]/ns0:CodeLabel[1]" w:storeItemID="{5D4524CD-A282-4F19-BAEA-0AD6212CDB38}"/>
+              <w:dataBinding w:prefixMappings="xmlns:ns0='urn:microsoft-dynamics-nav/reports/Salesperson_Sales_Statistics/114/' " w:xpath="/ns0:NavWordReportXmlPart[1]/ns0:Labels[1]/ns0:CodeLabel[1]" w:storeItemID="{5D4524CD-A282-4F19-BAEA-0AD6212CDB38}"/>
               <w:text/>
             </w:sdtPr>
             <w:sdtContent>
@@ -244,13 +249,13 @@
             <w:placeholder>
               <w:docPart w:val="73C64457110F4A2886AD907E3894A421"/>
             </w:placeholder>
-            <w:dataBinding w:prefixMappings="xmlns:ns0='urn:microsoft-dynamics-nav/reports/Salesperson_Sales_Statistics/114/'" w:xpath="/ns0:NavWordReportXmlPart[1]/ns0:Labels[1]/ns0:SalesLCYLabel[1]" w:storeItemID="{5D4524CD-A282-4F19-BAEA-0AD6212CDB38}"/>
+            <w:dataBinding w:prefixMappings="xmlns:ns0='urn:microsoft-dynamics-nav/reports/Salesperson_Sales_Statistics/114/' " w:xpath="/ns0:NavWordReportXmlPart[1]/ns0:Labels[1]/ns0:SalesLCYLabel[1]" w:storeItemID="{5D4524CD-A282-4F19-BAEA-0AD6212CDB38}"/>
             <w:text/>
           </w:sdtPr>
           <w:sdtContent>
             <w:tc>
               <w:tcPr>
-                <w:tcW w:w="1714" w:type="dxa"/>
+                <w:tcW w:w="1743" w:type="dxa"/>
                 <w:vAlign w:val="top"/>
               </w:tcPr>
               <w:p>
@@ -274,13 +279,13 @@
             <w:placeholder>
               <w:docPart w:val="73C64457110F4A2886AD907E3894A421"/>
             </w:placeholder>
-            <w:dataBinding w:prefixMappings="xmlns:ns0='urn:microsoft-dynamics-nav/reports/Salesperson_Sales_Statistics/114/'" w:xpath="/ns0:NavWordReportXmlPart[1]/ns0:Labels[1]/ns0:ProfitLCYLabel[1]" w:storeItemID="{5D4524CD-A282-4F19-BAEA-0AD6212CDB38}"/>
+            <w:dataBinding w:prefixMappings="xmlns:ns0='urn:microsoft-dynamics-nav/reports/Salesperson_Sales_Statistics/114/' " w:xpath="/ns0:NavWordReportXmlPart[1]/ns0:Labels[1]/ns0:ProfitLCYLabel[1]" w:storeItemID="{5D4524CD-A282-4F19-BAEA-0AD6212CDB38}"/>
             <w:text/>
           </w:sdtPr>
           <w:sdtContent>
             <w:tc>
               <w:tcPr>
-                <w:tcW w:w="1714" w:type="dxa"/>
+                <w:tcW w:w="1743" w:type="dxa"/>
                 <w:vAlign w:val="top"/>
               </w:tcPr>
               <w:p>
@@ -304,13 +309,13 @@
             <w:placeholder>
               <w:docPart w:val="73C64457110F4A2886AD907E3894A421"/>
             </w:placeholder>
-            <w:dataBinding w:prefixMappings="xmlns:ns0='urn:microsoft-dynamics-nav/reports/Salesperson_Sales_Statistics/114/'" w:xpath="/ns0:NavWordReportXmlPart[1]/ns0:Labels[1]/ns0:AdjProfitLCYLabel[1]" w:storeItemID="{5D4524CD-A282-4F19-BAEA-0AD6212CDB38}"/>
+            <w:dataBinding w:prefixMappings="xmlns:ns0='urn:microsoft-dynamics-nav/reports/Salesperson_Sales_Statistics/114/' " w:xpath="/ns0:NavWordReportXmlPart[1]/ns0:Labels[1]/ns0:AdjProfitLCYLabel[1]" w:storeItemID="{5D4524CD-A282-4F19-BAEA-0AD6212CDB38}"/>
             <w:text/>
           </w:sdtPr>
           <w:sdtContent>
             <w:tc>
               <w:tcPr>
-                <w:tcW w:w="1968" w:type="dxa"/>
+                <w:tcW w:w="2001" w:type="dxa"/>
                 <w:vAlign w:val="top"/>
               </w:tcPr>
               <w:p>
@@ -334,13 +339,13 @@
             <w:placeholder>
               <w:docPart w:val="73C64457110F4A2886AD907E3894A421"/>
             </w:placeholder>
-            <w:dataBinding w:prefixMappings="xmlns:ns0='urn:microsoft-dynamics-nav/reports/Salesperson_Sales_Statistics/114/'" w:xpath="/ns0:NavWordReportXmlPart[1]/ns0:Labels[1]/ns0:ProfitPctLabel[1]" w:storeItemID="{5D4524CD-A282-4F19-BAEA-0AD6212CDB38}"/>
+            <w:dataBinding w:prefixMappings="xmlns:ns0='urn:microsoft-dynamics-nav/reports/Salesperson_Sales_Statistics/114/' " w:xpath="/ns0:NavWordReportXmlPart[1]/ns0:Labels[1]/ns0:ProfitPctLabel[1]" w:storeItemID="{5D4524CD-A282-4F19-BAEA-0AD6212CDB38}"/>
             <w:text/>
           </w:sdtPr>
           <w:sdtContent>
             <w:tc>
               <w:tcPr>
-                <w:tcW w:w="1460" w:type="dxa"/>
+                <w:tcW w:w="1485" w:type="dxa"/>
                 <w:vAlign w:val="top"/>
               </w:tcPr>
               <w:p>
@@ -364,13 +369,13 @@
             <w:placeholder>
               <w:docPart w:val="73C64457110F4A2886AD907E3894A421"/>
             </w:placeholder>
-            <w:dataBinding w:prefixMappings="xmlns:ns0='urn:microsoft-dynamics-nav/reports/Salesperson_Sales_Statistics/114/'" w:xpath="/ns0:NavWordReportXmlPart[1]/ns0:Labels[1]/ns0:AdjProfitPctLabel[1]" w:storeItemID="{5D4524CD-A282-4F19-BAEA-0AD6212CDB38}"/>
+            <w:dataBinding w:prefixMappings="xmlns:ns0='urn:microsoft-dynamics-nav/reports/Salesperson_Sales_Statistics/114/' " w:xpath="/ns0:NavWordReportXmlPart[1]/ns0:Labels[1]/ns0:AdjProfitPctLabel[1]" w:storeItemID="{5D4524CD-A282-4F19-BAEA-0AD6212CDB38}"/>
             <w:text/>
           </w:sdtPr>
           <w:sdtContent>
             <w:tc>
               <w:tcPr>
-                <w:tcW w:w="1714" w:type="dxa"/>
+                <w:tcW w:w="1743" w:type="dxa"/>
                 <w:vAlign w:val="top"/>
               </w:tcPr>
               <w:p>
@@ -394,13 +399,13 @@
             <w:placeholder>
               <w:docPart w:val="73C64457110F4A2886AD907E3894A421"/>
             </w:placeholder>
-            <w:dataBinding w:prefixMappings="xmlns:ns0='urn:microsoft-dynamics-nav/reports/Salesperson_Sales_Statistics/114/'" w:xpath="/ns0:NavWordReportXmlPart[1]/ns0:Labels[1]/ns0:InvDiscAmountLabel[1]" w:storeItemID="{5D4524CD-A282-4F19-BAEA-0AD6212CDB38}"/>
+            <w:dataBinding w:prefixMappings="xmlns:ns0='urn:microsoft-dynamics-nav/reports/Salesperson_Sales_Statistics/114/' " w:xpath="/ns0:NavWordReportXmlPart[1]/ns0:Labels[1]/ns0:InvDiscAmountLabel[1]" w:storeItemID="{5D4524CD-A282-4F19-BAEA-0AD6212CDB38}"/>
             <w:text/>
           </w:sdtPr>
           <w:sdtContent>
             <w:tc>
               <w:tcPr>
-                <w:tcW w:w="1714" w:type="dxa"/>
+                <w:tcW w:w="1743" w:type="dxa"/>
                 <w:vAlign w:val="top"/>
               </w:tcPr>
               <w:p>
@@ -424,13 +429,13 @@
             <w:placeholder>
               <w:docPart w:val="73C64457110F4A2886AD907E3894A421"/>
             </w:placeholder>
-            <w:dataBinding w:prefixMappings="xmlns:ns0='urn:microsoft-dynamics-nav/reports/Salesperson_Sales_Statistics/114/'" w:xpath="/ns0:NavWordReportXmlPart[1]/ns0:Labels[1]/ns0:PmtDiscGivenLabel[1]" w:storeItemID="{5D4524CD-A282-4F19-BAEA-0AD6212CDB38}"/>
+            <w:dataBinding w:prefixMappings="xmlns:ns0='urn:microsoft-dynamics-nav/reports/Salesperson_Sales_Statistics/114/' " w:xpath="/ns0:NavWordReportXmlPart[1]/ns0:Labels[1]/ns0:PmtDiscGivenLabel[1]" w:storeItemID="{5D4524CD-A282-4F19-BAEA-0AD6212CDB38}"/>
             <w:text/>
           </w:sdtPr>
           <w:sdtContent>
             <w:tc>
               <w:tcPr>
-                <w:tcW w:w="1412" w:type="dxa"/>
+                <w:tcW w:w="1436" w:type="dxa"/>
                 <w:vAlign w:val="top"/>
               </w:tcPr>
               <w:p>
@@ -454,13 +459,13 @@
             <w:placeholder>
               <w:docPart w:val="DefaultPlaceholder_-1854013440"/>
             </w:placeholder>
-            <w:dataBinding w:prefixMappings="xmlns:ns0='urn:microsoft-dynamics-nav/reports/Salesperson_Sales_Statistics/114/'" w:xpath="/ns0:NavWordReportXmlPart[1]/ns0:Labels[1]/ns0:PmtToleranceLabel[1]" w:storeItemID="{5D4524CD-A282-4F19-BAEA-0AD6212CDB38}"/>
+            <w:dataBinding w:prefixMappings="xmlns:ns0='urn:microsoft-dynamics-nav/reports/Salesperson_Sales_Statistics/114/' " w:xpath="/ns0:NavWordReportXmlPart[1]/ns0:Labels[1]/ns0:PmtToleranceLabel[1]" w:storeItemID="{5D4524CD-A282-4F19-BAEA-0AD6212CDB38}"/>
             <w:text/>
           </w:sdtPr>
           <w:sdtContent>
             <w:tc>
               <w:tcPr>
-                <w:tcW w:w="2016" w:type="dxa"/>
+                <w:tcW w:w="2050" w:type="dxa"/>
                 <w:vAlign w:val="top"/>
               </w:tcPr>
               <w:p>
@@ -502,7 +507,7 @@
                 </w:trPr>
                 <w:tc>
                   <w:tcPr>
-                    <w:tcW w:w="1714" w:type="dxa"/>
+                    <w:tcW w:w="1743" w:type="dxa"/>
                   </w:tcPr>
                   <w:sdt>
                     <w:sdtPr>
@@ -512,7 +517,7 @@
                       <w:placeholder>
                         <w:docPart w:val="73C64457110F4A2886AD907E3894A421"/>
                       </w:placeholder>
-                      <w:dataBinding w:prefixMappings="xmlns:ns0='urn:microsoft-dynamics-nav/reports/Salesperson_Sales_Statistics/114/'" w:xpath="/ns0:NavWordReportXmlPart[1]/ns0:Salesperson_Purchaser[1]/ns0:Salesperson_Purchaser_Code[1]" w:storeItemID="{5D4524CD-A282-4F19-BAEA-0AD6212CDB38}"/>
+                      <w:dataBinding w:prefixMappings="xmlns:ns0='urn:microsoft-dynamics-nav/reports/Salesperson_Sales_Statistics/114/' " w:xpath="/ns0:NavWordReportXmlPart[1]/ns0:Salesperson_Purchaser[1]/ns0:Salesperson_Purchaser_Code[1]" w:storeItemID="{5D4524CD-A282-4F19-BAEA-0AD6212CDB38}"/>
                       <w:text/>
                     </w:sdtPr>
                     <w:sdtContent>
@@ -528,7 +533,7 @@
                 </w:tc>
                 <w:tc>
                   <w:tcPr>
-                    <w:tcW w:w="1714" w:type="dxa"/>
+                    <w:tcW w:w="1743" w:type="dxa"/>
                   </w:tcPr>
                   <w:sdt>
                     <w:sdtPr>
@@ -538,7 +543,7 @@
                       <w:placeholder>
                         <w:docPart w:val="73C64457110F4A2886AD907E3894A421"/>
                       </w:placeholder>
-                      <w:dataBinding w:prefixMappings="xmlns:ns0='urn:microsoft-dynamics-nav/reports/Salesperson_Sales_Statistics/114/'" w:xpath="/ns0:NavWordReportXmlPart[1]/ns0:Salesperson_Purchaser[1]/ns0:Cust__Ledger_Entry___Sales__LCY__[1]" w:storeItemID="{5D4524CD-A282-4F19-BAEA-0AD6212CDB38}"/>
+                      <w:dataBinding w:prefixMappings="xmlns:ns0='urn:microsoft-dynamics-nav/reports/Salesperson_Sales_Statistics/114/' " w:xpath="/ns0:NavWordReportXmlPart[1]/ns0:Salesperson_Purchaser[1]/ns0:Cust__Ledger_Entry___Sales__LCY__[1]" w:storeItemID="{5D4524CD-A282-4F19-BAEA-0AD6212CDB38}"/>
                       <w:text/>
                     </w:sdtPr>
                     <w:sdtContent>
@@ -566,13 +571,13 @@
                     <w:placeholder>
                       <w:docPart w:val="DefaultPlaceholder_-1854013440"/>
                     </w:placeholder>
-                    <w:dataBinding w:prefixMappings="xmlns:ns0='urn:microsoft-dynamics-nav/reports/Salesperson_Sales_Statistics/114/'" w:xpath="/ns0:NavWordReportXmlPart[1]/ns0:Salesperson_Purchaser[1]/ns0:Cust__Ledger_Entry___Profit__LCY__[1]" w:storeItemID="{5D4524CD-A282-4F19-BAEA-0AD6212CDB38}"/>
+                    <w:dataBinding w:prefixMappings="xmlns:ns0='urn:microsoft-dynamics-nav/reports/Salesperson_Sales_Statistics/114/' " w:xpath="/ns0:NavWordReportXmlPart[1]/ns0:Salesperson_Purchaser[1]/ns0:Cust__Ledger_Entry___Profit__LCY__[1]" w:storeItemID="{5D4524CD-A282-4F19-BAEA-0AD6212CDB38}"/>
                     <w:text/>
                   </w:sdtPr>
                   <w:sdtContent>
                     <w:tc>
                       <w:tcPr>
-                        <w:tcW w:w="1714" w:type="dxa"/>
+                        <w:tcW w:w="1743" w:type="dxa"/>
                       </w:tcPr>
                       <w:p>
                         <w:pPr>
@@ -598,13 +603,13 @@
                     <w:placeholder>
                       <w:docPart w:val="DefaultPlaceholder_-1854013440"/>
                     </w:placeholder>
-                    <w:dataBinding w:prefixMappings="xmlns:ns0='urn:microsoft-dynamics-nav/reports/Salesperson_Sales_Statistics/114/'" w:xpath="/ns0:NavWordReportXmlPart[1]/ns0:Salesperson_Purchaser[1]/ns0:AdjProfit[1]" w:storeItemID="{5D4524CD-A282-4F19-BAEA-0AD6212CDB38}"/>
+                    <w:dataBinding w:prefixMappings="xmlns:ns0='urn:microsoft-dynamics-nav/reports/Salesperson_Sales_Statistics/114/' " w:xpath="/ns0:NavWordReportXmlPart[1]/ns0:Salesperson_Purchaser[1]/ns0:AdjProfit[1]" w:storeItemID="{5D4524CD-A282-4F19-BAEA-0AD6212CDB38}"/>
                     <w:text/>
                   </w:sdtPr>
                   <w:sdtContent>
                     <w:tc>
                       <w:tcPr>
-                        <w:tcW w:w="1968" w:type="dxa"/>
+                        <w:tcW w:w="2001" w:type="dxa"/>
                       </w:tcPr>
                       <w:p>
                         <w:pPr>
@@ -627,13 +632,13 @@
                     <w:placeholder>
                       <w:docPart w:val="DefaultPlaceholder_-1854013440"/>
                     </w:placeholder>
-                    <w:dataBinding w:prefixMappings="xmlns:ns0='urn:microsoft-dynamics-nav/reports/Salesperson_Sales_Statistics/114/'" w:xpath="/ns0:NavWordReportXmlPart[1]/ns0:Salesperson_Purchaser[1]/ns0:ProfitPercent[1]" w:storeItemID="{5D4524CD-A282-4F19-BAEA-0AD6212CDB38}"/>
+                    <w:dataBinding w:prefixMappings="xmlns:ns0='urn:microsoft-dynamics-nav/reports/Salesperson_Sales_Statistics/114/' " w:xpath="/ns0:NavWordReportXmlPart[1]/ns0:Salesperson_Purchaser[1]/ns0:ProfitPercent[1]" w:storeItemID="{5D4524CD-A282-4F19-BAEA-0AD6212CDB38}"/>
                     <w:text/>
                   </w:sdtPr>
                   <w:sdtContent>
                     <w:tc>
                       <w:tcPr>
-                        <w:tcW w:w="1460" w:type="dxa"/>
+                        <w:tcW w:w="1485" w:type="dxa"/>
                       </w:tcPr>
                       <w:p>
                         <w:pPr>
@@ -656,13 +661,13 @@
                     <w:placeholder>
                       <w:docPart w:val="DefaultPlaceholder_-1854013440"/>
                     </w:placeholder>
-                    <w:dataBinding w:prefixMappings="xmlns:ns0='urn:microsoft-dynamics-nav/reports/Salesperson_Sales_Statistics/114/'" w:xpath="/ns0:NavWordReportXmlPart[1]/ns0:Salesperson_Purchaser[1]/ns0:AdjProfitPercent[1]" w:storeItemID="{5D4524CD-A282-4F19-BAEA-0AD6212CDB38}"/>
+                    <w:dataBinding w:prefixMappings="xmlns:ns0='urn:microsoft-dynamics-nav/reports/Salesperson_Sales_Statistics/114/' " w:xpath="/ns0:NavWordReportXmlPart[1]/ns0:Salesperson_Purchaser[1]/ns0:AdjProfitPercent[1]" w:storeItemID="{5D4524CD-A282-4F19-BAEA-0AD6212CDB38}"/>
                     <w:text/>
                   </w:sdtPr>
                   <w:sdtContent>
                     <w:tc>
                       <w:tcPr>
-                        <w:tcW w:w="1714" w:type="dxa"/>
+                        <w:tcW w:w="1743" w:type="dxa"/>
                       </w:tcPr>
                       <w:p>
                         <w:pPr>
@@ -685,13 +690,13 @@
                     <w:placeholder>
                       <w:docPart w:val="DefaultPlaceholder_-1854013440"/>
                     </w:placeholder>
-                    <w:dataBinding w:prefixMappings="xmlns:ns0='urn:microsoft-dynamics-nav/reports/Salesperson_Sales_Statistics/114/'" w:xpath="/ns0:NavWordReportXmlPart[1]/ns0:Salesperson_Purchaser[1]/ns0:Cust__Ledger_Entry___Inv__Discount__LCY__[1]" w:storeItemID="{5D4524CD-A282-4F19-BAEA-0AD6212CDB38}"/>
+                    <w:dataBinding w:prefixMappings="xmlns:ns0='urn:microsoft-dynamics-nav/reports/Salesperson_Sales_Statistics/114/' " w:xpath="/ns0:NavWordReportXmlPart[1]/ns0:Salesperson_Purchaser[1]/ns0:Cust__Ledger_Entry___Inv__Discount__LCY__[1]" w:storeItemID="{5D4524CD-A282-4F19-BAEA-0AD6212CDB38}"/>
                     <w:text/>
                   </w:sdtPr>
                   <w:sdtContent>
                     <w:tc>
                       <w:tcPr>
-                        <w:tcW w:w="1714" w:type="dxa"/>
+                        <w:tcW w:w="1743" w:type="dxa"/>
                       </w:tcPr>
                       <w:p>
                         <w:pPr>
@@ -717,13 +722,13 @@
                     <w:placeholder>
                       <w:docPart w:val="DefaultPlaceholder_-1854013440"/>
                     </w:placeholder>
-                    <w:dataBinding w:prefixMappings="xmlns:ns0='urn:microsoft-dynamics-nav/reports/Salesperson_Sales_Statistics/114/'" w:xpath="/ns0:NavWordReportXmlPart[1]/ns0:Salesperson_Purchaser[1]/ns0:Cust__Ledger_Entry___Pmt__Disc__Given__LCY__[1]" w:storeItemID="{5D4524CD-A282-4F19-BAEA-0AD6212CDB38}"/>
+                    <w:dataBinding w:prefixMappings="xmlns:ns0='urn:microsoft-dynamics-nav/reports/Salesperson_Sales_Statistics/114/' " w:xpath="/ns0:NavWordReportXmlPart[1]/ns0:Salesperson_Purchaser[1]/ns0:Cust__Ledger_Entry___Pmt__Disc__Given__LCY__[1]" w:storeItemID="{5D4524CD-A282-4F19-BAEA-0AD6212CDB38}"/>
                     <w:text/>
                   </w:sdtPr>
                   <w:sdtContent>
                     <w:tc>
                       <w:tcPr>
-                        <w:tcW w:w="1412" w:type="dxa"/>
+                        <w:tcW w:w="1436" w:type="dxa"/>
                       </w:tcPr>
                       <w:p>
                         <w:pPr>
@@ -760,13 +765,13 @@
                     <w:placeholder>
                       <w:docPart w:val="DefaultPlaceholder_-1854013440"/>
                     </w:placeholder>
-                    <w:dataBinding w:prefixMappings="xmlns:ns0='urn:microsoft-dynamics-nav/reports/Salesperson_Sales_Statistics/114/'" w:xpath="/ns0:NavWordReportXmlPart[1]/ns0:Salesperson_Purchaser[1]/ns0:Cust__Ledger_Entry___Pmt__Tolerance__LCY__[1]" w:storeItemID="{5D4524CD-A282-4F19-BAEA-0AD6212CDB38}"/>
+                    <w:dataBinding w:prefixMappings="xmlns:ns0='urn:microsoft-dynamics-nav/reports/Salesperson_Sales_Statistics/114/' " w:xpath="/ns0:NavWordReportXmlPart[1]/ns0:Salesperson_Purchaser[1]/ns0:Cust__Ledger_Entry___Pmt__Tolerance__LCY__[1]" w:storeItemID="{5D4524CD-A282-4F19-BAEA-0AD6212CDB38}"/>
                     <w:text/>
                   </w:sdtPr>
                   <w:sdtContent>
                     <w:tc>
                       <w:tcPr>
-                        <w:tcW w:w="2016" w:type="dxa"/>
+                        <w:tcW w:w="2050" w:type="dxa"/>
                       </w:tcPr>
                       <w:p>
                         <w:pPr>
@@ -801,7 +806,11 @@
         </w:sdtContent>
       </w:sdt>
     </w:tbl>
-    <w:p/>
+    <w:p>
+      <w:pPr>
+        <w:pStyle w:val="BCBlockGap"/>
+      </w:pPr>
+    </w:p>
     <w:tbl>
       <w:tblPr>
         <w:tblStyle w:val="BCTotalsTable"/>
@@ -812,15 +821,15 @@
         <w:tblDescription w:val="Document totals."/>
       </w:tblPr>
       <w:tblGrid>
-        <w:gridCol w:w="1716"/>
-        <w:gridCol w:w="1716"/>
-        <w:gridCol w:w="1716"/>
-        <w:gridCol w:w="1963"/>
-        <w:gridCol w:w="1469"/>
-        <w:gridCol w:w="1715"/>
-        <w:gridCol w:w="1715"/>
-        <w:gridCol w:w="1401"/>
-        <w:gridCol w:w="2015"/>
+        <w:gridCol w:w="1745"/>
+        <w:gridCol w:w="1745"/>
+        <w:gridCol w:w="1745"/>
+        <w:gridCol w:w="1996"/>
+        <w:gridCol w:w="1494"/>
+        <w:gridCol w:w="1744"/>
+        <w:gridCol w:w="1744"/>
+        <w:gridCol w:w="1424"/>
+        <w:gridCol w:w="2049"/>
       </w:tblGrid>
       <w:tr>
         <w:trPr>
@@ -839,7 +848,7 @@
               <w:placeholder>
                 <w:docPart w:val="DefaultPlaceholder_-1854013440"/>
               </w:placeholder>
-              <w:dataBinding w:prefixMappings="xmlns:ns0='urn:microsoft-dynamics-nav/reports/Salesperson_Sales_Statistics/114/'" w:xpath="/ns0:NavWordReportXmlPart[1]/ns0:Labels[1]/ns0:TotalLabel[1]" w:storeItemID="{5D4524CD-A282-4F19-BAEA-0AD6212CDB38}"/>
+              <w:dataBinding w:prefixMappings="xmlns:ns0='urn:microsoft-dynamics-nav/reports/Salesperson_Sales_Statistics/114/' " w:xpath="/ns0:NavWordReportXmlPart[1]/ns0:Labels[1]/ns0:TotalLabel[1]" w:storeItemID="{5D4524CD-A282-4F19-BAEA-0AD6212CDB38}"/>
               <w15:color w:val="808080"/>
               <w:text/>
             </w:sdtPr>
@@ -862,7 +871,7 @@
             <w:placeholder>
               <w:docPart w:val="50A5D05D15FF4AB4833AB11957E85ECA"/>
             </w:placeholder>
-            <w:dataBinding w:prefixMappings="xmlns:ns0='urn:microsoft-dynamics-nav/reports/Salesperson_Sales_Statistics/114/'" w:xpath="/ns0:NavWordReportXmlPart[1]/ns0:Totals[1]/ns0:Totals_Sales[1]" w:storeItemID="{5D4524CD-A282-4F19-BAEA-0AD6212CDB38}"/>
+            <w:dataBinding w:prefixMappings="xmlns:ns0='urn:microsoft-dynamics-nav/reports/Salesperson_Sales_Statistics/114/' " w:xpath="/ns0:NavWordReportXmlPart[1]/ns0:Totals[1]/ns0:Totals_Sales[1]" w:storeItemID="{5D4524CD-A282-4F19-BAEA-0AD6212CDB38}"/>
             <w:text/>
           </w:sdtPr>
           <w:sdtContent>
@@ -891,7 +900,7 @@
             <w:placeholder>
               <w:docPart w:val="50A5D05D15FF4AB4833AB11957E85ECA"/>
             </w:placeholder>
-            <w:dataBinding w:prefixMappings="xmlns:ns0='urn:microsoft-dynamics-nav/reports/Salesperson_Sales_Statistics/114/'" w:xpath="/ns0:NavWordReportXmlPart[1]/ns0:Totals[1]/ns0:Totals_Profit[1]" w:storeItemID="{5D4524CD-A282-4F19-BAEA-0AD6212CDB38}"/>
+            <w:dataBinding w:prefixMappings="xmlns:ns0='urn:microsoft-dynamics-nav/reports/Salesperson_Sales_Statistics/114/' " w:xpath="/ns0:NavWordReportXmlPart[1]/ns0:Totals[1]/ns0:Totals_Profit[1]" w:storeItemID="{5D4524CD-A282-4F19-BAEA-0AD6212CDB38}"/>
             <w:text/>
           </w:sdtPr>
           <w:sdtContent>
@@ -920,7 +929,7 @@
             <w:placeholder>
               <w:docPart w:val="50A5D05D15FF4AB4833AB11957E85ECA"/>
             </w:placeholder>
-            <w:dataBinding w:prefixMappings="xmlns:ns0='urn:microsoft-dynamics-nav/reports/Salesperson_Sales_Statistics/114/'" w:xpath="/ns0:NavWordReportXmlPart[1]/ns0:Totals[1]/ns0:Totals_AdjProfit[1]" w:storeItemID="{5D4524CD-A282-4F19-BAEA-0AD6212CDB38}"/>
+            <w:dataBinding w:prefixMappings="xmlns:ns0='urn:microsoft-dynamics-nav/reports/Salesperson_Sales_Statistics/114/' " w:xpath="/ns0:NavWordReportXmlPart[1]/ns0:Totals[1]/ns0:Totals_AdjProfit[1]" w:storeItemID="{5D4524CD-A282-4F19-BAEA-0AD6212CDB38}"/>
             <w:text/>
           </w:sdtPr>
           <w:sdtContent>
@@ -949,7 +958,7 @@
             <w:placeholder>
               <w:docPart w:val="50A5D05D15FF4AB4833AB11957E85ECA"/>
             </w:placeholder>
-            <w:dataBinding w:prefixMappings="xmlns:ns0='urn:microsoft-dynamics-nav/reports/Salesperson_Sales_Statistics/114/'" w:xpath="/ns0:NavWordReportXmlPart[1]/ns0:Totals[1]/ns0:Totals_ProfitPct[1]" w:storeItemID="{5D4524CD-A282-4F19-BAEA-0AD6212CDB38}"/>
+            <w:dataBinding w:prefixMappings="xmlns:ns0='urn:microsoft-dynamics-nav/reports/Salesperson_Sales_Statistics/114/' " w:xpath="/ns0:NavWordReportXmlPart[1]/ns0:Totals[1]/ns0:Totals_ProfitPct[1]" w:storeItemID="{5D4524CD-A282-4F19-BAEA-0AD6212CDB38}"/>
             <w:text/>
           </w:sdtPr>
           <w:sdtContent>
@@ -978,7 +987,7 @@
             <w:placeholder>
               <w:docPart w:val="50A5D05D15FF4AB4833AB11957E85ECA"/>
             </w:placeholder>
-            <w:dataBinding w:prefixMappings="xmlns:ns0='urn:microsoft-dynamics-nav/reports/Salesperson_Sales_Statistics/114/'" w:xpath="/ns0:NavWordReportXmlPart[1]/ns0:Totals[1]/ns0:Totals_AdjProfitPct[1]" w:storeItemID="{5D4524CD-A282-4F19-BAEA-0AD6212CDB38}"/>
+            <w:dataBinding w:prefixMappings="xmlns:ns0='urn:microsoft-dynamics-nav/reports/Salesperson_Sales_Statistics/114/' " w:xpath="/ns0:NavWordReportXmlPart[1]/ns0:Totals[1]/ns0:Totals_AdjProfitPct[1]" w:storeItemID="{5D4524CD-A282-4F19-BAEA-0AD6212CDB38}"/>
             <w:text/>
           </w:sdtPr>
           <w:sdtContent>
@@ -1007,7 +1016,7 @@
             <w:placeholder>
               <w:docPart w:val="50A5D05D15FF4AB4833AB11957E85ECA"/>
             </w:placeholder>
-            <w:dataBinding w:prefixMappings="xmlns:ns0='urn:microsoft-dynamics-nav/reports/Salesperson_Sales_Statistics/114/'" w:xpath="/ns0:NavWordReportXmlPart[1]/ns0:Totals[1]/ns0:Totals_InvDiscAmount[1]" w:storeItemID="{5D4524CD-A282-4F19-BAEA-0AD6212CDB38}"/>
+            <w:dataBinding w:prefixMappings="xmlns:ns0='urn:microsoft-dynamics-nav/reports/Salesperson_Sales_Statistics/114/' " w:xpath="/ns0:NavWordReportXmlPart[1]/ns0:Totals[1]/ns0:Totals_InvDiscAmount[1]" w:storeItemID="{5D4524CD-A282-4F19-BAEA-0AD6212CDB38}"/>
             <w:text/>
           </w:sdtPr>
           <w:sdtContent>
@@ -1036,7 +1045,7 @@
             <w:placeholder>
               <w:docPart w:val="50A5D05D15FF4AB4833AB11957E85ECA"/>
             </w:placeholder>
-            <w:dataBinding w:prefixMappings="xmlns:ns0='urn:microsoft-dynamics-nav/reports/Salesperson_Sales_Statistics/114/'" w:xpath="/ns0:NavWordReportXmlPart[1]/ns0:Totals[1]/ns0:Totals_PmtDiscGiven[1]" w:storeItemID="{5D4524CD-A282-4F19-BAEA-0AD6212CDB38}"/>
+            <w:dataBinding w:prefixMappings="xmlns:ns0='urn:microsoft-dynamics-nav/reports/Salesperson_Sales_Statistics/114/' " w:xpath="/ns0:NavWordReportXmlPart[1]/ns0:Totals[1]/ns0:Totals_PmtDiscGiven[1]" w:storeItemID="{5D4524CD-A282-4F19-BAEA-0AD6212CDB38}"/>
             <w:text/>
           </w:sdtPr>
           <w:sdtContent>
@@ -1065,7 +1074,7 @@
             <w:placeholder>
               <w:docPart w:val="50A5D05D15FF4AB4833AB11957E85ECA"/>
             </w:placeholder>
-            <w:dataBinding w:prefixMappings="xmlns:ns0='urn:microsoft-dynamics-nav/reports/Salesperson_Sales_Statistics/114/'" w:xpath="/ns0:NavWordReportXmlPart[1]/ns0:Totals[1]/ns0:Totals_PmtTolerance[1]" w:storeItemID="{5D4524CD-A282-4F19-BAEA-0AD6212CDB38}"/>
+            <w:dataBinding w:prefixMappings="xmlns:ns0='urn:microsoft-dynamics-nav/reports/Salesperson_Sales_Statistics/114/' " w:xpath="/ns0:NavWordReportXmlPart[1]/ns0:Totals[1]/ns0:Totals_PmtTolerance[1]" w:storeItemID="{5D4524CD-A282-4F19-BAEA-0AD6212CDB38}"/>
             <w:text/>
           </w:sdtPr>
           <w:sdtContent>
@@ -1091,7 +1100,7 @@
     <w:p/>
     <w:sectPr>
       <w:pgSz w:w="16838" w:h="11906" w:orient="landscape"/>
-      <w:pgMar w:top="576" w:right="706" w:bottom="576" w:left="706" w:header="708" w:footer="708" w:gutter="0"/>
+      <w:pgMar w:top="706" w:right="576" w:bottom="706" w:left="576" w:header="288" w:footer="288" w:gutter="0"/>
       <w:cols w:space="708"/>
       <w:docGrid w:linePitch="360"/>
     </w:sectPr>
@@ -2129,6 +2138,14 @@
       <w:szCs w:val="18"/>
     </w:rPr>
   </w:style>
+  <w:style w:type="paragraph" w:customStyle="1" w:styleId="BCBlockGap">
+    <w:name w:val="BC Block Gap"/>
+    <w:basedOn w:val="Normal"/>
+    <w:qFormat/>
+    <w:pPr>
+      <w:spacing w:after="0" w:line="240" w:lineRule="exact"/>
+    </w:pPr>
+  </w:style>
 </w:styles>
 </file>
 
@@ -2451,6 +2468,7 @@
     <w:rsid w:val="00611946"/>
     <w:rsid w:val="00634FD2"/>
     <w:rsid w:val="0063509C"/>
+    <w:rsid w:val="00636EC5"/>
     <w:rsid w:val="0064069D"/>
     <w:rsid w:val="00643763"/>
     <w:rsid w:val="006675FA"/>
@@ -2465,6 +2483,7 @@
     <w:rsid w:val="007C19ED"/>
     <w:rsid w:val="00807E4C"/>
     <w:rsid w:val="00827C01"/>
+    <w:rsid w:val="00833889"/>
     <w:rsid w:val="00840A52"/>
     <w:rsid w:val="00883B60"/>
     <w:rsid w:val="008858E8"/>
@@ -2482,12 +2501,14 @@
     <w:rsid w:val="00B708D6"/>
     <w:rsid w:val="00BA70C2"/>
     <w:rsid w:val="00BB7440"/>
+    <w:rsid w:val="00C45F6E"/>
     <w:rsid w:val="00C53E14"/>
     <w:rsid w:val="00C909B7"/>
     <w:rsid w:val="00C9286E"/>
     <w:rsid w:val="00CA0C68"/>
     <w:rsid w:val="00CA7A1D"/>
     <w:rsid w:val="00CB109F"/>
+    <w:rsid w:val="00CB393A"/>
     <w:rsid w:val="00D20ABF"/>
     <w:rsid w:val="00D64F34"/>
     <w:rsid w:val="00D81D98"/>
@@ -2520,8 +2541,8 @@
   </m:mathPr>
   <w:themeFontLang w:val="en-AU" w:eastAsia="ja-JP"/>
   <w:clrSchemeMapping w:bg1="light1" w:t1="dark1" w:bg2="light2" w:t2="dark2" w:accent1="accent1" w:accent2="accent2" w:accent3="accent3" w:accent4="accent4" w:accent5="accent5" w:accent6="accent6" w:hyperlink="hyperlink" w:followedHyperlink="followedHyperlink"/>
-  <w:decimalSymbol w:val="."/>
-  <w:listSeparator w:val=","/>
+  <w:decimalSymbol w:val=","/>
+  <w:listSeparator w:val=";"/>
   <w15:chartTrackingRefBased/>
 </w:settings>
 </file>
@@ -3590,27 +3611,27 @@
  
          < C O M P A N Y N A M E > C O M P A N Y N A M E < / C O M P A N Y N A M E >   
+         < C u s t _ _ L e d g e r _ E n t r y _ _ _ I n v _ _ D i s c o u n t _ _ L C Y _ _ > C u s t _ _ L e d g e r _ E n t r y _ _ _ I n v _ _ D i s c o u n t _ _ L C Y _ _ < / C u s t _ _ L e d g e r _ E n t r y _ _ _ I n v _ _ D i s c o u n t _ _ L C Y _ _ > + 
+         < C u s t _ _ L e d g e r _ E n t r y _ _ _ P m t _ _ D i s c _ _ G i v e n _ _ L C Y _ _ > C u s t _ _ L e d g e r _ E n t r y _ _ _ P m t _ _ D i s c _ _ G i v e n _ _ L C Y _ _ < / C u s t _ _ L e d g e r _ E n t r y _ _ _ P m t _ _ D i s c _ _ G i v e n _ _ L C Y _ _ > + 
+         < C u s t _ _ L e d g e r _ E n t r y _ _ _ P m t _ _ T o l e r a n c e _ _ L C Y _ _ > C u s t _ _ L e d g e r _ E n t r y _ _ _ P m t _ _ T o l e r a n c e _ _ L C Y _ _ < / C u s t _ _ L e d g e r _ E n t r y _ _ _ P m t _ _ T o l e r a n c e _ _ L C Y _ _ > + 
+         < C u s t _ _ L e d g e r _ E n t r y _ _ _ P r o f i t _ _ L C Y _ _ > C u s t _ _ L e d g e r _ E n t r y _ _ _ P r o f i t _ _ L C Y _ _ < / C u s t _ _ L e d g e r _ E n t r y _ _ _ P r o f i t _ _ L C Y _ _ > + 
+         < C u s t _ _ L e d g e r _ E n t r y _ _ _ S a l e s _ _ L C Y _ _ > C u s t _ _ L e d g e r _ E n t r y _ _ _ S a l e s _ _ L C Y _ _ < / C u s t _ _ L e d g e r _ E n t r y _ _ _ S a l e s _ _ L C Y _ _ > + 
+         < C u s t _ _ L e d g e r _ E n t r y _ _ T A B L E C A P T I O N _ _ _ _ _ _ _ _ _ _ C u s t L e d g E n t r y F i l t e r > C u s t _ _ L e d g e r _ E n t r y _ _ T A B L E C A P T I O N _ _ _ _ _ _ _ _ _ _ C u s t L e d g E n t r y F i l t e r < / C u s t _ _ L e d g e r _ E n t r y _ _ T A B L E C A P T I O N _ _ _ _ _ _ _ _ _ _ C u s t L e d g E n t r y F i l t e r > + 
          < C u s t L e d g E n t r y F i l t e r > C u s t L e d g E n t r y F i l t e r < / C u s t L e d g E n t r y F i l t e r >   
-         < C u s t _ _ L e d g e r _ E n t r y _ _ T A B L E C A P T I O N _ _ _ _ _ _ _ _ _ _ C u s t L e d g E n t r y F i l t e r > C u s t _ _ L e d g e r _ E n t r y _ _ T A B L E C A P T I O N _ _ _ _ _ _ _ _ _ _ C u s t L e d g E n t r y F i l t e r < / C u s t _ _ L e d g e r _ E n t r y _ _ T A B L E C A P T I O N _ _ _ _ _ _ _ _ _ _ C u s t L e d g E n t r y F i l t e r > - 
-         < C u s t _ _ L e d g e r _ E n t r y _ _ _ I n v _ _ D i s c o u n t _ _ L C Y _ _ > C u s t _ _ L e d g e r _ E n t r y _ _ _ I n v _ _ D i s c o u n t _ _ L C Y _ _ < / C u s t _ _ L e d g e r _ E n t r y _ _ _ I n v _ _ D i s c o u n t _ _ L C Y _ _ > - 
-         < C u s t _ _ L e d g e r _ E n t r y _ _ _ P m t _ _ D i s c _ _ G i v e n _ _ L C Y _ _ > C u s t _ _ L e d g e r _ E n t r y _ _ _ P m t _ _ D i s c _ _ G i v e n _ _ L C Y _ _ < / C u s t _ _ L e d g e r _ E n t r y _ _ _ P m t _ _ D i s c _ _ G i v e n _ _ L C Y _ _ > - 
-         < C u s t _ _ L e d g e r _ E n t r y _ _ _ P m t _ _ T o l e r a n c e _ _ L C Y _ _ > C u s t _ _ L e d g e r _ E n t r y _ _ _ P m t _ _ T o l e r a n c e _ _ L C Y _ _ < / C u s t _ _ L e d g e r _ E n t r y _ _ _ P m t _ _ T o l e r a n c e _ _ L C Y _ _ > - 
-         < C u s t _ _ L e d g e r _ E n t r y _ _ _ P r o f i t _ _ L C Y _ _ > C u s t _ _ L e d g e r _ E n t r y _ _ _ P r o f i t _ _ L C Y _ _ < / C u s t _ _ L e d g e r _ E n t r y _ _ _ P r o f i t _ _ L C Y _ _ > - 
-         < C u s t _ _ L e d g e r _ E n t r y _ _ _ S a l e s _ _ L C Y _ _ > C u s t _ _ L e d g e r _ E n t r y _ _ _ S a l e s _ _ L C Y _ _ < / C u s t _ _ L e d g e r _ E n t r y _ _ _ S a l e s _ _ L C Y _ _ > - 
          < P r o f i t P e r c e n t > P r o f i t P e r c e n t < / P r o f i t P e r c e n t >   
+         < S a l e s p e r s o n _ P u r c h a s e r _ _ T A B L E C A P T I O N _ _ _ _ _ _ _ _ _ _ S a l e s p e r s o n F i l t e r > S a l e s p e r s o n _ P u r c h a s e r _ _ T A B L E C A P T I O N _ _ _ _ _ _ _ _ _ _ S a l e s p e r s o n F i l t e r < / S a l e s p e r s o n _ P u r c h a s e r _ _ T A B L E C A P T I O N _ _ _ _ _ _ _ _ _ _ S a l e s p e r s o n F i l t e r > + 
+         < S a l e s p e r s o n _ P u r c h a s e r _ C o d e > S a l e s p e r s o n _ P u r c h a s e r _ C o d e < / S a l e s p e r s o n _ P u r c h a s e r _ C o d e > + 
          < S a l e s p e r s o n F i l t e r > S a l e s p e r s o n F i l t e r < / S a l e s p e r s o n F i l t e r > - 
-         < S a l e s p e r s o n _ P u r c h a s e r _ C o d e > S a l e s p e r s o n _ P u r c h a s e r _ C o d e < / S a l e s p e r s o n _ P u r c h a s e r _ C o d e > - 
-         < S a l e s p e r s o n _ P u r c h a s e r _ _ T A B L E C A P T I O N _ _ _ _ _ _ _ _ _ _ S a l e s p e r s o n F i l t e r > S a l e s p e r s o n _ P u r c h a s e r _ _ T A B L E C A P T I O N _ _ _ _ _ _ _ _ _ _ S a l e s p e r s o n F i l t e r < / S a l e s p e r s o n _ P u r c h a s e r _ _ T A B L E C A P T I O N _ _ _ _ _ _ _ _ _ _ S a l e s p e r s o n F i l t e r >   
          < S T R S U B S T N O _ T e x t 0 0 0 _ P e r i o d T e x t _ > S T R S U B S T N O _ T e x t 0 0 0 _ P e r i o d T e x t _ < / S T R S U B S T N O _ T e x t 0 0 0 _ P e r i o d T e x t _ >   
@@ -3841,51 +3862,43 @@
  
      < / L a b e l s >   
-     < T o o l t i p s > - 
-         < T o o l t i p   c o l u m n = " S a l e s p e r s o n _ P u r c h a s e r _ C o d e "   E l e m e n t I d = " 1 3 8 8 0 3 1 6 5 2 " > - 
-             < T o o l t i p T e x t   l a n g = " e n - U S " > S p e c i f i e s   a   c o d e   f o r   t h e   s a l e s p e r s o n   o r   p u r c h a s e r . < / T o o l t i p T e x t > - 
-         < / T o o l t i p > - 
-     < / T o o l t i p s > - 
-     < S a l e s p e r s o n _ P u r c h a s e r   E l e m e n t T y p e = " D a t a I t e m "   E l e m e n t I d = " 7 1 5 0 0 7 1 9 8 " > +     < T o o l t i p s / > + 
+     < S a l e s p e r s o n _ P u r c h a s e r   E l e m e n t T y p e = " D a t a I t e m "   E l e m e n t I d = " 1 2 5 2 1 0 1 6 7 8 " >   
          < A d j P r o f i t   E l e m e n t T y p e = " C o l u m n "   E l e m e n t I d = " 6 6 6 3 9 3 8 5 2 "   D a t a T y p e = " D e c i m a l " > A d j P r o f i t < / A d j P r o f i t >   
          < A d j P r o f i t P e r c e n t   E l e m e n t T y p e = " C o l u m n "   E l e m e n t I d = " 2 1 8 8 9 1 2 7 9 "   D a t a T y p e = " D e c i m a l " > A d j P r o f i t P e r c e n t < / A d j P r o f i t P e r c e n t >   
-         < C O M P A N Y N A M E   E l e m e n t T y p e = " C o l u m n "   E l e m e n t I d = " 1 7 5 3 0 1 5 1 5 5 "   D a t a T y p e = " S t r i n g "   O b s o l e t e S t a t e = " P e n d i n g " > C O M P A N Y N A M E < / C O M P A N Y N A M E > - 
-         < C u s t L e d g E n t r y F i l t e r   E l e m e n t T y p e = " C o l u m n "   E l e m e n t I d = " 1 1 7 3 5 3 2 6 6 6 "   D a t a T y p e = " T e x t "   O b s o l e t e S t a t e = " P e n d i n g " > C u s t L e d g E n t r y F i l t e r < / C u s t L e d g E n t r y F i l t e r > +         < C O M P A N Y N A M E   E l e m e n t T y p e = " C o l u m n "   E l e m e n t I d = " 1 7 5 3 0 1 5 1 5 5 "   D a t a T y p e = " S t r i n g " > C O M P A N Y N A M E < / C O M P A N Y N A M E > + 
+         < C u s t _ _ L e d g e r _ E n t r y _ _ _ I n v _ _ D i s c o u n t _ _ L C Y _ _   E l e m e n t T y p e = " C o l u m n "   E l e m e n t I d = " 1 9 8 9 3 9 0 8 5 5 "   D a t a T y p e = " D e c i m a l " > C u s t _ _ L e d g e r _ E n t r y _ _ _ I n v _ _ D i s c o u n t _ _ L C Y _ _ < / C u s t _ _ L e d g e r _ E n t r y _ _ _ I n v _ _ D i s c o u n t _ _ L C Y _ _ > + 
+         < C u s t _ _ L e d g e r _ E n t r y _ _ _ P m t _ _ D i s c _ _ G i v e n _ _ L C Y _ _   E l e m e n t T y p e = " C o l u m n "   E l e m e n t I d = " 1 8 6 0 9 5 7 6 0 4 "   D a t a T y p e = " D e c i m a l " > C u s t _ _ L e d g e r _ E n t r y _ _ _ P m t _ _ D i s c _ _ G i v e n _ _ L C Y _ _ < / C u s t _ _ L e d g e r _ E n t r y _ _ _ P m t _ _ D i s c _ _ G i v e n _ _ L C Y _ _ > + 
+         < C u s t _ _ L e d g e r _ E n t r y _ _ _ P m t _ _ T o l e r a n c e _ _ L C Y _ _   E l e m e n t T y p e = " C o l u m n "   E l e m e n t I d = " 8 8 4 5 6 3 2 3 "   D a t a T y p e = " D e c i m a l " > C u s t _ _ L e d g e r _ E n t r y _ _ _ P m t _ _ T o l e r a n c e _ _ L C Y _ _ < / C u s t _ _ L e d g e r _ E n t r y _ _ _ P m t _ _ T o l e r a n c e _ _ L C Y _ _ > + 
+         < C u s t _ _ L e d g e r _ E n t r y _ _ _ P r o f i t _ _ L C Y _ _   E l e m e n t T y p e = " C o l u m n "   E l e m e n t I d = " 1 6 1 5 1 3 7 4 4 3 "   D a t a T y p e = " D e c i m a l " > C u s t _ _ L e d g e r _ E n t r y _ _ _ P r o f i t _ _ L C Y _ _ < / C u s t _ _ L e d g e r _ E n t r y _ _ _ P r o f i t _ _ L C Y _ _ > + 
+         < C u s t _ _ L e d g e r _ E n t r y _ _ _ S a l e s _ _ L C Y _ _   E l e m e n t T y p e = " C o l u m n "   E l e m e n t I d = " 3 4 8 7 9 4 9 4 9 "   D a t a T y p e = " D e c i m a l " > C u s t _ _ L e d g e r _ E n t r y _ _ _ S a l e s _ _ L C Y _ _ < / C u s t _ _ L e d g e r _ E n t r y _ _ _ S a l e s _ _ L C Y _ _ >   
          < C u s t _ _ L e d g e r _ E n t r y _ _ T A B L E C A P T I O N _ _ _ _ _ _ _ _ _ _ C u s t L e d g E n t r y F i l t e r   E l e m e n t T y p e = " C o l u m n "   E l e m e n t I d = " 7 1 0 6 3 3 9 1 7 "   D a t a T y p e = " T e x t " > C u s t _ _ L e d g e r _ E n t r y _ _ T A B L E C A P T I O N _ _ _ _ _ _ _ _ _ _ C u s t L e d g E n t r y F i l t e r < / C u s t _ _ L e d g e r _ E n t r y _ _ T A B L E C A P T I O N _ _ _ _ _ _ _ _ _ _ C u s t L e d g E n t r y F i l t e r >   
-         < C u s t _ _ L e d g e r _ E n t r y _ _ _ I n v _ _ D i s c o u n t _ _ L C Y _ _   E l e m e n t T y p e = " C o l u m n "   E l e m e n t I d = " 1 9 8 9 3 9 0 8 5 5 "   D a t a T y p e = " D e c i m a l " > C u s t _ _ L e d g e r _ E n t r y _ _ _ I n v _ _ D i s c o u n t _ _ L C Y _ _ < / C u s t _ _ L e d g e r _ E n t r y _ _ _ I n v _ _ D i s c o u n t _ _ L C Y _ _ > - 
-         < C u s t _ _ L e d g e r _ E n t r y _ _ _ P m t _ _ D i s c _ _ G i v e n _ _ L C Y _ _   E l e m e n t T y p e = " C o l u m n "   E l e m e n t I d = " 1 8 6 0 9 5 7 6 0 4 "   D a t a T y p e = " D e c i m a l " > C u s t _ _ L e d g e r _ E n t r y _ _ _ P m t _ _ D i s c _ _ G i v e n _ _ L C Y _ _ < / C u s t _ _ L e d g e r _ E n t r y _ _ _ P m t _ _ D i s c _ _ G i v e n _ _ L C Y _ _ > - 
-         < C u s t _ _ L e d g e r _ E n t r y _ _ _ P m t _ _ T o l e r a n c e _ _ L C Y _ _   E l e m e n t T y p e = " C o l u m n "   E l e m e n t I d = " 8 8 4 5 6 3 2 3 "   D a t a T y p e = " D e c i m a l " > C u s t _ _ L e d g e r _ E n t r y _ _ _ P m t _ _ T o l e r a n c e _ _ L C Y _ _ < / C u s t _ _ L e d g e r _ E n t r y _ _ _ P m t _ _ T o l e r a n c e _ _ L C Y _ _ > - 
-         < C u s t _ _ L e d g e r _ E n t r y _ _ _ P r o f i t _ _ L C Y _ _   E l e m e n t T y p e = " C o l u m n "   E l e m e n t I d = " 1 6 1 5 1 3 7 4 4 3 "   D a t a T y p e = " D e c i m a l " > C u s t _ _ L e d g e r _ E n t r y _ _ _ P r o f i t _ _ L C Y _ _ < / C u s t _ _ L e d g e r _ E n t r y _ _ _ P r o f i t _ _ L C Y _ _ > - 
-         < C u s t _ _ L e d g e r _ E n t r y _ _ _ S a l e s _ _ L C Y _ _   E l e m e n t T y p e = " C o l u m n "   E l e m e n t I d = " 3 4 8 7 9 4 9 4 9 "   D a t a T y p e = " D e c i m a l " > C u s t _ _ L e d g e r _ E n t r y _ _ _ S a l e s _ _ L C Y _ _ < / C u s t _ _ L e d g e r _ E n t r y _ _ _ S a l e s _ _ L C Y _ _ > +         < C u s t L e d g E n t r y F i l t e r   E l e m e n t T y p e = " C o l u m n "   E l e m e n t I d = " 1 1 7 3 5 3 2 6 6 6 "   D a t a T y p e = " T e x t " > C u s t L e d g E n t r y F i l t e r < / C u s t L e d g E n t r y F i l t e r >   
          < P r o f i t P e r c e n t   E l e m e n t T y p e = " C o l u m n "   E l e m e n t I d = " 1 3 1 4 9 7 7 4 6 4 "   D a t a T y p e = " D e c i m a l " > P r o f i t P e r c e n t < / P r o f i t P e r c e n t >   
-         < S a l e s p e r s o n F i l t e r   E l e m e n t T y p e = " C o l u m n "   E l e m e n t I d = " 1 2 4 2 2 8 3 2 5 6 "   D a t a T y p e = " T e x t "   O b s o l e t e S t a t e = " P e n d i n g " > S a l e s p e r s o n F i l t e r < / S a l e s p e r s o n F i l t e r > +         < S a l e s p e r s o n _ P u r c h a s e r _ _ T A B L E C A P T I O N _ _ _ _ _ _ _ _ _ _ S a l e s p e r s o n F i l t e r   E l e m e n t T y p e = " C o l u m n "   E l e m e n t I d = " 1 0 1 6 0 4 1 6 9 9 "   D a t a T y p e = " T e x t " > S a l e s p e r s o n _ P u r c h a s e r _ _ T A B L E C A P T I O N _ _ _ _ _ _ _ _ _ _ S a l e s p e r s o n F i l t e r < / S a l e s p e r s o n _ P u r c h a s e r _ _ T A B L E C A P T I O N _ _ _ _ _ _ _ _ _ _ S a l e s p e r s o n F i l t e r >   
          < S a l e s p e r s o n _ P u r c h a s e r _ C o d e   E l e m e n t T y p e = " C o l u m n "   E l e m e n t I d = " 1 3 8 8 0 3 1 6 5 2 "   D a t a T y p e = " C o d e " > S a l e s p e r s o n _ P u r c h a s e r _ C o d e < / S a l e s p e r s o n _ P u r c h a s e r _ C o d e >   
-         < S a l e s p e r s o n _ P u r c h a s e r _ _ T A B L E C A P T I O N _ _ _ _ _ _ _ _ _ _ S a l e s p e r s o n F i l t e r   E l e m e n t T y p e = " C o l u m n "   E l e m e n t I d = " 1 0 1 6 0 4 1 6 9 9 "   D a t a T y p e = " T e x t " > S a l e s p e r s o n _ P u r c h a s e r _ _ T A B L E C A P T I O N _ _ _ _ _ _ _ _ _ _ S a l e s p e r s o n F i l t e r < / S a l e s p e r s o n _ P u r c h a s e r _ _ T A B L E C A P T I O N _ _ _ _ _ _ _ _ _ _ S a l e s p e r s o n F i l t e r > +         < S a l e s p e r s o n F i l t e r   E l e m e n t T y p e = " C o l u m n "   E l e m e n t I d = " 1 2 4 2 2 8 3 2 5 6 "   D a t a T y p e = " T e x t " > S a l e s p e r s o n F i l t e r < / S a l e s p e r s o n F i l t e r >   
          < S T R S U B S T N O _ T e x t 0 0 0 _ P e r i o d T e x t _   E l e m e n t T y p e = " C o l u m n "   E l e m e n t I d = " 7 2 2 9 9 1 7 0 4 "   D a t a T y p e = " S t r i n g " > S T R S U B S T N O _ T e x t 0 0 0 _ P e r i o d T e x t _ < / S T R S U B S T N O _ T e x t 0 0 0 _ P e r i o d T e x t _ >   
      < / S a l e s p e r s o n _ P u r c h a s e r >   
-     < C u s t _ L e d g e r _ E n t r y   E l e m e n t T y p e = " D a t a I t e m "   E l e m e n t I d = " 1 6 3 9 1 4 6 4 4 5 " / > +     < C u s t _ L e d g e r _ E n t r y   E l e m e n t T y p e = " D a t a I t e m "   E l e m e n t I d = " 5 8 6 4 3 3 8 0 3 " / >   
      < T o t a l s   E l e m e n t T y p e = " D a t a I t e m "   E l e m e n t I d = " 1 8 2 3 9 5 0 0 4 4 " >   
